--- a/documents/word/21_1_Business_Continuity_Crisis_BCM_Audit_For_RAM – Audit-Ready BCM Self-Assessment Manual.docx
+++ b/documents/word/21_1_Business_Continuity_Crisis_BCM_Audit_For_RAM – Audit-Ready BCM Self-Assessment Manual.docx
@@ -12,12 +12,13 @@
           <w:b/>
           <w:bCs/>
           <w:kern w:val="36"/>
-          <w:sz w:val="48"/>
-          <w:szCs w:val="48"/>
-          <w:lang w:val="en-GB" w:eastAsia="en-GB" w:bidi="ar-SA"/>
-          <w14:ligatures w14:val="none"/>
-        </w:rPr>
-      </w:pPr>
+          <w:sz w:val="36"/>
+          <w:szCs w:val="36"/>
+          <w:lang w:val="en-GB" w:eastAsia="en-GB" w:bidi="ar-SA"/>
+          <w14:ligatures w14:val="none"/>
+        </w:rPr>
+      </w:pPr>
+      <w:bookmarkStart w:id="0" w:name="_Toc224213763"/>
       <w:r>
         <w:rPr>
           <w:rFonts w:ascii="Segoe UI Emoji" w:eastAsia="Times New Roman" w:hAnsi="Segoe UI Emoji" w:cs="Segoe UI Emoji"/>
@@ -57,30 +58,3656 @@
         </w:rPr>
         <w:t>RAM – Audit-Ready BCM Self-Assessment Manual</w:t>
       </w:r>
+      <w:bookmarkEnd w:id="0"/>
     </w:p>
     <w:p>
       <w:pPr>
+        <w:shd w:val="clear" w:color="auto" w:fill="0E2841" w:themeFill="text2"/>
         <w:spacing w:before="100" w:beforeAutospacing="1" w:after="100" w:afterAutospacing="1" w:line="240" w:lineRule="auto"/>
-        <w:rPr>
-          <w:rFonts w:ascii="Times New Roman" w:eastAsia="Times New Roman" w:hAnsi="Times New Roman" w:cs="Times New Roman"/>
-          <w:kern w:val="0"/>
-          <w:sz w:val="24"/>
-          <w:szCs w:val="24"/>
-          <w:lang w:val="en-GB" w:eastAsia="en-GB" w:bidi="ar-SA"/>
-          <w14:ligatures w14:val="none"/>
-        </w:rPr>
-      </w:pPr>
-      <w:r>
+        <w:outlineLvl w:val="0"/>
         <w:rPr>
           <w:rFonts w:ascii="Times New Roman" w:eastAsia="Times New Roman" w:hAnsi="Times New Roman" w:cs="Times New Roman"/>
           <w:b/>
           <w:bCs/>
-          <w:kern w:val="0"/>
-          <w:sz w:val="24"/>
-          <w:szCs w:val="24"/>
-          <w:lang w:val="en-GB" w:eastAsia="en-GB" w:bidi="ar-SA"/>
-          <w14:ligatures w14:val="none"/>
-        </w:rPr>
+          <w:kern w:val="36"/>
+          <w:sz w:val="48"/>
+          <w:szCs w:val="48"/>
+          <w:lang w:val="en-GB" w:eastAsia="en-GB" w:bidi="ar-SA"/>
+          <w14:ligatures w14:val="none"/>
+        </w:rPr>
+      </w:pPr>
+      <w:bookmarkStart w:id="1" w:name="_Toc224213764"/>
+      <w:r>
+        <w:rPr>
+          <w:rFonts w:ascii="Times New Roman" w:eastAsia="Times New Roman" w:hAnsi="Times New Roman" w:cs="Times New Roman"/>
+          <w:b/>
+          <w:bCs/>
+          <w:kern w:val="36"/>
+          <w:sz w:val="36"/>
+          <w:szCs w:val="36"/>
+          <w:lang w:val="en-GB" w:eastAsia="en-GB" w:bidi="ar-SA"/>
+          <w14:ligatures w14:val="none"/>
+        </w:rPr>
+        <w:t>Complementary to BCM 21</w:t>
+      </w:r>
+      <w:bookmarkEnd w:id="1"/>
+    </w:p>
+    <w:p>
+      <w:pPr>
+        <w:rPr>
+          <w:rFonts w:ascii="Times New Roman" w:eastAsia="Times New Roman" w:hAnsi="Times New Roman" w:cs="Times New Roman"/>
+          <w:b/>
+          <w:bCs/>
+          <w:kern w:val="0"/>
+          <w:sz w:val="27"/>
+          <w:szCs w:val="27"/>
+          <w:lang w:val="en-GB" w:eastAsia="en-GB" w:bidi="ar-SA"/>
+          <w14:ligatures w14:val="none"/>
+        </w:rPr>
+      </w:pPr>
+      <w:r>
+        <w:rPr>
+          <w:rFonts w:ascii="Times New Roman" w:eastAsia="Times New Roman" w:hAnsi="Times New Roman" w:cs="Times New Roman"/>
+          <w:b/>
+          <w:bCs/>
+          <w:kern w:val="0"/>
+          <w:sz w:val="27"/>
+          <w:szCs w:val="27"/>
+          <w:lang w:val="en-GB" w:eastAsia="en-GB" w:bidi="ar-SA"/>
+          <w14:ligatures w14:val="none"/>
+        </w:rPr>
+        <w:t xml:space="preserve">Document quality </w:t>
+      </w:r>
+    </w:p>
+    <w:tbl>
+      <w:tblPr>
+        <w:tblStyle w:val="PlainTable1"/>
+        <w:tblW w:w="9085" w:type="dxa"/>
+        <w:tblLook w:val="04A0" w:firstRow="1" w:lastRow="0" w:firstColumn="1" w:lastColumn="0" w:noHBand="0" w:noVBand="1"/>
+      </w:tblPr>
+      <w:tblGrid>
+        <w:gridCol w:w="2605"/>
+        <w:gridCol w:w="6480"/>
+      </w:tblGrid>
+      <w:tr>
+        <w:trPr>
+          <w:cnfStyle w:val="100000000000" w:firstRow="1" w:lastRow="0" w:firstColumn="0" w:lastColumn="0" w:oddVBand="0" w:evenVBand="0" w:oddHBand="0" w:evenHBand="0" w:firstRowFirstColumn="0" w:firstRowLastColumn="0" w:lastRowFirstColumn="0" w:lastRowLastColumn="0"/>
+        </w:trPr>
+        <w:tc>
+          <w:tcPr>
+            <w:cnfStyle w:val="001000000000" w:firstRow="0" w:lastRow="0" w:firstColumn="1" w:lastColumn="0" w:oddVBand="0" w:evenVBand="0" w:oddHBand="0" w:evenHBand="0" w:firstRowFirstColumn="0" w:firstRowLastColumn="0" w:lastRowFirstColumn="0" w:lastRowLastColumn="0"/>
+            <w:tcW w:w="2605" w:type="dxa"/>
+            <w:shd w:val="clear" w:color="auto" w:fill="0A2F41" w:themeFill="accent1" w:themeFillShade="80"/>
+          </w:tcPr>
+          <w:p>
+            <w:pPr>
+              <w:jc w:val="center"/>
+              <w:rPr>
+                <w:rFonts w:ascii="Times New Roman" w:eastAsia="Times New Roman" w:hAnsi="Times New Roman" w:cs="Times New Roman"/>
+                <w:kern w:val="0"/>
+                <w:sz w:val="24"/>
+                <w:szCs w:val="24"/>
+                <w:lang w:val="en-GB" w:eastAsia="en-GB" w:bidi="ar-SA"/>
+                <w14:ligatures w14:val="none"/>
+              </w:rPr>
+            </w:pPr>
+            <w:r>
+              <w:rPr>
+                <w:rFonts w:ascii="Times New Roman" w:eastAsia="Times New Roman" w:hAnsi="Times New Roman" w:cs="Times New Roman"/>
+                <w:kern w:val="0"/>
+                <w:sz w:val="24"/>
+                <w:szCs w:val="24"/>
+                <w:lang w:val="en-GB" w:eastAsia="en-GB" w:bidi="ar-SA"/>
+                <w14:ligatures w14:val="none"/>
+              </w:rPr>
+              <w:t>Item</w:t>
+            </w:r>
+          </w:p>
+        </w:tc>
+        <w:tc>
+          <w:tcPr>
+            <w:tcW w:w="6480" w:type="dxa"/>
+            <w:shd w:val="clear" w:color="auto" w:fill="0A2F41" w:themeFill="accent1" w:themeFillShade="80"/>
+          </w:tcPr>
+          <w:p>
+            <w:pPr>
+              <w:jc w:val="center"/>
+              <w:cnfStyle w:val="100000000000" w:firstRow="1" w:lastRow="0" w:firstColumn="0" w:lastColumn="0" w:oddVBand="0" w:evenVBand="0" w:oddHBand="0" w:evenHBand="0" w:firstRowFirstColumn="0" w:firstRowLastColumn="0" w:lastRowFirstColumn="0" w:lastRowLastColumn="0"/>
+              <w:rPr>
+                <w:rFonts w:ascii="Times New Roman" w:eastAsia="Times New Roman" w:hAnsi="Times New Roman" w:cs="Times New Roman"/>
+                <w:kern w:val="0"/>
+                <w:sz w:val="24"/>
+                <w:szCs w:val="24"/>
+                <w:lang w:val="en-GB" w:eastAsia="en-GB" w:bidi="ar-SA"/>
+                <w14:ligatures w14:val="none"/>
+              </w:rPr>
+            </w:pPr>
+            <w:r>
+              <w:rPr>
+                <w:rFonts w:ascii="Times New Roman" w:eastAsia="Times New Roman" w:hAnsi="Times New Roman" w:cs="Times New Roman"/>
+                <w:kern w:val="0"/>
+                <w:sz w:val="24"/>
+                <w:szCs w:val="24"/>
+                <w:lang w:val="en-GB" w:eastAsia="en-GB" w:bidi="ar-SA"/>
+                <w14:ligatures w14:val="none"/>
+              </w:rPr>
+              <w:t>Details</w:t>
+            </w:r>
+          </w:p>
+        </w:tc>
+      </w:tr>
+      <w:tr>
+        <w:trPr>
+          <w:cnfStyle w:val="000000100000" w:firstRow="0" w:lastRow="0" w:firstColumn="0" w:lastColumn="0" w:oddVBand="0" w:evenVBand="0" w:oddHBand="1" w:evenHBand="0" w:firstRowFirstColumn="0" w:firstRowLastColumn="0" w:lastRowFirstColumn="0" w:lastRowLastColumn="0"/>
+        </w:trPr>
+        <w:tc>
+          <w:tcPr>
+            <w:cnfStyle w:val="001000000000" w:firstRow="0" w:lastRow="0" w:firstColumn="1" w:lastColumn="0" w:oddVBand="0" w:evenVBand="0" w:oddHBand="0" w:evenHBand="0" w:firstRowFirstColumn="0" w:firstRowLastColumn="0" w:lastRowFirstColumn="0" w:lastRowLastColumn="0"/>
+            <w:tcW w:w="2605" w:type="dxa"/>
+            <w:hideMark/>
+          </w:tcPr>
+          <w:p>
+            <w:pPr>
+              <w:rPr>
+                <w:rFonts w:ascii="Times New Roman" w:eastAsia="Times New Roman" w:hAnsi="Times New Roman" w:cs="Times New Roman"/>
+                <w:kern w:val="0"/>
+                <w:sz w:val="24"/>
+                <w:szCs w:val="24"/>
+                <w:lang w:val="en-GB" w:eastAsia="en-GB" w:bidi="ar-SA"/>
+                <w14:ligatures w14:val="none"/>
+              </w:rPr>
+            </w:pPr>
+            <w:r>
+              <w:rPr>
+                <w:rFonts w:ascii="Times New Roman" w:eastAsia="Times New Roman" w:hAnsi="Times New Roman" w:cs="Times New Roman"/>
+                <w:kern w:val="0"/>
+                <w:sz w:val="24"/>
+                <w:szCs w:val="24"/>
+                <w:lang w:val="en-GB" w:eastAsia="en-GB" w:bidi="ar-SA"/>
+                <w14:ligatures w14:val="none"/>
+              </w:rPr>
+              <w:t>Organization</w:t>
+            </w:r>
+          </w:p>
+        </w:tc>
+        <w:tc>
+          <w:tcPr>
+            <w:tcW w:w="6480" w:type="dxa"/>
+            <w:hideMark/>
+          </w:tcPr>
+          <w:p>
+            <w:pPr>
+              <w:cnfStyle w:val="000000100000" w:firstRow="0" w:lastRow="0" w:firstColumn="0" w:lastColumn="0" w:oddVBand="0" w:evenVBand="0" w:oddHBand="1" w:evenHBand="0" w:firstRowFirstColumn="0" w:firstRowLastColumn="0" w:lastRowFirstColumn="0" w:lastRowLastColumn="0"/>
+              <w:rPr>
+                <w:rFonts w:ascii="Times New Roman" w:eastAsia="Times New Roman" w:hAnsi="Times New Roman" w:cs="Times New Roman"/>
+                <w:kern w:val="0"/>
+                <w:sz w:val="24"/>
+                <w:szCs w:val="24"/>
+                <w:lang w:val="en-GB" w:eastAsia="en-GB" w:bidi="ar-SA"/>
+                <w14:ligatures w14:val="none"/>
+              </w:rPr>
+            </w:pPr>
+            <w:r>
+              <w:rPr>
+                <w:rFonts w:ascii="Times New Roman" w:eastAsia="Times New Roman" w:hAnsi="Times New Roman" w:cs="Times New Roman"/>
+                <w:kern w:val="0"/>
+                <w:sz w:val="24"/>
+                <w:szCs w:val="24"/>
+                <w:lang w:val="en-GB" w:eastAsia="en-GB" w:bidi="ar-SA"/>
+                <w14:ligatures w14:val="none"/>
+              </w:rPr>
+              <w:t>RAM Governance Portal</w:t>
+            </w:r>
+          </w:p>
+        </w:tc>
+      </w:tr>
+      <w:tr>
+        <w:tc>
+          <w:tcPr>
+            <w:cnfStyle w:val="001000000000" w:firstRow="0" w:lastRow="0" w:firstColumn="1" w:lastColumn="0" w:oddVBand="0" w:evenVBand="0" w:oddHBand="0" w:evenHBand="0" w:firstRowFirstColumn="0" w:firstRowLastColumn="0" w:lastRowFirstColumn="0" w:lastRowLastColumn="0"/>
+            <w:tcW w:w="2605" w:type="dxa"/>
+            <w:hideMark/>
+          </w:tcPr>
+          <w:p>
+            <w:pPr>
+              <w:rPr>
+                <w:rFonts w:ascii="Times New Roman" w:eastAsia="Times New Roman" w:hAnsi="Times New Roman" w:cs="Times New Roman"/>
+                <w:kern w:val="0"/>
+                <w:sz w:val="24"/>
+                <w:szCs w:val="24"/>
+                <w:lang w:val="en-GB" w:eastAsia="en-GB" w:bidi="ar-SA"/>
+                <w14:ligatures w14:val="none"/>
+              </w:rPr>
+            </w:pPr>
+            <w:r>
+              <w:rPr>
+                <w:rFonts w:ascii="Times New Roman" w:eastAsia="Times New Roman" w:hAnsi="Times New Roman" w:cs="Times New Roman"/>
+                <w:kern w:val="0"/>
+                <w:sz w:val="24"/>
+                <w:szCs w:val="24"/>
+                <w:lang w:val="en-GB" w:eastAsia="en-GB" w:bidi="ar-SA"/>
+                <w14:ligatures w14:val="none"/>
+              </w:rPr>
+              <w:t>Document Title</w:t>
+            </w:r>
+          </w:p>
+        </w:tc>
+        <w:tc>
+          <w:tcPr>
+            <w:tcW w:w="6480" w:type="dxa"/>
+            <w:hideMark/>
+          </w:tcPr>
+          <w:p>
+            <w:pPr>
+              <w:cnfStyle w:val="000000000000" w:firstRow="0" w:lastRow="0" w:firstColumn="0" w:lastColumn="0" w:oddVBand="0" w:evenVBand="0" w:oddHBand="0" w:evenHBand="0" w:firstRowFirstColumn="0" w:firstRowLastColumn="0" w:lastRowFirstColumn="0" w:lastRowLastColumn="0"/>
+              <w:rPr>
+                <w:rFonts w:ascii="Times New Roman" w:eastAsia="Times New Roman" w:hAnsi="Times New Roman" w:cs="Times New Roman"/>
+                <w:kern w:val="0"/>
+                <w:sz w:val="24"/>
+                <w:szCs w:val="24"/>
+                <w:lang w:val="en-GB" w:eastAsia="en-GB" w:bidi="ar-SA"/>
+                <w14:ligatures w14:val="none"/>
+              </w:rPr>
+            </w:pPr>
+            <w:r>
+              <w:rPr>
+                <w:rFonts w:ascii="Times New Roman" w:eastAsia="Times New Roman" w:hAnsi="Times New Roman" w:cs="Times New Roman"/>
+                <w:kern w:val="0"/>
+                <w:sz w:val="24"/>
+                <w:szCs w:val="24"/>
+                <w:lang w:val="en-GB" w:eastAsia="en-GB" w:bidi="ar-SA"/>
+                <w14:ligatures w14:val="none"/>
+              </w:rPr>
+              <w:t xml:space="preserve">RAM – Audit-Ready BCM </w:t>
+            </w:r>
+            <w:r>
+              <w:rPr>
+                <w:rFonts w:ascii="Times New Roman" w:eastAsia="Times New Roman" w:hAnsi="Times New Roman" w:cs="Times New Roman"/>
+                <w:kern w:val="0"/>
+                <w:sz w:val="24"/>
+                <w:szCs w:val="24"/>
+                <w:lang w:val="en-GB" w:eastAsia="en-GB" w:bidi="ar-SA"/>
+                <w14:ligatures w14:val="none"/>
+              </w:rPr>
+              <w:t xml:space="preserve">21 </w:t>
+            </w:r>
+            <w:r>
+              <w:rPr>
+                <w:rFonts w:ascii="Times New Roman" w:eastAsia="Times New Roman" w:hAnsi="Times New Roman" w:cs="Times New Roman"/>
+                <w:kern w:val="0"/>
+                <w:sz w:val="24"/>
+                <w:szCs w:val="24"/>
+                <w:lang w:val="en-GB" w:eastAsia="en-GB" w:bidi="ar-SA"/>
+                <w14:ligatures w14:val="none"/>
+              </w:rPr>
+              <w:t>Self-Assessment Manual</w:t>
+            </w:r>
+          </w:p>
+        </w:tc>
+      </w:tr>
+      <w:tr>
+        <w:trPr>
+          <w:cnfStyle w:val="000000100000" w:firstRow="0" w:lastRow="0" w:firstColumn="0" w:lastColumn="0" w:oddVBand="0" w:evenVBand="0" w:oddHBand="1" w:evenHBand="0" w:firstRowFirstColumn="0" w:firstRowLastColumn="0" w:lastRowFirstColumn="0" w:lastRowLastColumn="0"/>
+        </w:trPr>
+        <w:tc>
+          <w:tcPr>
+            <w:cnfStyle w:val="001000000000" w:firstRow="0" w:lastRow="0" w:firstColumn="1" w:lastColumn="0" w:oddVBand="0" w:evenVBand="0" w:oddHBand="0" w:evenHBand="0" w:firstRowFirstColumn="0" w:firstRowLastColumn="0" w:lastRowFirstColumn="0" w:lastRowLastColumn="0"/>
+            <w:tcW w:w="2605" w:type="dxa"/>
+            <w:hideMark/>
+          </w:tcPr>
+          <w:p>
+            <w:pPr>
+              <w:rPr>
+                <w:rFonts w:ascii="Times New Roman" w:eastAsia="Times New Roman" w:hAnsi="Times New Roman" w:cs="Times New Roman"/>
+                <w:kern w:val="0"/>
+                <w:sz w:val="24"/>
+                <w:szCs w:val="24"/>
+                <w:lang w:val="en-GB" w:eastAsia="en-GB" w:bidi="ar-SA"/>
+                <w14:ligatures w14:val="none"/>
+              </w:rPr>
+            </w:pPr>
+            <w:r>
+              <w:rPr>
+                <w:rFonts w:ascii="Times New Roman" w:eastAsia="Times New Roman" w:hAnsi="Times New Roman" w:cs="Times New Roman"/>
+                <w:kern w:val="0"/>
+                <w:sz w:val="24"/>
+                <w:szCs w:val="24"/>
+                <w:lang w:val="en-GB" w:eastAsia="en-GB" w:bidi="ar-SA"/>
+                <w14:ligatures w14:val="none"/>
+              </w:rPr>
+              <w:t>Document Code</w:t>
+            </w:r>
+          </w:p>
+        </w:tc>
+        <w:tc>
+          <w:tcPr>
+            <w:tcW w:w="6480" w:type="dxa"/>
+            <w:hideMark/>
+          </w:tcPr>
+          <w:p>
+            <w:pPr>
+              <w:cnfStyle w:val="000000100000" w:firstRow="0" w:lastRow="0" w:firstColumn="0" w:lastColumn="0" w:oddVBand="0" w:evenVBand="0" w:oddHBand="1" w:evenHBand="0" w:firstRowFirstColumn="0" w:firstRowLastColumn="0" w:lastRowFirstColumn="0" w:lastRowLastColumn="0"/>
+              <w:rPr>
+                <w:rFonts w:ascii="Times New Roman" w:eastAsia="Times New Roman" w:hAnsi="Times New Roman" w:cs="Times New Roman"/>
+                <w:kern w:val="0"/>
+                <w:sz w:val="24"/>
+                <w:szCs w:val="24"/>
+                <w:lang w:val="en-GB" w:eastAsia="en-GB" w:bidi="ar-SA"/>
+                <w14:ligatures w14:val="none"/>
+              </w:rPr>
+            </w:pPr>
+            <w:r>
+              <w:rPr>
+                <w:rFonts w:ascii="Times New Roman" w:eastAsia="Times New Roman" w:hAnsi="Times New Roman" w:cs="Times New Roman"/>
+                <w:kern w:val="0"/>
+                <w:sz w:val="24"/>
+                <w:szCs w:val="24"/>
+                <w:lang w:val="en-GB" w:eastAsia="en-GB" w:bidi="ar-SA"/>
+                <w14:ligatures w14:val="none"/>
+              </w:rPr>
+              <w:t>RAM-PROC-0</w:t>
+            </w:r>
+            <w:r>
+              <w:rPr>
+                <w:rFonts w:ascii="Times New Roman" w:eastAsia="Times New Roman" w:hAnsi="Times New Roman" w:cs="Times New Roman"/>
+                <w:kern w:val="0"/>
+                <w:sz w:val="24"/>
+                <w:szCs w:val="24"/>
+                <w:lang w:val="en-GB" w:eastAsia="en-GB" w:bidi="ar-SA"/>
+                <w14:ligatures w14:val="none"/>
+              </w:rPr>
+              <w:t>21</w:t>
+            </w:r>
+          </w:p>
+        </w:tc>
+      </w:tr>
+      <w:tr>
+        <w:tc>
+          <w:tcPr>
+            <w:cnfStyle w:val="001000000000" w:firstRow="0" w:lastRow="0" w:firstColumn="1" w:lastColumn="0" w:oddVBand="0" w:evenVBand="0" w:oddHBand="0" w:evenHBand="0" w:firstRowFirstColumn="0" w:firstRowLastColumn="0" w:lastRowFirstColumn="0" w:lastRowLastColumn="0"/>
+            <w:tcW w:w="2605" w:type="dxa"/>
+            <w:hideMark/>
+          </w:tcPr>
+          <w:p>
+            <w:pPr>
+              <w:rPr>
+                <w:rFonts w:ascii="Times New Roman" w:eastAsia="Times New Roman" w:hAnsi="Times New Roman" w:cs="Times New Roman"/>
+                <w:kern w:val="0"/>
+                <w:sz w:val="24"/>
+                <w:szCs w:val="24"/>
+                <w:lang w:val="en-GB" w:eastAsia="en-GB" w:bidi="ar-SA"/>
+                <w14:ligatures w14:val="none"/>
+              </w:rPr>
+            </w:pPr>
+            <w:r>
+              <w:rPr>
+                <w:rFonts w:ascii="Times New Roman" w:eastAsia="Times New Roman" w:hAnsi="Times New Roman" w:cs="Times New Roman"/>
+                <w:kern w:val="0"/>
+                <w:sz w:val="24"/>
+                <w:szCs w:val="24"/>
+                <w:lang w:val="en-GB" w:eastAsia="en-GB" w:bidi="ar-SA"/>
+                <w14:ligatures w14:val="none"/>
+              </w:rPr>
+              <w:t>Process Area</w:t>
+            </w:r>
+          </w:p>
+        </w:tc>
+        <w:tc>
+          <w:tcPr>
+            <w:tcW w:w="6480" w:type="dxa"/>
+            <w:hideMark/>
+          </w:tcPr>
+          <w:p>
+            <w:pPr>
+              <w:cnfStyle w:val="000000000000" w:firstRow="0" w:lastRow="0" w:firstColumn="0" w:lastColumn="0" w:oddVBand="0" w:evenVBand="0" w:oddHBand="0" w:evenHBand="0" w:firstRowFirstColumn="0" w:firstRowLastColumn="0" w:lastRowFirstColumn="0" w:lastRowLastColumn="0"/>
+              <w:rPr>
+                <w:rFonts w:ascii="Times New Roman" w:eastAsia="Times New Roman" w:hAnsi="Times New Roman" w:cs="Times New Roman"/>
+                <w:kern w:val="0"/>
+                <w:sz w:val="24"/>
+                <w:szCs w:val="24"/>
+                <w:lang w:val="en-GB" w:eastAsia="en-GB" w:bidi="ar-SA"/>
+                <w14:ligatures w14:val="none"/>
+              </w:rPr>
+            </w:pPr>
+            <w:r>
+              <w:rPr>
+                <w:rFonts w:ascii="Times New Roman" w:eastAsia="Times New Roman" w:hAnsi="Times New Roman" w:cs="Times New Roman"/>
+                <w:kern w:val="0"/>
+                <w:sz w:val="24"/>
+                <w:szCs w:val="24"/>
+                <w:lang w:val="en-GB" w:eastAsia="en-GB" w:bidi="ar-SA"/>
+                <w14:ligatures w14:val="none"/>
+              </w:rPr>
+              <w:t xml:space="preserve">RAM – Audit-Ready BCM </w:t>
+            </w:r>
+            <w:r>
+              <w:rPr>
+                <w:rFonts w:ascii="Times New Roman" w:eastAsia="Times New Roman" w:hAnsi="Times New Roman" w:cs="Times New Roman"/>
+                <w:kern w:val="0"/>
+                <w:sz w:val="24"/>
+                <w:szCs w:val="24"/>
+                <w:lang w:val="en-GB" w:eastAsia="en-GB" w:bidi="ar-SA"/>
+                <w14:ligatures w14:val="none"/>
+              </w:rPr>
+              <w:t xml:space="preserve">21 </w:t>
+            </w:r>
+            <w:r>
+              <w:rPr>
+                <w:rFonts w:ascii="Times New Roman" w:eastAsia="Times New Roman" w:hAnsi="Times New Roman" w:cs="Times New Roman"/>
+                <w:kern w:val="0"/>
+                <w:sz w:val="24"/>
+                <w:szCs w:val="24"/>
+                <w:lang w:val="en-GB" w:eastAsia="en-GB" w:bidi="ar-SA"/>
+                <w14:ligatures w14:val="none"/>
+              </w:rPr>
+              <w:t>Self-Assessment Manual</w:t>
+            </w:r>
+          </w:p>
+        </w:tc>
+      </w:tr>
+      <w:tr>
+        <w:trPr>
+          <w:cnfStyle w:val="000000100000" w:firstRow="0" w:lastRow="0" w:firstColumn="0" w:lastColumn="0" w:oddVBand="0" w:evenVBand="0" w:oddHBand="1" w:evenHBand="0" w:firstRowFirstColumn="0" w:firstRowLastColumn="0" w:lastRowFirstColumn="0" w:lastRowLastColumn="0"/>
+        </w:trPr>
+        <w:tc>
+          <w:tcPr>
+            <w:cnfStyle w:val="001000000000" w:firstRow="0" w:lastRow="0" w:firstColumn="1" w:lastColumn="0" w:oddVBand="0" w:evenVBand="0" w:oddHBand="0" w:evenHBand="0" w:firstRowFirstColumn="0" w:firstRowLastColumn="0" w:lastRowFirstColumn="0" w:lastRowLastColumn="0"/>
+            <w:tcW w:w="2605" w:type="dxa"/>
+            <w:hideMark/>
+          </w:tcPr>
+          <w:p>
+            <w:pPr>
+              <w:rPr>
+                <w:rFonts w:ascii="Times New Roman" w:eastAsia="Times New Roman" w:hAnsi="Times New Roman" w:cs="Times New Roman"/>
+                <w:kern w:val="0"/>
+                <w:sz w:val="24"/>
+                <w:szCs w:val="24"/>
+                <w:lang w:val="en-GB" w:eastAsia="en-GB" w:bidi="ar-SA"/>
+                <w14:ligatures w14:val="none"/>
+              </w:rPr>
+            </w:pPr>
+            <w:r>
+              <w:rPr>
+                <w:rFonts w:ascii="Times New Roman" w:eastAsia="Times New Roman" w:hAnsi="Times New Roman" w:cs="Times New Roman"/>
+                <w:kern w:val="0"/>
+                <w:sz w:val="24"/>
+                <w:szCs w:val="24"/>
+                <w:lang w:val="en-GB" w:eastAsia="en-GB" w:bidi="ar-SA"/>
+                <w14:ligatures w14:val="none"/>
+              </w:rPr>
+              <w:t>Document Type</w:t>
+            </w:r>
+          </w:p>
+        </w:tc>
+        <w:tc>
+          <w:tcPr>
+            <w:tcW w:w="6480" w:type="dxa"/>
+            <w:hideMark/>
+          </w:tcPr>
+          <w:p>
+            <w:pPr>
+              <w:cnfStyle w:val="000000100000" w:firstRow="0" w:lastRow="0" w:firstColumn="0" w:lastColumn="0" w:oddVBand="0" w:evenVBand="0" w:oddHBand="1" w:evenHBand="0" w:firstRowFirstColumn="0" w:firstRowLastColumn="0" w:lastRowFirstColumn="0" w:lastRowLastColumn="0"/>
+              <w:rPr>
+                <w:rFonts w:ascii="Times New Roman" w:eastAsia="Times New Roman" w:hAnsi="Times New Roman" w:cs="Times New Roman"/>
+                <w:kern w:val="0"/>
+                <w:sz w:val="24"/>
+                <w:szCs w:val="24"/>
+                <w:lang w:val="en-GB" w:eastAsia="en-GB" w:bidi="ar-SA"/>
+                <w14:ligatures w14:val="none"/>
+              </w:rPr>
+            </w:pPr>
+            <w:r>
+              <w:rPr>
+                <w:rFonts w:ascii="Times New Roman" w:eastAsia="Times New Roman" w:hAnsi="Times New Roman" w:cs="Times New Roman"/>
+                <w:kern w:val="0"/>
+                <w:sz w:val="24"/>
+                <w:szCs w:val="24"/>
+                <w:lang w:val="en-GB" w:eastAsia="en-GB" w:bidi="ar-SA"/>
+                <w14:ligatures w14:val="none"/>
+              </w:rPr>
+              <w:t>Procedure</w:t>
+            </w:r>
+          </w:p>
+        </w:tc>
+      </w:tr>
+      <w:tr>
+        <w:tc>
+          <w:tcPr>
+            <w:cnfStyle w:val="001000000000" w:firstRow="0" w:lastRow="0" w:firstColumn="1" w:lastColumn="0" w:oddVBand="0" w:evenVBand="0" w:oddHBand="0" w:evenHBand="0" w:firstRowFirstColumn="0" w:firstRowLastColumn="0" w:lastRowFirstColumn="0" w:lastRowLastColumn="0"/>
+            <w:tcW w:w="2605" w:type="dxa"/>
+            <w:hideMark/>
+          </w:tcPr>
+          <w:p>
+            <w:pPr>
+              <w:rPr>
+                <w:rFonts w:ascii="Times New Roman" w:eastAsia="Times New Roman" w:hAnsi="Times New Roman" w:cs="Times New Roman"/>
+                <w:kern w:val="0"/>
+                <w:sz w:val="24"/>
+                <w:szCs w:val="24"/>
+                <w:lang w:val="en-GB" w:eastAsia="en-GB" w:bidi="ar-SA"/>
+                <w14:ligatures w14:val="none"/>
+              </w:rPr>
+            </w:pPr>
+            <w:r>
+              <w:rPr>
+                <w:rFonts w:ascii="Times New Roman" w:eastAsia="Times New Roman" w:hAnsi="Times New Roman" w:cs="Times New Roman"/>
+                <w:kern w:val="0"/>
+                <w:sz w:val="24"/>
+                <w:szCs w:val="24"/>
+                <w:lang w:val="en-GB" w:eastAsia="en-GB" w:bidi="ar-SA"/>
+                <w14:ligatures w14:val="none"/>
+              </w:rPr>
+              <w:t>Version</w:t>
+            </w:r>
+          </w:p>
+        </w:tc>
+        <w:tc>
+          <w:tcPr>
+            <w:tcW w:w="6480" w:type="dxa"/>
+            <w:hideMark/>
+          </w:tcPr>
+          <w:p>
+            <w:pPr>
+              <w:cnfStyle w:val="000000000000" w:firstRow="0" w:lastRow="0" w:firstColumn="0" w:lastColumn="0" w:oddVBand="0" w:evenVBand="0" w:oddHBand="0" w:evenHBand="0" w:firstRowFirstColumn="0" w:firstRowLastColumn="0" w:lastRowFirstColumn="0" w:lastRowLastColumn="0"/>
+              <w:rPr>
+                <w:rFonts w:ascii="Times New Roman" w:eastAsia="Times New Roman" w:hAnsi="Times New Roman" w:cs="Times New Roman"/>
+                <w:kern w:val="0"/>
+                <w:sz w:val="24"/>
+                <w:szCs w:val="24"/>
+                <w:lang w:val="en-GB" w:eastAsia="en-GB" w:bidi="ar-SA"/>
+                <w14:ligatures w14:val="none"/>
+              </w:rPr>
+            </w:pPr>
+            <w:r>
+              <w:rPr>
+                <w:rFonts w:ascii="Times New Roman" w:eastAsia="Times New Roman" w:hAnsi="Times New Roman" w:cs="Times New Roman"/>
+                <w:kern w:val="0"/>
+                <w:sz w:val="24"/>
+                <w:szCs w:val="24"/>
+                <w:lang w:val="en-GB" w:eastAsia="en-GB" w:bidi="ar-SA"/>
+                <w14:ligatures w14:val="none"/>
+              </w:rPr>
+              <w:t>1.0</w:t>
+            </w:r>
+          </w:p>
+        </w:tc>
+      </w:tr>
+      <w:tr>
+        <w:trPr>
+          <w:cnfStyle w:val="000000100000" w:firstRow="0" w:lastRow="0" w:firstColumn="0" w:lastColumn="0" w:oddVBand="0" w:evenVBand="0" w:oddHBand="1" w:evenHBand="0" w:firstRowFirstColumn="0" w:firstRowLastColumn="0" w:lastRowFirstColumn="0" w:lastRowLastColumn="0"/>
+        </w:trPr>
+        <w:tc>
+          <w:tcPr>
+            <w:cnfStyle w:val="001000000000" w:firstRow="0" w:lastRow="0" w:firstColumn="1" w:lastColumn="0" w:oddVBand="0" w:evenVBand="0" w:oddHBand="0" w:evenHBand="0" w:firstRowFirstColumn="0" w:firstRowLastColumn="0" w:lastRowFirstColumn="0" w:lastRowLastColumn="0"/>
+            <w:tcW w:w="2605" w:type="dxa"/>
+            <w:hideMark/>
+          </w:tcPr>
+          <w:p>
+            <w:pPr>
+              <w:rPr>
+                <w:rFonts w:ascii="Times New Roman" w:eastAsia="Times New Roman" w:hAnsi="Times New Roman" w:cs="Times New Roman"/>
+                <w:kern w:val="0"/>
+                <w:sz w:val="24"/>
+                <w:szCs w:val="24"/>
+                <w:lang w:val="en-GB" w:eastAsia="en-GB" w:bidi="ar-SA"/>
+                <w14:ligatures w14:val="none"/>
+              </w:rPr>
+            </w:pPr>
+            <w:r>
+              <w:rPr>
+                <w:rFonts w:ascii="Times New Roman" w:eastAsia="Times New Roman" w:hAnsi="Times New Roman" w:cs="Times New Roman"/>
+                <w:kern w:val="0"/>
+                <w:sz w:val="24"/>
+                <w:szCs w:val="24"/>
+                <w:lang w:val="en-GB" w:eastAsia="en-GB" w:bidi="ar-SA"/>
+                <w14:ligatures w14:val="none"/>
+              </w:rPr>
+              <w:t>Effective Date</w:t>
+            </w:r>
+          </w:p>
+        </w:tc>
+        <w:tc>
+          <w:tcPr>
+            <w:tcW w:w="6480" w:type="dxa"/>
+            <w:hideMark/>
+          </w:tcPr>
+          <w:p>
+            <w:pPr>
+              <w:cnfStyle w:val="000000100000" w:firstRow="0" w:lastRow="0" w:firstColumn="0" w:lastColumn="0" w:oddVBand="0" w:evenVBand="0" w:oddHBand="1" w:evenHBand="0" w:firstRowFirstColumn="0" w:firstRowLastColumn="0" w:lastRowFirstColumn="0" w:lastRowLastColumn="0"/>
+              <w:rPr>
+                <w:rFonts w:ascii="Times New Roman" w:eastAsia="Times New Roman" w:hAnsi="Times New Roman" w:cs="Times New Roman"/>
+                <w:kern w:val="0"/>
+                <w:sz w:val="24"/>
+                <w:szCs w:val="24"/>
+                <w:lang w:val="en-GB" w:eastAsia="en-GB" w:bidi="ar-SA"/>
+                <w14:ligatures w14:val="none"/>
+              </w:rPr>
+            </w:pPr>
+            <w:r>
+              <w:rPr>
+                <w:rFonts w:ascii="Times New Roman" w:eastAsia="Times New Roman" w:hAnsi="Times New Roman" w:cs="Times New Roman"/>
+                <w:kern w:val="0"/>
+                <w:sz w:val="24"/>
+                <w:szCs w:val="24"/>
+                <w:lang w:val="en-GB" w:eastAsia="en-GB" w:bidi="ar-SA"/>
+                <w14:ligatures w14:val="none"/>
+              </w:rPr>
+              <w:t>01 Jan 2026</w:t>
+            </w:r>
+          </w:p>
+        </w:tc>
+      </w:tr>
+      <w:tr>
+        <w:tc>
+          <w:tcPr>
+            <w:cnfStyle w:val="001000000000" w:firstRow="0" w:lastRow="0" w:firstColumn="1" w:lastColumn="0" w:oddVBand="0" w:evenVBand="0" w:oddHBand="0" w:evenHBand="0" w:firstRowFirstColumn="0" w:firstRowLastColumn="0" w:lastRowFirstColumn="0" w:lastRowLastColumn="0"/>
+            <w:tcW w:w="2605" w:type="dxa"/>
+            <w:hideMark/>
+          </w:tcPr>
+          <w:p>
+            <w:pPr>
+              <w:rPr>
+                <w:rFonts w:ascii="Times New Roman" w:eastAsia="Times New Roman" w:hAnsi="Times New Roman" w:cs="Times New Roman"/>
+                <w:kern w:val="0"/>
+                <w:sz w:val="24"/>
+                <w:szCs w:val="24"/>
+                <w:lang w:val="en-GB" w:eastAsia="en-GB" w:bidi="ar-SA"/>
+                <w14:ligatures w14:val="none"/>
+              </w:rPr>
+            </w:pPr>
+            <w:r>
+              <w:rPr>
+                <w:rFonts w:ascii="Times New Roman" w:eastAsia="Times New Roman" w:hAnsi="Times New Roman" w:cs="Times New Roman"/>
+                <w:kern w:val="0"/>
+                <w:sz w:val="24"/>
+                <w:szCs w:val="24"/>
+                <w:lang w:val="en-GB" w:eastAsia="en-GB" w:bidi="ar-SA"/>
+                <w14:ligatures w14:val="none"/>
+              </w:rPr>
+              <w:t>Review Cycle</w:t>
+            </w:r>
+          </w:p>
+        </w:tc>
+        <w:tc>
+          <w:tcPr>
+            <w:tcW w:w="6480" w:type="dxa"/>
+            <w:hideMark/>
+          </w:tcPr>
+          <w:p>
+            <w:pPr>
+              <w:cnfStyle w:val="000000000000" w:firstRow="0" w:lastRow="0" w:firstColumn="0" w:lastColumn="0" w:oddVBand="0" w:evenVBand="0" w:oddHBand="0" w:evenHBand="0" w:firstRowFirstColumn="0" w:firstRowLastColumn="0" w:lastRowFirstColumn="0" w:lastRowLastColumn="0"/>
+              <w:rPr>
+                <w:rFonts w:ascii="Times New Roman" w:eastAsia="Times New Roman" w:hAnsi="Times New Roman" w:cs="Times New Roman"/>
+                <w:kern w:val="0"/>
+                <w:sz w:val="24"/>
+                <w:szCs w:val="24"/>
+                <w:lang w:val="en-GB" w:eastAsia="en-GB" w:bidi="ar-SA"/>
+                <w14:ligatures w14:val="none"/>
+              </w:rPr>
+            </w:pPr>
+            <w:r>
+              <w:rPr>
+                <w:rFonts w:ascii="Times New Roman" w:eastAsia="Times New Roman" w:hAnsi="Times New Roman" w:cs="Times New Roman"/>
+                <w:kern w:val="0"/>
+                <w:sz w:val="24"/>
+                <w:szCs w:val="24"/>
+                <w:lang w:val="en-GB" w:eastAsia="en-GB" w:bidi="ar-SA"/>
+                <w14:ligatures w14:val="none"/>
+              </w:rPr>
+              <w:t>Annual</w:t>
+            </w:r>
+          </w:p>
+        </w:tc>
+      </w:tr>
+      <w:tr>
+        <w:trPr>
+          <w:cnfStyle w:val="000000100000" w:firstRow="0" w:lastRow="0" w:firstColumn="0" w:lastColumn="0" w:oddVBand="0" w:evenVBand="0" w:oddHBand="1" w:evenHBand="0" w:firstRowFirstColumn="0" w:firstRowLastColumn="0" w:lastRowFirstColumn="0" w:lastRowLastColumn="0"/>
+        </w:trPr>
+        <w:tc>
+          <w:tcPr>
+            <w:cnfStyle w:val="001000000000" w:firstRow="0" w:lastRow="0" w:firstColumn="1" w:lastColumn="0" w:oddVBand="0" w:evenVBand="0" w:oddHBand="0" w:evenHBand="0" w:firstRowFirstColumn="0" w:firstRowLastColumn="0" w:lastRowFirstColumn="0" w:lastRowLastColumn="0"/>
+            <w:tcW w:w="2605" w:type="dxa"/>
+            <w:hideMark/>
+          </w:tcPr>
+          <w:p>
+            <w:pPr>
+              <w:rPr>
+                <w:rFonts w:ascii="Times New Roman" w:eastAsia="Times New Roman" w:hAnsi="Times New Roman" w:cs="Times New Roman"/>
+                <w:kern w:val="0"/>
+                <w:sz w:val="24"/>
+                <w:szCs w:val="24"/>
+                <w:lang w:val="en-GB" w:eastAsia="en-GB" w:bidi="ar-SA"/>
+                <w14:ligatures w14:val="none"/>
+              </w:rPr>
+            </w:pPr>
+            <w:r>
+              <w:rPr>
+                <w:rFonts w:ascii="Times New Roman" w:eastAsia="Times New Roman" w:hAnsi="Times New Roman" w:cs="Times New Roman"/>
+                <w:kern w:val="0"/>
+                <w:sz w:val="24"/>
+                <w:szCs w:val="24"/>
+                <w:lang w:val="en-GB" w:eastAsia="en-GB" w:bidi="ar-SA"/>
+                <w14:ligatures w14:val="none"/>
+              </w:rPr>
+              <w:t>Owner</w:t>
+            </w:r>
+          </w:p>
+        </w:tc>
+        <w:tc>
+          <w:tcPr>
+            <w:tcW w:w="6480" w:type="dxa"/>
+            <w:hideMark/>
+          </w:tcPr>
+          <w:p>
+            <w:pPr>
+              <w:cnfStyle w:val="000000100000" w:firstRow="0" w:lastRow="0" w:firstColumn="0" w:lastColumn="0" w:oddVBand="0" w:evenVBand="0" w:oddHBand="1" w:evenHBand="0" w:firstRowFirstColumn="0" w:firstRowLastColumn="0" w:lastRowFirstColumn="0" w:lastRowLastColumn="0"/>
+              <w:rPr>
+                <w:rFonts w:ascii="Times New Roman" w:eastAsia="Times New Roman" w:hAnsi="Times New Roman" w:cs="Times New Roman"/>
+                <w:kern w:val="0"/>
+                <w:sz w:val="24"/>
+                <w:szCs w:val="24"/>
+                <w:lang w:val="en-GB" w:eastAsia="en-GB" w:bidi="ar-SA"/>
+                <w14:ligatures w14:val="none"/>
+              </w:rPr>
+            </w:pPr>
+            <w:r>
+              <w:rPr>
+                <w:rFonts w:ascii="Times New Roman" w:eastAsia="Times New Roman" w:hAnsi="Times New Roman" w:cs="Times New Roman"/>
+                <w:kern w:val="0"/>
+                <w:sz w:val="24"/>
+                <w:szCs w:val="24"/>
+                <w:lang w:val="en-GB" w:eastAsia="en-GB" w:bidi="ar-SA"/>
+                <w14:ligatures w14:val="none"/>
+              </w:rPr>
+              <w:t>CEO / Quality / BCM</w:t>
+            </w:r>
+          </w:p>
+        </w:tc>
+      </w:tr>
+      <w:tr>
+        <w:tc>
+          <w:tcPr>
+            <w:cnfStyle w:val="001000000000" w:firstRow="0" w:lastRow="0" w:firstColumn="1" w:lastColumn="0" w:oddVBand="0" w:evenVBand="0" w:oddHBand="0" w:evenHBand="0" w:firstRowFirstColumn="0" w:firstRowLastColumn="0" w:lastRowFirstColumn="0" w:lastRowLastColumn="0"/>
+            <w:tcW w:w="2605" w:type="dxa"/>
+            <w:hideMark/>
+          </w:tcPr>
+          <w:p>
+            <w:pPr>
+              <w:rPr>
+                <w:rFonts w:ascii="Times New Roman" w:eastAsia="Times New Roman" w:hAnsi="Times New Roman" w:cs="Times New Roman"/>
+                <w:kern w:val="0"/>
+                <w:sz w:val="24"/>
+                <w:szCs w:val="24"/>
+                <w:lang w:val="en-GB" w:eastAsia="en-GB" w:bidi="ar-SA"/>
+                <w14:ligatures w14:val="none"/>
+              </w:rPr>
+            </w:pPr>
+            <w:r>
+              <w:rPr>
+                <w:rFonts w:ascii="Times New Roman" w:eastAsia="Times New Roman" w:hAnsi="Times New Roman" w:cs="Times New Roman"/>
+                <w:kern w:val="0"/>
+                <w:sz w:val="24"/>
+                <w:szCs w:val="24"/>
+                <w:lang w:val="en-GB" w:eastAsia="en-GB" w:bidi="ar-SA"/>
+                <w14:ligatures w14:val="none"/>
+              </w:rPr>
+              <w:t>Approved By</w:t>
+            </w:r>
+          </w:p>
+        </w:tc>
+        <w:tc>
+          <w:tcPr>
+            <w:tcW w:w="6480" w:type="dxa"/>
+            <w:hideMark/>
+          </w:tcPr>
+          <w:p>
+            <w:pPr>
+              <w:cnfStyle w:val="000000000000" w:firstRow="0" w:lastRow="0" w:firstColumn="0" w:lastColumn="0" w:oddVBand="0" w:evenVBand="0" w:oddHBand="0" w:evenHBand="0" w:firstRowFirstColumn="0" w:firstRowLastColumn="0" w:lastRowFirstColumn="0" w:lastRowLastColumn="0"/>
+              <w:rPr>
+                <w:rFonts w:ascii="Times New Roman" w:eastAsia="Times New Roman" w:hAnsi="Times New Roman" w:cs="Times New Roman"/>
+                <w:kern w:val="0"/>
+                <w:sz w:val="24"/>
+                <w:szCs w:val="24"/>
+                <w:lang w:val="en-GB" w:eastAsia="en-GB" w:bidi="ar-SA"/>
+                <w14:ligatures w14:val="none"/>
+              </w:rPr>
+            </w:pPr>
+            <w:r>
+              <w:rPr>
+                <w:rFonts w:ascii="Times New Roman" w:eastAsia="Times New Roman" w:hAnsi="Times New Roman" w:cs="Times New Roman"/>
+                <w:kern w:val="0"/>
+                <w:sz w:val="24"/>
+                <w:szCs w:val="24"/>
+                <w:lang w:val="en-GB" w:eastAsia="en-GB" w:bidi="ar-SA"/>
+                <w14:ligatures w14:val="none"/>
+              </w:rPr>
+              <w:t>CEO / Board</w:t>
+            </w:r>
+          </w:p>
+        </w:tc>
+      </w:tr>
+      <w:tr>
+        <w:trPr>
+          <w:cnfStyle w:val="000000100000" w:firstRow="0" w:lastRow="0" w:firstColumn="0" w:lastColumn="0" w:oddVBand="0" w:evenVBand="0" w:oddHBand="1" w:evenHBand="0" w:firstRowFirstColumn="0" w:firstRowLastColumn="0" w:lastRowFirstColumn="0" w:lastRowLastColumn="0"/>
+        </w:trPr>
+        <w:tc>
+          <w:tcPr>
+            <w:cnfStyle w:val="001000000000" w:firstRow="0" w:lastRow="0" w:firstColumn="1" w:lastColumn="0" w:oddVBand="0" w:evenVBand="0" w:oddHBand="0" w:evenHBand="0" w:firstRowFirstColumn="0" w:firstRowLastColumn="0" w:lastRowFirstColumn="0" w:lastRowLastColumn="0"/>
+            <w:tcW w:w="2605" w:type="dxa"/>
+            <w:hideMark/>
+          </w:tcPr>
+          <w:p>
+            <w:pPr>
+              <w:rPr>
+                <w:rFonts w:ascii="Times New Roman" w:eastAsia="Times New Roman" w:hAnsi="Times New Roman" w:cs="Times New Roman"/>
+                <w:kern w:val="0"/>
+                <w:sz w:val="24"/>
+                <w:szCs w:val="24"/>
+                <w:lang w:val="en-GB" w:eastAsia="en-GB" w:bidi="ar-SA"/>
+                <w14:ligatures w14:val="none"/>
+              </w:rPr>
+            </w:pPr>
+            <w:r>
+              <w:rPr>
+                <w:rFonts w:ascii="Times New Roman" w:eastAsia="Times New Roman" w:hAnsi="Times New Roman" w:cs="Times New Roman"/>
+                <w:kern w:val="0"/>
+                <w:sz w:val="24"/>
+                <w:szCs w:val="24"/>
+                <w:lang w:val="en-GB" w:eastAsia="en-GB" w:bidi="ar-SA"/>
+                <w14:ligatures w14:val="none"/>
+              </w:rPr>
+              <w:t>Prepared By</w:t>
+            </w:r>
+          </w:p>
+        </w:tc>
+        <w:tc>
+          <w:tcPr>
+            <w:tcW w:w="6480" w:type="dxa"/>
+            <w:hideMark/>
+          </w:tcPr>
+          <w:p>
+            <w:pPr>
+              <w:cnfStyle w:val="000000100000" w:firstRow="0" w:lastRow="0" w:firstColumn="0" w:lastColumn="0" w:oddVBand="0" w:evenVBand="0" w:oddHBand="1" w:evenHBand="0" w:firstRowFirstColumn="0" w:firstRowLastColumn="0" w:lastRowFirstColumn="0" w:lastRowLastColumn="0"/>
+              <w:rPr>
+                <w:rFonts w:ascii="Times New Roman" w:eastAsia="Times New Roman" w:hAnsi="Times New Roman" w:cs="Times New Roman"/>
+                <w:kern w:val="0"/>
+                <w:sz w:val="24"/>
+                <w:szCs w:val="24"/>
+                <w:lang w:val="en-GB" w:eastAsia="en-GB" w:bidi="ar-SA"/>
+                <w14:ligatures w14:val="none"/>
+              </w:rPr>
+            </w:pPr>
+            <w:r>
+              <w:rPr>
+                <w:rFonts w:ascii="Times New Roman" w:eastAsia="Times New Roman" w:hAnsi="Times New Roman" w:cs="Times New Roman"/>
+                <w:kern w:val="0"/>
+                <w:sz w:val="24"/>
+                <w:szCs w:val="24"/>
+                <w:lang w:val="en-GB" w:eastAsia="en-GB" w:bidi="ar-SA"/>
+                <w14:ligatures w14:val="none"/>
+              </w:rPr>
+              <w:t>Governance Office</w:t>
+            </w:r>
+          </w:p>
+        </w:tc>
+      </w:tr>
+      <w:tr>
+        <w:tc>
+          <w:tcPr>
+            <w:cnfStyle w:val="001000000000" w:firstRow="0" w:lastRow="0" w:firstColumn="1" w:lastColumn="0" w:oddVBand="0" w:evenVBand="0" w:oddHBand="0" w:evenHBand="0" w:firstRowFirstColumn="0" w:firstRowLastColumn="0" w:lastRowFirstColumn="0" w:lastRowLastColumn="0"/>
+            <w:tcW w:w="2605" w:type="dxa"/>
+            <w:hideMark/>
+          </w:tcPr>
+          <w:p>
+            <w:pPr>
+              <w:rPr>
+                <w:rFonts w:ascii="Times New Roman" w:eastAsia="Times New Roman" w:hAnsi="Times New Roman" w:cs="Times New Roman"/>
+                <w:kern w:val="0"/>
+                <w:sz w:val="24"/>
+                <w:szCs w:val="24"/>
+                <w:lang w:val="en-GB" w:eastAsia="en-GB" w:bidi="ar-SA"/>
+                <w14:ligatures w14:val="none"/>
+              </w:rPr>
+            </w:pPr>
+            <w:r>
+              <w:rPr>
+                <w:rFonts w:ascii="Times New Roman" w:eastAsia="Times New Roman" w:hAnsi="Times New Roman" w:cs="Times New Roman"/>
+                <w:kern w:val="0"/>
+                <w:sz w:val="24"/>
+                <w:szCs w:val="24"/>
+                <w:lang w:val="en-GB" w:eastAsia="en-GB" w:bidi="ar-SA"/>
+                <w14:ligatures w14:val="none"/>
+              </w:rPr>
+              <w:t>Classification</w:t>
+            </w:r>
+          </w:p>
+        </w:tc>
+        <w:tc>
+          <w:tcPr>
+            <w:tcW w:w="6480" w:type="dxa"/>
+            <w:hideMark/>
+          </w:tcPr>
+          <w:p>
+            <w:pPr>
+              <w:cnfStyle w:val="000000000000" w:firstRow="0" w:lastRow="0" w:firstColumn="0" w:lastColumn="0" w:oddVBand="0" w:evenVBand="0" w:oddHBand="0" w:evenHBand="0" w:firstRowFirstColumn="0" w:firstRowLastColumn="0" w:lastRowFirstColumn="0" w:lastRowLastColumn="0"/>
+              <w:rPr>
+                <w:rFonts w:ascii="Times New Roman" w:eastAsia="Times New Roman" w:hAnsi="Times New Roman" w:cs="Times New Roman"/>
+                <w:kern w:val="0"/>
+                <w:sz w:val="24"/>
+                <w:szCs w:val="24"/>
+                <w:lang w:val="en-GB" w:eastAsia="en-GB" w:bidi="ar-SA"/>
+                <w14:ligatures w14:val="none"/>
+              </w:rPr>
+            </w:pPr>
+            <w:r>
+              <w:rPr>
+                <w:rFonts w:ascii="Times New Roman" w:eastAsia="Times New Roman" w:hAnsi="Times New Roman" w:cs="Times New Roman"/>
+                <w:kern w:val="0"/>
+                <w:sz w:val="24"/>
+                <w:szCs w:val="24"/>
+                <w:lang w:val="en-GB" w:eastAsia="en-GB" w:bidi="ar-SA"/>
+                <w14:ligatures w14:val="none"/>
+              </w:rPr>
+              <w:t>Internal</w:t>
+            </w:r>
+          </w:p>
+        </w:tc>
+      </w:tr>
+      <w:tr>
+        <w:trPr>
+          <w:cnfStyle w:val="000000100000" w:firstRow="0" w:lastRow="0" w:firstColumn="0" w:lastColumn="0" w:oddVBand="0" w:evenVBand="0" w:oddHBand="1" w:evenHBand="0" w:firstRowFirstColumn="0" w:firstRowLastColumn="0" w:lastRowFirstColumn="0" w:lastRowLastColumn="0"/>
+        </w:trPr>
+        <w:tc>
+          <w:tcPr>
+            <w:cnfStyle w:val="001000000000" w:firstRow="0" w:lastRow="0" w:firstColumn="1" w:lastColumn="0" w:oddVBand="0" w:evenVBand="0" w:oddHBand="0" w:evenHBand="0" w:firstRowFirstColumn="0" w:firstRowLastColumn="0" w:lastRowFirstColumn="0" w:lastRowLastColumn="0"/>
+            <w:tcW w:w="2605" w:type="dxa"/>
+            <w:hideMark/>
+          </w:tcPr>
+          <w:p>
+            <w:pPr>
+              <w:rPr>
+                <w:rFonts w:ascii="Times New Roman" w:eastAsia="Times New Roman" w:hAnsi="Times New Roman" w:cs="Times New Roman"/>
+                <w:kern w:val="0"/>
+                <w:sz w:val="24"/>
+                <w:szCs w:val="24"/>
+                <w:lang w:val="en-GB" w:eastAsia="en-GB" w:bidi="ar-SA"/>
+                <w14:ligatures w14:val="none"/>
+              </w:rPr>
+            </w:pPr>
+            <w:r>
+              <w:rPr>
+                <w:rFonts w:ascii="Times New Roman" w:eastAsia="Times New Roman" w:hAnsi="Times New Roman" w:cs="Times New Roman"/>
+                <w:kern w:val="0"/>
+                <w:sz w:val="24"/>
+                <w:szCs w:val="24"/>
+                <w:lang w:val="en-GB" w:eastAsia="en-GB" w:bidi="ar-SA"/>
+                <w14:ligatures w14:val="none"/>
+              </w:rPr>
+              <w:t>Next Review</w:t>
+            </w:r>
+          </w:p>
+        </w:tc>
+        <w:tc>
+          <w:tcPr>
+            <w:tcW w:w="6480" w:type="dxa"/>
+            <w:hideMark/>
+          </w:tcPr>
+          <w:p>
+            <w:pPr>
+              <w:cnfStyle w:val="000000100000" w:firstRow="0" w:lastRow="0" w:firstColumn="0" w:lastColumn="0" w:oddVBand="0" w:evenVBand="0" w:oddHBand="1" w:evenHBand="0" w:firstRowFirstColumn="0" w:firstRowLastColumn="0" w:lastRowFirstColumn="0" w:lastRowLastColumn="0"/>
+              <w:rPr>
+                <w:rFonts w:ascii="Times New Roman" w:eastAsia="Times New Roman" w:hAnsi="Times New Roman" w:cs="Times New Roman"/>
+                <w:kern w:val="0"/>
+                <w:sz w:val="24"/>
+                <w:szCs w:val="24"/>
+                <w:lang w:val="en-GB" w:eastAsia="en-GB" w:bidi="ar-SA"/>
+                <w14:ligatures w14:val="none"/>
+              </w:rPr>
+            </w:pPr>
+            <w:r>
+              <w:rPr>
+                <w:rFonts w:ascii="Times New Roman" w:eastAsia="Times New Roman" w:hAnsi="Times New Roman" w:cs="Times New Roman"/>
+                <w:kern w:val="0"/>
+                <w:sz w:val="24"/>
+                <w:szCs w:val="24"/>
+                <w:lang w:val="en-GB" w:eastAsia="en-GB" w:bidi="ar-SA"/>
+                <w14:ligatures w14:val="none"/>
+              </w:rPr>
+              <w:t>Jan 2027</w:t>
+            </w:r>
+          </w:p>
+        </w:tc>
+      </w:tr>
+    </w:tbl>
+    <w:p>
+      <w:pPr>
+        <w:rPr>
+          <w:rFonts w:ascii="Times New Roman" w:eastAsia="Times New Roman" w:hAnsi="Times New Roman" w:cs="Times New Roman"/>
+          <w:kern w:val="0"/>
+          <w:sz w:val="24"/>
+          <w:szCs w:val="24"/>
+          <w:lang w:val="en-GB" w:eastAsia="en-GB" w:bidi="ar-SA"/>
+          <w14:ligatures w14:val="none"/>
+        </w:rPr>
+      </w:pPr>
+    </w:p>
+    <w:p>
+      <w:pPr>
+        <w:rPr>
+          <w:rFonts w:ascii="Times New Roman" w:eastAsia="Times New Roman" w:hAnsi="Times New Roman" w:cs="Times New Roman"/>
+          <w:b/>
+          <w:bCs/>
+          <w:kern w:val="0"/>
+          <w:sz w:val="27"/>
+          <w:szCs w:val="27"/>
+          <w:lang w:val="en-GB" w:eastAsia="en-GB" w:bidi="ar-SA"/>
+          <w14:ligatures w14:val="none"/>
+        </w:rPr>
+      </w:pPr>
+      <w:r>
+        <w:rPr>
+          <w:rFonts w:ascii="Times New Roman" w:eastAsia="Times New Roman" w:hAnsi="Times New Roman" w:cs="Times New Roman"/>
+          <w:b/>
+          <w:bCs/>
+          <w:kern w:val="0"/>
+          <w:sz w:val="27"/>
+          <w:szCs w:val="27"/>
+          <w:lang w:val="en-GB" w:eastAsia="en-GB" w:bidi="ar-SA"/>
+          <w14:ligatures w14:val="none"/>
+        </w:rPr>
+        <w:t>Revision History</w:t>
+      </w:r>
+    </w:p>
+    <w:tbl>
+      <w:tblPr>
+        <w:tblStyle w:val="PlainTable1"/>
+        <w:tblW w:w="9085" w:type="dxa"/>
+        <w:tblLook w:val="04A0" w:firstRow="1" w:lastRow="0" w:firstColumn="1" w:lastColumn="0" w:noHBand="0" w:noVBand="1"/>
+      </w:tblPr>
+      <w:tblGrid>
+        <w:gridCol w:w="1016"/>
+        <w:gridCol w:w="1376"/>
+        <w:gridCol w:w="2049"/>
+        <w:gridCol w:w="4644"/>
+      </w:tblGrid>
+      <w:tr>
+        <w:trPr>
+          <w:cnfStyle w:val="100000000000" w:firstRow="1" w:lastRow="0" w:firstColumn="0" w:lastColumn="0" w:oddVBand="0" w:evenVBand="0" w:oddHBand="0" w:evenHBand="0" w:firstRowFirstColumn="0" w:firstRowLastColumn="0" w:lastRowFirstColumn="0" w:lastRowLastColumn="0"/>
+        </w:trPr>
+        <w:tc>
+          <w:tcPr>
+            <w:cnfStyle w:val="001000000000" w:firstRow="0" w:lastRow="0" w:firstColumn="1" w:lastColumn="0" w:oddVBand="0" w:evenVBand="0" w:oddHBand="0" w:evenHBand="0" w:firstRowFirstColumn="0" w:firstRowLastColumn="0" w:lastRowFirstColumn="0" w:lastRowLastColumn="0"/>
+            <w:tcW w:w="0" w:type="auto"/>
+            <w:shd w:val="clear" w:color="auto" w:fill="0A2F41" w:themeFill="accent1" w:themeFillShade="80"/>
+            <w:hideMark/>
+          </w:tcPr>
+          <w:p>
+            <w:pPr>
+              <w:jc w:val="center"/>
+              <w:rPr>
+                <w:rFonts w:ascii="Times New Roman" w:eastAsia="Times New Roman" w:hAnsi="Times New Roman" w:cs="Times New Roman"/>
+                <w:kern w:val="0"/>
+                <w:sz w:val="24"/>
+                <w:szCs w:val="24"/>
+                <w:lang w:val="en-GB" w:eastAsia="en-GB" w:bidi="ar-SA"/>
+                <w14:ligatures w14:val="none"/>
+              </w:rPr>
+            </w:pPr>
+            <w:r>
+              <w:rPr>
+                <w:rFonts w:ascii="Times New Roman" w:eastAsia="Times New Roman" w:hAnsi="Times New Roman" w:cs="Times New Roman"/>
+                <w:kern w:val="0"/>
+                <w:sz w:val="24"/>
+                <w:szCs w:val="24"/>
+                <w:lang w:val="en-GB" w:eastAsia="en-GB" w:bidi="ar-SA"/>
+                <w14:ligatures w14:val="none"/>
+              </w:rPr>
+              <w:t>Version</w:t>
+            </w:r>
+          </w:p>
+        </w:tc>
+        <w:tc>
+          <w:tcPr>
+            <w:tcW w:w="0" w:type="auto"/>
+            <w:shd w:val="clear" w:color="auto" w:fill="0A2F41" w:themeFill="accent1" w:themeFillShade="80"/>
+            <w:hideMark/>
+          </w:tcPr>
+          <w:p>
+            <w:pPr>
+              <w:jc w:val="center"/>
+              <w:cnfStyle w:val="100000000000" w:firstRow="1" w:lastRow="0" w:firstColumn="0" w:lastColumn="0" w:oddVBand="0" w:evenVBand="0" w:oddHBand="0" w:evenHBand="0" w:firstRowFirstColumn="0" w:firstRowLastColumn="0" w:lastRowFirstColumn="0" w:lastRowLastColumn="0"/>
+              <w:rPr>
+                <w:rFonts w:ascii="Times New Roman" w:eastAsia="Times New Roman" w:hAnsi="Times New Roman" w:cs="Times New Roman"/>
+                <w:kern w:val="0"/>
+                <w:sz w:val="24"/>
+                <w:szCs w:val="24"/>
+                <w:lang w:val="en-GB" w:eastAsia="en-GB" w:bidi="ar-SA"/>
+                <w14:ligatures w14:val="none"/>
+              </w:rPr>
+            </w:pPr>
+            <w:r>
+              <w:rPr>
+                <w:rFonts w:ascii="Times New Roman" w:eastAsia="Times New Roman" w:hAnsi="Times New Roman" w:cs="Times New Roman"/>
+                <w:kern w:val="0"/>
+                <w:sz w:val="24"/>
+                <w:szCs w:val="24"/>
+                <w:lang w:val="en-GB" w:eastAsia="en-GB" w:bidi="ar-SA"/>
+                <w14:ligatures w14:val="none"/>
+              </w:rPr>
+              <w:t>Date</w:t>
+            </w:r>
+          </w:p>
+        </w:tc>
+        <w:tc>
+          <w:tcPr>
+            <w:tcW w:w="0" w:type="auto"/>
+            <w:shd w:val="clear" w:color="auto" w:fill="0A2F41" w:themeFill="accent1" w:themeFillShade="80"/>
+            <w:hideMark/>
+          </w:tcPr>
+          <w:p>
+            <w:pPr>
+              <w:jc w:val="center"/>
+              <w:cnfStyle w:val="100000000000" w:firstRow="1" w:lastRow="0" w:firstColumn="0" w:lastColumn="0" w:oddVBand="0" w:evenVBand="0" w:oddHBand="0" w:evenHBand="0" w:firstRowFirstColumn="0" w:firstRowLastColumn="0" w:lastRowFirstColumn="0" w:lastRowLastColumn="0"/>
+              <w:rPr>
+                <w:rFonts w:ascii="Times New Roman" w:eastAsia="Times New Roman" w:hAnsi="Times New Roman" w:cs="Times New Roman"/>
+                <w:kern w:val="0"/>
+                <w:sz w:val="24"/>
+                <w:szCs w:val="24"/>
+                <w:lang w:val="en-GB" w:eastAsia="en-GB" w:bidi="ar-SA"/>
+                <w14:ligatures w14:val="none"/>
+              </w:rPr>
+            </w:pPr>
+            <w:r>
+              <w:rPr>
+                <w:rFonts w:ascii="Times New Roman" w:eastAsia="Times New Roman" w:hAnsi="Times New Roman" w:cs="Times New Roman"/>
+                <w:kern w:val="0"/>
+                <w:sz w:val="24"/>
+                <w:szCs w:val="24"/>
+                <w:lang w:val="en-GB" w:eastAsia="en-GB" w:bidi="ar-SA"/>
+                <w14:ligatures w14:val="none"/>
+              </w:rPr>
+              <w:t>Author</w:t>
+            </w:r>
+          </w:p>
+        </w:tc>
+        <w:tc>
+          <w:tcPr>
+            <w:tcW w:w="4644" w:type="dxa"/>
+            <w:shd w:val="clear" w:color="auto" w:fill="0A2F41" w:themeFill="accent1" w:themeFillShade="80"/>
+            <w:hideMark/>
+          </w:tcPr>
+          <w:p>
+            <w:pPr>
+              <w:jc w:val="center"/>
+              <w:cnfStyle w:val="100000000000" w:firstRow="1" w:lastRow="0" w:firstColumn="0" w:lastColumn="0" w:oddVBand="0" w:evenVBand="0" w:oddHBand="0" w:evenHBand="0" w:firstRowFirstColumn="0" w:firstRowLastColumn="0" w:lastRowFirstColumn="0" w:lastRowLastColumn="0"/>
+              <w:rPr>
+                <w:rFonts w:ascii="Times New Roman" w:eastAsia="Times New Roman" w:hAnsi="Times New Roman" w:cs="Times New Roman"/>
+                <w:kern w:val="0"/>
+                <w:sz w:val="24"/>
+                <w:szCs w:val="24"/>
+                <w:lang w:val="en-GB" w:eastAsia="en-GB" w:bidi="ar-SA"/>
+                <w14:ligatures w14:val="none"/>
+              </w:rPr>
+            </w:pPr>
+            <w:r>
+              <w:rPr>
+                <w:rFonts w:ascii="Times New Roman" w:eastAsia="Times New Roman" w:hAnsi="Times New Roman" w:cs="Times New Roman"/>
+                <w:kern w:val="0"/>
+                <w:sz w:val="24"/>
+                <w:szCs w:val="24"/>
+                <w:lang w:val="en-GB" w:eastAsia="en-GB" w:bidi="ar-SA"/>
+                <w14:ligatures w14:val="none"/>
+              </w:rPr>
+              <w:t>Changes</w:t>
+            </w:r>
+          </w:p>
+        </w:tc>
+      </w:tr>
+      <w:tr>
+        <w:trPr>
+          <w:cnfStyle w:val="000000100000" w:firstRow="0" w:lastRow="0" w:firstColumn="0" w:lastColumn="0" w:oddVBand="0" w:evenVBand="0" w:oddHBand="1" w:evenHBand="0" w:firstRowFirstColumn="0" w:firstRowLastColumn="0" w:lastRowFirstColumn="0" w:lastRowLastColumn="0"/>
+        </w:trPr>
+        <w:tc>
+          <w:tcPr>
+            <w:cnfStyle w:val="001000000000" w:firstRow="0" w:lastRow="0" w:firstColumn="1" w:lastColumn="0" w:oddVBand="0" w:evenVBand="0" w:oddHBand="0" w:evenHBand="0" w:firstRowFirstColumn="0" w:firstRowLastColumn="0" w:lastRowFirstColumn="0" w:lastRowLastColumn="0"/>
+            <w:tcW w:w="0" w:type="auto"/>
+            <w:hideMark/>
+          </w:tcPr>
+          <w:p>
+            <w:pPr>
+              <w:rPr>
+                <w:rFonts w:ascii="Times New Roman" w:eastAsia="Times New Roman" w:hAnsi="Times New Roman" w:cs="Times New Roman"/>
+                <w:kern w:val="0"/>
+                <w:sz w:val="24"/>
+                <w:szCs w:val="24"/>
+                <w:lang w:val="en-GB" w:eastAsia="en-GB" w:bidi="ar-SA"/>
+                <w14:ligatures w14:val="none"/>
+              </w:rPr>
+            </w:pPr>
+            <w:r>
+              <w:rPr>
+                <w:rFonts w:ascii="Times New Roman" w:eastAsia="Times New Roman" w:hAnsi="Times New Roman" w:cs="Times New Roman"/>
+                <w:kern w:val="0"/>
+                <w:sz w:val="24"/>
+                <w:szCs w:val="24"/>
+                <w:lang w:val="en-GB" w:eastAsia="en-GB" w:bidi="ar-SA"/>
+                <w14:ligatures w14:val="none"/>
+              </w:rPr>
+              <w:t>1.0</w:t>
+            </w:r>
+          </w:p>
+        </w:tc>
+        <w:tc>
+          <w:tcPr>
+            <w:tcW w:w="0" w:type="auto"/>
+            <w:hideMark/>
+          </w:tcPr>
+          <w:p>
+            <w:pPr>
+              <w:cnfStyle w:val="000000100000" w:firstRow="0" w:lastRow="0" w:firstColumn="0" w:lastColumn="0" w:oddVBand="0" w:evenVBand="0" w:oddHBand="1" w:evenHBand="0" w:firstRowFirstColumn="0" w:firstRowLastColumn="0" w:lastRowFirstColumn="0" w:lastRowLastColumn="0"/>
+              <w:rPr>
+                <w:rFonts w:ascii="Times New Roman" w:eastAsia="Times New Roman" w:hAnsi="Times New Roman" w:cs="Times New Roman"/>
+                <w:kern w:val="0"/>
+                <w:sz w:val="24"/>
+                <w:szCs w:val="24"/>
+                <w:lang w:val="en-GB" w:eastAsia="en-GB" w:bidi="ar-SA"/>
+                <w14:ligatures w14:val="none"/>
+              </w:rPr>
+            </w:pPr>
+            <w:r>
+              <w:rPr>
+                <w:rFonts w:ascii="Times New Roman" w:eastAsia="Times New Roman" w:hAnsi="Times New Roman" w:cs="Times New Roman"/>
+                <w:kern w:val="0"/>
+                <w:sz w:val="24"/>
+                <w:szCs w:val="24"/>
+                <w:lang w:val="en-GB" w:eastAsia="en-GB" w:bidi="ar-SA"/>
+                <w14:ligatures w14:val="none"/>
+              </w:rPr>
+              <w:t>01 Jan 2026</w:t>
+            </w:r>
+          </w:p>
+        </w:tc>
+        <w:tc>
+          <w:tcPr>
+            <w:tcW w:w="0" w:type="auto"/>
+            <w:hideMark/>
+          </w:tcPr>
+          <w:p>
+            <w:pPr>
+              <w:cnfStyle w:val="000000100000" w:firstRow="0" w:lastRow="0" w:firstColumn="0" w:lastColumn="0" w:oddVBand="0" w:evenVBand="0" w:oddHBand="1" w:evenHBand="0" w:firstRowFirstColumn="0" w:firstRowLastColumn="0" w:lastRowFirstColumn="0" w:lastRowLastColumn="0"/>
+              <w:rPr>
+                <w:rFonts w:ascii="Times New Roman" w:eastAsia="Times New Roman" w:hAnsi="Times New Roman" w:cs="Times New Roman"/>
+                <w:kern w:val="0"/>
+                <w:sz w:val="24"/>
+                <w:szCs w:val="24"/>
+                <w:lang w:val="en-GB" w:eastAsia="en-GB" w:bidi="ar-SA"/>
+                <w14:ligatures w14:val="none"/>
+              </w:rPr>
+            </w:pPr>
+            <w:r>
+              <w:rPr>
+                <w:rFonts w:ascii="Times New Roman" w:eastAsia="Times New Roman" w:hAnsi="Times New Roman" w:cs="Times New Roman"/>
+                <w:kern w:val="0"/>
+                <w:sz w:val="24"/>
+                <w:szCs w:val="24"/>
+                <w:lang w:val="en-GB" w:eastAsia="en-GB" w:bidi="ar-SA"/>
+                <w14:ligatures w14:val="none"/>
+              </w:rPr>
+              <w:t>Governance Office</w:t>
+            </w:r>
+          </w:p>
+        </w:tc>
+        <w:tc>
+          <w:tcPr>
+            <w:tcW w:w="4644" w:type="dxa"/>
+            <w:hideMark/>
+          </w:tcPr>
+          <w:p>
+            <w:pPr>
+              <w:cnfStyle w:val="000000100000" w:firstRow="0" w:lastRow="0" w:firstColumn="0" w:lastColumn="0" w:oddVBand="0" w:evenVBand="0" w:oddHBand="1" w:evenHBand="0" w:firstRowFirstColumn="0" w:firstRowLastColumn="0" w:lastRowFirstColumn="0" w:lastRowLastColumn="0"/>
+              <w:rPr>
+                <w:rFonts w:ascii="Times New Roman" w:eastAsia="Times New Roman" w:hAnsi="Times New Roman" w:cs="Times New Roman"/>
+                <w:kern w:val="0"/>
+                <w:sz w:val="24"/>
+                <w:szCs w:val="24"/>
+                <w:lang w:val="en-GB" w:eastAsia="en-GB" w:bidi="ar-SA"/>
+                <w14:ligatures w14:val="none"/>
+              </w:rPr>
+            </w:pPr>
+            <w:r>
+              <w:rPr>
+                <w:rFonts w:ascii="Times New Roman" w:eastAsia="Times New Roman" w:hAnsi="Times New Roman" w:cs="Times New Roman"/>
+                <w:kern w:val="0"/>
+                <w:sz w:val="24"/>
+                <w:szCs w:val="24"/>
+                <w:lang w:val="en-GB" w:eastAsia="en-GB" w:bidi="ar-SA"/>
+                <w14:ligatures w14:val="none"/>
+              </w:rPr>
+              <w:t>Initial Issue</w:t>
+            </w:r>
+          </w:p>
+        </w:tc>
+      </w:tr>
+    </w:tbl>
+    <w:p>
+      <w:pPr>
+        <w:rPr>
+          <w:rFonts w:ascii="Times New Roman" w:eastAsia="Times New Roman" w:hAnsi="Times New Roman" w:cs="Times New Roman"/>
+          <w:b/>
+          <w:bCs/>
+          <w:kern w:val="0"/>
+          <w:sz w:val="27"/>
+          <w:szCs w:val="27"/>
+          <w:lang w:val="en-GB" w:eastAsia="en-GB" w:bidi="ar-SA"/>
+          <w14:ligatures w14:val="none"/>
+        </w:rPr>
+      </w:pPr>
+      <w:r>
+        <w:rPr>
+          <w:rFonts w:ascii="Times New Roman" w:eastAsia="Times New Roman" w:hAnsi="Times New Roman" w:cs="Times New Roman"/>
+          <w:b/>
+          <w:bCs/>
+          <w:kern w:val="0"/>
+          <w:sz w:val="27"/>
+          <w:szCs w:val="27"/>
+          <w:lang w:val="en-GB" w:eastAsia="en-GB" w:bidi="ar-SA"/>
+          <w14:ligatures w14:val="none"/>
+        </w:rPr>
+        <w:t>Distribution List</w:t>
+      </w:r>
+    </w:p>
+    <w:tbl>
+      <w:tblPr>
+        <w:tblStyle w:val="PlainTable1"/>
+        <w:tblW w:w="9085" w:type="dxa"/>
+        <w:tblLook w:val="04A0" w:firstRow="1" w:lastRow="0" w:firstColumn="1" w:lastColumn="0" w:noHBand="0" w:noVBand="1"/>
+      </w:tblPr>
+      <w:tblGrid>
+        <w:gridCol w:w="1563"/>
+        <w:gridCol w:w="7522"/>
+      </w:tblGrid>
+      <w:tr>
+        <w:trPr>
+          <w:cnfStyle w:val="100000000000" w:firstRow="1" w:lastRow="0" w:firstColumn="0" w:lastColumn="0" w:oddVBand="0" w:evenVBand="0" w:oddHBand="0" w:evenHBand="0" w:firstRowFirstColumn="0" w:firstRowLastColumn="0" w:lastRowFirstColumn="0" w:lastRowLastColumn="0"/>
+        </w:trPr>
+        <w:tc>
+          <w:tcPr>
+            <w:cnfStyle w:val="001000000000" w:firstRow="0" w:lastRow="0" w:firstColumn="1" w:lastColumn="0" w:oddVBand="0" w:evenVBand="0" w:oddHBand="0" w:evenHBand="0" w:firstRowFirstColumn="0" w:firstRowLastColumn="0" w:lastRowFirstColumn="0" w:lastRowLastColumn="0"/>
+            <w:tcW w:w="0" w:type="auto"/>
+            <w:shd w:val="clear" w:color="auto" w:fill="0A2F41" w:themeFill="accent1" w:themeFillShade="80"/>
+            <w:hideMark/>
+          </w:tcPr>
+          <w:p>
+            <w:pPr>
+              <w:jc w:val="center"/>
+              <w:rPr>
+                <w:rFonts w:ascii="Times New Roman" w:eastAsia="Times New Roman" w:hAnsi="Times New Roman" w:cs="Times New Roman"/>
+                <w:kern w:val="0"/>
+                <w:sz w:val="24"/>
+                <w:szCs w:val="24"/>
+                <w:lang w:val="en-GB" w:eastAsia="en-GB" w:bidi="ar-SA"/>
+                <w14:ligatures w14:val="none"/>
+              </w:rPr>
+            </w:pPr>
+            <w:r>
+              <w:rPr>
+                <w:rFonts w:ascii="Times New Roman" w:eastAsia="Times New Roman" w:hAnsi="Times New Roman" w:cs="Times New Roman"/>
+                <w:kern w:val="0"/>
+                <w:sz w:val="24"/>
+                <w:szCs w:val="24"/>
+                <w:lang w:val="en-GB" w:eastAsia="en-GB" w:bidi="ar-SA"/>
+                <w14:ligatures w14:val="none"/>
+              </w:rPr>
+              <w:t>Department</w:t>
+            </w:r>
+          </w:p>
+        </w:tc>
+        <w:tc>
+          <w:tcPr>
+            <w:tcW w:w="7522" w:type="dxa"/>
+            <w:shd w:val="clear" w:color="auto" w:fill="0A2F41" w:themeFill="accent1" w:themeFillShade="80"/>
+            <w:hideMark/>
+          </w:tcPr>
+          <w:p>
+            <w:pPr>
+              <w:jc w:val="center"/>
+              <w:cnfStyle w:val="100000000000" w:firstRow="1" w:lastRow="0" w:firstColumn="0" w:lastColumn="0" w:oddVBand="0" w:evenVBand="0" w:oddHBand="0" w:evenHBand="0" w:firstRowFirstColumn="0" w:firstRowLastColumn="0" w:lastRowFirstColumn="0" w:lastRowLastColumn="0"/>
+              <w:rPr>
+                <w:rFonts w:ascii="Times New Roman" w:eastAsia="Times New Roman" w:hAnsi="Times New Roman" w:cs="Times New Roman"/>
+                <w:kern w:val="0"/>
+                <w:sz w:val="24"/>
+                <w:szCs w:val="24"/>
+                <w:lang w:val="en-GB" w:eastAsia="en-GB" w:bidi="ar-SA"/>
+                <w14:ligatures w14:val="none"/>
+              </w:rPr>
+            </w:pPr>
+            <w:r>
+              <w:rPr>
+                <w:rFonts w:ascii="Times New Roman" w:eastAsia="Times New Roman" w:hAnsi="Times New Roman" w:cs="Times New Roman"/>
+                <w:kern w:val="0"/>
+                <w:sz w:val="24"/>
+                <w:szCs w:val="24"/>
+                <w:lang w:val="en-GB" w:eastAsia="en-GB" w:bidi="ar-SA"/>
+                <w14:ligatures w14:val="none"/>
+              </w:rPr>
+              <w:t>Access</w:t>
+            </w:r>
+          </w:p>
+        </w:tc>
+      </w:tr>
+      <w:tr>
+        <w:trPr>
+          <w:cnfStyle w:val="000000100000" w:firstRow="0" w:lastRow="0" w:firstColumn="0" w:lastColumn="0" w:oddVBand="0" w:evenVBand="0" w:oddHBand="1" w:evenHBand="0" w:firstRowFirstColumn="0" w:firstRowLastColumn="0" w:lastRowFirstColumn="0" w:lastRowLastColumn="0"/>
+        </w:trPr>
+        <w:tc>
+          <w:tcPr>
+            <w:cnfStyle w:val="001000000000" w:firstRow="0" w:lastRow="0" w:firstColumn="1" w:lastColumn="0" w:oddVBand="0" w:evenVBand="0" w:oddHBand="0" w:evenHBand="0" w:firstRowFirstColumn="0" w:firstRowLastColumn="0" w:lastRowFirstColumn="0" w:lastRowLastColumn="0"/>
+            <w:tcW w:w="0" w:type="auto"/>
+            <w:hideMark/>
+          </w:tcPr>
+          <w:p>
+            <w:pPr>
+              <w:rPr>
+                <w:rFonts w:ascii="Times New Roman" w:eastAsia="Times New Roman" w:hAnsi="Times New Roman" w:cs="Times New Roman"/>
+                <w:kern w:val="0"/>
+                <w:sz w:val="24"/>
+                <w:szCs w:val="24"/>
+                <w:lang w:val="en-GB" w:eastAsia="en-GB" w:bidi="ar-SA"/>
+                <w14:ligatures w14:val="none"/>
+              </w:rPr>
+            </w:pPr>
+            <w:r>
+              <w:rPr>
+                <w:rFonts w:ascii="Times New Roman" w:eastAsia="Times New Roman" w:hAnsi="Times New Roman" w:cs="Times New Roman"/>
+                <w:kern w:val="0"/>
+                <w:sz w:val="24"/>
+                <w:szCs w:val="24"/>
+                <w:lang w:val="en-GB" w:eastAsia="en-GB" w:bidi="ar-SA"/>
+                <w14:ligatures w14:val="none"/>
+              </w:rPr>
+              <w:t>Board</w:t>
+            </w:r>
+          </w:p>
+        </w:tc>
+        <w:tc>
+          <w:tcPr>
+            <w:tcW w:w="7522" w:type="dxa"/>
+            <w:hideMark/>
+          </w:tcPr>
+          <w:p>
+            <w:pPr>
+              <w:cnfStyle w:val="000000100000" w:firstRow="0" w:lastRow="0" w:firstColumn="0" w:lastColumn="0" w:oddVBand="0" w:evenVBand="0" w:oddHBand="1" w:evenHBand="0" w:firstRowFirstColumn="0" w:firstRowLastColumn="0" w:lastRowFirstColumn="0" w:lastRowLastColumn="0"/>
+              <w:rPr>
+                <w:rFonts w:ascii="Times New Roman" w:eastAsia="Times New Roman" w:hAnsi="Times New Roman" w:cs="Times New Roman"/>
+                <w:kern w:val="0"/>
+                <w:sz w:val="24"/>
+                <w:szCs w:val="24"/>
+                <w:lang w:val="en-GB" w:eastAsia="en-GB" w:bidi="ar-SA"/>
+                <w14:ligatures w14:val="none"/>
+              </w:rPr>
+            </w:pPr>
+            <w:r>
+              <w:rPr>
+                <w:rFonts w:ascii="Times New Roman" w:eastAsia="Times New Roman" w:hAnsi="Times New Roman" w:cs="Times New Roman"/>
+                <w:kern w:val="0"/>
+                <w:sz w:val="24"/>
+                <w:szCs w:val="24"/>
+                <w:lang w:val="en-GB" w:eastAsia="en-GB" w:bidi="ar-SA"/>
+                <w14:ligatures w14:val="none"/>
+              </w:rPr>
+              <w:t>Full</w:t>
+            </w:r>
+          </w:p>
+        </w:tc>
+      </w:tr>
+      <w:tr>
+        <w:tc>
+          <w:tcPr>
+            <w:cnfStyle w:val="001000000000" w:firstRow="0" w:lastRow="0" w:firstColumn="1" w:lastColumn="0" w:oddVBand="0" w:evenVBand="0" w:oddHBand="0" w:evenHBand="0" w:firstRowFirstColumn="0" w:firstRowLastColumn="0" w:lastRowFirstColumn="0" w:lastRowLastColumn="0"/>
+            <w:tcW w:w="0" w:type="auto"/>
+            <w:hideMark/>
+          </w:tcPr>
+          <w:p>
+            <w:pPr>
+              <w:rPr>
+                <w:rFonts w:ascii="Times New Roman" w:eastAsia="Times New Roman" w:hAnsi="Times New Roman" w:cs="Times New Roman"/>
+                <w:kern w:val="0"/>
+                <w:sz w:val="24"/>
+                <w:szCs w:val="24"/>
+                <w:lang w:val="en-GB" w:eastAsia="en-GB" w:bidi="ar-SA"/>
+                <w14:ligatures w14:val="none"/>
+              </w:rPr>
+            </w:pPr>
+            <w:r>
+              <w:rPr>
+                <w:rFonts w:ascii="Times New Roman" w:eastAsia="Times New Roman" w:hAnsi="Times New Roman" w:cs="Times New Roman"/>
+                <w:kern w:val="0"/>
+                <w:sz w:val="24"/>
+                <w:szCs w:val="24"/>
+                <w:lang w:val="en-GB" w:eastAsia="en-GB" w:bidi="ar-SA"/>
+                <w14:ligatures w14:val="none"/>
+              </w:rPr>
+              <w:t>Management</w:t>
+            </w:r>
+          </w:p>
+        </w:tc>
+        <w:tc>
+          <w:tcPr>
+            <w:tcW w:w="7522" w:type="dxa"/>
+            <w:hideMark/>
+          </w:tcPr>
+          <w:p>
+            <w:pPr>
+              <w:cnfStyle w:val="000000000000" w:firstRow="0" w:lastRow="0" w:firstColumn="0" w:lastColumn="0" w:oddVBand="0" w:evenVBand="0" w:oddHBand="0" w:evenHBand="0" w:firstRowFirstColumn="0" w:firstRowLastColumn="0" w:lastRowFirstColumn="0" w:lastRowLastColumn="0"/>
+              <w:rPr>
+                <w:rFonts w:ascii="Times New Roman" w:eastAsia="Times New Roman" w:hAnsi="Times New Roman" w:cs="Times New Roman"/>
+                <w:kern w:val="0"/>
+                <w:sz w:val="24"/>
+                <w:szCs w:val="24"/>
+                <w:lang w:val="en-GB" w:eastAsia="en-GB" w:bidi="ar-SA"/>
+                <w14:ligatures w14:val="none"/>
+              </w:rPr>
+            </w:pPr>
+            <w:r>
+              <w:rPr>
+                <w:rFonts w:ascii="Times New Roman" w:eastAsia="Times New Roman" w:hAnsi="Times New Roman" w:cs="Times New Roman"/>
+                <w:kern w:val="0"/>
+                <w:sz w:val="24"/>
+                <w:szCs w:val="24"/>
+                <w:lang w:val="en-GB" w:eastAsia="en-GB" w:bidi="ar-SA"/>
+                <w14:ligatures w14:val="none"/>
+              </w:rPr>
+              <w:t>Full</w:t>
+            </w:r>
+          </w:p>
+        </w:tc>
+      </w:tr>
+      <w:tr>
+        <w:trPr>
+          <w:cnfStyle w:val="000000100000" w:firstRow="0" w:lastRow="0" w:firstColumn="0" w:lastColumn="0" w:oddVBand="0" w:evenVBand="0" w:oddHBand="1" w:evenHBand="0" w:firstRowFirstColumn="0" w:firstRowLastColumn="0" w:lastRowFirstColumn="0" w:lastRowLastColumn="0"/>
+        </w:trPr>
+        <w:tc>
+          <w:tcPr>
+            <w:cnfStyle w:val="001000000000" w:firstRow="0" w:lastRow="0" w:firstColumn="1" w:lastColumn="0" w:oddVBand="0" w:evenVBand="0" w:oddHBand="0" w:evenHBand="0" w:firstRowFirstColumn="0" w:firstRowLastColumn="0" w:lastRowFirstColumn="0" w:lastRowLastColumn="0"/>
+            <w:tcW w:w="0" w:type="auto"/>
+            <w:hideMark/>
+          </w:tcPr>
+          <w:p>
+            <w:pPr>
+              <w:rPr>
+                <w:rFonts w:ascii="Times New Roman" w:eastAsia="Times New Roman" w:hAnsi="Times New Roman" w:cs="Times New Roman"/>
+                <w:kern w:val="0"/>
+                <w:sz w:val="24"/>
+                <w:szCs w:val="24"/>
+                <w:lang w:val="en-GB" w:eastAsia="en-GB" w:bidi="ar-SA"/>
+                <w14:ligatures w14:val="none"/>
+              </w:rPr>
+            </w:pPr>
+            <w:r>
+              <w:rPr>
+                <w:rFonts w:ascii="Times New Roman" w:eastAsia="Times New Roman" w:hAnsi="Times New Roman" w:cs="Times New Roman"/>
+                <w:kern w:val="0"/>
+                <w:sz w:val="24"/>
+                <w:szCs w:val="24"/>
+                <w:lang w:val="en-GB" w:eastAsia="en-GB" w:bidi="ar-SA"/>
+                <w14:ligatures w14:val="none"/>
+              </w:rPr>
+              <w:t>Departments</w:t>
+            </w:r>
+          </w:p>
+        </w:tc>
+        <w:tc>
+          <w:tcPr>
+            <w:tcW w:w="7522" w:type="dxa"/>
+            <w:hideMark/>
+          </w:tcPr>
+          <w:p>
+            <w:pPr>
+              <w:cnfStyle w:val="000000100000" w:firstRow="0" w:lastRow="0" w:firstColumn="0" w:lastColumn="0" w:oddVBand="0" w:evenVBand="0" w:oddHBand="1" w:evenHBand="0" w:firstRowFirstColumn="0" w:firstRowLastColumn="0" w:lastRowFirstColumn="0" w:lastRowLastColumn="0"/>
+              <w:rPr>
+                <w:rFonts w:ascii="Times New Roman" w:eastAsia="Times New Roman" w:hAnsi="Times New Roman" w:cs="Times New Roman"/>
+                <w:kern w:val="0"/>
+                <w:sz w:val="24"/>
+                <w:szCs w:val="24"/>
+                <w:lang w:val="en-GB" w:eastAsia="en-GB" w:bidi="ar-SA"/>
+                <w14:ligatures w14:val="none"/>
+              </w:rPr>
+            </w:pPr>
+            <w:r>
+              <w:rPr>
+                <w:rFonts w:ascii="Times New Roman" w:eastAsia="Times New Roman" w:hAnsi="Times New Roman" w:cs="Times New Roman"/>
+                <w:kern w:val="0"/>
+                <w:sz w:val="24"/>
+                <w:szCs w:val="24"/>
+                <w:lang w:val="en-GB" w:eastAsia="en-GB" w:bidi="ar-SA"/>
+                <w14:ligatures w14:val="none"/>
+              </w:rPr>
+              <w:t>Relevant sections</w:t>
+            </w:r>
+          </w:p>
+        </w:tc>
+      </w:tr>
+    </w:tbl>
+    <w:p>
+      <w:pPr>
+        <w:keepNext/>
+        <w:keepLines/>
+        <w:spacing w:before="160" w:after="80"/>
+        <w:outlineLvl w:val="2"/>
+        <w:rPr>
+          <w:rFonts w:ascii="Times New Roman" w:eastAsia="Times New Roman" w:hAnsi="Times New Roman" w:cs="Times New Roman"/>
+          <w:b/>
+          <w:bCs/>
+          <w:kern w:val="0"/>
+          <w:sz w:val="27"/>
+          <w:szCs w:val="27"/>
+          <w:lang w:val="en-GB" w:eastAsia="en-GB" w:bidi="ar-SA"/>
+          <w14:ligatures w14:val="none"/>
+        </w:rPr>
+      </w:pPr>
+    </w:p>
+    <w:p>
+      <w:pPr>
+        <w:rPr>
+          <w:rFonts w:ascii="Times New Roman" w:eastAsia="Times New Roman" w:hAnsi="Times New Roman" w:cs="Times New Roman"/>
+          <w:b/>
+          <w:bCs/>
+          <w:kern w:val="0"/>
+          <w:sz w:val="27"/>
+          <w:szCs w:val="27"/>
+          <w:lang w:val="en-GB" w:eastAsia="en-GB" w:bidi="ar-SA"/>
+          <w14:ligatures w14:val="none"/>
+        </w:rPr>
+      </w:pPr>
+      <w:r>
+        <w:rPr>
+          <w:rFonts w:ascii="Times New Roman" w:eastAsia="Times New Roman" w:hAnsi="Times New Roman" w:cs="Times New Roman"/>
+          <w:b/>
+          <w:bCs/>
+          <w:kern w:val="0"/>
+          <w:sz w:val="27"/>
+          <w:szCs w:val="27"/>
+          <w:lang w:val="en-GB" w:eastAsia="en-GB" w:bidi="ar-SA"/>
+          <w14:ligatures w14:val="none"/>
+        </w:rPr>
+        <w:t>Document Hierarchy</w:t>
+      </w:r>
+    </w:p>
+    <w:p>
+      <w:pPr>
+        <w:spacing w:after="0"/>
+        <w:rPr>
+          <w:rFonts w:ascii="Courier New" w:eastAsia="Times New Roman" w:hAnsi="Courier New" w:cs="Courier New"/>
+          <w:kern w:val="0"/>
+          <w:sz w:val="20"/>
+          <w:szCs w:val="20"/>
+          <w:lang w:val="en-GB" w:eastAsia="en-GB" w:bidi="ar-SA"/>
+          <w14:ligatures w14:val="none"/>
+        </w:rPr>
+      </w:pPr>
+      <w:r>
+        <w:rPr>
+          <w:rFonts w:ascii="Courier New" w:eastAsia="Times New Roman" w:hAnsi="Courier New" w:cs="Courier New"/>
+          <w:kern w:val="0"/>
+          <w:sz w:val="20"/>
+          <w:szCs w:val="20"/>
+          <w:lang w:val="en-GB" w:eastAsia="en-GB" w:bidi="ar-SA"/>
+          <w14:ligatures w14:val="none"/>
+        </w:rPr>
+        <w:t>Level 1 – Policy</w:t>
+      </w:r>
+      <w:r>
+        <w:rPr>
+          <w:rFonts w:ascii="Courier New" w:eastAsia="Times New Roman" w:hAnsi="Courier New" w:cs="Courier New"/>
+          <w:kern w:val="0"/>
+          <w:sz w:val="20"/>
+          <w:szCs w:val="20"/>
+          <w:lang w:val="en-GB" w:eastAsia="en-GB" w:bidi="ar-SA"/>
+          <w14:ligatures w14:val="none"/>
+        </w:rPr>
+        <w:br/>
+        <w:t>Level 2 – Procedure</w:t>
+      </w:r>
+      <w:r>
+        <w:rPr>
+          <w:rFonts w:ascii="Courier New" w:eastAsia="Times New Roman" w:hAnsi="Courier New" w:cs="Courier New"/>
+          <w:kern w:val="0"/>
+          <w:sz w:val="20"/>
+          <w:szCs w:val="20"/>
+          <w:lang w:val="en-GB" w:eastAsia="en-GB" w:bidi="ar-SA"/>
+          <w14:ligatures w14:val="none"/>
+        </w:rPr>
+        <w:br/>
+        <w:t>Level 3 – Work Instruction</w:t>
+      </w:r>
+      <w:r>
+        <w:rPr>
+          <w:rFonts w:ascii="Courier New" w:eastAsia="Times New Roman" w:hAnsi="Courier New" w:cs="Courier New"/>
+          <w:kern w:val="0"/>
+          <w:sz w:val="20"/>
+          <w:szCs w:val="20"/>
+          <w:lang w:val="en-GB" w:eastAsia="en-GB" w:bidi="ar-SA"/>
+          <w14:ligatures w14:val="none"/>
+        </w:rPr>
+        <w:br/>
+        <w:t>Level 4 – Forms / Templates</w:t>
+      </w:r>
+    </w:p>
+    <w:p/>
+    <w:p>
+      <w:pPr>
+        <w:rPr>
+          <w:rFonts w:ascii="Times New Roman" w:eastAsia="Times New Roman" w:hAnsi="Times New Roman" w:cs="Times New Roman"/>
+          <w:b/>
+          <w:bCs/>
+          <w:kern w:val="0"/>
+          <w:sz w:val="24"/>
+          <w:szCs w:val="24"/>
+          <w:lang w:val="en-GB" w:eastAsia="en-GB" w:bidi="ar-SA"/>
+          <w14:ligatures w14:val="none"/>
+        </w:rPr>
+      </w:pPr>
+      <w:r>
+        <w:rPr>
+          <w:rFonts w:ascii="Times New Roman" w:eastAsia="Times New Roman" w:hAnsi="Times New Roman" w:cs="Times New Roman"/>
+          <w:b/>
+          <w:bCs/>
+          <w:kern w:val="0"/>
+          <w:sz w:val="24"/>
+          <w:szCs w:val="24"/>
+          <w:lang w:val="en-GB" w:eastAsia="en-GB" w:bidi="ar-SA"/>
+          <w14:ligatures w14:val="none"/>
+        </w:rPr>
+        <w:br w:type="page"/>
+      </w:r>
+    </w:p>
+    <w:sdt>
+      <w:sdtPr>
+        <w:id w:val="804667802"/>
+        <w:docPartObj>
+          <w:docPartGallery w:val="Table of Contents"/>
+          <w:docPartUnique/>
+        </w:docPartObj>
+      </w:sdtPr>
+      <w:sdtEndPr>
+        <w:rPr>
+          <w:rFonts w:asciiTheme="minorHAnsi" w:eastAsiaTheme="minorHAnsi" w:hAnsiTheme="minorHAnsi" w:cstheme="minorBidi"/>
+          <w:b/>
+          <w:bCs/>
+          <w:noProof/>
+          <w:color w:val="auto"/>
+          <w:kern w:val="2"/>
+          <w:sz w:val="22"/>
+          <w:szCs w:val="22"/>
+          <w:lang w:bidi="ar-EG"/>
+          <w14:ligatures w14:val="standardContextual"/>
+        </w:rPr>
+      </w:sdtEndPr>
+      <w:sdtContent>
+        <w:p>
+          <w:pPr>
+            <w:pStyle w:val="TOCHeading"/>
+          </w:pPr>
+          <w:r>
+            <w:t>Contents</w:t>
+          </w:r>
+        </w:p>
+        <w:p>
+          <w:pPr>
+            <w:pStyle w:val="TOC1"/>
+            <w:tabs>
+              <w:tab w:val="right" w:leader="dot" w:pos="9016"/>
+            </w:tabs>
+            <w:rPr>
+              <w:rFonts w:eastAsiaTheme="minorEastAsia"/>
+              <w:noProof/>
+              <w:sz w:val="24"/>
+              <w:szCs w:val="24"/>
+              <w:lang w:val="en-GB" w:eastAsia="en-GB" w:bidi="ar-SA"/>
+            </w:rPr>
+          </w:pPr>
+          <w:r>
+            <w:fldChar w:fldCharType="begin"/>
+          </w:r>
+          <w:r>
+            <w:instrText xml:space="preserve"> TOC \o "1-3" \h \z \u </w:instrText>
+          </w:r>
+          <w:r>
+            <w:fldChar w:fldCharType="separate"/>
+          </w:r>
+          <w:hyperlink w:anchor="_Toc224213763" w:history="1">
+            <w:r>
+              <w:rPr>
+                <w:rStyle w:val="Hyperlink"/>
+                <w:rFonts w:ascii="Segoe UI Emoji" w:eastAsia="Times New Roman" w:hAnsi="Segoe UI Emoji" w:cs="Segoe UI Emoji"/>
+                <w:b/>
+                <w:bCs/>
+                <w:noProof/>
+                <w:kern w:val="36"/>
+                <w:lang w:val="en-GB" w:eastAsia="en-GB"/>
+                <w14:ligatures w14:val="none"/>
+              </w:rPr>
+              <w:t>📘</w:t>
+            </w:r>
+            <w:r>
+              <w:rPr>
+                <w:rStyle w:val="Hyperlink"/>
+                <w:rFonts w:ascii="Times New Roman" w:eastAsia="Times New Roman" w:hAnsi="Times New Roman" w:cs="Times New Roman"/>
+                <w:b/>
+                <w:bCs/>
+                <w:noProof/>
+                <w:kern w:val="36"/>
+                <w:lang w:val="en-GB" w:eastAsia="en-GB"/>
+                <w14:ligatures w14:val="none"/>
+              </w:rPr>
+              <w:t xml:space="preserve"> RAM – Audit-Ready BCM Self-Assessment Manual</w:t>
+            </w:r>
+            <w:r>
+              <w:rPr>
+                <w:noProof/>
+                <w:webHidden/>
+              </w:rPr>
+              <w:tab/>
+            </w:r>
+            <w:r>
+              <w:rPr>
+                <w:noProof/>
+                <w:webHidden/>
+              </w:rPr>
+              <w:fldChar w:fldCharType="begin"/>
+            </w:r>
+            <w:r>
+              <w:rPr>
+                <w:noProof/>
+                <w:webHidden/>
+              </w:rPr>
+              <w:instrText xml:space="preserve"> PAGEREF _Toc224213763 \h </w:instrText>
+            </w:r>
+            <w:r>
+              <w:rPr>
+                <w:noProof/>
+                <w:webHidden/>
+              </w:rPr>
+            </w:r>
+            <w:r>
+              <w:rPr>
+                <w:noProof/>
+                <w:webHidden/>
+              </w:rPr>
+              <w:fldChar w:fldCharType="separate"/>
+            </w:r>
+            <w:r>
+              <w:rPr>
+                <w:noProof/>
+                <w:webHidden/>
+              </w:rPr>
+              <w:t>1</w:t>
+            </w:r>
+            <w:r>
+              <w:rPr>
+                <w:noProof/>
+                <w:webHidden/>
+              </w:rPr>
+              <w:fldChar w:fldCharType="end"/>
+            </w:r>
+          </w:hyperlink>
+        </w:p>
+        <w:p>
+          <w:pPr>
+            <w:pStyle w:val="TOC1"/>
+            <w:tabs>
+              <w:tab w:val="right" w:leader="dot" w:pos="9016"/>
+            </w:tabs>
+            <w:rPr>
+              <w:rFonts w:eastAsiaTheme="minorEastAsia"/>
+              <w:noProof/>
+              <w:sz w:val="24"/>
+              <w:szCs w:val="24"/>
+              <w:lang w:val="en-GB" w:eastAsia="en-GB" w:bidi="ar-SA"/>
+            </w:rPr>
+          </w:pPr>
+          <w:hyperlink w:anchor="_Toc224213764" w:history="1">
+            <w:r>
+              <w:rPr>
+                <w:rStyle w:val="Hyperlink"/>
+                <w:rFonts w:ascii="Times New Roman" w:eastAsia="Times New Roman" w:hAnsi="Times New Roman" w:cs="Times New Roman"/>
+                <w:b/>
+                <w:bCs/>
+                <w:noProof/>
+                <w:kern w:val="36"/>
+                <w:lang w:val="en-GB" w:eastAsia="en-GB"/>
+                <w14:ligatures w14:val="none"/>
+              </w:rPr>
+              <w:t>Complementary to BCM 21</w:t>
+            </w:r>
+            <w:r>
+              <w:rPr>
+                <w:noProof/>
+                <w:webHidden/>
+              </w:rPr>
+              <w:tab/>
+            </w:r>
+            <w:r>
+              <w:rPr>
+                <w:noProof/>
+                <w:webHidden/>
+              </w:rPr>
+              <w:fldChar w:fldCharType="begin"/>
+            </w:r>
+            <w:r>
+              <w:rPr>
+                <w:noProof/>
+                <w:webHidden/>
+              </w:rPr>
+              <w:instrText xml:space="preserve"> PAGEREF _Toc224213764 \h </w:instrText>
+            </w:r>
+            <w:r>
+              <w:rPr>
+                <w:noProof/>
+                <w:webHidden/>
+              </w:rPr>
+            </w:r>
+            <w:r>
+              <w:rPr>
+                <w:noProof/>
+                <w:webHidden/>
+              </w:rPr>
+              <w:fldChar w:fldCharType="separate"/>
+            </w:r>
+            <w:r>
+              <w:rPr>
+                <w:noProof/>
+                <w:webHidden/>
+              </w:rPr>
+              <w:t>1</w:t>
+            </w:r>
+            <w:r>
+              <w:rPr>
+                <w:noProof/>
+                <w:webHidden/>
+              </w:rPr>
+              <w:fldChar w:fldCharType="end"/>
+            </w:r>
+          </w:hyperlink>
+        </w:p>
+        <w:p>
+          <w:pPr>
+            <w:pStyle w:val="TOC1"/>
+            <w:tabs>
+              <w:tab w:val="left" w:pos="440"/>
+              <w:tab w:val="right" w:leader="dot" w:pos="9016"/>
+            </w:tabs>
+            <w:rPr>
+              <w:rFonts w:eastAsiaTheme="minorEastAsia"/>
+              <w:noProof/>
+              <w:sz w:val="24"/>
+              <w:szCs w:val="24"/>
+              <w:lang w:val="en-GB" w:eastAsia="en-GB" w:bidi="ar-SA"/>
+            </w:rPr>
+          </w:pPr>
+          <w:hyperlink w:anchor="_Toc224213765" w:history="1">
+            <w:r>
+              <w:rPr>
+                <w:rStyle w:val="Hyperlink"/>
+                <w:rFonts w:ascii="Times New Roman" w:eastAsia="Times New Roman" w:hAnsi="Times New Roman" w:cs="Times New Roman"/>
+                <w:b/>
+                <w:bCs/>
+                <w:noProof/>
+                <w:kern w:val="0"/>
+                <w:lang w:val="en-GB" w:eastAsia="en-GB"/>
+                <w14:ligatures w14:val="none"/>
+              </w:rPr>
+              <w:t>1-</w:t>
+            </w:r>
+            <w:r>
+              <w:rPr>
+                <w:rFonts w:eastAsiaTheme="minorEastAsia"/>
+                <w:noProof/>
+                <w:sz w:val="24"/>
+                <w:szCs w:val="24"/>
+                <w:lang w:val="en-GB" w:eastAsia="en-GB" w:bidi="ar-SA"/>
+              </w:rPr>
+              <w:tab/>
+            </w:r>
+            <w:r>
+              <w:rPr>
+                <w:rStyle w:val="Hyperlink"/>
+                <w:rFonts w:ascii="Times New Roman" w:eastAsia="Times New Roman" w:hAnsi="Times New Roman" w:cs="Times New Roman"/>
+                <w:b/>
+                <w:bCs/>
+                <w:noProof/>
+                <w:kern w:val="0"/>
+                <w:lang w:val="en-GB" w:eastAsia="en-GB"/>
+                <w14:ligatures w14:val="none"/>
+              </w:rPr>
+              <w:t>Purpose of This Manual</w:t>
+            </w:r>
+            <w:r>
+              <w:rPr>
+                <w:noProof/>
+                <w:webHidden/>
+              </w:rPr>
+              <w:tab/>
+            </w:r>
+            <w:r>
+              <w:rPr>
+                <w:noProof/>
+                <w:webHidden/>
+              </w:rPr>
+              <w:fldChar w:fldCharType="begin"/>
+            </w:r>
+            <w:r>
+              <w:rPr>
+                <w:noProof/>
+                <w:webHidden/>
+              </w:rPr>
+              <w:instrText xml:space="preserve"> PAGEREF _Toc224213765 \h </w:instrText>
+            </w:r>
+            <w:r>
+              <w:rPr>
+                <w:noProof/>
+                <w:webHidden/>
+              </w:rPr>
+            </w:r>
+            <w:r>
+              <w:rPr>
+                <w:noProof/>
+                <w:webHidden/>
+              </w:rPr>
+              <w:fldChar w:fldCharType="separate"/>
+            </w:r>
+            <w:r>
+              <w:rPr>
+                <w:noProof/>
+                <w:webHidden/>
+              </w:rPr>
+              <w:t>3</w:t>
+            </w:r>
+            <w:r>
+              <w:rPr>
+                <w:noProof/>
+                <w:webHidden/>
+              </w:rPr>
+              <w:fldChar w:fldCharType="end"/>
+            </w:r>
+          </w:hyperlink>
+        </w:p>
+        <w:p>
+          <w:pPr>
+            <w:pStyle w:val="TOC1"/>
+            <w:tabs>
+              <w:tab w:val="left" w:pos="440"/>
+              <w:tab w:val="right" w:leader="dot" w:pos="9016"/>
+            </w:tabs>
+            <w:rPr>
+              <w:rFonts w:eastAsiaTheme="minorEastAsia"/>
+              <w:noProof/>
+              <w:sz w:val="24"/>
+              <w:szCs w:val="24"/>
+              <w:lang w:val="en-GB" w:eastAsia="en-GB" w:bidi="ar-SA"/>
+            </w:rPr>
+          </w:pPr>
+          <w:hyperlink w:anchor="_Toc224213766" w:history="1">
+            <w:r>
+              <w:rPr>
+                <w:rStyle w:val="Hyperlink"/>
+                <w:rFonts w:ascii="Times New Roman" w:eastAsia="Times New Roman" w:hAnsi="Times New Roman" w:cs="Times New Roman"/>
+                <w:b/>
+                <w:bCs/>
+                <w:noProof/>
+                <w:kern w:val="0"/>
+                <w:lang w:val="en-GB" w:eastAsia="en-GB"/>
+                <w14:ligatures w14:val="none"/>
+              </w:rPr>
+              <w:t>2-</w:t>
+            </w:r>
+            <w:r>
+              <w:rPr>
+                <w:rFonts w:eastAsiaTheme="minorEastAsia"/>
+                <w:noProof/>
+                <w:sz w:val="24"/>
+                <w:szCs w:val="24"/>
+                <w:lang w:val="en-GB" w:eastAsia="en-GB" w:bidi="ar-SA"/>
+              </w:rPr>
+              <w:tab/>
+            </w:r>
+            <w:r>
+              <w:rPr>
+                <w:rStyle w:val="Hyperlink"/>
+                <w:rFonts w:ascii="Times New Roman" w:eastAsia="Times New Roman" w:hAnsi="Times New Roman" w:cs="Times New Roman"/>
+                <w:b/>
+                <w:bCs/>
+                <w:noProof/>
+                <w:kern w:val="0"/>
+                <w:lang w:val="en-GB" w:eastAsia="en-GB"/>
+                <w14:ligatures w14:val="none"/>
+              </w:rPr>
+              <w:t>Governance &amp; Oversight Structure</w:t>
+            </w:r>
+            <w:r>
+              <w:rPr>
+                <w:noProof/>
+                <w:webHidden/>
+              </w:rPr>
+              <w:tab/>
+            </w:r>
+            <w:r>
+              <w:rPr>
+                <w:noProof/>
+                <w:webHidden/>
+              </w:rPr>
+              <w:fldChar w:fldCharType="begin"/>
+            </w:r>
+            <w:r>
+              <w:rPr>
+                <w:noProof/>
+                <w:webHidden/>
+              </w:rPr>
+              <w:instrText xml:space="preserve"> PAGEREF _Toc224213766 \h </w:instrText>
+            </w:r>
+            <w:r>
+              <w:rPr>
+                <w:noProof/>
+                <w:webHidden/>
+              </w:rPr>
+            </w:r>
+            <w:r>
+              <w:rPr>
+                <w:noProof/>
+                <w:webHidden/>
+              </w:rPr>
+              <w:fldChar w:fldCharType="separate"/>
+            </w:r>
+            <w:r>
+              <w:rPr>
+                <w:noProof/>
+                <w:webHidden/>
+              </w:rPr>
+              <w:t>3</w:t>
+            </w:r>
+            <w:r>
+              <w:rPr>
+                <w:noProof/>
+                <w:webHidden/>
+              </w:rPr>
+              <w:fldChar w:fldCharType="end"/>
+            </w:r>
+          </w:hyperlink>
+        </w:p>
+        <w:p>
+          <w:pPr>
+            <w:pStyle w:val="TOC1"/>
+            <w:tabs>
+              <w:tab w:val="left" w:pos="440"/>
+              <w:tab w:val="right" w:leader="dot" w:pos="9016"/>
+            </w:tabs>
+            <w:rPr>
+              <w:rFonts w:eastAsiaTheme="minorEastAsia"/>
+              <w:noProof/>
+              <w:sz w:val="24"/>
+              <w:szCs w:val="24"/>
+              <w:lang w:val="en-GB" w:eastAsia="en-GB" w:bidi="ar-SA"/>
+            </w:rPr>
+          </w:pPr>
+          <w:hyperlink w:anchor="_Toc224213767" w:history="1">
+            <w:r>
+              <w:rPr>
+                <w:rStyle w:val="Hyperlink"/>
+                <w:rFonts w:ascii="Times New Roman" w:eastAsia="Times New Roman" w:hAnsi="Times New Roman" w:cs="Times New Roman"/>
+                <w:b/>
+                <w:bCs/>
+                <w:noProof/>
+                <w:kern w:val="0"/>
+                <w:lang w:val="en-GB" w:eastAsia="en-GB"/>
+                <w14:ligatures w14:val="none"/>
+              </w:rPr>
+              <w:t>3-</w:t>
+            </w:r>
+            <w:r>
+              <w:rPr>
+                <w:rFonts w:eastAsiaTheme="minorEastAsia"/>
+                <w:noProof/>
+                <w:sz w:val="24"/>
+                <w:szCs w:val="24"/>
+                <w:lang w:val="en-GB" w:eastAsia="en-GB" w:bidi="ar-SA"/>
+              </w:rPr>
+              <w:tab/>
+            </w:r>
+            <w:r>
+              <w:rPr>
+                <w:rStyle w:val="Hyperlink"/>
+                <w:rFonts w:ascii="Times New Roman" w:eastAsia="Times New Roman" w:hAnsi="Times New Roman" w:cs="Times New Roman"/>
+                <w:b/>
+                <w:bCs/>
+                <w:noProof/>
+                <w:kern w:val="0"/>
+                <w:lang w:val="en-GB" w:eastAsia="en-GB"/>
+                <w14:ligatures w14:val="none"/>
+              </w:rPr>
+              <w:t>Assessment Frequency</w:t>
+            </w:r>
+            <w:r>
+              <w:rPr>
+                <w:noProof/>
+                <w:webHidden/>
+              </w:rPr>
+              <w:tab/>
+            </w:r>
+            <w:r>
+              <w:rPr>
+                <w:noProof/>
+                <w:webHidden/>
+              </w:rPr>
+              <w:fldChar w:fldCharType="begin"/>
+            </w:r>
+            <w:r>
+              <w:rPr>
+                <w:noProof/>
+                <w:webHidden/>
+              </w:rPr>
+              <w:instrText xml:space="preserve"> PAGEREF _Toc224213767 \h </w:instrText>
+            </w:r>
+            <w:r>
+              <w:rPr>
+                <w:noProof/>
+                <w:webHidden/>
+              </w:rPr>
+            </w:r>
+            <w:r>
+              <w:rPr>
+                <w:noProof/>
+                <w:webHidden/>
+              </w:rPr>
+              <w:fldChar w:fldCharType="separate"/>
+            </w:r>
+            <w:r>
+              <w:rPr>
+                <w:noProof/>
+                <w:webHidden/>
+              </w:rPr>
+              <w:t>3</w:t>
+            </w:r>
+            <w:r>
+              <w:rPr>
+                <w:noProof/>
+                <w:webHidden/>
+              </w:rPr>
+              <w:fldChar w:fldCharType="end"/>
+            </w:r>
+          </w:hyperlink>
+        </w:p>
+        <w:p>
+          <w:pPr>
+            <w:pStyle w:val="TOC1"/>
+            <w:tabs>
+              <w:tab w:val="left" w:pos="440"/>
+              <w:tab w:val="right" w:leader="dot" w:pos="9016"/>
+            </w:tabs>
+            <w:rPr>
+              <w:rFonts w:eastAsiaTheme="minorEastAsia"/>
+              <w:noProof/>
+              <w:sz w:val="24"/>
+              <w:szCs w:val="24"/>
+              <w:lang w:val="en-GB" w:eastAsia="en-GB" w:bidi="ar-SA"/>
+            </w:rPr>
+          </w:pPr>
+          <w:hyperlink w:anchor="_Toc224213768" w:history="1">
+            <w:r>
+              <w:rPr>
+                <w:rStyle w:val="Hyperlink"/>
+                <w:rFonts w:ascii="Times New Roman" w:eastAsia="Times New Roman" w:hAnsi="Times New Roman" w:cs="Times New Roman"/>
+                <w:b/>
+                <w:bCs/>
+                <w:noProof/>
+                <w:kern w:val="0"/>
+                <w:lang w:val="en-GB" w:eastAsia="en-GB"/>
+                <w14:ligatures w14:val="none"/>
+              </w:rPr>
+              <w:t>4-</w:t>
+            </w:r>
+            <w:r>
+              <w:rPr>
+                <w:rFonts w:eastAsiaTheme="minorEastAsia"/>
+                <w:noProof/>
+                <w:sz w:val="24"/>
+                <w:szCs w:val="24"/>
+                <w:lang w:val="en-GB" w:eastAsia="en-GB" w:bidi="ar-SA"/>
+              </w:rPr>
+              <w:tab/>
+            </w:r>
+            <w:r>
+              <w:rPr>
+                <w:rStyle w:val="Hyperlink"/>
+                <w:rFonts w:ascii="Times New Roman" w:eastAsia="Times New Roman" w:hAnsi="Times New Roman" w:cs="Times New Roman"/>
+                <w:b/>
+                <w:bCs/>
+                <w:noProof/>
+                <w:kern w:val="0"/>
+                <w:lang w:val="en-GB" w:eastAsia="en-GB"/>
+                <w14:ligatures w14:val="none"/>
+              </w:rPr>
+              <w:t>Control Domains &amp; Evidence Matrix</w:t>
+            </w:r>
+            <w:r>
+              <w:rPr>
+                <w:noProof/>
+                <w:webHidden/>
+              </w:rPr>
+              <w:tab/>
+            </w:r>
+            <w:r>
+              <w:rPr>
+                <w:noProof/>
+                <w:webHidden/>
+              </w:rPr>
+              <w:fldChar w:fldCharType="begin"/>
+            </w:r>
+            <w:r>
+              <w:rPr>
+                <w:noProof/>
+                <w:webHidden/>
+              </w:rPr>
+              <w:instrText xml:space="preserve"> PAGEREF _Toc224213768 \h </w:instrText>
+            </w:r>
+            <w:r>
+              <w:rPr>
+                <w:noProof/>
+                <w:webHidden/>
+              </w:rPr>
+            </w:r>
+            <w:r>
+              <w:rPr>
+                <w:noProof/>
+                <w:webHidden/>
+              </w:rPr>
+              <w:fldChar w:fldCharType="separate"/>
+            </w:r>
+            <w:r>
+              <w:rPr>
+                <w:noProof/>
+                <w:webHidden/>
+              </w:rPr>
+              <w:t>3</w:t>
+            </w:r>
+            <w:r>
+              <w:rPr>
+                <w:noProof/>
+                <w:webHidden/>
+              </w:rPr>
+              <w:fldChar w:fldCharType="end"/>
+            </w:r>
+          </w:hyperlink>
+        </w:p>
+        <w:p>
+          <w:pPr>
+            <w:pStyle w:val="TOC1"/>
+            <w:tabs>
+              <w:tab w:val="left" w:pos="440"/>
+              <w:tab w:val="right" w:leader="dot" w:pos="9016"/>
+            </w:tabs>
+            <w:rPr>
+              <w:rFonts w:eastAsiaTheme="minorEastAsia"/>
+              <w:noProof/>
+              <w:sz w:val="24"/>
+              <w:szCs w:val="24"/>
+              <w:lang w:val="en-GB" w:eastAsia="en-GB" w:bidi="ar-SA"/>
+            </w:rPr>
+          </w:pPr>
+          <w:hyperlink w:anchor="_Toc224213769" w:history="1">
+            <w:r>
+              <w:rPr>
+                <w:rStyle w:val="Hyperlink"/>
+                <w:rFonts w:ascii="Times New Roman" w:eastAsia="Times New Roman" w:hAnsi="Times New Roman" w:cs="Times New Roman"/>
+                <w:b/>
+                <w:bCs/>
+                <w:noProof/>
+                <w:kern w:val="0"/>
+                <w:lang w:val="en-GB" w:eastAsia="en-GB"/>
+                <w14:ligatures w14:val="none"/>
+              </w:rPr>
+              <w:t>5-</w:t>
+            </w:r>
+            <w:r>
+              <w:rPr>
+                <w:rFonts w:eastAsiaTheme="minorEastAsia"/>
+                <w:noProof/>
+                <w:sz w:val="24"/>
+                <w:szCs w:val="24"/>
+                <w:lang w:val="en-GB" w:eastAsia="en-GB" w:bidi="ar-SA"/>
+              </w:rPr>
+              <w:tab/>
+            </w:r>
+            <w:r>
+              <w:rPr>
+                <w:rStyle w:val="Hyperlink"/>
+                <w:rFonts w:ascii="Times New Roman" w:eastAsia="Times New Roman" w:hAnsi="Times New Roman" w:cs="Times New Roman"/>
+                <w:b/>
+                <w:bCs/>
+                <w:noProof/>
+                <w:kern w:val="0"/>
+                <w:lang w:val="en-GB" w:eastAsia="en-GB"/>
+                <w14:ligatures w14:val="none"/>
+              </w:rPr>
+              <w:t>Scoring Model</w:t>
+            </w:r>
+            <w:r>
+              <w:rPr>
+                <w:noProof/>
+                <w:webHidden/>
+              </w:rPr>
+              <w:tab/>
+            </w:r>
+            <w:r>
+              <w:rPr>
+                <w:noProof/>
+                <w:webHidden/>
+              </w:rPr>
+              <w:fldChar w:fldCharType="begin"/>
+            </w:r>
+            <w:r>
+              <w:rPr>
+                <w:noProof/>
+                <w:webHidden/>
+              </w:rPr>
+              <w:instrText xml:space="preserve"> PAGEREF _Toc224213769 \h </w:instrText>
+            </w:r>
+            <w:r>
+              <w:rPr>
+                <w:noProof/>
+                <w:webHidden/>
+              </w:rPr>
+            </w:r>
+            <w:r>
+              <w:rPr>
+                <w:noProof/>
+                <w:webHidden/>
+              </w:rPr>
+              <w:fldChar w:fldCharType="separate"/>
+            </w:r>
+            <w:r>
+              <w:rPr>
+                <w:noProof/>
+                <w:webHidden/>
+              </w:rPr>
+              <w:t>5</w:t>
+            </w:r>
+            <w:r>
+              <w:rPr>
+                <w:noProof/>
+                <w:webHidden/>
+              </w:rPr>
+              <w:fldChar w:fldCharType="end"/>
+            </w:r>
+          </w:hyperlink>
+        </w:p>
+        <w:p>
+          <w:pPr>
+            <w:pStyle w:val="TOC1"/>
+            <w:tabs>
+              <w:tab w:val="left" w:pos="440"/>
+              <w:tab w:val="right" w:leader="dot" w:pos="9016"/>
+            </w:tabs>
+            <w:rPr>
+              <w:rFonts w:eastAsiaTheme="minorEastAsia"/>
+              <w:noProof/>
+              <w:sz w:val="24"/>
+              <w:szCs w:val="24"/>
+              <w:lang w:val="en-GB" w:eastAsia="en-GB" w:bidi="ar-SA"/>
+            </w:rPr>
+          </w:pPr>
+          <w:hyperlink w:anchor="_Toc224213770" w:history="1">
+            <w:r>
+              <w:rPr>
+                <w:rStyle w:val="Hyperlink"/>
+                <w:rFonts w:ascii="Times New Roman" w:eastAsia="Times New Roman" w:hAnsi="Times New Roman" w:cs="Times New Roman"/>
+                <w:b/>
+                <w:bCs/>
+                <w:noProof/>
+                <w:kern w:val="0"/>
+                <w:lang w:val="en-GB" w:eastAsia="en-GB"/>
+                <w14:ligatures w14:val="none"/>
+              </w:rPr>
+              <w:t>6-</w:t>
+            </w:r>
+            <w:r>
+              <w:rPr>
+                <w:rFonts w:eastAsiaTheme="minorEastAsia"/>
+                <w:noProof/>
+                <w:sz w:val="24"/>
+                <w:szCs w:val="24"/>
+                <w:lang w:val="en-GB" w:eastAsia="en-GB" w:bidi="ar-SA"/>
+              </w:rPr>
+              <w:tab/>
+            </w:r>
+            <w:r>
+              <w:rPr>
+                <w:rStyle w:val="Hyperlink"/>
+                <w:rFonts w:ascii="Times New Roman" w:eastAsia="Times New Roman" w:hAnsi="Times New Roman" w:cs="Times New Roman"/>
+                <w:b/>
+                <w:bCs/>
+                <w:noProof/>
+                <w:kern w:val="0"/>
+                <w:lang w:val="en-GB" w:eastAsia="en-GB"/>
+                <w14:ligatures w14:val="none"/>
+              </w:rPr>
+              <w:t>Audit Testing Methodology</w:t>
+            </w:r>
+            <w:r>
+              <w:rPr>
+                <w:noProof/>
+                <w:webHidden/>
+              </w:rPr>
+              <w:tab/>
+            </w:r>
+            <w:r>
+              <w:rPr>
+                <w:noProof/>
+                <w:webHidden/>
+              </w:rPr>
+              <w:fldChar w:fldCharType="begin"/>
+            </w:r>
+            <w:r>
+              <w:rPr>
+                <w:noProof/>
+                <w:webHidden/>
+              </w:rPr>
+              <w:instrText xml:space="preserve"> PAGEREF _Toc224213770 \h </w:instrText>
+            </w:r>
+            <w:r>
+              <w:rPr>
+                <w:noProof/>
+                <w:webHidden/>
+              </w:rPr>
+            </w:r>
+            <w:r>
+              <w:rPr>
+                <w:noProof/>
+                <w:webHidden/>
+              </w:rPr>
+              <w:fldChar w:fldCharType="separate"/>
+            </w:r>
+            <w:r>
+              <w:rPr>
+                <w:noProof/>
+                <w:webHidden/>
+              </w:rPr>
+              <w:t>6</w:t>
+            </w:r>
+            <w:r>
+              <w:rPr>
+                <w:noProof/>
+                <w:webHidden/>
+              </w:rPr>
+              <w:fldChar w:fldCharType="end"/>
+            </w:r>
+          </w:hyperlink>
+        </w:p>
+        <w:p>
+          <w:pPr>
+            <w:pStyle w:val="TOC1"/>
+            <w:tabs>
+              <w:tab w:val="left" w:pos="440"/>
+              <w:tab w:val="right" w:leader="dot" w:pos="9016"/>
+            </w:tabs>
+            <w:rPr>
+              <w:rFonts w:eastAsiaTheme="minorEastAsia"/>
+              <w:noProof/>
+              <w:sz w:val="24"/>
+              <w:szCs w:val="24"/>
+              <w:lang w:val="en-GB" w:eastAsia="en-GB" w:bidi="ar-SA"/>
+            </w:rPr>
+          </w:pPr>
+          <w:hyperlink w:anchor="_Toc224213771" w:history="1">
+            <w:r>
+              <w:rPr>
+                <w:rStyle w:val="Hyperlink"/>
+                <w:rFonts w:ascii="Times New Roman" w:eastAsia="Times New Roman" w:hAnsi="Times New Roman" w:cs="Times New Roman"/>
+                <w:b/>
+                <w:bCs/>
+                <w:noProof/>
+                <w:kern w:val="0"/>
+                <w:lang w:val="en-GB" w:eastAsia="en-GB"/>
+                <w14:ligatures w14:val="none"/>
+              </w:rPr>
+              <w:t>7-</w:t>
+            </w:r>
+            <w:r>
+              <w:rPr>
+                <w:rFonts w:eastAsiaTheme="minorEastAsia"/>
+                <w:noProof/>
+                <w:sz w:val="24"/>
+                <w:szCs w:val="24"/>
+                <w:lang w:val="en-GB" w:eastAsia="en-GB" w:bidi="ar-SA"/>
+              </w:rPr>
+              <w:tab/>
+            </w:r>
+            <w:r>
+              <w:rPr>
+                <w:rStyle w:val="Hyperlink"/>
+                <w:rFonts w:ascii="Times New Roman" w:eastAsia="Times New Roman" w:hAnsi="Times New Roman" w:cs="Times New Roman"/>
+                <w:b/>
+                <w:bCs/>
+                <w:noProof/>
+                <w:kern w:val="0"/>
+                <w:lang w:val="en-GB" w:eastAsia="en-GB"/>
+                <w14:ligatures w14:val="none"/>
+              </w:rPr>
+              <w:t>Audit Working Paper Template</w:t>
+            </w:r>
+            <w:r>
+              <w:rPr>
+                <w:noProof/>
+                <w:webHidden/>
+              </w:rPr>
+              <w:tab/>
+            </w:r>
+            <w:r>
+              <w:rPr>
+                <w:noProof/>
+                <w:webHidden/>
+              </w:rPr>
+              <w:fldChar w:fldCharType="begin"/>
+            </w:r>
+            <w:r>
+              <w:rPr>
+                <w:noProof/>
+                <w:webHidden/>
+              </w:rPr>
+              <w:instrText xml:space="preserve"> PAGEREF _Toc224213771 \h </w:instrText>
+            </w:r>
+            <w:r>
+              <w:rPr>
+                <w:noProof/>
+                <w:webHidden/>
+              </w:rPr>
+            </w:r>
+            <w:r>
+              <w:rPr>
+                <w:noProof/>
+                <w:webHidden/>
+              </w:rPr>
+              <w:fldChar w:fldCharType="separate"/>
+            </w:r>
+            <w:r>
+              <w:rPr>
+                <w:noProof/>
+                <w:webHidden/>
+              </w:rPr>
+              <w:t>6</w:t>
+            </w:r>
+            <w:r>
+              <w:rPr>
+                <w:noProof/>
+                <w:webHidden/>
+              </w:rPr>
+              <w:fldChar w:fldCharType="end"/>
+            </w:r>
+          </w:hyperlink>
+        </w:p>
+        <w:p>
+          <w:pPr>
+            <w:pStyle w:val="TOC1"/>
+            <w:tabs>
+              <w:tab w:val="left" w:pos="440"/>
+              <w:tab w:val="right" w:leader="dot" w:pos="9016"/>
+            </w:tabs>
+            <w:rPr>
+              <w:rFonts w:eastAsiaTheme="minorEastAsia"/>
+              <w:noProof/>
+              <w:sz w:val="24"/>
+              <w:szCs w:val="24"/>
+              <w:lang w:val="en-GB" w:eastAsia="en-GB" w:bidi="ar-SA"/>
+            </w:rPr>
+          </w:pPr>
+          <w:hyperlink w:anchor="_Toc224213772" w:history="1">
+            <w:r>
+              <w:rPr>
+                <w:rStyle w:val="Hyperlink"/>
+                <w:rFonts w:ascii="Times New Roman" w:eastAsia="Times New Roman" w:hAnsi="Times New Roman" w:cs="Times New Roman"/>
+                <w:b/>
+                <w:bCs/>
+                <w:noProof/>
+                <w:kern w:val="0"/>
+                <w:lang w:val="en-GB" w:eastAsia="en-GB"/>
+                <w14:ligatures w14:val="none"/>
+              </w:rPr>
+              <w:t>8-</w:t>
+            </w:r>
+            <w:r>
+              <w:rPr>
+                <w:rFonts w:eastAsiaTheme="minorEastAsia"/>
+                <w:noProof/>
+                <w:sz w:val="24"/>
+                <w:szCs w:val="24"/>
+                <w:lang w:val="en-GB" w:eastAsia="en-GB" w:bidi="ar-SA"/>
+              </w:rPr>
+              <w:tab/>
+            </w:r>
+            <w:r>
+              <w:rPr>
+                <w:rStyle w:val="Hyperlink"/>
+                <w:rFonts w:ascii="Times New Roman" w:eastAsia="Times New Roman" w:hAnsi="Times New Roman" w:cs="Times New Roman"/>
+                <w:b/>
+                <w:bCs/>
+                <w:noProof/>
+                <w:kern w:val="0"/>
+                <w:lang w:val="en-GB" w:eastAsia="en-GB"/>
+                <w14:ligatures w14:val="none"/>
+              </w:rPr>
+              <w:t>Deficiency Classification</w:t>
+            </w:r>
+            <w:r>
+              <w:rPr>
+                <w:noProof/>
+                <w:webHidden/>
+              </w:rPr>
+              <w:tab/>
+            </w:r>
+            <w:r>
+              <w:rPr>
+                <w:noProof/>
+                <w:webHidden/>
+              </w:rPr>
+              <w:fldChar w:fldCharType="begin"/>
+            </w:r>
+            <w:r>
+              <w:rPr>
+                <w:noProof/>
+                <w:webHidden/>
+              </w:rPr>
+              <w:instrText xml:space="preserve"> PAGEREF _Toc224213772 \h </w:instrText>
+            </w:r>
+            <w:r>
+              <w:rPr>
+                <w:noProof/>
+                <w:webHidden/>
+              </w:rPr>
+            </w:r>
+            <w:r>
+              <w:rPr>
+                <w:noProof/>
+                <w:webHidden/>
+              </w:rPr>
+              <w:fldChar w:fldCharType="separate"/>
+            </w:r>
+            <w:r>
+              <w:rPr>
+                <w:noProof/>
+                <w:webHidden/>
+              </w:rPr>
+              <w:t>7</w:t>
+            </w:r>
+            <w:r>
+              <w:rPr>
+                <w:noProof/>
+                <w:webHidden/>
+              </w:rPr>
+              <w:fldChar w:fldCharType="end"/>
+            </w:r>
+          </w:hyperlink>
+        </w:p>
+        <w:p>
+          <w:pPr>
+            <w:pStyle w:val="TOC1"/>
+            <w:tabs>
+              <w:tab w:val="left" w:pos="440"/>
+              <w:tab w:val="right" w:leader="dot" w:pos="9016"/>
+            </w:tabs>
+            <w:rPr>
+              <w:rFonts w:eastAsiaTheme="minorEastAsia"/>
+              <w:noProof/>
+              <w:sz w:val="24"/>
+              <w:szCs w:val="24"/>
+              <w:lang w:val="en-GB" w:eastAsia="en-GB" w:bidi="ar-SA"/>
+            </w:rPr>
+          </w:pPr>
+          <w:hyperlink w:anchor="_Toc224213773" w:history="1">
+            <w:r>
+              <w:rPr>
+                <w:rStyle w:val="Hyperlink"/>
+                <w:rFonts w:ascii="Times New Roman" w:eastAsia="Times New Roman" w:hAnsi="Times New Roman" w:cs="Times New Roman"/>
+                <w:b/>
+                <w:bCs/>
+                <w:noProof/>
+                <w:kern w:val="0"/>
+                <w:lang w:val="en-GB" w:eastAsia="en-GB"/>
+                <w14:ligatures w14:val="none"/>
+              </w:rPr>
+              <w:t>9-</w:t>
+            </w:r>
+            <w:r>
+              <w:rPr>
+                <w:rFonts w:eastAsiaTheme="minorEastAsia"/>
+                <w:noProof/>
+                <w:sz w:val="24"/>
+                <w:szCs w:val="24"/>
+                <w:lang w:val="en-GB" w:eastAsia="en-GB" w:bidi="ar-SA"/>
+              </w:rPr>
+              <w:tab/>
+            </w:r>
+            <w:r>
+              <w:rPr>
+                <w:rStyle w:val="Hyperlink"/>
+                <w:rFonts w:ascii="Times New Roman" w:eastAsia="Times New Roman" w:hAnsi="Times New Roman" w:cs="Times New Roman"/>
+                <w:b/>
+                <w:bCs/>
+                <w:noProof/>
+                <w:kern w:val="0"/>
+                <w:lang w:val="en-GB" w:eastAsia="en-GB"/>
+                <w14:ligatures w14:val="none"/>
+              </w:rPr>
+              <w:t>Management Action Plan Template</w:t>
+            </w:r>
+            <w:r>
+              <w:rPr>
+                <w:noProof/>
+                <w:webHidden/>
+              </w:rPr>
+              <w:tab/>
+            </w:r>
+            <w:r>
+              <w:rPr>
+                <w:noProof/>
+                <w:webHidden/>
+              </w:rPr>
+              <w:fldChar w:fldCharType="begin"/>
+            </w:r>
+            <w:r>
+              <w:rPr>
+                <w:noProof/>
+                <w:webHidden/>
+              </w:rPr>
+              <w:instrText xml:space="preserve"> PAGEREF _Toc224213773 \h </w:instrText>
+            </w:r>
+            <w:r>
+              <w:rPr>
+                <w:noProof/>
+                <w:webHidden/>
+              </w:rPr>
+            </w:r>
+            <w:r>
+              <w:rPr>
+                <w:noProof/>
+                <w:webHidden/>
+              </w:rPr>
+              <w:fldChar w:fldCharType="separate"/>
+            </w:r>
+            <w:r>
+              <w:rPr>
+                <w:noProof/>
+                <w:webHidden/>
+              </w:rPr>
+              <w:t>7</w:t>
+            </w:r>
+            <w:r>
+              <w:rPr>
+                <w:noProof/>
+                <w:webHidden/>
+              </w:rPr>
+              <w:fldChar w:fldCharType="end"/>
+            </w:r>
+          </w:hyperlink>
+        </w:p>
+        <w:p>
+          <w:pPr>
+            <w:pStyle w:val="TOC1"/>
+            <w:tabs>
+              <w:tab w:val="left" w:pos="720"/>
+              <w:tab w:val="right" w:leader="dot" w:pos="9016"/>
+            </w:tabs>
+            <w:rPr>
+              <w:rFonts w:eastAsiaTheme="minorEastAsia"/>
+              <w:noProof/>
+              <w:sz w:val="24"/>
+              <w:szCs w:val="24"/>
+              <w:lang w:val="en-GB" w:eastAsia="en-GB" w:bidi="ar-SA"/>
+            </w:rPr>
+          </w:pPr>
+          <w:hyperlink w:anchor="_Toc224213774" w:history="1">
+            <w:r>
+              <w:rPr>
+                <w:rStyle w:val="Hyperlink"/>
+                <w:rFonts w:ascii="Times New Roman" w:eastAsia="Times New Roman" w:hAnsi="Times New Roman" w:cs="Times New Roman"/>
+                <w:b/>
+                <w:bCs/>
+                <w:noProof/>
+                <w:kern w:val="0"/>
+                <w:lang w:val="en-GB" w:eastAsia="en-GB"/>
+                <w14:ligatures w14:val="none"/>
+              </w:rPr>
+              <w:t>10-</w:t>
+            </w:r>
+            <w:r>
+              <w:rPr>
+                <w:rFonts w:eastAsiaTheme="minorEastAsia"/>
+                <w:noProof/>
+                <w:sz w:val="24"/>
+                <w:szCs w:val="24"/>
+                <w:lang w:val="en-GB" w:eastAsia="en-GB" w:bidi="ar-SA"/>
+              </w:rPr>
+              <w:tab/>
+            </w:r>
+            <w:r>
+              <w:rPr>
+                <w:rStyle w:val="Hyperlink"/>
+                <w:rFonts w:ascii="Times New Roman" w:eastAsia="Times New Roman" w:hAnsi="Times New Roman" w:cs="Times New Roman"/>
+                <w:b/>
+                <w:bCs/>
+                <w:noProof/>
+                <w:kern w:val="0"/>
+                <w:lang w:val="en-GB" w:eastAsia="en-GB"/>
+                <w14:ligatures w14:val="none"/>
+              </w:rPr>
+              <w:t>Reporting Structure</w:t>
+            </w:r>
+            <w:r>
+              <w:rPr>
+                <w:noProof/>
+                <w:webHidden/>
+              </w:rPr>
+              <w:tab/>
+            </w:r>
+            <w:r>
+              <w:rPr>
+                <w:noProof/>
+                <w:webHidden/>
+              </w:rPr>
+              <w:fldChar w:fldCharType="begin"/>
+            </w:r>
+            <w:r>
+              <w:rPr>
+                <w:noProof/>
+                <w:webHidden/>
+              </w:rPr>
+              <w:instrText xml:space="preserve"> PAGEREF _Toc224213774 \h </w:instrText>
+            </w:r>
+            <w:r>
+              <w:rPr>
+                <w:noProof/>
+                <w:webHidden/>
+              </w:rPr>
+            </w:r>
+            <w:r>
+              <w:rPr>
+                <w:noProof/>
+                <w:webHidden/>
+              </w:rPr>
+              <w:fldChar w:fldCharType="separate"/>
+            </w:r>
+            <w:r>
+              <w:rPr>
+                <w:noProof/>
+                <w:webHidden/>
+              </w:rPr>
+              <w:t>7</w:t>
+            </w:r>
+            <w:r>
+              <w:rPr>
+                <w:noProof/>
+                <w:webHidden/>
+              </w:rPr>
+              <w:fldChar w:fldCharType="end"/>
+            </w:r>
+          </w:hyperlink>
+        </w:p>
+        <w:p>
+          <w:pPr>
+            <w:pStyle w:val="TOC1"/>
+            <w:tabs>
+              <w:tab w:val="left" w:pos="720"/>
+              <w:tab w:val="right" w:leader="dot" w:pos="9016"/>
+            </w:tabs>
+            <w:rPr>
+              <w:rFonts w:eastAsiaTheme="minorEastAsia"/>
+              <w:noProof/>
+              <w:sz w:val="24"/>
+              <w:szCs w:val="24"/>
+              <w:lang w:val="en-GB" w:eastAsia="en-GB" w:bidi="ar-SA"/>
+            </w:rPr>
+          </w:pPr>
+          <w:hyperlink w:anchor="_Toc224213775" w:history="1">
+            <w:r>
+              <w:rPr>
+                <w:rStyle w:val="Hyperlink"/>
+                <w:rFonts w:ascii="Times New Roman" w:eastAsia="Times New Roman" w:hAnsi="Times New Roman" w:cs="Times New Roman"/>
+                <w:b/>
+                <w:bCs/>
+                <w:noProof/>
+                <w:kern w:val="0"/>
+                <w:lang w:val="en-GB" w:eastAsia="en-GB"/>
+                <w14:ligatures w14:val="none"/>
+              </w:rPr>
+              <w:t>11-</w:t>
+            </w:r>
+            <w:r>
+              <w:rPr>
+                <w:rFonts w:eastAsiaTheme="minorEastAsia"/>
+                <w:noProof/>
+                <w:sz w:val="24"/>
+                <w:szCs w:val="24"/>
+                <w:lang w:val="en-GB" w:eastAsia="en-GB" w:bidi="ar-SA"/>
+              </w:rPr>
+              <w:tab/>
+            </w:r>
+            <w:r>
+              <w:rPr>
+                <w:rStyle w:val="Hyperlink"/>
+                <w:rFonts w:ascii="Times New Roman" w:eastAsia="Times New Roman" w:hAnsi="Times New Roman" w:cs="Times New Roman"/>
+                <w:b/>
+                <w:bCs/>
+                <w:noProof/>
+                <w:kern w:val="0"/>
+                <w:lang w:val="en-GB" w:eastAsia="en-GB"/>
+                <w14:ligatures w14:val="none"/>
+              </w:rPr>
+              <w:t>Red Flags for Audit Committee</w:t>
+            </w:r>
+            <w:r>
+              <w:rPr>
+                <w:noProof/>
+                <w:webHidden/>
+              </w:rPr>
+              <w:tab/>
+            </w:r>
+            <w:r>
+              <w:rPr>
+                <w:noProof/>
+                <w:webHidden/>
+              </w:rPr>
+              <w:fldChar w:fldCharType="begin"/>
+            </w:r>
+            <w:r>
+              <w:rPr>
+                <w:noProof/>
+                <w:webHidden/>
+              </w:rPr>
+              <w:instrText xml:space="preserve"> PAGEREF _Toc224213775 \h </w:instrText>
+            </w:r>
+            <w:r>
+              <w:rPr>
+                <w:noProof/>
+                <w:webHidden/>
+              </w:rPr>
+            </w:r>
+            <w:r>
+              <w:rPr>
+                <w:noProof/>
+                <w:webHidden/>
+              </w:rPr>
+              <w:fldChar w:fldCharType="separate"/>
+            </w:r>
+            <w:r>
+              <w:rPr>
+                <w:noProof/>
+                <w:webHidden/>
+              </w:rPr>
+              <w:t>7</w:t>
+            </w:r>
+            <w:r>
+              <w:rPr>
+                <w:noProof/>
+                <w:webHidden/>
+              </w:rPr>
+              <w:fldChar w:fldCharType="end"/>
+            </w:r>
+          </w:hyperlink>
+        </w:p>
+        <w:p>
+          <w:pPr>
+            <w:pStyle w:val="TOC1"/>
+            <w:tabs>
+              <w:tab w:val="left" w:pos="720"/>
+              <w:tab w:val="right" w:leader="dot" w:pos="9016"/>
+            </w:tabs>
+            <w:rPr>
+              <w:rFonts w:eastAsiaTheme="minorEastAsia"/>
+              <w:noProof/>
+              <w:sz w:val="24"/>
+              <w:szCs w:val="24"/>
+              <w:lang w:val="en-GB" w:eastAsia="en-GB" w:bidi="ar-SA"/>
+            </w:rPr>
+          </w:pPr>
+          <w:hyperlink w:anchor="_Toc224213776" w:history="1">
+            <w:r>
+              <w:rPr>
+                <w:rStyle w:val="Hyperlink"/>
+                <w:rFonts w:ascii="Times New Roman" w:eastAsia="Times New Roman" w:hAnsi="Times New Roman" w:cs="Times New Roman"/>
+                <w:b/>
+                <w:bCs/>
+                <w:noProof/>
+                <w:kern w:val="0"/>
+                <w:lang w:val="en-GB" w:eastAsia="en-GB"/>
+                <w14:ligatures w14:val="none"/>
+              </w:rPr>
+              <w:t>12-</w:t>
+            </w:r>
+            <w:r>
+              <w:rPr>
+                <w:rFonts w:eastAsiaTheme="minorEastAsia"/>
+                <w:noProof/>
+                <w:sz w:val="24"/>
+                <w:szCs w:val="24"/>
+                <w:lang w:val="en-GB" w:eastAsia="en-GB" w:bidi="ar-SA"/>
+              </w:rPr>
+              <w:tab/>
+            </w:r>
+            <w:r>
+              <w:rPr>
+                <w:rStyle w:val="Hyperlink"/>
+                <w:rFonts w:ascii="Times New Roman" w:eastAsia="Times New Roman" w:hAnsi="Times New Roman" w:cs="Times New Roman"/>
+                <w:b/>
+                <w:bCs/>
+                <w:noProof/>
+                <w:kern w:val="0"/>
+                <w:lang w:val="en-GB" w:eastAsia="en-GB"/>
+                <w14:ligatures w14:val="none"/>
+              </w:rPr>
+              <w:t>External Certification Readiness Checklist (ISO 22301)</w:t>
+            </w:r>
+            <w:r>
+              <w:rPr>
+                <w:noProof/>
+                <w:webHidden/>
+              </w:rPr>
+              <w:tab/>
+            </w:r>
+            <w:r>
+              <w:rPr>
+                <w:noProof/>
+                <w:webHidden/>
+              </w:rPr>
+              <w:fldChar w:fldCharType="begin"/>
+            </w:r>
+            <w:r>
+              <w:rPr>
+                <w:noProof/>
+                <w:webHidden/>
+              </w:rPr>
+              <w:instrText xml:space="preserve"> PAGEREF _Toc224213776 \h </w:instrText>
+            </w:r>
+            <w:r>
+              <w:rPr>
+                <w:noProof/>
+                <w:webHidden/>
+              </w:rPr>
+            </w:r>
+            <w:r>
+              <w:rPr>
+                <w:noProof/>
+                <w:webHidden/>
+              </w:rPr>
+              <w:fldChar w:fldCharType="separate"/>
+            </w:r>
+            <w:r>
+              <w:rPr>
+                <w:noProof/>
+                <w:webHidden/>
+              </w:rPr>
+              <w:t>8</w:t>
+            </w:r>
+            <w:r>
+              <w:rPr>
+                <w:noProof/>
+                <w:webHidden/>
+              </w:rPr>
+              <w:fldChar w:fldCharType="end"/>
+            </w:r>
+          </w:hyperlink>
+        </w:p>
+        <w:p>
+          <w:pPr>
+            <w:pStyle w:val="TOC1"/>
+            <w:tabs>
+              <w:tab w:val="left" w:pos="720"/>
+              <w:tab w:val="right" w:leader="dot" w:pos="9016"/>
+            </w:tabs>
+            <w:rPr>
+              <w:rFonts w:eastAsiaTheme="minorEastAsia"/>
+              <w:noProof/>
+              <w:sz w:val="24"/>
+              <w:szCs w:val="24"/>
+              <w:lang w:val="en-GB" w:eastAsia="en-GB" w:bidi="ar-SA"/>
+            </w:rPr>
+          </w:pPr>
+          <w:hyperlink w:anchor="_Toc224213777" w:history="1">
+            <w:r>
+              <w:rPr>
+                <w:rStyle w:val="Hyperlink"/>
+                <w:rFonts w:ascii="Times New Roman" w:eastAsia="Times New Roman" w:hAnsi="Times New Roman" w:cs="Times New Roman"/>
+                <w:b/>
+                <w:bCs/>
+                <w:noProof/>
+                <w:kern w:val="0"/>
+                <w:lang w:val="en-GB" w:eastAsia="en-GB"/>
+                <w14:ligatures w14:val="none"/>
+              </w:rPr>
+              <w:t>13-</w:t>
+            </w:r>
+            <w:r>
+              <w:rPr>
+                <w:rFonts w:eastAsiaTheme="minorEastAsia"/>
+                <w:noProof/>
+                <w:sz w:val="24"/>
+                <w:szCs w:val="24"/>
+                <w:lang w:val="en-GB" w:eastAsia="en-GB" w:bidi="ar-SA"/>
+              </w:rPr>
+              <w:tab/>
+            </w:r>
+            <w:r>
+              <w:rPr>
+                <w:rStyle w:val="Hyperlink"/>
+                <w:rFonts w:ascii="Times New Roman" w:eastAsia="Times New Roman" w:hAnsi="Times New Roman" w:cs="Times New Roman"/>
+                <w:b/>
+                <w:bCs/>
+                <w:noProof/>
+                <w:kern w:val="0"/>
+                <w:lang w:val="en-GB" w:eastAsia="en-GB"/>
+                <w14:ligatures w14:val="none"/>
+              </w:rPr>
+              <w:t>Three Lines of Defense Model</w:t>
+            </w:r>
+            <w:r>
+              <w:rPr>
+                <w:noProof/>
+                <w:webHidden/>
+              </w:rPr>
+              <w:tab/>
+            </w:r>
+            <w:r>
+              <w:rPr>
+                <w:noProof/>
+                <w:webHidden/>
+              </w:rPr>
+              <w:fldChar w:fldCharType="begin"/>
+            </w:r>
+            <w:r>
+              <w:rPr>
+                <w:noProof/>
+                <w:webHidden/>
+              </w:rPr>
+              <w:instrText xml:space="preserve"> PAGEREF _Toc224213777 \h </w:instrText>
+            </w:r>
+            <w:r>
+              <w:rPr>
+                <w:noProof/>
+                <w:webHidden/>
+              </w:rPr>
+            </w:r>
+            <w:r>
+              <w:rPr>
+                <w:noProof/>
+                <w:webHidden/>
+              </w:rPr>
+              <w:fldChar w:fldCharType="separate"/>
+            </w:r>
+            <w:r>
+              <w:rPr>
+                <w:noProof/>
+                <w:webHidden/>
+              </w:rPr>
+              <w:t>8</w:t>
+            </w:r>
+            <w:r>
+              <w:rPr>
+                <w:noProof/>
+                <w:webHidden/>
+              </w:rPr>
+              <w:fldChar w:fldCharType="end"/>
+            </w:r>
+          </w:hyperlink>
+        </w:p>
+        <w:p>
+          <w:pPr>
+            <w:pStyle w:val="TOC1"/>
+            <w:tabs>
+              <w:tab w:val="left" w:pos="720"/>
+              <w:tab w:val="right" w:leader="dot" w:pos="9016"/>
+            </w:tabs>
+            <w:rPr>
+              <w:rFonts w:eastAsiaTheme="minorEastAsia"/>
+              <w:noProof/>
+              <w:sz w:val="24"/>
+              <w:szCs w:val="24"/>
+              <w:lang w:val="en-GB" w:eastAsia="en-GB" w:bidi="ar-SA"/>
+            </w:rPr>
+          </w:pPr>
+          <w:hyperlink w:anchor="_Toc224213778" w:history="1">
+            <w:r>
+              <w:rPr>
+                <w:rStyle w:val="Hyperlink"/>
+                <w:rFonts w:ascii="Times New Roman" w:eastAsia="Times New Roman" w:hAnsi="Times New Roman" w:cs="Times New Roman"/>
+                <w:b/>
+                <w:bCs/>
+                <w:noProof/>
+                <w:kern w:val="0"/>
+                <w:lang w:val="en-GB" w:eastAsia="en-GB"/>
+                <w14:ligatures w14:val="none"/>
+              </w:rPr>
+              <w:t>14-</w:t>
+            </w:r>
+            <w:r>
+              <w:rPr>
+                <w:rFonts w:eastAsiaTheme="minorEastAsia"/>
+                <w:noProof/>
+                <w:sz w:val="24"/>
+                <w:szCs w:val="24"/>
+                <w:lang w:val="en-GB" w:eastAsia="en-GB" w:bidi="ar-SA"/>
+              </w:rPr>
+              <w:tab/>
+            </w:r>
+            <w:r>
+              <w:rPr>
+                <w:rStyle w:val="Hyperlink"/>
+                <w:rFonts w:ascii="Times New Roman" w:eastAsia="Times New Roman" w:hAnsi="Times New Roman" w:cs="Times New Roman"/>
+                <w:b/>
+                <w:bCs/>
+                <w:noProof/>
+                <w:kern w:val="0"/>
+                <w:lang w:val="en-GB" w:eastAsia="en-GB"/>
+                <w14:ligatures w14:val="none"/>
+              </w:rPr>
+              <w:t>Control Documentation Index</w:t>
+            </w:r>
+            <w:r>
+              <w:rPr>
+                <w:noProof/>
+                <w:webHidden/>
+              </w:rPr>
+              <w:tab/>
+            </w:r>
+            <w:r>
+              <w:rPr>
+                <w:noProof/>
+                <w:webHidden/>
+              </w:rPr>
+              <w:fldChar w:fldCharType="begin"/>
+            </w:r>
+            <w:r>
+              <w:rPr>
+                <w:noProof/>
+                <w:webHidden/>
+              </w:rPr>
+              <w:instrText xml:space="preserve"> PAGEREF _Toc224213778 \h </w:instrText>
+            </w:r>
+            <w:r>
+              <w:rPr>
+                <w:noProof/>
+                <w:webHidden/>
+              </w:rPr>
+            </w:r>
+            <w:r>
+              <w:rPr>
+                <w:noProof/>
+                <w:webHidden/>
+              </w:rPr>
+              <w:fldChar w:fldCharType="separate"/>
+            </w:r>
+            <w:r>
+              <w:rPr>
+                <w:noProof/>
+                <w:webHidden/>
+              </w:rPr>
+              <w:t>8</w:t>
+            </w:r>
+            <w:r>
+              <w:rPr>
+                <w:noProof/>
+                <w:webHidden/>
+              </w:rPr>
+              <w:fldChar w:fldCharType="end"/>
+            </w:r>
+          </w:hyperlink>
+        </w:p>
+        <w:p>
+          <w:pPr>
+            <w:pStyle w:val="TOC1"/>
+            <w:tabs>
+              <w:tab w:val="left" w:pos="720"/>
+              <w:tab w:val="right" w:leader="dot" w:pos="9016"/>
+            </w:tabs>
+            <w:rPr>
+              <w:rFonts w:eastAsiaTheme="minorEastAsia"/>
+              <w:noProof/>
+              <w:sz w:val="24"/>
+              <w:szCs w:val="24"/>
+              <w:lang w:val="en-GB" w:eastAsia="en-GB" w:bidi="ar-SA"/>
+            </w:rPr>
+          </w:pPr>
+          <w:hyperlink w:anchor="_Toc224213779" w:history="1">
+            <w:r>
+              <w:rPr>
+                <w:rStyle w:val="Hyperlink"/>
+                <w:rFonts w:ascii="Times New Roman" w:eastAsia="Times New Roman" w:hAnsi="Times New Roman" w:cs="Times New Roman"/>
+                <w:b/>
+                <w:bCs/>
+                <w:noProof/>
+                <w:kern w:val="0"/>
+                <w:lang w:val="en-GB" w:eastAsia="en-GB"/>
+                <w14:ligatures w14:val="none"/>
+              </w:rPr>
+              <w:t>15-</w:t>
+            </w:r>
+            <w:r>
+              <w:rPr>
+                <w:rFonts w:eastAsiaTheme="minorEastAsia"/>
+                <w:noProof/>
+                <w:sz w:val="24"/>
+                <w:szCs w:val="24"/>
+                <w:lang w:val="en-GB" w:eastAsia="en-GB" w:bidi="ar-SA"/>
+              </w:rPr>
+              <w:tab/>
+            </w:r>
+            <w:r>
+              <w:rPr>
+                <w:rStyle w:val="Hyperlink"/>
+                <w:rFonts w:ascii="Times New Roman" w:eastAsia="Times New Roman" w:hAnsi="Times New Roman" w:cs="Times New Roman"/>
+                <w:b/>
+                <w:bCs/>
+                <w:noProof/>
+                <w:kern w:val="0"/>
+                <w:lang w:val="en-GB" w:eastAsia="en-GB"/>
+                <w14:ligatures w14:val="none"/>
+              </w:rPr>
+              <w:t>Audit Conclusion Template</w:t>
+            </w:r>
+            <w:r>
+              <w:rPr>
+                <w:noProof/>
+                <w:webHidden/>
+              </w:rPr>
+              <w:tab/>
+            </w:r>
+            <w:r>
+              <w:rPr>
+                <w:noProof/>
+                <w:webHidden/>
+              </w:rPr>
+              <w:fldChar w:fldCharType="begin"/>
+            </w:r>
+            <w:r>
+              <w:rPr>
+                <w:noProof/>
+                <w:webHidden/>
+              </w:rPr>
+              <w:instrText xml:space="preserve"> PAGEREF _Toc224213779 \h </w:instrText>
+            </w:r>
+            <w:r>
+              <w:rPr>
+                <w:noProof/>
+                <w:webHidden/>
+              </w:rPr>
+            </w:r>
+            <w:r>
+              <w:rPr>
+                <w:noProof/>
+                <w:webHidden/>
+              </w:rPr>
+              <w:fldChar w:fldCharType="separate"/>
+            </w:r>
+            <w:r>
+              <w:rPr>
+                <w:noProof/>
+                <w:webHidden/>
+              </w:rPr>
+              <w:t>9</w:t>
+            </w:r>
+            <w:r>
+              <w:rPr>
+                <w:noProof/>
+                <w:webHidden/>
+              </w:rPr>
+              <w:fldChar w:fldCharType="end"/>
+            </w:r>
+          </w:hyperlink>
+        </w:p>
+        <w:p>
+          <w:pPr>
+            <w:pStyle w:val="TOC1"/>
+            <w:tabs>
+              <w:tab w:val="right" w:leader="dot" w:pos="9016"/>
+            </w:tabs>
+            <w:rPr>
+              <w:rFonts w:eastAsiaTheme="minorEastAsia"/>
+              <w:noProof/>
+              <w:sz w:val="24"/>
+              <w:szCs w:val="24"/>
+              <w:lang w:val="en-GB" w:eastAsia="en-GB" w:bidi="ar-SA"/>
+            </w:rPr>
+          </w:pPr>
+          <w:hyperlink w:anchor="_Toc224213780" w:history="1">
+            <w:r>
+              <w:rPr>
+                <w:rStyle w:val="Hyperlink"/>
+                <w:rFonts w:ascii="Times New Roman" w:eastAsia="Times New Roman" w:hAnsi="Times New Roman" w:cs="Times New Roman"/>
+                <w:b/>
+                <w:bCs/>
+                <w:noProof/>
+                <w:kern w:val="36"/>
+                <w:lang w:val="en-GB" w:eastAsia="en-GB"/>
+                <w14:ligatures w14:val="none"/>
+              </w:rPr>
+              <w:t>Next Level Options</w:t>
+            </w:r>
+            <w:r>
+              <w:rPr>
+                <w:noProof/>
+                <w:webHidden/>
+              </w:rPr>
+              <w:tab/>
+            </w:r>
+            <w:r>
+              <w:rPr>
+                <w:noProof/>
+                <w:webHidden/>
+              </w:rPr>
+              <w:fldChar w:fldCharType="begin"/>
+            </w:r>
+            <w:r>
+              <w:rPr>
+                <w:noProof/>
+                <w:webHidden/>
+              </w:rPr>
+              <w:instrText xml:space="preserve"> PAGEREF _Toc224213780 \h </w:instrText>
+            </w:r>
+            <w:r>
+              <w:rPr>
+                <w:noProof/>
+                <w:webHidden/>
+              </w:rPr>
+            </w:r>
+            <w:r>
+              <w:rPr>
+                <w:noProof/>
+                <w:webHidden/>
+              </w:rPr>
+              <w:fldChar w:fldCharType="separate"/>
+            </w:r>
+            <w:r>
+              <w:rPr>
+                <w:noProof/>
+                <w:webHidden/>
+              </w:rPr>
+              <w:t>9</w:t>
+            </w:r>
+            <w:r>
+              <w:rPr>
+                <w:noProof/>
+                <w:webHidden/>
+              </w:rPr>
+              <w:fldChar w:fldCharType="end"/>
+            </w:r>
+          </w:hyperlink>
+        </w:p>
+        <w:p>
+          <w:pPr>
+            <w:rPr>
+              <w:b/>
+              <w:bCs/>
+              <w:noProof/>
+            </w:rPr>
+          </w:pPr>
+          <w:r>
+            <w:rPr>
+              <w:b/>
+              <w:bCs/>
+              <w:noProof/>
+            </w:rPr>
+            <w:fldChar w:fldCharType="end"/>
+          </w:r>
+        </w:p>
+      </w:sdtContent>
+    </w:sdt>
+    <w:p>
+      <w:pPr>
+        <w:rPr>
+          <w:rFonts w:ascii="Times New Roman" w:eastAsia="Times New Roman" w:hAnsi="Times New Roman" w:cs="Times New Roman"/>
+          <w:b/>
+          <w:bCs/>
+          <w:kern w:val="0"/>
+          <w:sz w:val="24"/>
+          <w:szCs w:val="24"/>
+          <w:lang w:val="en-GB" w:eastAsia="en-GB" w:bidi="ar-SA"/>
+          <w14:ligatures w14:val="none"/>
+        </w:rPr>
+      </w:pPr>
+      <w:r>
+        <w:rPr>
+          <w:rFonts w:ascii="Times New Roman" w:eastAsia="Times New Roman" w:hAnsi="Times New Roman" w:cs="Times New Roman"/>
+          <w:b/>
+          <w:bCs/>
+          <w:kern w:val="0"/>
+          <w:sz w:val="24"/>
+          <w:szCs w:val="24"/>
+          <w:lang w:val="en-GB" w:eastAsia="en-GB" w:bidi="ar-SA"/>
+          <w14:ligatures w14:val="none"/>
+        </w:rPr>
+        <w:br w:type="page"/>
+      </w:r>
+    </w:p>
+    <w:p>
+      <w:pPr>
+        <w:spacing w:before="100" w:beforeAutospacing="1" w:after="100" w:afterAutospacing="1" w:line="240" w:lineRule="auto"/>
+        <w:rPr>
+          <w:rFonts w:ascii="Times New Roman" w:eastAsia="Times New Roman" w:hAnsi="Times New Roman" w:cs="Times New Roman"/>
+          <w:kern w:val="0"/>
+          <w:sz w:val="24"/>
+          <w:szCs w:val="24"/>
+          <w:lang w:val="en-GB" w:eastAsia="en-GB" w:bidi="ar-SA"/>
+          <w14:ligatures w14:val="none"/>
+        </w:rPr>
+      </w:pPr>
+      <w:r>
+        <w:rPr>
+          <w:rFonts w:ascii="Times New Roman" w:eastAsia="Times New Roman" w:hAnsi="Times New Roman" w:cs="Times New Roman"/>
+          <w:b/>
+          <w:bCs/>
+          <w:kern w:val="0"/>
+          <w:sz w:val="24"/>
+          <w:szCs w:val="24"/>
+          <w:lang w:val="en-GB" w:eastAsia="en-GB" w:bidi="ar-SA"/>
+          <w14:ligatures w14:val="none"/>
+        </w:rPr>
+        <w:lastRenderedPageBreak/>
         <w:t>Policy Reference:</w:t>
       </w:r>
       <w:r>
@@ -158,32 +3785,39 @@
     </w:p>
     <w:p>
       <w:pPr>
-        <w:spacing w:before="100" w:beforeAutospacing="1" w:after="100" w:afterAutospacing="1" w:line="240" w:lineRule="auto"/>
-        <w:outlineLvl w:val="1"/>
+        <w:pStyle w:val="Heading1"/>
+        <w:numPr>
+          <w:ilvl w:val="0"/>
+          <w:numId w:val="9"/>
+        </w:numPr>
         <w:rPr>
           <w:rFonts w:ascii="Times New Roman" w:eastAsia="Times New Roman" w:hAnsi="Times New Roman" w:cs="Times New Roman"/>
           <w:b/>
           <w:bCs/>
-          <w:kern w:val="0"/>
-          <w:sz w:val="36"/>
-          <w:szCs w:val="36"/>
-          <w:lang w:val="en-GB" w:eastAsia="en-GB" w:bidi="ar-SA"/>
-          <w14:ligatures w14:val="none"/>
-        </w:rPr>
-      </w:pPr>
+          <w:color w:val="000000" w:themeColor="text1"/>
+          <w:kern w:val="0"/>
+          <w:sz w:val="48"/>
+          <w:szCs w:val="48"/>
+          <w:lang w:val="en-GB" w:eastAsia="en-GB" w:bidi="ar-SA"/>
+          <w14:ligatures w14:val="none"/>
+        </w:rPr>
+      </w:pPr>
+      <w:bookmarkStart w:id="2" w:name="_Toc224213765"/>
       <w:r>
         <w:rPr>
           <w:rFonts w:ascii="Times New Roman" w:eastAsia="Times New Roman" w:hAnsi="Times New Roman" w:cs="Times New Roman"/>
           <w:b/>
           <w:bCs/>
-          <w:kern w:val="0"/>
-          <w:sz w:val="36"/>
-          <w:szCs w:val="36"/>
-          <w:lang w:val="en-GB" w:eastAsia="en-GB" w:bidi="ar-SA"/>
-          <w14:ligatures w14:val="none"/>
-        </w:rPr>
-        <w:t>1. Purpose of This Manual</w:t>
-      </w:r>
+          <w:color w:val="000000" w:themeColor="text1"/>
+          <w:kern w:val="0"/>
+          <w:sz w:val="48"/>
+          <w:szCs w:val="48"/>
+          <w:lang w:val="en-GB" w:eastAsia="en-GB" w:bidi="ar-SA"/>
+          <w14:ligatures w14:val="none"/>
+        </w:rPr>
+        <w:t>Purpose of This Manual</w:t>
+      </w:r>
+      <w:bookmarkEnd w:id="2"/>
     </w:p>
     <w:p>
       <w:pPr>
@@ -438,32 +4072,39 @@
     </w:p>
     <w:p>
       <w:pPr>
-        <w:spacing w:before="100" w:beforeAutospacing="1" w:after="100" w:afterAutospacing="1" w:line="240" w:lineRule="auto"/>
-        <w:outlineLvl w:val="0"/>
+        <w:pStyle w:val="Heading1"/>
+        <w:numPr>
+          <w:ilvl w:val="0"/>
+          <w:numId w:val="9"/>
+        </w:numPr>
         <w:rPr>
           <w:rFonts w:ascii="Times New Roman" w:eastAsia="Times New Roman" w:hAnsi="Times New Roman" w:cs="Times New Roman"/>
           <w:b/>
           <w:bCs/>
-          <w:kern w:val="36"/>
+          <w:color w:val="000000" w:themeColor="text1"/>
+          <w:kern w:val="0"/>
           <w:sz w:val="48"/>
           <w:szCs w:val="48"/>
           <w:lang w:val="en-GB" w:eastAsia="en-GB" w:bidi="ar-SA"/>
           <w14:ligatures w14:val="none"/>
         </w:rPr>
       </w:pPr>
+      <w:bookmarkStart w:id="3" w:name="_Toc224213766"/>
       <w:r>
         <w:rPr>
           <w:rFonts w:ascii="Times New Roman" w:eastAsia="Times New Roman" w:hAnsi="Times New Roman" w:cs="Times New Roman"/>
           <w:b/>
           <w:bCs/>
-          <w:kern w:val="36"/>
+          <w:color w:val="000000" w:themeColor="text1"/>
+          <w:kern w:val="0"/>
           <w:sz w:val="48"/>
           <w:szCs w:val="48"/>
           <w:lang w:val="en-GB" w:eastAsia="en-GB" w:bidi="ar-SA"/>
           <w14:ligatures w14:val="none"/>
         </w:rPr>
-        <w:t>2. Governance &amp; Oversight Structure</w:t>
-      </w:r>
+        <w:t>Governance &amp; Oversight Structure</w:t>
+      </w:r>
+      <w:bookmarkEnd w:id="3"/>
     </w:p>
     <w:tbl>
       <w:tblPr>
@@ -954,32 +4595,39 @@
     </w:p>
     <w:p>
       <w:pPr>
-        <w:spacing w:before="100" w:beforeAutospacing="1" w:after="100" w:afterAutospacing="1" w:line="240" w:lineRule="auto"/>
-        <w:outlineLvl w:val="0"/>
+        <w:pStyle w:val="Heading1"/>
+        <w:numPr>
+          <w:ilvl w:val="0"/>
+          <w:numId w:val="9"/>
+        </w:numPr>
         <w:rPr>
           <w:rFonts w:ascii="Times New Roman" w:eastAsia="Times New Roman" w:hAnsi="Times New Roman" w:cs="Times New Roman"/>
           <w:b/>
           <w:bCs/>
-          <w:kern w:val="36"/>
+          <w:color w:val="000000" w:themeColor="text1"/>
+          <w:kern w:val="0"/>
           <w:sz w:val="48"/>
           <w:szCs w:val="48"/>
           <w:lang w:val="en-GB" w:eastAsia="en-GB" w:bidi="ar-SA"/>
           <w14:ligatures w14:val="none"/>
         </w:rPr>
       </w:pPr>
+      <w:bookmarkStart w:id="4" w:name="_Toc224213767"/>
       <w:r>
         <w:rPr>
           <w:rFonts w:ascii="Times New Roman" w:eastAsia="Times New Roman" w:hAnsi="Times New Roman" w:cs="Times New Roman"/>
           <w:b/>
           <w:bCs/>
-          <w:kern w:val="36"/>
+          <w:color w:val="000000" w:themeColor="text1"/>
+          <w:kern w:val="0"/>
           <w:sz w:val="48"/>
           <w:szCs w:val="48"/>
           <w:lang w:val="en-GB" w:eastAsia="en-GB" w:bidi="ar-SA"/>
           <w14:ligatures w14:val="none"/>
         </w:rPr>
-        <w:t>3. Assessment Frequency</w:t>
-      </w:r>
+        <w:t>Assessment Frequency</w:t>
+      </w:r>
+      <w:bookmarkEnd w:id="4"/>
     </w:p>
     <w:p>
       <w:pPr>
@@ -1097,32 +4745,39 @@
     </w:p>
     <w:p>
       <w:pPr>
-        <w:spacing w:before="100" w:beforeAutospacing="1" w:after="100" w:afterAutospacing="1" w:line="240" w:lineRule="auto"/>
-        <w:outlineLvl w:val="0"/>
+        <w:pStyle w:val="Heading1"/>
+        <w:numPr>
+          <w:ilvl w:val="0"/>
+          <w:numId w:val="9"/>
+        </w:numPr>
         <w:rPr>
           <w:rFonts w:ascii="Times New Roman" w:eastAsia="Times New Roman" w:hAnsi="Times New Roman" w:cs="Times New Roman"/>
           <w:b/>
           <w:bCs/>
-          <w:kern w:val="36"/>
+          <w:color w:val="000000" w:themeColor="text1"/>
+          <w:kern w:val="0"/>
           <w:sz w:val="48"/>
           <w:szCs w:val="48"/>
           <w:lang w:val="en-GB" w:eastAsia="en-GB" w:bidi="ar-SA"/>
           <w14:ligatures w14:val="none"/>
         </w:rPr>
       </w:pPr>
+      <w:bookmarkStart w:id="5" w:name="_Toc224213768"/>
       <w:r>
         <w:rPr>
           <w:rFonts w:ascii="Times New Roman" w:eastAsia="Times New Roman" w:hAnsi="Times New Roman" w:cs="Times New Roman"/>
           <w:b/>
           <w:bCs/>
-          <w:kern w:val="36"/>
+          <w:color w:val="000000" w:themeColor="text1"/>
+          <w:kern w:val="0"/>
           <w:sz w:val="48"/>
           <w:szCs w:val="48"/>
           <w:lang w:val="en-GB" w:eastAsia="en-GB" w:bidi="ar-SA"/>
           <w14:ligatures w14:val="none"/>
         </w:rPr>
-        <w:t>4. Control Domains &amp; Evidence Matrix</w:t>
-      </w:r>
+        <w:t>Control Domains &amp; Evidence Matrix</w:t>
+      </w:r>
+      <w:bookmarkEnd w:id="5"/>
     </w:p>
     <w:p>
       <w:pPr>
@@ -1152,8 +4807,6 @@
     </w:p>
     <w:p>
       <w:pPr>
-        <w:spacing w:before="100" w:beforeAutospacing="1" w:after="100" w:afterAutospacing="1" w:line="240" w:lineRule="auto"/>
-        <w:outlineLvl w:val="1"/>
         <w:rPr>
           <w:rFonts w:ascii="Times New Roman" w:eastAsia="Times New Roman" w:hAnsi="Times New Roman" w:cs="Times New Roman"/>
           <w:b/>
@@ -1176,14 +4829,11 @@
           <w:lang w:val="en-GB" w:eastAsia="en-GB" w:bidi="ar-SA"/>
           <w14:ligatures w14:val="none"/>
         </w:rPr>
-        <w:lastRenderedPageBreak/>
         <w:t>DOMAIN 1: Governance &amp; Leadership</w:t>
       </w:r>
     </w:p>
     <w:p>
       <w:pPr>
-        <w:spacing w:before="100" w:beforeAutospacing="1" w:after="100" w:afterAutospacing="1" w:line="240" w:lineRule="auto"/>
-        <w:outlineLvl w:val="2"/>
         <w:rPr>
           <w:rFonts w:ascii="Times New Roman" w:eastAsia="Times New Roman" w:hAnsi="Times New Roman" w:cs="Times New Roman"/>
           <w:b/>
@@ -1230,6 +4880,7 @@
           <w:lang w:val="en-GB" w:eastAsia="en-GB" w:bidi="ar-SA"/>
           <w14:ligatures w14:val="none"/>
         </w:rPr>
+        <w:lastRenderedPageBreak/>
         <w:t>Ensure BCM is formally embedded at strategic level.</w:t>
       </w:r>
     </w:p>
@@ -1810,8 +5461,6 @@
     </w:p>
     <w:p>
       <w:pPr>
-        <w:spacing w:before="100" w:beforeAutospacing="1" w:after="100" w:afterAutospacing="1" w:line="240" w:lineRule="auto"/>
-        <w:outlineLvl w:val="1"/>
         <w:rPr>
           <w:rFonts w:ascii="Times New Roman" w:eastAsia="Times New Roman" w:hAnsi="Times New Roman" w:cs="Times New Roman"/>
           <w:b/>
@@ -1839,8 +5488,6 @@
     </w:p>
     <w:p>
       <w:pPr>
-        <w:spacing w:before="100" w:beforeAutospacing="1" w:after="100" w:afterAutospacing="1" w:line="240" w:lineRule="auto"/>
-        <w:outlineLvl w:val="2"/>
         <w:rPr>
           <w:rFonts w:ascii="Times New Roman" w:eastAsia="Times New Roman" w:hAnsi="Times New Roman" w:cs="Times New Roman"/>
           <w:b/>
@@ -2427,8 +6074,6 @@
     </w:p>
     <w:p>
       <w:pPr>
-        <w:spacing w:before="100" w:beforeAutospacing="1" w:after="100" w:afterAutospacing="1" w:line="240" w:lineRule="auto"/>
-        <w:outlineLvl w:val="1"/>
         <w:rPr>
           <w:rFonts w:ascii="Times New Roman" w:eastAsia="Times New Roman" w:hAnsi="Times New Roman" w:cs="Times New Roman"/>
           <w:b/>
@@ -2456,8 +6101,6 @@
     </w:p>
     <w:p>
       <w:pPr>
-        <w:spacing w:before="100" w:beforeAutospacing="1" w:after="100" w:afterAutospacing="1" w:line="240" w:lineRule="auto"/>
-        <w:outlineLvl w:val="2"/>
         <w:rPr>
           <w:rFonts w:ascii="Times New Roman" w:eastAsia="Times New Roman" w:hAnsi="Times New Roman" w:cs="Times New Roman"/>
           <w:b/>
@@ -2616,7 +6259,6 @@
                 <w:lang w:val="en-GB" w:eastAsia="en-GB" w:bidi="ar-SA"/>
                 <w14:ligatures w14:val="none"/>
               </w:rPr>
-              <w:lastRenderedPageBreak/>
               <w:t>Backup logs</w:t>
             </w:r>
           </w:p>
@@ -2870,87 +6512,77 @@
     </w:p>
     <w:tbl>
       <w:tblPr>
+        <w:tblStyle w:val="PlainTable1"/>
         <w:tblW w:w="0" w:type="auto"/>
-        <w:tblCellSpacing w:w="15" w:type="dxa"/>
-        <w:tblCellMar>
-          <w:top w:w="15" w:type="dxa"/>
-          <w:left w:w="15" w:type="dxa"/>
-          <w:bottom w:w="15" w:type="dxa"/>
-          <w:right w:w="15" w:type="dxa"/>
-        </w:tblCellMar>
         <w:tblLook w:val="04A0" w:firstRow="1" w:lastRow="0" w:firstColumn="1" w:lastColumn="0" w:noHBand="0" w:noVBand="1"/>
       </w:tblPr>
       <w:tblGrid>
-        <w:gridCol w:w="635"/>
-        <w:gridCol w:w="3215"/>
+        <w:gridCol w:w="776"/>
+        <w:gridCol w:w="8129"/>
       </w:tblGrid>
       <w:tr>
         <w:trPr>
-          <w:tblHeader/>
-          <w:tblCellSpacing w:w="15" w:type="dxa"/>
+          <w:cnfStyle w:val="100000000000" w:firstRow="1" w:lastRow="0" w:firstColumn="0" w:lastColumn="0" w:oddVBand="0" w:evenVBand="0" w:oddHBand="0" w:evenHBand="0" w:firstRowFirstColumn="0" w:firstRowLastColumn="0" w:lastRowFirstColumn="0" w:lastRowLastColumn="0"/>
         </w:trPr>
         <w:tc>
           <w:tcPr>
-            <w:tcW w:w="0" w:type="auto"/>
-            <w:vAlign w:val="center"/>
-            <w:hideMark/>
-          </w:tcPr>
-          <w:p>
-            <w:pPr>
-              <w:spacing w:after="0" w:line="240" w:lineRule="auto"/>
+            <w:cnfStyle w:val="001000000000" w:firstRow="0" w:lastRow="0" w:firstColumn="1" w:lastColumn="0" w:oddVBand="0" w:evenVBand="0" w:oddHBand="0" w:evenHBand="0" w:firstRowFirstColumn="0" w:firstRowLastColumn="0" w:lastRowFirstColumn="0" w:lastRowLastColumn="0"/>
+            <w:tcW w:w="0" w:type="auto"/>
+            <w:shd w:val="clear" w:color="auto" w:fill="0E2841" w:themeFill="text2"/>
+            <w:hideMark/>
+          </w:tcPr>
+          <w:p>
+            <w:pPr>
               <w:jc w:val="center"/>
               <w:rPr>
                 <w:rFonts w:ascii="Times New Roman" w:eastAsia="Times New Roman" w:hAnsi="Times New Roman" w:cs="Times New Roman"/>
-                <w:b/>
-                <w:bCs/>
-                <w:kern w:val="0"/>
-                <w:sz w:val="24"/>
-                <w:szCs w:val="24"/>
-                <w:lang w:val="en-GB" w:eastAsia="en-GB" w:bidi="ar-SA"/>
-                <w14:ligatures w14:val="none"/>
-              </w:rPr>
-            </w:pPr>
-            <w:r>
-              <w:rPr>
-                <w:rFonts w:ascii="Times New Roman" w:eastAsia="Times New Roman" w:hAnsi="Times New Roman" w:cs="Times New Roman"/>
-                <w:b/>
-                <w:bCs/>
-                <w:kern w:val="0"/>
-                <w:sz w:val="24"/>
-                <w:szCs w:val="24"/>
-                <w:lang w:val="en-GB" w:eastAsia="en-GB" w:bidi="ar-SA"/>
-                <w14:ligatures w14:val="none"/>
-              </w:rPr>
+                <w:b w:val="0"/>
+                <w:bCs w:val="0"/>
+                <w:kern w:val="0"/>
+                <w:sz w:val="24"/>
+                <w:szCs w:val="24"/>
+                <w:lang w:val="en-GB" w:eastAsia="en-GB" w:bidi="ar-SA"/>
+                <w14:ligatures w14:val="none"/>
+              </w:rPr>
+            </w:pPr>
+            <w:r>
+              <w:rPr>
+                <w:rFonts w:ascii="Times New Roman" w:eastAsia="Times New Roman" w:hAnsi="Times New Roman" w:cs="Times New Roman"/>
+                <w:kern w:val="0"/>
+                <w:sz w:val="24"/>
+                <w:szCs w:val="24"/>
+                <w:lang w:val="en-GB" w:eastAsia="en-GB" w:bidi="ar-SA"/>
+                <w14:ligatures w14:val="none"/>
+              </w:rPr>
+              <w:lastRenderedPageBreak/>
               <w:t>Level</w:t>
             </w:r>
           </w:p>
         </w:tc>
         <w:tc>
           <w:tcPr>
-            <w:tcW w:w="0" w:type="auto"/>
-            <w:vAlign w:val="center"/>
-            <w:hideMark/>
-          </w:tcPr>
-          <w:p>
-            <w:pPr>
-              <w:spacing w:after="0" w:line="240" w:lineRule="auto"/>
+            <w:tcW w:w="8129" w:type="dxa"/>
+            <w:shd w:val="clear" w:color="auto" w:fill="0E2841" w:themeFill="text2"/>
+            <w:hideMark/>
+          </w:tcPr>
+          <w:p>
+            <w:pPr>
               <w:jc w:val="center"/>
-              <w:rPr>
-                <w:rFonts w:ascii="Times New Roman" w:eastAsia="Times New Roman" w:hAnsi="Times New Roman" w:cs="Times New Roman"/>
-                <w:b/>
-                <w:bCs/>
-                <w:kern w:val="0"/>
-                <w:sz w:val="24"/>
-                <w:szCs w:val="24"/>
-                <w:lang w:val="en-GB" w:eastAsia="en-GB" w:bidi="ar-SA"/>
-                <w14:ligatures w14:val="none"/>
-              </w:rPr>
-            </w:pPr>
-            <w:r>
-              <w:rPr>
-                <w:rFonts w:ascii="Times New Roman" w:eastAsia="Times New Roman" w:hAnsi="Times New Roman" w:cs="Times New Roman"/>
-                <w:b/>
-                <w:bCs/>
+              <w:cnfStyle w:val="100000000000" w:firstRow="1" w:lastRow="0" w:firstColumn="0" w:lastColumn="0" w:oddVBand="0" w:evenVBand="0" w:oddHBand="0" w:evenHBand="0" w:firstRowFirstColumn="0" w:firstRowLastColumn="0" w:lastRowFirstColumn="0" w:lastRowLastColumn="0"/>
+              <w:rPr>
+                <w:rFonts w:ascii="Times New Roman" w:eastAsia="Times New Roman" w:hAnsi="Times New Roman" w:cs="Times New Roman"/>
+                <w:b w:val="0"/>
+                <w:bCs w:val="0"/>
+                <w:kern w:val="0"/>
+                <w:sz w:val="24"/>
+                <w:szCs w:val="24"/>
+                <w:lang w:val="en-GB" w:eastAsia="en-GB" w:bidi="ar-SA"/>
+                <w14:ligatures w14:val="none"/>
+              </w:rPr>
+            </w:pPr>
+            <w:r>
+              <w:rPr>
+                <w:rFonts w:ascii="Times New Roman" w:eastAsia="Times New Roman" w:hAnsi="Times New Roman" w:cs="Times New Roman"/>
                 <w:kern w:val="0"/>
                 <w:sz w:val="24"/>
                 <w:szCs w:val="24"/>
@@ -2964,17 +6596,16 @@
       </w:tr>
       <w:tr>
         <w:trPr>
-          <w:tblCellSpacing w:w="15" w:type="dxa"/>
+          <w:cnfStyle w:val="000000100000" w:firstRow="0" w:lastRow="0" w:firstColumn="0" w:lastColumn="0" w:oddVBand="0" w:evenVBand="0" w:oddHBand="1" w:evenHBand="0" w:firstRowFirstColumn="0" w:firstRowLastColumn="0" w:lastRowFirstColumn="0" w:lastRowLastColumn="0"/>
         </w:trPr>
         <w:tc>
           <w:tcPr>
-            <w:tcW w:w="0" w:type="auto"/>
-            <w:vAlign w:val="center"/>
-            <w:hideMark/>
-          </w:tcPr>
-          <w:p>
-            <w:pPr>
-              <w:spacing w:after="0" w:line="240" w:lineRule="auto"/>
+            <w:cnfStyle w:val="001000000000" w:firstRow="0" w:lastRow="0" w:firstColumn="1" w:lastColumn="0" w:oddVBand="0" w:evenVBand="0" w:oddHBand="0" w:evenHBand="0" w:firstRowFirstColumn="0" w:firstRowLastColumn="0" w:lastRowFirstColumn="0" w:lastRowLastColumn="0"/>
+            <w:tcW w:w="0" w:type="auto"/>
+            <w:hideMark/>
+          </w:tcPr>
+          <w:p>
+            <w:pPr>
               <w:rPr>
                 <w:rFonts w:ascii="Times New Roman" w:eastAsia="Times New Roman" w:hAnsi="Times New Roman" w:cs="Times New Roman"/>
                 <w:kern w:val="0"/>
@@ -2999,13 +6630,12 @@
         </w:tc>
         <w:tc>
           <w:tcPr>
-            <w:tcW w:w="0" w:type="auto"/>
-            <w:vAlign w:val="center"/>
-            <w:hideMark/>
-          </w:tcPr>
-          <w:p>
-            <w:pPr>
-              <w:spacing w:after="0" w:line="240" w:lineRule="auto"/>
+            <w:tcW w:w="8129" w:type="dxa"/>
+            <w:hideMark/>
+          </w:tcPr>
+          <w:p>
+            <w:pPr>
+              <w:cnfStyle w:val="000000100000" w:firstRow="0" w:lastRow="0" w:firstColumn="0" w:lastColumn="0" w:oddVBand="0" w:evenVBand="0" w:oddHBand="1" w:evenHBand="0" w:firstRowFirstColumn="0" w:firstRowLastColumn="0" w:lastRowFirstColumn="0" w:lastRowLastColumn="0"/>
               <w:rPr>
                 <w:rFonts w:ascii="Times New Roman" w:eastAsia="Times New Roman" w:hAnsi="Times New Roman" w:cs="Times New Roman"/>
                 <w:kern w:val="0"/>
@@ -3025,90 +6655,84 @@
                 <w14:ligatures w14:val="none"/>
               </w:rPr>
               <w:t>Manual backups only</w:t>
+            </w:r>
+          </w:p>
+        </w:tc>
+      </w:tr>
+      <w:tr>
+        <w:tc>
+          <w:tcPr>
+            <w:cnfStyle w:val="001000000000" w:firstRow="0" w:lastRow="0" w:firstColumn="1" w:lastColumn="0" w:oddVBand="0" w:evenVBand="0" w:oddHBand="0" w:evenHBand="0" w:firstRowFirstColumn="0" w:firstRowLastColumn="0" w:lastRowFirstColumn="0" w:lastRowLastColumn="0"/>
+            <w:tcW w:w="0" w:type="auto"/>
+            <w:hideMark/>
+          </w:tcPr>
+          <w:p>
+            <w:pPr>
+              <w:rPr>
+                <w:rFonts w:ascii="Times New Roman" w:eastAsia="Times New Roman" w:hAnsi="Times New Roman" w:cs="Times New Roman"/>
+                <w:kern w:val="0"/>
+                <w:sz w:val="24"/>
+                <w:szCs w:val="24"/>
+                <w:lang w:val="en-GB" w:eastAsia="en-GB" w:bidi="ar-SA"/>
+                <w14:ligatures w14:val="none"/>
+              </w:rPr>
+            </w:pPr>
+            <w:r>
+              <w:rPr>
+                <w:rFonts w:ascii="Times New Roman" w:eastAsia="Times New Roman" w:hAnsi="Times New Roman" w:cs="Times New Roman"/>
+                <w:kern w:val="0"/>
+                <w:sz w:val="24"/>
+                <w:szCs w:val="24"/>
+                <w:lang w:val="en-GB" w:eastAsia="en-GB" w:bidi="ar-SA"/>
+                <w14:ligatures w14:val="none"/>
+              </w:rPr>
+              <w:t>3</w:t>
+            </w:r>
+          </w:p>
+        </w:tc>
+        <w:tc>
+          <w:tcPr>
+            <w:tcW w:w="8129" w:type="dxa"/>
+            <w:hideMark/>
+          </w:tcPr>
+          <w:p>
+            <w:pPr>
+              <w:cnfStyle w:val="000000000000" w:firstRow="0" w:lastRow="0" w:firstColumn="0" w:lastColumn="0" w:oddVBand="0" w:evenVBand="0" w:oddHBand="0" w:evenHBand="0" w:firstRowFirstColumn="0" w:firstRowLastColumn="0" w:lastRowFirstColumn="0" w:lastRowLastColumn="0"/>
+              <w:rPr>
+                <w:rFonts w:ascii="Times New Roman" w:eastAsia="Times New Roman" w:hAnsi="Times New Roman" w:cs="Times New Roman"/>
+                <w:kern w:val="0"/>
+                <w:sz w:val="24"/>
+                <w:szCs w:val="24"/>
+                <w:lang w:val="en-GB" w:eastAsia="en-GB" w:bidi="ar-SA"/>
+                <w14:ligatures w14:val="none"/>
+              </w:rPr>
+            </w:pPr>
+            <w:r>
+              <w:rPr>
+                <w:rFonts w:ascii="Times New Roman" w:eastAsia="Times New Roman" w:hAnsi="Times New Roman" w:cs="Times New Roman"/>
+                <w:kern w:val="0"/>
+                <w:sz w:val="24"/>
+                <w:szCs w:val="24"/>
+                <w:lang w:val="en-GB" w:eastAsia="en-GB" w:bidi="ar-SA"/>
+                <w14:ligatures w14:val="none"/>
+              </w:rPr>
+              <w:t>Automated backups but untested</w:t>
             </w:r>
           </w:p>
         </w:tc>
       </w:tr>
       <w:tr>
         <w:trPr>
-          <w:tblCellSpacing w:w="15" w:type="dxa"/>
+          <w:cnfStyle w:val="000000100000" w:firstRow="0" w:lastRow="0" w:firstColumn="0" w:lastColumn="0" w:oddVBand="0" w:evenVBand="0" w:oddHBand="1" w:evenHBand="0" w:firstRowFirstColumn="0" w:firstRowLastColumn="0" w:lastRowFirstColumn="0" w:lastRowLastColumn="0"/>
         </w:trPr>
         <w:tc>
           <w:tcPr>
-            <w:tcW w:w="0" w:type="auto"/>
-            <w:vAlign w:val="center"/>
-            <w:hideMark/>
-          </w:tcPr>
-          <w:p>
-            <w:pPr>
-              <w:spacing w:after="0" w:line="240" w:lineRule="auto"/>
-              <w:rPr>
-                <w:rFonts w:ascii="Times New Roman" w:eastAsia="Times New Roman" w:hAnsi="Times New Roman" w:cs="Times New Roman"/>
-                <w:kern w:val="0"/>
-                <w:sz w:val="24"/>
-                <w:szCs w:val="24"/>
-                <w:lang w:val="en-GB" w:eastAsia="en-GB" w:bidi="ar-SA"/>
-                <w14:ligatures w14:val="none"/>
-              </w:rPr>
-            </w:pPr>
-            <w:r>
-              <w:rPr>
-                <w:rFonts w:ascii="Times New Roman" w:eastAsia="Times New Roman" w:hAnsi="Times New Roman" w:cs="Times New Roman"/>
-                <w:kern w:val="0"/>
-                <w:sz w:val="24"/>
-                <w:szCs w:val="24"/>
-                <w:lang w:val="en-GB" w:eastAsia="en-GB" w:bidi="ar-SA"/>
-                <w14:ligatures w14:val="none"/>
-              </w:rPr>
-              <w:t>3</w:t>
-            </w:r>
-          </w:p>
-        </w:tc>
-        <w:tc>
-          <w:tcPr>
-            <w:tcW w:w="0" w:type="auto"/>
-            <w:vAlign w:val="center"/>
-            <w:hideMark/>
-          </w:tcPr>
-          <w:p>
-            <w:pPr>
-              <w:spacing w:after="0" w:line="240" w:lineRule="auto"/>
-              <w:rPr>
-                <w:rFonts w:ascii="Times New Roman" w:eastAsia="Times New Roman" w:hAnsi="Times New Roman" w:cs="Times New Roman"/>
-                <w:kern w:val="0"/>
-                <w:sz w:val="24"/>
-                <w:szCs w:val="24"/>
-                <w:lang w:val="en-GB" w:eastAsia="en-GB" w:bidi="ar-SA"/>
-                <w14:ligatures w14:val="none"/>
-              </w:rPr>
-            </w:pPr>
-            <w:r>
-              <w:rPr>
-                <w:rFonts w:ascii="Times New Roman" w:eastAsia="Times New Roman" w:hAnsi="Times New Roman" w:cs="Times New Roman"/>
-                <w:kern w:val="0"/>
-                <w:sz w:val="24"/>
-                <w:szCs w:val="24"/>
-                <w:lang w:val="en-GB" w:eastAsia="en-GB" w:bidi="ar-SA"/>
-                <w14:ligatures w14:val="none"/>
-              </w:rPr>
-              <w:t>Automated backups but untested</w:t>
-            </w:r>
-          </w:p>
-        </w:tc>
-      </w:tr>
-      <w:tr>
-        <w:trPr>
-          <w:tblCellSpacing w:w="15" w:type="dxa"/>
-        </w:trPr>
-        <w:tc>
-          <w:tcPr>
-            <w:tcW w:w="0" w:type="auto"/>
-            <w:vAlign w:val="center"/>
-            <w:hideMark/>
-          </w:tcPr>
-          <w:p>
-            <w:pPr>
-              <w:spacing w:after="0" w:line="240" w:lineRule="auto"/>
+            <w:cnfStyle w:val="001000000000" w:firstRow="0" w:lastRow="0" w:firstColumn="1" w:lastColumn="0" w:oddVBand="0" w:evenVBand="0" w:oddHBand="0" w:evenHBand="0" w:firstRowFirstColumn="0" w:firstRowLastColumn="0" w:lastRowFirstColumn="0" w:lastRowLastColumn="0"/>
+            <w:tcW w:w="0" w:type="auto"/>
+            <w:hideMark/>
+          </w:tcPr>
+          <w:p>
+            <w:pPr>
               <w:rPr>
                 <w:rFonts w:ascii="Times New Roman" w:eastAsia="Times New Roman" w:hAnsi="Times New Roman" w:cs="Times New Roman"/>
                 <w:kern w:val="0"/>
@@ -3133,13 +6757,12 @@
         </w:tc>
         <w:tc>
           <w:tcPr>
-            <w:tcW w:w="0" w:type="auto"/>
-            <w:vAlign w:val="center"/>
-            <w:hideMark/>
-          </w:tcPr>
-          <w:p>
-            <w:pPr>
-              <w:spacing w:after="0" w:line="240" w:lineRule="auto"/>
+            <w:tcW w:w="8129" w:type="dxa"/>
+            <w:hideMark/>
+          </w:tcPr>
+          <w:p>
+            <w:pPr>
+              <w:cnfStyle w:val="000000100000" w:firstRow="0" w:lastRow="0" w:firstColumn="0" w:lastColumn="0" w:oddVBand="0" w:evenVBand="0" w:oddHBand="1" w:evenHBand="0" w:firstRowFirstColumn="0" w:firstRowLastColumn="0" w:lastRowFirstColumn="0" w:lastRowLastColumn="0"/>
               <w:rPr>
                 <w:rFonts w:ascii="Times New Roman" w:eastAsia="Times New Roman" w:hAnsi="Times New Roman" w:cs="Times New Roman"/>
                 <w:kern w:val="0"/>
@@ -3192,8 +6815,6 @@
     </w:p>
     <w:p>
       <w:pPr>
-        <w:spacing w:before="100" w:beforeAutospacing="1" w:after="100" w:afterAutospacing="1" w:line="240" w:lineRule="auto"/>
-        <w:outlineLvl w:val="1"/>
         <w:rPr>
           <w:rFonts w:ascii="Times New Roman" w:eastAsia="Times New Roman" w:hAnsi="Times New Roman" w:cs="Times New Roman"/>
           <w:b/>
@@ -3689,8 +7310,6 @@
     </w:p>
     <w:p>
       <w:pPr>
-        <w:spacing w:before="100" w:beforeAutospacing="1" w:after="100" w:afterAutospacing="1" w:line="240" w:lineRule="auto"/>
-        <w:outlineLvl w:val="1"/>
         <w:rPr>
           <w:rFonts w:ascii="Times New Roman" w:eastAsia="Times New Roman" w:hAnsi="Times New Roman" w:cs="Times New Roman"/>
           <w:b/>
@@ -4078,8 +7697,6 @@
     </w:p>
     <w:p>
       <w:pPr>
-        <w:spacing w:before="100" w:beforeAutospacing="1" w:after="100" w:afterAutospacing="1" w:line="240" w:lineRule="auto"/>
-        <w:outlineLvl w:val="1"/>
         <w:rPr>
           <w:rFonts w:ascii="Times New Roman" w:eastAsia="Times New Roman" w:hAnsi="Times New Roman" w:cs="Times New Roman"/>
           <w:b/>
@@ -4113,7 +7730,7 @@
       </w:tblPr>
       <w:tblGrid>
         <w:gridCol w:w="2970"/>
-        <w:gridCol w:w="2389"/>
+        <w:gridCol w:w="6025"/>
       </w:tblGrid>
       <w:tr>
         <w:trPr>
@@ -4153,7 +7770,7 @@
         </w:tc>
         <w:tc>
           <w:tcPr>
-            <w:tcW w:w="0" w:type="auto"/>
+            <w:tcW w:w="6025" w:type="dxa"/>
             <w:shd w:val="clear" w:color="auto" w:fill="0E2841" w:themeFill="text2"/>
             <w:hideMark/>
           </w:tcPr>
@@ -4220,7 +7837,7 @@
         </w:tc>
         <w:tc>
           <w:tcPr>
-            <w:tcW w:w="0" w:type="auto"/>
+            <w:tcW w:w="6025" w:type="dxa"/>
             <w:hideMark/>
           </w:tcPr>
           <w:p>
@@ -4282,7 +7899,7 @@
         </w:tc>
         <w:tc>
           <w:tcPr>
-            <w:tcW w:w="0" w:type="auto"/>
+            <w:tcW w:w="6025" w:type="dxa"/>
             <w:hideMark/>
           </w:tcPr>
           <w:p>
@@ -4371,7 +7988,7 @@
         </w:tc>
         <w:tc>
           <w:tcPr>
-            <w:tcW w:w="0" w:type="auto"/>
+            <w:tcW w:w="6025" w:type="dxa"/>
             <w:hideMark/>
           </w:tcPr>
           <w:p>
@@ -4433,7 +8050,7 @@
         </w:tc>
         <w:tc>
           <w:tcPr>
-            <w:tcW w:w="0" w:type="auto"/>
+            <w:tcW w:w="6025" w:type="dxa"/>
             <w:hideMark/>
           </w:tcPr>
           <w:p>
@@ -4491,33 +8108,39 @@
     </w:p>
     <w:p>
       <w:pPr>
-        <w:spacing w:before="100" w:beforeAutospacing="1" w:after="100" w:afterAutospacing="1" w:line="240" w:lineRule="auto"/>
-        <w:outlineLvl w:val="0"/>
+        <w:pStyle w:val="Heading1"/>
+        <w:numPr>
+          <w:ilvl w:val="0"/>
+          <w:numId w:val="9"/>
+        </w:numPr>
         <w:rPr>
           <w:rFonts w:ascii="Times New Roman" w:eastAsia="Times New Roman" w:hAnsi="Times New Roman" w:cs="Times New Roman"/>
           <w:b/>
           <w:bCs/>
-          <w:kern w:val="36"/>
+          <w:color w:val="000000" w:themeColor="text1"/>
+          <w:kern w:val="0"/>
           <w:sz w:val="48"/>
           <w:szCs w:val="48"/>
           <w:lang w:val="en-GB" w:eastAsia="en-GB" w:bidi="ar-SA"/>
           <w14:ligatures w14:val="none"/>
         </w:rPr>
       </w:pPr>
+      <w:bookmarkStart w:id="6" w:name="_Toc224213769"/>
       <w:r>
         <w:rPr>
           <w:rFonts w:ascii="Times New Roman" w:eastAsia="Times New Roman" w:hAnsi="Times New Roman" w:cs="Times New Roman"/>
           <w:b/>
           <w:bCs/>
-          <w:kern w:val="36"/>
+          <w:color w:val="000000" w:themeColor="text1"/>
+          <w:kern w:val="0"/>
           <w:sz w:val="48"/>
           <w:szCs w:val="48"/>
           <w:lang w:val="en-GB" w:eastAsia="en-GB" w:bidi="ar-SA"/>
           <w14:ligatures w14:val="none"/>
         </w:rPr>
-        <w:lastRenderedPageBreak/>
-        <w:t>5. Scoring Model</w:t>
-      </w:r>
+        <w:t>Scoring Model</w:t>
+      </w:r>
+      <w:bookmarkEnd w:id="6"/>
     </w:p>
     <w:p>
       <w:pPr>
@@ -4570,22 +8193,24 @@
     <w:tbl>
       <w:tblPr>
         <w:tblStyle w:val="PlainTable1"/>
-        <w:tblW w:w="0" w:type="auto"/>
+        <w:tblW w:w="9085" w:type="dxa"/>
         <w:tblLook w:val="04A0" w:firstRow="1" w:lastRow="0" w:firstColumn="1" w:lastColumn="0" w:noHBand="0" w:noVBand="1"/>
       </w:tblPr>
       <w:tblGrid>
         <w:gridCol w:w="1383"/>
-        <w:gridCol w:w="1216"/>
+        <w:gridCol w:w="7702"/>
       </w:tblGrid>
       <w:tr>
         <w:trPr>
           <w:cnfStyle w:val="100000000000" w:firstRow="1" w:lastRow="0" w:firstColumn="0" w:lastColumn="0" w:oddVBand="0" w:evenVBand="0" w:oddHBand="0" w:evenHBand="0" w:firstRowFirstColumn="0" w:firstRowLastColumn="0" w:lastRowFirstColumn="0" w:lastRowLastColumn="0"/>
+          <w:tblHeader/>
         </w:trPr>
         <w:tc>
           <w:tcPr>
             <w:cnfStyle w:val="001000000000" w:firstRow="0" w:lastRow="0" w:firstColumn="1" w:lastColumn="0" w:oddVBand="0" w:evenVBand="0" w:oddHBand="0" w:evenHBand="0" w:firstRowFirstColumn="0" w:firstRowLastColumn="0" w:lastRowFirstColumn="0" w:lastRowLastColumn="0"/>
             <w:tcW w:w="0" w:type="auto"/>
             <w:shd w:val="clear" w:color="auto" w:fill="0E2841" w:themeFill="text2"/>
+            <w:vAlign w:val="center"/>
             <w:hideMark/>
           </w:tcPr>
           <w:p>
@@ -4615,8 +8240,9 @@
         </w:tc>
         <w:tc>
           <w:tcPr>
-            <w:tcW w:w="0" w:type="auto"/>
+            <w:tcW w:w="7702" w:type="dxa"/>
             <w:shd w:val="clear" w:color="auto" w:fill="0E2841" w:themeFill="text2"/>
+            <w:vAlign w:val="center"/>
             <w:hideMark/>
           </w:tcPr>
           <w:p>
@@ -4682,7 +8308,7 @@
         </w:tc>
         <w:tc>
           <w:tcPr>
-            <w:tcW w:w="0" w:type="auto"/>
+            <w:tcW w:w="7702" w:type="dxa"/>
             <w:hideMark/>
           </w:tcPr>
           <w:p>
@@ -4744,7 +8370,7 @@
         </w:tc>
         <w:tc>
           <w:tcPr>
-            <w:tcW w:w="0" w:type="auto"/>
+            <w:tcW w:w="7702" w:type="dxa"/>
             <w:hideMark/>
           </w:tcPr>
           <w:p>
@@ -4809,7 +8435,7 @@
         </w:tc>
         <w:tc>
           <w:tcPr>
-            <w:tcW w:w="0" w:type="auto"/>
+            <w:tcW w:w="7702" w:type="dxa"/>
             <w:hideMark/>
           </w:tcPr>
           <w:p>
@@ -4865,13 +8491,14 @@
                 <w:lang w:val="en-GB" w:eastAsia="en-GB" w:bidi="ar-SA"/>
                 <w14:ligatures w14:val="none"/>
               </w:rPr>
+              <w:lastRenderedPageBreak/>
               <w:t>71–85%</w:t>
             </w:r>
           </w:p>
         </w:tc>
         <w:tc>
           <w:tcPr>
-            <w:tcW w:w="0" w:type="auto"/>
+            <w:tcW w:w="7702" w:type="dxa"/>
             <w:hideMark/>
           </w:tcPr>
           <w:p>
@@ -4936,7 +8563,7 @@
         </w:tc>
         <w:tc>
           <w:tcPr>
-            <w:tcW w:w="0" w:type="auto"/>
+            <w:tcW w:w="7702" w:type="dxa"/>
             <w:hideMark/>
           </w:tcPr>
           <w:p>
@@ -4994,32 +8621,39 @@
     </w:p>
     <w:p>
       <w:pPr>
-        <w:spacing w:before="100" w:beforeAutospacing="1" w:after="100" w:afterAutospacing="1" w:line="240" w:lineRule="auto"/>
-        <w:outlineLvl w:val="0"/>
+        <w:pStyle w:val="Heading1"/>
+        <w:numPr>
+          <w:ilvl w:val="0"/>
+          <w:numId w:val="9"/>
+        </w:numPr>
         <w:rPr>
           <w:rFonts w:ascii="Times New Roman" w:eastAsia="Times New Roman" w:hAnsi="Times New Roman" w:cs="Times New Roman"/>
           <w:b/>
           <w:bCs/>
-          <w:kern w:val="36"/>
+          <w:color w:val="000000" w:themeColor="text1"/>
+          <w:kern w:val="0"/>
           <w:sz w:val="48"/>
           <w:szCs w:val="48"/>
           <w:lang w:val="en-GB" w:eastAsia="en-GB" w:bidi="ar-SA"/>
           <w14:ligatures w14:val="none"/>
         </w:rPr>
       </w:pPr>
+      <w:bookmarkStart w:id="7" w:name="_Toc224213770"/>
       <w:r>
         <w:rPr>
           <w:rFonts w:ascii="Times New Roman" w:eastAsia="Times New Roman" w:hAnsi="Times New Roman" w:cs="Times New Roman"/>
           <w:b/>
           <w:bCs/>
-          <w:kern w:val="36"/>
+          <w:color w:val="000000" w:themeColor="text1"/>
+          <w:kern w:val="0"/>
           <w:sz w:val="48"/>
           <w:szCs w:val="48"/>
           <w:lang w:val="en-GB" w:eastAsia="en-GB" w:bidi="ar-SA"/>
           <w14:ligatures w14:val="none"/>
         </w:rPr>
-        <w:t>6. Audit Testing Methodology</w:t>
-      </w:r>
+        <w:t>Audit Testing Methodology</w:t>
+      </w:r>
+      <w:bookmarkEnd w:id="7"/>
     </w:p>
     <w:p>
       <w:pPr>
@@ -5047,8 +8681,6 @@
     </w:p>
     <w:p>
       <w:pPr>
-        <w:spacing w:before="100" w:beforeAutospacing="1" w:after="100" w:afterAutospacing="1" w:line="240" w:lineRule="auto"/>
-        <w:outlineLvl w:val="2"/>
         <w:rPr>
           <w:rFonts w:ascii="Times New Roman" w:eastAsia="Times New Roman" w:hAnsi="Times New Roman" w:cs="Times New Roman"/>
           <w:b/>
@@ -5126,8 +8758,6 @@
     </w:p>
     <w:p>
       <w:pPr>
-        <w:spacing w:before="100" w:beforeAutospacing="1" w:after="100" w:afterAutospacing="1" w:line="240" w:lineRule="auto"/>
-        <w:outlineLvl w:val="2"/>
         <w:rPr>
           <w:rFonts w:ascii="Times New Roman" w:eastAsia="Times New Roman" w:hAnsi="Times New Roman" w:cs="Times New Roman"/>
           <w:b/>
@@ -5205,8 +8835,6 @@
     </w:p>
     <w:p>
       <w:pPr>
-        <w:spacing w:before="100" w:beforeAutospacing="1" w:after="100" w:afterAutospacing="1" w:line="240" w:lineRule="auto"/>
-        <w:outlineLvl w:val="2"/>
         <w:rPr>
           <w:rFonts w:ascii="Times New Roman" w:eastAsia="Times New Roman" w:hAnsi="Times New Roman" w:cs="Times New Roman"/>
           <w:b/>
@@ -5284,8 +8912,6 @@
     </w:p>
     <w:p>
       <w:pPr>
-        <w:spacing w:before="100" w:beforeAutospacing="1" w:after="100" w:afterAutospacing="1" w:line="240" w:lineRule="auto"/>
-        <w:outlineLvl w:val="2"/>
         <w:rPr>
           <w:rFonts w:ascii="Times New Roman" w:eastAsia="Times New Roman" w:hAnsi="Times New Roman" w:cs="Times New Roman"/>
           <w:b/>
@@ -5363,8 +8989,6 @@
     </w:p>
     <w:p>
       <w:pPr>
-        <w:spacing w:before="100" w:beforeAutospacing="1" w:after="100" w:afterAutospacing="1" w:line="240" w:lineRule="auto"/>
-        <w:outlineLvl w:val="2"/>
         <w:rPr>
           <w:rFonts w:ascii="Times New Roman" w:eastAsia="Times New Roman" w:hAnsi="Times New Roman" w:cs="Times New Roman"/>
           <w:b/>
@@ -5552,32 +9176,39 @@
     </w:p>
     <w:p>
       <w:pPr>
-        <w:spacing w:before="100" w:beforeAutospacing="1" w:after="100" w:afterAutospacing="1" w:line="240" w:lineRule="auto"/>
-        <w:outlineLvl w:val="0"/>
+        <w:pStyle w:val="Heading1"/>
+        <w:numPr>
+          <w:ilvl w:val="0"/>
+          <w:numId w:val="9"/>
+        </w:numPr>
         <w:rPr>
           <w:rFonts w:ascii="Times New Roman" w:eastAsia="Times New Roman" w:hAnsi="Times New Roman" w:cs="Times New Roman"/>
           <w:b/>
           <w:bCs/>
-          <w:kern w:val="36"/>
+          <w:color w:val="000000" w:themeColor="text1"/>
+          <w:kern w:val="0"/>
           <w:sz w:val="48"/>
           <w:szCs w:val="48"/>
           <w:lang w:val="en-GB" w:eastAsia="en-GB" w:bidi="ar-SA"/>
           <w14:ligatures w14:val="none"/>
         </w:rPr>
       </w:pPr>
+      <w:bookmarkStart w:id="8" w:name="_Toc224213771"/>
       <w:r>
         <w:rPr>
           <w:rFonts w:ascii="Times New Roman" w:eastAsia="Times New Roman" w:hAnsi="Times New Roman" w:cs="Times New Roman"/>
           <w:b/>
           <w:bCs/>
-          <w:kern w:val="36"/>
+          <w:color w:val="000000" w:themeColor="text1"/>
+          <w:kern w:val="0"/>
           <w:sz w:val="48"/>
           <w:szCs w:val="48"/>
           <w:lang w:val="en-GB" w:eastAsia="en-GB" w:bidi="ar-SA"/>
           <w14:ligatures w14:val="none"/>
         </w:rPr>
-        <w:t>7. Audit Working Paper Template</w:t>
-      </w:r>
+        <w:t>Audit Working Paper Template</w:t>
+      </w:r>
+      <w:bookmarkEnd w:id="8"/>
     </w:p>
     <w:p>
       <w:pPr>
@@ -5602,7 +9233,6 @@
           <w:lang w:val="en-GB" w:eastAsia="en-GB" w:bidi="ar-SA"/>
           <w14:ligatures w14:val="none"/>
         </w:rPr>
-        <w:lastRenderedPageBreak/>
         <w:t>Audit Ref:</w:t>
       </w:r>
       <w:r>
@@ -5886,32 +9516,40 @@
     </w:p>
     <w:p>
       <w:pPr>
-        <w:spacing w:before="100" w:beforeAutospacing="1" w:after="100" w:afterAutospacing="1" w:line="240" w:lineRule="auto"/>
-        <w:outlineLvl w:val="0"/>
+        <w:pStyle w:val="Heading1"/>
+        <w:numPr>
+          <w:ilvl w:val="0"/>
+          <w:numId w:val="9"/>
+        </w:numPr>
         <w:rPr>
           <w:rFonts w:ascii="Times New Roman" w:eastAsia="Times New Roman" w:hAnsi="Times New Roman" w:cs="Times New Roman"/>
           <w:b/>
           <w:bCs/>
-          <w:kern w:val="36"/>
+          <w:color w:val="000000" w:themeColor="text1"/>
+          <w:kern w:val="0"/>
           <w:sz w:val="48"/>
           <w:szCs w:val="48"/>
           <w:lang w:val="en-GB" w:eastAsia="en-GB" w:bidi="ar-SA"/>
           <w14:ligatures w14:val="none"/>
         </w:rPr>
       </w:pPr>
+      <w:bookmarkStart w:id="9" w:name="_Toc224213772"/>
       <w:r>
         <w:rPr>
           <w:rFonts w:ascii="Times New Roman" w:eastAsia="Times New Roman" w:hAnsi="Times New Roman" w:cs="Times New Roman"/>
           <w:b/>
           <w:bCs/>
-          <w:kern w:val="36"/>
+          <w:color w:val="000000" w:themeColor="text1"/>
+          <w:kern w:val="0"/>
           <w:sz w:val="48"/>
           <w:szCs w:val="48"/>
           <w:lang w:val="en-GB" w:eastAsia="en-GB" w:bidi="ar-SA"/>
           <w14:ligatures w14:val="none"/>
         </w:rPr>
-        <w:t>8. Deficiency Classification</w:t>
-      </w:r>
+        <w:lastRenderedPageBreak/>
+        <w:t>Deficiency Classification</w:t>
+      </w:r>
+      <w:bookmarkEnd w:id="9"/>
     </w:p>
     <w:tbl>
       <w:tblPr>
@@ -6275,69 +9913,331 @@
     </w:p>
     <w:p>
       <w:pPr>
-        <w:spacing w:before="100" w:beforeAutospacing="1" w:after="100" w:afterAutospacing="1" w:line="240" w:lineRule="auto"/>
-        <w:outlineLvl w:val="0"/>
+        <w:pStyle w:val="Heading1"/>
+        <w:numPr>
+          <w:ilvl w:val="0"/>
+          <w:numId w:val="9"/>
+        </w:numPr>
         <w:rPr>
           <w:rFonts w:ascii="Times New Roman" w:eastAsia="Times New Roman" w:hAnsi="Times New Roman" w:cs="Times New Roman"/>
           <w:b/>
           <w:bCs/>
-          <w:kern w:val="36"/>
+          <w:color w:val="000000" w:themeColor="text1"/>
+          <w:kern w:val="0"/>
           <w:sz w:val="48"/>
           <w:szCs w:val="48"/>
           <w:lang w:val="en-GB" w:eastAsia="en-GB" w:bidi="ar-SA"/>
           <w14:ligatures w14:val="none"/>
         </w:rPr>
       </w:pPr>
+      <w:bookmarkStart w:id="10" w:name="_Toc224213773"/>
       <w:r>
         <w:rPr>
           <w:rFonts w:ascii="Times New Roman" w:eastAsia="Times New Roman" w:hAnsi="Times New Roman" w:cs="Times New Roman"/>
           <w:b/>
           <w:bCs/>
-          <w:kern w:val="36"/>
+          <w:color w:val="000000" w:themeColor="text1"/>
+          <w:kern w:val="0"/>
           <w:sz w:val="48"/>
           <w:szCs w:val="48"/>
           <w:lang w:val="en-GB" w:eastAsia="en-GB" w:bidi="ar-SA"/>
           <w14:ligatures w14:val="none"/>
         </w:rPr>
-        <w:t>9. Management Action Plan Template</w:t>
-      </w:r>
+        <w:t>Management Action Plan Template</w:t>
+      </w:r>
+      <w:bookmarkEnd w:id="10"/>
     </w:p>
     <w:tbl>
       <w:tblPr>
-        <w:tblW w:w="0" w:type="auto"/>
-        <w:tblCellSpacing w:w="15" w:type="dxa"/>
-        <w:tblCellMar>
-          <w:top w:w="15" w:type="dxa"/>
-          <w:left w:w="15" w:type="dxa"/>
-          <w:bottom w:w="15" w:type="dxa"/>
-          <w:right w:w="15" w:type="dxa"/>
-        </w:tblCellMar>
+        <w:tblStyle w:val="PlainTable1"/>
+        <w:tblW w:w="9085" w:type="dxa"/>
         <w:tblLook w:val="04A0" w:firstRow="1" w:lastRow="0" w:firstColumn="1" w:lastColumn="0" w:noHBand="0" w:noVBand="1"/>
       </w:tblPr>
       <w:tblGrid>
-        <w:gridCol w:w="876"/>
-        <w:gridCol w:w="1147"/>
-        <w:gridCol w:w="1240"/>
-        <w:gridCol w:w="740"/>
-        <w:gridCol w:w="767"/>
-        <w:gridCol w:w="967"/>
-        <w:gridCol w:w="716"/>
+        <w:gridCol w:w="1017"/>
+        <w:gridCol w:w="1303"/>
+        <w:gridCol w:w="1396"/>
+        <w:gridCol w:w="896"/>
+        <w:gridCol w:w="923"/>
+        <w:gridCol w:w="1123"/>
+        <w:gridCol w:w="2427"/>
       </w:tblGrid>
       <w:tr>
         <w:trPr>
-          <w:tblHeader/>
-          <w:tblCellSpacing w:w="15" w:type="dxa"/>
+          <w:cnfStyle w:val="100000000000" w:firstRow="1" w:lastRow="0" w:firstColumn="0" w:lastColumn="0" w:oddVBand="0" w:evenVBand="0" w:oddHBand="0" w:evenHBand="0" w:firstRowFirstColumn="0" w:firstRowLastColumn="0" w:lastRowFirstColumn="0" w:lastRowLastColumn="0"/>
         </w:trPr>
         <w:tc>
           <w:tcPr>
-            <w:tcW w:w="0" w:type="auto"/>
-            <w:vAlign w:val="center"/>
-            <w:hideMark/>
-          </w:tcPr>
-          <w:p>
-            <w:pPr>
-              <w:spacing w:after="0" w:line="240" w:lineRule="auto"/>
+            <w:cnfStyle w:val="001000000000" w:firstRow="0" w:lastRow="0" w:firstColumn="1" w:lastColumn="0" w:oddVBand="0" w:evenVBand="0" w:oddHBand="0" w:evenHBand="0" w:firstRowFirstColumn="0" w:firstRowLastColumn="0" w:lastRowFirstColumn="0" w:lastRowLastColumn="0"/>
+            <w:tcW w:w="0" w:type="auto"/>
+            <w:shd w:val="clear" w:color="auto" w:fill="0E2841" w:themeFill="text2"/>
+            <w:hideMark/>
+          </w:tcPr>
+          <w:p>
+            <w:pPr>
               <w:jc w:val="center"/>
+              <w:rPr>
+                <w:rFonts w:ascii="Times New Roman" w:eastAsia="Times New Roman" w:hAnsi="Times New Roman" w:cs="Times New Roman"/>
+                <w:b w:val="0"/>
+                <w:bCs w:val="0"/>
+                <w:kern w:val="0"/>
+                <w:sz w:val="24"/>
+                <w:szCs w:val="24"/>
+                <w:lang w:val="en-GB" w:eastAsia="en-GB" w:bidi="ar-SA"/>
+                <w14:ligatures w14:val="none"/>
+              </w:rPr>
+            </w:pPr>
+            <w:r>
+              <w:rPr>
+                <w:rFonts w:ascii="Times New Roman" w:eastAsia="Times New Roman" w:hAnsi="Times New Roman" w:cs="Times New Roman"/>
+                <w:kern w:val="0"/>
+                <w:sz w:val="24"/>
+                <w:szCs w:val="24"/>
+                <w:lang w:val="en-GB" w:eastAsia="en-GB" w:bidi="ar-SA"/>
+                <w14:ligatures w14:val="none"/>
+              </w:rPr>
+              <w:t>Finding</w:t>
+            </w:r>
+          </w:p>
+        </w:tc>
+        <w:tc>
+          <w:tcPr>
+            <w:tcW w:w="0" w:type="auto"/>
+            <w:shd w:val="clear" w:color="auto" w:fill="0E2841" w:themeFill="text2"/>
+            <w:hideMark/>
+          </w:tcPr>
+          <w:p>
+            <w:pPr>
+              <w:jc w:val="center"/>
+              <w:cnfStyle w:val="100000000000" w:firstRow="1" w:lastRow="0" w:firstColumn="0" w:lastColumn="0" w:oddVBand="0" w:evenVBand="0" w:oddHBand="0" w:evenHBand="0" w:firstRowFirstColumn="0" w:firstRowLastColumn="0" w:lastRowFirstColumn="0" w:lastRowLastColumn="0"/>
+              <w:rPr>
+                <w:rFonts w:ascii="Times New Roman" w:eastAsia="Times New Roman" w:hAnsi="Times New Roman" w:cs="Times New Roman"/>
+                <w:b w:val="0"/>
+                <w:bCs w:val="0"/>
+                <w:kern w:val="0"/>
+                <w:sz w:val="24"/>
+                <w:szCs w:val="24"/>
+                <w:lang w:val="en-GB" w:eastAsia="en-GB" w:bidi="ar-SA"/>
+                <w14:ligatures w14:val="none"/>
+              </w:rPr>
+            </w:pPr>
+            <w:r>
+              <w:rPr>
+                <w:rFonts w:ascii="Times New Roman" w:eastAsia="Times New Roman" w:hAnsi="Times New Roman" w:cs="Times New Roman"/>
+                <w:kern w:val="0"/>
+                <w:sz w:val="24"/>
+                <w:szCs w:val="24"/>
+                <w:lang w:val="en-GB" w:eastAsia="en-GB" w:bidi="ar-SA"/>
+                <w14:ligatures w14:val="none"/>
+              </w:rPr>
+              <w:t>Risk Level</w:t>
+            </w:r>
+          </w:p>
+        </w:tc>
+        <w:tc>
+          <w:tcPr>
+            <w:tcW w:w="0" w:type="auto"/>
+            <w:shd w:val="clear" w:color="auto" w:fill="0E2841" w:themeFill="text2"/>
+            <w:hideMark/>
+          </w:tcPr>
+          <w:p>
+            <w:pPr>
+              <w:jc w:val="center"/>
+              <w:cnfStyle w:val="100000000000" w:firstRow="1" w:lastRow="0" w:firstColumn="0" w:lastColumn="0" w:oddVBand="0" w:evenVBand="0" w:oddHBand="0" w:evenHBand="0" w:firstRowFirstColumn="0" w:firstRowLastColumn="0" w:lastRowFirstColumn="0" w:lastRowLastColumn="0"/>
+              <w:rPr>
+                <w:rFonts w:ascii="Times New Roman" w:eastAsia="Times New Roman" w:hAnsi="Times New Roman" w:cs="Times New Roman"/>
+                <w:b w:val="0"/>
+                <w:bCs w:val="0"/>
+                <w:kern w:val="0"/>
+                <w:sz w:val="24"/>
+                <w:szCs w:val="24"/>
+                <w:lang w:val="en-GB" w:eastAsia="en-GB" w:bidi="ar-SA"/>
+                <w14:ligatures w14:val="none"/>
+              </w:rPr>
+            </w:pPr>
+            <w:r>
+              <w:rPr>
+                <w:rFonts w:ascii="Times New Roman" w:eastAsia="Times New Roman" w:hAnsi="Times New Roman" w:cs="Times New Roman"/>
+                <w:kern w:val="0"/>
+                <w:sz w:val="24"/>
+                <w:szCs w:val="24"/>
+                <w:lang w:val="en-GB" w:eastAsia="en-GB" w:bidi="ar-SA"/>
+                <w14:ligatures w14:val="none"/>
+              </w:rPr>
+              <w:t>Root Cause</w:t>
+            </w:r>
+          </w:p>
+        </w:tc>
+        <w:tc>
+          <w:tcPr>
+            <w:tcW w:w="0" w:type="auto"/>
+            <w:shd w:val="clear" w:color="auto" w:fill="0E2841" w:themeFill="text2"/>
+            <w:hideMark/>
+          </w:tcPr>
+          <w:p>
+            <w:pPr>
+              <w:jc w:val="center"/>
+              <w:cnfStyle w:val="100000000000" w:firstRow="1" w:lastRow="0" w:firstColumn="0" w:lastColumn="0" w:oddVBand="0" w:evenVBand="0" w:oddHBand="0" w:evenHBand="0" w:firstRowFirstColumn="0" w:firstRowLastColumn="0" w:lastRowFirstColumn="0" w:lastRowLastColumn="0"/>
+              <w:rPr>
+                <w:rFonts w:ascii="Times New Roman" w:eastAsia="Times New Roman" w:hAnsi="Times New Roman" w:cs="Times New Roman"/>
+                <w:b w:val="0"/>
+                <w:bCs w:val="0"/>
+                <w:kern w:val="0"/>
+                <w:sz w:val="24"/>
+                <w:szCs w:val="24"/>
+                <w:lang w:val="en-GB" w:eastAsia="en-GB" w:bidi="ar-SA"/>
+                <w14:ligatures w14:val="none"/>
+              </w:rPr>
+            </w:pPr>
+            <w:r>
+              <w:rPr>
+                <w:rFonts w:ascii="Times New Roman" w:eastAsia="Times New Roman" w:hAnsi="Times New Roman" w:cs="Times New Roman"/>
+                <w:kern w:val="0"/>
+                <w:sz w:val="24"/>
+                <w:szCs w:val="24"/>
+                <w:lang w:val="en-GB" w:eastAsia="en-GB" w:bidi="ar-SA"/>
+                <w14:ligatures w14:val="none"/>
+              </w:rPr>
+              <w:t>Action</w:t>
+            </w:r>
+          </w:p>
+        </w:tc>
+        <w:tc>
+          <w:tcPr>
+            <w:tcW w:w="0" w:type="auto"/>
+            <w:shd w:val="clear" w:color="auto" w:fill="0E2841" w:themeFill="text2"/>
+            <w:hideMark/>
+          </w:tcPr>
+          <w:p>
+            <w:pPr>
+              <w:jc w:val="center"/>
+              <w:cnfStyle w:val="100000000000" w:firstRow="1" w:lastRow="0" w:firstColumn="0" w:lastColumn="0" w:oddVBand="0" w:evenVBand="0" w:oddHBand="0" w:evenHBand="0" w:firstRowFirstColumn="0" w:firstRowLastColumn="0" w:lastRowFirstColumn="0" w:lastRowLastColumn="0"/>
+              <w:rPr>
+                <w:rFonts w:ascii="Times New Roman" w:eastAsia="Times New Roman" w:hAnsi="Times New Roman" w:cs="Times New Roman"/>
+                <w:b w:val="0"/>
+                <w:bCs w:val="0"/>
+                <w:kern w:val="0"/>
+                <w:sz w:val="24"/>
+                <w:szCs w:val="24"/>
+                <w:lang w:val="en-GB" w:eastAsia="en-GB" w:bidi="ar-SA"/>
+                <w14:ligatures w14:val="none"/>
+              </w:rPr>
+            </w:pPr>
+            <w:r>
+              <w:rPr>
+                <w:rFonts w:ascii="Times New Roman" w:eastAsia="Times New Roman" w:hAnsi="Times New Roman" w:cs="Times New Roman"/>
+                <w:kern w:val="0"/>
+                <w:sz w:val="24"/>
+                <w:szCs w:val="24"/>
+                <w:lang w:val="en-GB" w:eastAsia="en-GB" w:bidi="ar-SA"/>
+                <w14:ligatures w14:val="none"/>
+              </w:rPr>
+              <w:t>Owner</w:t>
+            </w:r>
+          </w:p>
+        </w:tc>
+        <w:tc>
+          <w:tcPr>
+            <w:tcW w:w="0" w:type="auto"/>
+            <w:shd w:val="clear" w:color="auto" w:fill="0E2841" w:themeFill="text2"/>
+            <w:hideMark/>
+          </w:tcPr>
+          <w:p>
+            <w:pPr>
+              <w:jc w:val="center"/>
+              <w:cnfStyle w:val="100000000000" w:firstRow="1" w:lastRow="0" w:firstColumn="0" w:lastColumn="0" w:oddVBand="0" w:evenVBand="0" w:oddHBand="0" w:evenHBand="0" w:firstRowFirstColumn="0" w:firstRowLastColumn="0" w:lastRowFirstColumn="0" w:lastRowLastColumn="0"/>
+              <w:rPr>
+                <w:rFonts w:ascii="Times New Roman" w:eastAsia="Times New Roman" w:hAnsi="Times New Roman" w:cs="Times New Roman"/>
+                <w:b w:val="0"/>
+                <w:bCs w:val="0"/>
+                <w:kern w:val="0"/>
+                <w:sz w:val="24"/>
+                <w:szCs w:val="24"/>
+                <w:lang w:val="en-GB" w:eastAsia="en-GB" w:bidi="ar-SA"/>
+                <w14:ligatures w14:val="none"/>
+              </w:rPr>
+            </w:pPr>
+            <w:r>
+              <w:rPr>
+                <w:rFonts w:ascii="Times New Roman" w:eastAsia="Times New Roman" w:hAnsi="Times New Roman" w:cs="Times New Roman"/>
+                <w:kern w:val="0"/>
+                <w:sz w:val="24"/>
+                <w:szCs w:val="24"/>
+                <w:lang w:val="en-GB" w:eastAsia="en-GB" w:bidi="ar-SA"/>
+                <w14:ligatures w14:val="none"/>
+              </w:rPr>
+              <w:t>Deadline</w:t>
+            </w:r>
+          </w:p>
+        </w:tc>
+        <w:tc>
+          <w:tcPr>
+            <w:tcW w:w="2427" w:type="dxa"/>
+            <w:shd w:val="clear" w:color="auto" w:fill="0E2841" w:themeFill="text2"/>
+            <w:hideMark/>
+          </w:tcPr>
+          <w:p>
+            <w:pPr>
+              <w:jc w:val="center"/>
+              <w:cnfStyle w:val="100000000000" w:firstRow="1" w:lastRow="0" w:firstColumn="0" w:lastColumn="0" w:oddVBand="0" w:evenVBand="0" w:oddHBand="0" w:evenHBand="0" w:firstRowFirstColumn="0" w:firstRowLastColumn="0" w:lastRowFirstColumn="0" w:lastRowLastColumn="0"/>
+              <w:rPr>
+                <w:rFonts w:ascii="Times New Roman" w:eastAsia="Times New Roman" w:hAnsi="Times New Roman" w:cs="Times New Roman"/>
+                <w:b w:val="0"/>
+                <w:bCs w:val="0"/>
+                <w:kern w:val="0"/>
+                <w:sz w:val="24"/>
+                <w:szCs w:val="24"/>
+                <w:lang w:val="en-GB" w:eastAsia="en-GB" w:bidi="ar-SA"/>
+                <w14:ligatures w14:val="none"/>
+              </w:rPr>
+            </w:pPr>
+            <w:r>
+              <w:rPr>
+                <w:rFonts w:ascii="Times New Roman" w:eastAsia="Times New Roman" w:hAnsi="Times New Roman" w:cs="Times New Roman"/>
+                <w:kern w:val="0"/>
+                <w:sz w:val="24"/>
+                <w:szCs w:val="24"/>
+                <w:lang w:val="en-GB" w:eastAsia="en-GB" w:bidi="ar-SA"/>
+                <w14:ligatures w14:val="none"/>
+              </w:rPr>
+              <w:t>Status</w:t>
+            </w:r>
+          </w:p>
+        </w:tc>
+      </w:tr>
+      <w:tr>
+        <w:trPr>
+          <w:cnfStyle w:val="000000100000" w:firstRow="0" w:lastRow="0" w:firstColumn="0" w:lastColumn="0" w:oddVBand="0" w:evenVBand="0" w:oddHBand="1" w:evenHBand="0" w:firstRowFirstColumn="0" w:firstRowLastColumn="0" w:lastRowFirstColumn="0" w:lastRowLastColumn="0"/>
+        </w:trPr>
+        <w:tc>
+          <w:tcPr>
+            <w:cnfStyle w:val="001000000000" w:firstRow="0" w:lastRow="0" w:firstColumn="1" w:lastColumn="0" w:oddVBand="0" w:evenVBand="0" w:oddHBand="0" w:evenHBand="0" w:firstRowFirstColumn="0" w:firstRowLastColumn="0" w:lastRowFirstColumn="0" w:lastRowLastColumn="0"/>
+            <w:tcW w:w="0" w:type="auto"/>
+          </w:tcPr>
+          <w:p>
+            <w:pPr>
+              <w:jc w:val="center"/>
+              <w:rPr>
+                <w:rFonts w:ascii="Times New Roman" w:eastAsia="Times New Roman" w:hAnsi="Times New Roman" w:cs="Times New Roman"/>
+                <w:b w:val="0"/>
+                <w:bCs w:val="0"/>
+                <w:kern w:val="0"/>
+                <w:sz w:val="24"/>
+                <w:szCs w:val="24"/>
+                <w:lang w:val="en-GB" w:eastAsia="en-GB" w:bidi="ar-SA"/>
+                <w14:ligatures w14:val="none"/>
+              </w:rPr>
+            </w:pPr>
+          </w:p>
+        </w:tc>
+        <w:tc>
+          <w:tcPr>
+            <w:tcW w:w="0" w:type="auto"/>
+          </w:tcPr>
+          <w:p>
+            <w:pPr>
+              <w:jc w:val="center"/>
+              <w:cnfStyle w:val="000000100000" w:firstRow="0" w:lastRow="0" w:firstColumn="0" w:lastColumn="0" w:oddVBand="0" w:evenVBand="0" w:oddHBand="1" w:evenHBand="0" w:firstRowFirstColumn="0" w:firstRowLastColumn="0" w:lastRowFirstColumn="0" w:lastRowLastColumn="0"/>
               <w:rPr>
                 <w:rFonts w:ascii="Times New Roman" w:eastAsia="Times New Roman" w:hAnsi="Times New Roman" w:cs="Times New Roman"/>
                 <w:b/>
@@ -6349,7 +10249,16 @@
                 <w14:ligatures w14:val="none"/>
               </w:rPr>
             </w:pPr>
-            <w:r>
+          </w:p>
+        </w:tc>
+        <w:tc>
+          <w:tcPr>
+            <w:tcW w:w="0" w:type="auto"/>
+          </w:tcPr>
+          <w:p>
+            <w:pPr>
+              <w:jc w:val="center"/>
+              <w:cnfStyle w:val="000000100000" w:firstRow="0" w:lastRow="0" w:firstColumn="0" w:lastColumn="0" w:oddVBand="0" w:evenVBand="0" w:oddHBand="1" w:evenHBand="0" w:firstRowFirstColumn="0" w:firstRowLastColumn="0" w:lastRowFirstColumn="0" w:lastRowLastColumn="0"/>
               <w:rPr>
                 <w:rFonts w:ascii="Times New Roman" w:eastAsia="Times New Roman" w:hAnsi="Times New Roman" w:cs="Times New Roman"/>
                 <w:b/>
@@ -6360,20 +10269,17 @@
                 <w:lang w:val="en-GB" w:eastAsia="en-GB" w:bidi="ar-SA"/>
                 <w14:ligatures w14:val="none"/>
               </w:rPr>
-              <w:t>Finding</w:t>
-            </w:r>
-          </w:p>
-        </w:tc>
-        <w:tc>
-          <w:tcPr>
-            <w:tcW w:w="0" w:type="auto"/>
-            <w:vAlign w:val="center"/>
-            <w:hideMark/>
-          </w:tcPr>
-          <w:p>
-            <w:pPr>
-              <w:spacing w:after="0" w:line="240" w:lineRule="auto"/>
+            </w:pPr>
+          </w:p>
+        </w:tc>
+        <w:tc>
+          <w:tcPr>
+            <w:tcW w:w="0" w:type="auto"/>
+          </w:tcPr>
+          <w:p>
+            <w:pPr>
               <w:jc w:val="center"/>
+              <w:cnfStyle w:val="000000100000" w:firstRow="0" w:lastRow="0" w:firstColumn="0" w:lastColumn="0" w:oddVBand="0" w:evenVBand="0" w:oddHBand="1" w:evenHBand="0" w:firstRowFirstColumn="0" w:firstRowLastColumn="0" w:lastRowFirstColumn="0" w:lastRowLastColumn="0"/>
               <w:rPr>
                 <w:rFonts w:ascii="Times New Roman" w:eastAsia="Times New Roman" w:hAnsi="Times New Roman" w:cs="Times New Roman"/>
                 <w:b/>
@@ -6385,7 +10291,16 @@
                 <w14:ligatures w14:val="none"/>
               </w:rPr>
             </w:pPr>
-            <w:r>
+          </w:p>
+        </w:tc>
+        <w:tc>
+          <w:tcPr>
+            <w:tcW w:w="0" w:type="auto"/>
+          </w:tcPr>
+          <w:p>
+            <w:pPr>
+              <w:jc w:val="center"/>
+              <w:cnfStyle w:val="000000100000" w:firstRow="0" w:lastRow="0" w:firstColumn="0" w:lastColumn="0" w:oddVBand="0" w:evenVBand="0" w:oddHBand="1" w:evenHBand="0" w:firstRowFirstColumn="0" w:firstRowLastColumn="0" w:lastRowFirstColumn="0" w:lastRowLastColumn="0"/>
               <w:rPr>
                 <w:rFonts w:ascii="Times New Roman" w:eastAsia="Times New Roman" w:hAnsi="Times New Roman" w:cs="Times New Roman"/>
                 <w:b/>
@@ -6396,20 +10311,17 @@
                 <w:lang w:val="en-GB" w:eastAsia="en-GB" w:bidi="ar-SA"/>
                 <w14:ligatures w14:val="none"/>
               </w:rPr>
-              <w:t>Risk Level</w:t>
-            </w:r>
-          </w:p>
-        </w:tc>
-        <w:tc>
-          <w:tcPr>
-            <w:tcW w:w="0" w:type="auto"/>
-            <w:vAlign w:val="center"/>
-            <w:hideMark/>
-          </w:tcPr>
-          <w:p>
-            <w:pPr>
-              <w:spacing w:after="0" w:line="240" w:lineRule="auto"/>
+            </w:pPr>
+          </w:p>
+        </w:tc>
+        <w:tc>
+          <w:tcPr>
+            <w:tcW w:w="0" w:type="auto"/>
+          </w:tcPr>
+          <w:p>
+            <w:pPr>
               <w:jc w:val="center"/>
+              <w:cnfStyle w:val="000000100000" w:firstRow="0" w:lastRow="0" w:firstColumn="0" w:lastColumn="0" w:oddVBand="0" w:evenVBand="0" w:oddHBand="1" w:evenHBand="0" w:firstRowFirstColumn="0" w:firstRowLastColumn="0" w:lastRowFirstColumn="0" w:lastRowLastColumn="0"/>
               <w:rPr>
                 <w:rFonts w:ascii="Times New Roman" w:eastAsia="Times New Roman" w:hAnsi="Times New Roman" w:cs="Times New Roman"/>
                 <w:b/>
@@ -6421,7 +10333,16 @@
                 <w14:ligatures w14:val="none"/>
               </w:rPr>
             </w:pPr>
-            <w:r>
+          </w:p>
+        </w:tc>
+        <w:tc>
+          <w:tcPr>
+            <w:tcW w:w="2427" w:type="dxa"/>
+          </w:tcPr>
+          <w:p>
+            <w:pPr>
+              <w:jc w:val="center"/>
+              <w:cnfStyle w:val="000000100000" w:firstRow="0" w:lastRow="0" w:firstColumn="0" w:lastColumn="0" w:oddVBand="0" w:evenVBand="0" w:oddHBand="1" w:evenHBand="0" w:firstRowFirstColumn="0" w:firstRowLastColumn="0" w:lastRowFirstColumn="0" w:lastRowLastColumn="0"/>
               <w:rPr>
                 <w:rFonts w:ascii="Times New Roman" w:eastAsia="Times New Roman" w:hAnsi="Times New Roman" w:cs="Times New Roman"/>
                 <w:b/>
@@ -6432,20 +10353,40 @@
                 <w:lang w:val="en-GB" w:eastAsia="en-GB" w:bidi="ar-SA"/>
                 <w14:ligatures w14:val="none"/>
               </w:rPr>
-              <w:t>Root Cause</w:t>
-            </w:r>
-          </w:p>
-        </w:tc>
-        <w:tc>
-          <w:tcPr>
-            <w:tcW w:w="0" w:type="auto"/>
-            <w:vAlign w:val="center"/>
-            <w:hideMark/>
-          </w:tcPr>
-          <w:p>
-            <w:pPr>
-              <w:spacing w:after="0" w:line="240" w:lineRule="auto"/>
+            </w:pPr>
+          </w:p>
+        </w:tc>
+      </w:tr>
+      <w:tr>
+        <w:tc>
+          <w:tcPr>
+            <w:cnfStyle w:val="001000000000" w:firstRow="0" w:lastRow="0" w:firstColumn="1" w:lastColumn="0" w:oddVBand="0" w:evenVBand="0" w:oddHBand="0" w:evenHBand="0" w:firstRowFirstColumn="0" w:firstRowLastColumn="0" w:lastRowFirstColumn="0" w:lastRowLastColumn="0"/>
+            <w:tcW w:w="0" w:type="auto"/>
+          </w:tcPr>
+          <w:p>
+            <w:pPr>
               <w:jc w:val="center"/>
+              <w:rPr>
+                <w:rFonts w:ascii="Times New Roman" w:eastAsia="Times New Roman" w:hAnsi="Times New Roman" w:cs="Times New Roman"/>
+                <w:b w:val="0"/>
+                <w:bCs w:val="0"/>
+                <w:kern w:val="0"/>
+                <w:sz w:val="24"/>
+                <w:szCs w:val="24"/>
+                <w:lang w:val="en-GB" w:eastAsia="en-GB" w:bidi="ar-SA"/>
+                <w14:ligatures w14:val="none"/>
+              </w:rPr>
+            </w:pPr>
+          </w:p>
+        </w:tc>
+        <w:tc>
+          <w:tcPr>
+            <w:tcW w:w="0" w:type="auto"/>
+          </w:tcPr>
+          <w:p>
+            <w:pPr>
+              <w:jc w:val="center"/>
+              <w:cnfStyle w:val="000000000000" w:firstRow="0" w:lastRow="0" w:firstColumn="0" w:lastColumn="0" w:oddVBand="0" w:evenVBand="0" w:oddHBand="0" w:evenHBand="0" w:firstRowFirstColumn="0" w:firstRowLastColumn="0" w:lastRowFirstColumn="0" w:lastRowLastColumn="0"/>
               <w:rPr>
                 <w:rFonts w:ascii="Times New Roman" w:eastAsia="Times New Roman" w:hAnsi="Times New Roman" w:cs="Times New Roman"/>
                 <w:b/>
@@ -6457,7 +10398,16 @@
                 <w14:ligatures w14:val="none"/>
               </w:rPr>
             </w:pPr>
-            <w:r>
+          </w:p>
+        </w:tc>
+        <w:tc>
+          <w:tcPr>
+            <w:tcW w:w="0" w:type="auto"/>
+          </w:tcPr>
+          <w:p>
+            <w:pPr>
+              <w:jc w:val="center"/>
+              <w:cnfStyle w:val="000000000000" w:firstRow="0" w:lastRow="0" w:firstColumn="0" w:lastColumn="0" w:oddVBand="0" w:evenVBand="0" w:oddHBand="0" w:evenHBand="0" w:firstRowFirstColumn="0" w:firstRowLastColumn="0" w:lastRowFirstColumn="0" w:lastRowLastColumn="0"/>
               <w:rPr>
                 <w:rFonts w:ascii="Times New Roman" w:eastAsia="Times New Roman" w:hAnsi="Times New Roman" w:cs="Times New Roman"/>
                 <w:b/>
@@ -6468,20 +10418,17 @@
                 <w:lang w:val="en-GB" w:eastAsia="en-GB" w:bidi="ar-SA"/>
                 <w14:ligatures w14:val="none"/>
               </w:rPr>
-              <w:t>Action</w:t>
-            </w:r>
-          </w:p>
-        </w:tc>
-        <w:tc>
-          <w:tcPr>
-            <w:tcW w:w="0" w:type="auto"/>
-            <w:vAlign w:val="center"/>
-            <w:hideMark/>
-          </w:tcPr>
-          <w:p>
-            <w:pPr>
-              <w:spacing w:after="0" w:line="240" w:lineRule="auto"/>
+            </w:pPr>
+          </w:p>
+        </w:tc>
+        <w:tc>
+          <w:tcPr>
+            <w:tcW w:w="0" w:type="auto"/>
+          </w:tcPr>
+          <w:p>
+            <w:pPr>
               <w:jc w:val="center"/>
+              <w:cnfStyle w:val="000000000000" w:firstRow="0" w:lastRow="0" w:firstColumn="0" w:lastColumn="0" w:oddVBand="0" w:evenVBand="0" w:oddHBand="0" w:evenHBand="0" w:firstRowFirstColumn="0" w:firstRowLastColumn="0" w:lastRowFirstColumn="0" w:lastRowLastColumn="0"/>
               <w:rPr>
                 <w:rFonts w:ascii="Times New Roman" w:eastAsia="Times New Roman" w:hAnsi="Times New Roman" w:cs="Times New Roman"/>
                 <w:b/>
@@ -6493,7 +10440,16 @@
                 <w14:ligatures w14:val="none"/>
               </w:rPr>
             </w:pPr>
-            <w:r>
+          </w:p>
+        </w:tc>
+        <w:tc>
+          <w:tcPr>
+            <w:tcW w:w="0" w:type="auto"/>
+          </w:tcPr>
+          <w:p>
+            <w:pPr>
+              <w:jc w:val="center"/>
+              <w:cnfStyle w:val="000000000000" w:firstRow="0" w:lastRow="0" w:firstColumn="0" w:lastColumn="0" w:oddVBand="0" w:evenVBand="0" w:oddHBand="0" w:evenHBand="0" w:firstRowFirstColumn="0" w:firstRowLastColumn="0" w:lastRowFirstColumn="0" w:lastRowLastColumn="0"/>
               <w:rPr>
                 <w:rFonts w:ascii="Times New Roman" w:eastAsia="Times New Roman" w:hAnsi="Times New Roman" w:cs="Times New Roman"/>
                 <w:b/>
@@ -6504,20 +10460,17 @@
                 <w:lang w:val="en-GB" w:eastAsia="en-GB" w:bidi="ar-SA"/>
                 <w14:ligatures w14:val="none"/>
               </w:rPr>
-              <w:t>Owner</w:t>
-            </w:r>
-          </w:p>
-        </w:tc>
-        <w:tc>
-          <w:tcPr>
-            <w:tcW w:w="0" w:type="auto"/>
-            <w:vAlign w:val="center"/>
-            <w:hideMark/>
-          </w:tcPr>
-          <w:p>
-            <w:pPr>
-              <w:spacing w:after="0" w:line="240" w:lineRule="auto"/>
+            </w:pPr>
+          </w:p>
+        </w:tc>
+        <w:tc>
+          <w:tcPr>
+            <w:tcW w:w="0" w:type="auto"/>
+          </w:tcPr>
+          <w:p>
+            <w:pPr>
               <w:jc w:val="center"/>
+              <w:cnfStyle w:val="000000000000" w:firstRow="0" w:lastRow="0" w:firstColumn="0" w:lastColumn="0" w:oddVBand="0" w:evenVBand="0" w:oddHBand="0" w:evenHBand="0" w:firstRowFirstColumn="0" w:firstRowLastColumn="0" w:lastRowFirstColumn="0" w:lastRowLastColumn="0"/>
               <w:rPr>
                 <w:rFonts w:ascii="Times New Roman" w:eastAsia="Times New Roman" w:hAnsi="Times New Roman" w:cs="Times New Roman"/>
                 <w:b/>
@@ -6529,7 +10482,16 @@
                 <w14:ligatures w14:val="none"/>
               </w:rPr>
             </w:pPr>
-            <w:r>
+          </w:p>
+        </w:tc>
+        <w:tc>
+          <w:tcPr>
+            <w:tcW w:w="2427" w:type="dxa"/>
+          </w:tcPr>
+          <w:p>
+            <w:pPr>
+              <w:jc w:val="center"/>
+              <w:cnfStyle w:val="000000000000" w:firstRow="0" w:lastRow="0" w:firstColumn="0" w:lastColumn="0" w:oddVBand="0" w:evenVBand="0" w:oddHBand="0" w:evenHBand="0" w:firstRowFirstColumn="0" w:firstRowLastColumn="0" w:lastRowFirstColumn="0" w:lastRowLastColumn="0"/>
               <w:rPr>
                 <w:rFonts w:ascii="Times New Roman" w:eastAsia="Times New Roman" w:hAnsi="Times New Roman" w:cs="Times New Roman"/>
                 <w:b/>
@@ -6540,20 +10502,43 @@
                 <w:lang w:val="en-GB" w:eastAsia="en-GB" w:bidi="ar-SA"/>
                 <w14:ligatures w14:val="none"/>
               </w:rPr>
-              <w:t>Deadline</w:t>
-            </w:r>
-          </w:p>
-        </w:tc>
-        <w:tc>
-          <w:tcPr>
-            <w:tcW w:w="0" w:type="auto"/>
-            <w:vAlign w:val="center"/>
-            <w:hideMark/>
-          </w:tcPr>
-          <w:p>
-            <w:pPr>
-              <w:spacing w:after="0" w:line="240" w:lineRule="auto"/>
+            </w:pPr>
+          </w:p>
+        </w:tc>
+      </w:tr>
+      <w:tr>
+        <w:trPr>
+          <w:cnfStyle w:val="000000100000" w:firstRow="0" w:lastRow="0" w:firstColumn="0" w:lastColumn="0" w:oddVBand="0" w:evenVBand="0" w:oddHBand="1" w:evenHBand="0" w:firstRowFirstColumn="0" w:firstRowLastColumn="0" w:lastRowFirstColumn="0" w:lastRowLastColumn="0"/>
+        </w:trPr>
+        <w:tc>
+          <w:tcPr>
+            <w:cnfStyle w:val="001000000000" w:firstRow="0" w:lastRow="0" w:firstColumn="1" w:lastColumn="0" w:oddVBand="0" w:evenVBand="0" w:oddHBand="0" w:evenHBand="0" w:firstRowFirstColumn="0" w:firstRowLastColumn="0" w:lastRowFirstColumn="0" w:lastRowLastColumn="0"/>
+            <w:tcW w:w="0" w:type="auto"/>
+          </w:tcPr>
+          <w:p>
+            <w:pPr>
               <w:jc w:val="center"/>
+              <w:rPr>
+                <w:rFonts w:ascii="Times New Roman" w:eastAsia="Times New Roman" w:hAnsi="Times New Roman" w:cs="Times New Roman"/>
+                <w:b w:val="0"/>
+                <w:bCs w:val="0"/>
+                <w:kern w:val="0"/>
+                <w:sz w:val="24"/>
+                <w:szCs w:val="24"/>
+                <w:lang w:val="en-GB" w:eastAsia="en-GB" w:bidi="ar-SA"/>
+                <w14:ligatures w14:val="none"/>
+              </w:rPr>
+            </w:pPr>
+          </w:p>
+        </w:tc>
+        <w:tc>
+          <w:tcPr>
+            <w:tcW w:w="0" w:type="auto"/>
+          </w:tcPr>
+          <w:p>
+            <w:pPr>
+              <w:jc w:val="center"/>
+              <w:cnfStyle w:val="000000100000" w:firstRow="0" w:lastRow="0" w:firstColumn="0" w:lastColumn="0" w:oddVBand="0" w:evenVBand="0" w:oddHBand="1" w:evenHBand="0" w:firstRowFirstColumn="0" w:firstRowLastColumn="0" w:lastRowFirstColumn="0" w:lastRowLastColumn="0"/>
               <w:rPr>
                 <w:rFonts w:ascii="Times New Roman" w:eastAsia="Times New Roman" w:hAnsi="Times New Roman" w:cs="Times New Roman"/>
                 <w:b/>
@@ -6565,7 +10550,16 @@
                 <w14:ligatures w14:val="none"/>
               </w:rPr>
             </w:pPr>
-            <w:r>
+          </w:p>
+        </w:tc>
+        <w:tc>
+          <w:tcPr>
+            <w:tcW w:w="0" w:type="auto"/>
+          </w:tcPr>
+          <w:p>
+            <w:pPr>
+              <w:jc w:val="center"/>
+              <w:cnfStyle w:val="000000100000" w:firstRow="0" w:lastRow="0" w:firstColumn="0" w:lastColumn="0" w:oddVBand="0" w:evenVBand="0" w:oddHBand="1" w:evenHBand="0" w:firstRowFirstColumn="0" w:firstRowLastColumn="0" w:lastRowFirstColumn="0" w:lastRowLastColumn="0"/>
               <w:rPr>
                 <w:rFonts w:ascii="Times New Roman" w:eastAsia="Times New Roman" w:hAnsi="Times New Roman" w:cs="Times New Roman"/>
                 <w:b/>
@@ -6576,8 +10570,693 @@
                 <w:lang w:val="en-GB" w:eastAsia="en-GB" w:bidi="ar-SA"/>
                 <w14:ligatures w14:val="none"/>
               </w:rPr>
-              <w:t>Status</w:t>
-            </w:r>
+            </w:pPr>
+          </w:p>
+        </w:tc>
+        <w:tc>
+          <w:tcPr>
+            <w:tcW w:w="0" w:type="auto"/>
+          </w:tcPr>
+          <w:p>
+            <w:pPr>
+              <w:jc w:val="center"/>
+              <w:cnfStyle w:val="000000100000" w:firstRow="0" w:lastRow="0" w:firstColumn="0" w:lastColumn="0" w:oddVBand="0" w:evenVBand="0" w:oddHBand="1" w:evenHBand="0" w:firstRowFirstColumn="0" w:firstRowLastColumn="0" w:lastRowFirstColumn="0" w:lastRowLastColumn="0"/>
+              <w:rPr>
+                <w:rFonts w:ascii="Times New Roman" w:eastAsia="Times New Roman" w:hAnsi="Times New Roman" w:cs="Times New Roman"/>
+                <w:b/>
+                <w:bCs/>
+                <w:kern w:val="0"/>
+                <w:sz w:val="24"/>
+                <w:szCs w:val="24"/>
+                <w:lang w:val="en-GB" w:eastAsia="en-GB" w:bidi="ar-SA"/>
+                <w14:ligatures w14:val="none"/>
+              </w:rPr>
+            </w:pPr>
+          </w:p>
+        </w:tc>
+        <w:tc>
+          <w:tcPr>
+            <w:tcW w:w="0" w:type="auto"/>
+          </w:tcPr>
+          <w:p>
+            <w:pPr>
+              <w:jc w:val="center"/>
+              <w:cnfStyle w:val="000000100000" w:firstRow="0" w:lastRow="0" w:firstColumn="0" w:lastColumn="0" w:oddVBand="0" w:evenVBand="0" w:oddHBand="1" w:evenHBand="0" w:firstRowFirstColumn="0" w:firstRowLastColumn="0" w:lastRowFirstColumn="0" w:lastRowLastColumn="0"/>
+              <w:rPr>
+                <w:rFonts w:ascii="Times New Roman" w:eastAsia="Times New Roman" w:hAnsi="Times New Roman" w:cs="Times New Roman"/>
+                <w:b/>
+                <w:bCs/>
+                <w:kern w:val="0"/>
+                <w:sz w:val="24"/>
+                <w:szCs w:val="24"/>
+                <w:lang w:val="en-GB" w:eastAsia="en-GB" w:bidi="ar-SA"/>
+                <w14:ligatures w14:val="none"/>
+              </w:rPr>
+            </w:pPr>
+          </w:p>
+        </w:tc>
+        <w:tc>
+          <w:tcPr>
+            <w:tcW w:w="0" w:type="auto"/>
+          </w:tcPr>
+          <w:p>
+            <w:pPr>
+              <w:jc w:val="center"/>
+              <w:cnfStyle w:val="000000100000" w:firstRow="0" w:lastRow="0" w:firstColumn="0" w:lastColumn="0" w:oddVBand="0" w:evenVBand="0" w:oddHBand="1" w:evenHBand="0" w:firstRowFirstColumn="0" w:firstRowLastColumn="0" w:lastRowFirstColumn="0" w:lastRowLastColumn="0"/>
+              <w:rPr>
+                <w:rFonts w:ascii="Times New Roman" w:eastAsia="Times New Roman" w:hAnsi="Times New Roman" w:cs="Times New Roman"/>
+                <w:b/>
+                <w:bCs/>
+                <w:kern w:val="0"/>
+                <w:sz w:val="24"/>
+                <w:szCs w:val="24"/>
+                <w:lang w:val="en-GB" w:eastAsia="en-GB" w:bidi="ar-SA"/>
+                <w14:ligatures w14:val="none"/>
+              </w:rPr>
+            </w:pPr>
+          </w:p>
+        </w:tc>
+        <w:tc>
+          <w:tcPr>
+            <w:tcW w:w="2427" w:type="dxa"/>
+          </w:tcPr>
+          <w:p>
+            <w:pPr>
+              <w:jc w:val="center"/>
+              <w:cnfStyle w:val="000000100000" w:firstRow="0" w:lastRow="0" w:firstColumn="0" w:lastColumn="0" w:oddVBand="0" w:evenVBand="0" w:oddHBand="1" w:evenHBand="0" w:firstRowFirstColumn="0" w:firstRowLastColumn="0" w:lastRowFirstColumn="0" w:lastRowLastColumn="0"/>
+              <w:rPr>
+                <w:rFonts w:ascii="Times New Roman" w:eastAsia="Times New Roman" w:hAnsi="Times New Roman" w:cs="Times New Roman"/>
+                <w:b/>
+                <w:bCs/>
+                <w:kern w:val="0"/>
+                <w:sz w:val="24"/>
+                <w:szCs w:val="24"/>
+                <w:lang w:val="en-GB" w:eastAsia="en-GB" w:bidi="ar-SA"/>
+                <w14:ligatures w14:val="none"/>
+              </w:rPr>
+            </w:pPr>
+          </w:p>
+        </w:tc>
+      </w:tr>
+      <w:tr>
+        <w:tc>
+          <w:tcPr>
+            <w:cnfStyle w:val="001000000000" w:firstRow="0" w:lastRow="0" w:firstColumn="1" w:lastColumn="0" w:oddVBand="0" w:evenVBand="0" w:oddHBand="0" w:evenHBand="0" w:firstRowFirstColumn="0" w:firstRowLastColumn="0" w:lastRowFirstColumn="0" w:lastRowLastColumn="0"/>
+            <w:tcW w:w="0" w:type="auto"/>
+          </w:tcPr>
+          <w:p>
+            <w:pPr>
+              <w:jc w:val="center"/>
+              <w:rPr>
+                <w:rFonts w:ascii="Times New Roman" w:eastAsia="Times New Roman" w:hAnsi="Times New Roman" w:cs="Times New Roman"/>
+                <w:b w:val="0"/>
+                <w:bCs w:val="0"/>
+                <w:kern w:val="0"/>
+                <w:sz w:val="24"/>
+                <w:szCs w:val="24"/>
+                <w:lang w:val="en-GB" w:eastAsia="en-GB" w:bidi="ar-SA"/>
+                <w14:ligatures w14:val="none"/>
+              </w:rPr>
+            </w:pPr>
+          </w:p>
+        </w:tc>
+        <w:tc>
+          <w:tcPr>
+            <w:tcW w:w="0" w:type="auto"/>
+          </w:tcPr>
+          <w:p>
+            <w:pPr>
+              <w:jc w:val="center"/>
+              <w:cnfStyle w:val="000000000000" w:firstRow="0" w:lastRow="0" w:firstColumn="0" w:lastColumn="0" w:oddVBand="0" w:evenVBand="0" w:oddHBand="0" w:evenHBand="0" w:firstRowFirstColumn="0" w:firstRowLastColumn="0" w:lastRowFirstColumn="0" w:lastRowLastColumn="0"/>
+              <w:rPr>
+                <w:rFonts w:ascii="Times New Roman" w:eastAsia="Times New Roman" w:hAnsi="Times New Roman" w:cs="Times New Roman"/>
+                <w:b/>
+                <w:bCs/>
+                <w:kern w:val="0"/>
+                <w:sz w:val="24"/>
+                <w:szCs w:val="24"/>
+                <w:lang w:val="en-GB" w:eastAsia="en-GB" w:bidi="ar-SA"/>
+                <w14:ligatures w14:val="none"/>
+              </w:rPr>
+            </w:pPr>
+          </w:p>
+        </w:tc>
+        <w:tc>
+          <w:tcPr>
+            <w:tcW w:w="0" w:type="auto"/>
+          </w:tcPr>
+          <w:p>
+            <w:pPr>
+              <w:jc w:val="center"/>
+              <w:cnfStyle w:val="000000000000" w:firstRow="0" w:lastRow="0" w:firstColumn="0" w:lastColumn="0" w:oddVBand="0" w:evenVBand="0" w:oddHBand="0" w:evenHBand="0" w:firstRowFirstColumn="0" w:firstRowLastColumn="0" w:lastRowFirstColumn="0" w:lastRowLastColumn="0"/>
+              <w:rPr>
+                <w:rFonts w:ascii="Times New Roman" w:eastAsia="Times New Roman" w:hAnsi="Times New Roman" w:cs="Times New Roman"/>
+                <w:b/>
+                <w:bCs/>
+                <w:kern w:val="0"/>
+                <w:sz w:val="24"/>
+                <w:szCs w:val="24"/>
+                <w:lang w:val="en-GB" w:eastAsia="en-GB" w:bidi="ar-SA"/>
+                <w14:ligatures w14:val="none"/>
+              </w:rPr>
+            </w:pPr>
+          </w:p>
+        </w:tc>
+        <w:tc>
+          <w:tcPr>
+            <w:tcW w:w="0" w:type="auto"/>
+          </w:tcPr>
+          <w:p>
+            <w:pPr>
+              <w:jc w:val="center"/>
+              <w:cnfStyle w:val="000000000000" w:firstRow="0" w:lastRow="0" w:firstColumn="0" w:lastColumn="0" w:oddVBand="0" w:evenVBand="0" w:oddHBand="0" w:evenHBand="0" w:firstRowFirstColumn="0" w:firstRowLastColumn="0" w:lastRowFirstColumn="0" w:lastRowLastColumn="0"/>
+              <w:rPr>
+                <w:rFonts w:ascii="Times New Roman" w:eastAsia="Times New Roman" w:hAnsi="Times New Roman" w:cs="Times New Roman"/>
+                <w:b/>
+                <w:bCs/>
+                <w:kern w:val="0"/>
+                <w:sz w:val="24"/>
+                <w:szCs w:val="24"/>
+                <w:lang w:val="en-GB" w:eastAsia="en-GB" w:bidi="ar-SA"/>
+                <w14:ligatures w14:val="none"/>
+              </w:rPr>
+            </w:pPr>
+          </w:p>
+        </w:tc>
+        <w:tc>
+          <w:tcPr>
+            <w:tcW w:w="0" w:type="auto"/>
+          </w:tcPr>
+          <w:p>
+            <w:pPr>
+              <w:jc w:val="center"/>
+              <w:cnfStyle w:val="000000000000" w:firstRow="0" w:lastRow="0" w:firstColumn="0" w:lastColumn="0" w:oddVBand="0" w:evenVBand="0" w:oddHBand="0" w:evenHBand="0" w:firstRowFirstColumn="0" w:firstRowLastColumn="0" w:lastRowFirstColumn="0" w:lastRowLastColumn="0"/>
+              <w:rPr>
+                <w:rFonts w:ascii="Times New Roman" w:eastAsia="Times New Roman" w:hAnsi="Times New Roman" w:cs="Times New Roman"/>
+                <w:b/>
+                <w:bCs/>
+                <w:kern w:val="0"/>
+                <w:sz w:val="24"/>
+                <w:szCs w:val="24"/>
+                <w:lang w:val="en-GB" w:eastAsia="en-GB" w:bidi="ar-SA"/>
+                <w14:ligatures w14:val="none"/>
+              </w:rPr>
+            </w:pPr>
+          </w:p>
+        </w:tc>
+        <w:tc>
+          <w:tcPr>
+            <w:tcW w:w="0" w:type="auto"/>
+          </w:tcPr>
+          <w:p>
+            <w:pPr>
+              <w:jc w:val="center"/>
+              <w:cnfStyle w:val="000000000000" w:firstRow="0" w:lastRow="0" w:firstColumn="0" w:lastColumn="0" w:oddVBand="0" w:evenVBand="0" w:oddHBand="0" w:evenHBand="0" w:firstRowFirstColumn="0" w:firstRowLastColumn="0" w:lastRowFirstColumn="0" w:lastRowLastColumn="0"/>
+              <w:rPr>
+                <w:rFonts w:ascii="Times New Roman" w:eastAsia="Times New Roman" w:hAnsi="Times New Roman" w:cs="Times New Roman"/>
+                <w:b/>
+                <w:bCs/>
+                <w:kern w:val="0"/>
+                <w:sz w:val="24"/>
+                <w:szCs w:val="24"/>
+                <w:lang w:val="en-GB" w:eastAsia="en-GB" w:bidi="ar-SA"/>
+                <w14:ligatures w14:val="none"/>
+              </w:rPr>
+            </w:pPr>
+          </w:p>
+        </w:tc>
+        <w:tc>
+          <w:tcPr>
+            <w:tcW w:w="2427" w:type="dxa"/>
+          </w:tcPr>
+          <w:p>
+            <w:pPr>
+              <w:jc w:val="center"/>
+              <w:cnfStyle w:val="000000000000" w:firstRow="0" w:lastRow="0" w:firstColumn="0" w:lastColumn="0" w:oddVBand="0" w:evenVBand="0" w:oddHBand="0" w:evenHBand="0" w:firstRowFirstColumn="0" w:firstRowLastColumn="0" w:lastRowFirstColumn="0" w:lastRowLastColumn="0"/>
+              <w:rPr>
+                <w:rFonts w:ascii="Times New Roman" w:eastAsia="Times New Roman" w:hAnsi="Times New Roman" w:cs="Times New Roman"/>
+                <w:b/>
+                <w:bCs/>
+                <w:kern w:val="0"/>
+                <w:sz w:val="24"/>
+                <w:szCs w:val="24"/>
+                <w:lang w:val="en-GB" w:eastAsia="en-GB" w:bidi="ar-SA"/>
+                <w14:ligatures w14:val="none"/>
+              </w:rPr>
+            </w:pPr>
+          </w:p>
+        </w:tc>
+      </w:tr>
+      <w:tr>
+        <w:trPr>
+          <w:cnfStyle w:val="000000100000" w:firstRow="0" w:lastRow="0" w:firstColumn="0" w:lastColumn="0" w:oddVBand="0" w:evenVBand="0" w:oddHBand="1" w:evenHBand="0" w:firstRowFirstColumn="0" w:firstRowLastColumn="0" w:lastRowFirstColumn="0" w:lastRowLastColumn="0"/>
+        </w:trPr>
+        <w:tc>
+          <w:tcPr>
+            <w:cnfStyle w:val="001000000000" w:firstRow="0" w:lastRow="0" w:firstColumn="1" w:lastColumn="0" w:oddVBand="0" w:evenVBand="0" w:oddHBand="0" w:evenHBand="0" w:firstRowFirstColumn="0" w:firstRowLastColumn="0" w:lastRowFirstColumn="0" w:lastRowLastColumn="0"/>
+            <w:tcW w:w="0" w:type="auto"/>
+          </w:tcPr>
+          <w:p>
+            <w:pPr>
+              <w:jc w:val="center"/>
+              <w:rPr>
+                <w:rFonts w:ascii="Times New Roman" w:eastAsia="Times New Roman" w:hAnsi="Times New Roman" w:cs="Times New Roman"/>
+                <w:b w:val="0"/>
+                <w:bCs w:val="0"/>
+                <w:kern w:val="0"/>
+                <w:sz w:val="24"/>
+                <w:szCs w:val="24"/>
+                <w:lang w:val="en-GB" w:eastAsia="en-GB" w:bidi="ar-SA"/>
+                <w14:ligatures w14:val="none"/>
+              </w:rPr>
+            </w:pPr>
+          </w:p>
+        </w:tc>
+        <w:tc>
+          <w:tcPr>
+            <w:tcW w:w="0" w:type="auto"/>
+          </w:tcPr>
+          <w:p>
+            <w:pPr>
+              <w:jc w:val="center"/>
+              <w:cnfStyle w:val="000000100000" w:firstRow="0" w:lastRow="0" w:firstColumn="0" w:lastColumn="0" w:oddVBand="0" w:evenVBand="0" w:oddHBand="1" w:evenHBand="0" w:firstRowFirstColumn="0" w:firstRowLastColumn="0" w:lastRowFirstColumn="0" w:lastRowLastColumn="0"/>
+              <w:rPr>
+                <w:rFonts w:ascii="Times New Roman" w:eastAsia="Times New Roman" w:hAnsi="Times New Roman" w:cs="Times New Roman"/>
+                <w:b/>
+                <w:bCs/>
+                <w:kern w:val="0"/>
+                <w:sz w:val="24"/>
+                <w:szCs w:val="24"/>
+                <w:lang w:val="en-GB" w:eastAsia="en-GB" w:bidi="ar-SA"/>
+                <w14:ligatures w14:val="none"/>
+              </w:rPr>
+            </w:pPr>
+          </w:p>
+        </w:tc>
+        <w:tc>
+          <w:tcPr>
+            <w:tcW w:w="0" w:type="auto"/>
+          </w:tcPr>
+          <w:p>
+            <w:pPr>
+              <w:jc w:val="center"/>
+              <w:cnfStyle w:val="000000100000" w:firstRow="0" w:lastRow="0" w:firstColumn="0" w:lastColumn="0" w:oddVBand="0" w:evenVBand="0" w:oddHBand="1" w:evenHBand="0" w:firstRowFirstColumn="0" w:firstRowLastColumn="0" w:lastRowFirstColumn="0" w:lastRowLastColumn="0"/>
+              <w:rPr>
+                <w:rFonts w:ascii="Times New Roman" w:eastAsia="Times New Roman" w:hAnsi="Times New Roman" w:cs="Times New Roman"/>
+                <w:b/>
+                <w:bCs/>
+                <w:kern w:val="0"/>
+                <w:sz w:val="24"/>
+                <w:szCs w:val="24"/>
+                <w:lang w:val="en-GB" w:eastAsia="en-GB" w:bidi="ar-SA"/>
+                <w14:ligatures w14:val="none"/>
+              </w:rPr>
+            </w:pPr>
+          </w:p>
+        </w:tc>
+        <w:tc>
+          <w:tcPr>
+            <w:tcW w:w="0" w:type="auto"/>
+          </w:tcPr>
+          <w:p>
+            <w:pPr>
+              <w:jc w:val="center"/>
+              <w:cnfStyle w:val="000000100000" w:firstRow="0" w:lastRow="0" w:firstColumn="0" w:lastColumn="0" w:oddVBand="0" w:evenVBand="0" w:oddHBand="1" w:evenHBand="0" w:firstRowFirstColumn="0" w:firstRowLastColumn="0" w:lastRowFirstColumn="0" w:lastRowLastColumn="0"/>
+              <w:rPr>
+                <w:rFonts w:ascii="Times New Roman" w:eastAsia="Times New Roman" w:hAnsi="Times New Roman" w:cs="Times New Roman"/>
+                <w:b/>
+                <w:bCs/>
+                <w:kern w:val="0"/>
+                <w:sz w:val="24"/>
+                <w:szCs w:val="24"/>
+                <w:lang w:val="en-GB" w:eastAsia="en-GB" w:bidi="ar-SA"/>
+                <w14:ligatures w14:val="none"/>
+              </w:rPr>
+            </w:pPr>
+          </w:p>
+        </w:tc>
+        <w:tc>
+          <w:tcPr>
+            <w:tcW w:w="0" w:type="auto"/>
+          </w:tcPr>
+          <w:p>
+            <w:pPr>
+              <w:jc w:val="center"/>
+              <w:cnfStyle w:val="000000100000" w:firstRow="0" w:lastRow="0" w:firstColumn="0" w:lastColumn="0" w:oddVBand="0" w:evenVBand="0" w:oddHBand="1" w:evenHBand="0" w:firstRowFirstColumn="0" w:firstRowLastColumn="0" w:lastRowFirstColumn="0" w:lastRowLastColumn="0"/>
+              <w:rPr>
+                <w:rFonts w:ascii="Times New Roman" w:eastAsia="Times New Roman" w:hAnsi="Times New Roman" w:cs="Times New Roman"/>
+                <w:b/>
+                <w:bCs/>
+                <w:kern w:val="0"/>
+                <w:sz w:val="24"/>
+                <w:szCs w:val="24"/>
+                <w:lang w:val="en-GB" w:eastAsia="en-GB" w:bidi="ar-SA"/>
+                <w14:ligatures w14:val="none"/>
+              </w:rPr>
+            </w:pPr>
+          </w:p>
+        </w:tc>
+        <w:tc>
+          <w:tcPr>
+            <w:tcW w:w="0" w:type="auto"/>
+          </w:tcPr>
+          <w:p>
+            <w:pPr>
+              <w:jc w:val="center"/>
+              <w:cnfStyle w:val="000000100000" w:firstRow="0" w:lastRow="0" w:firstColumn="0" w:lastColumn="0" w:oddVBand="0" w:evenVBand="0" w:oddHBand="1" w:evenHBand="0" w:firstRowFirstColumn="0" w:firstRowLastColumn="0" w:lastRowFirstColumn="0" w:lastRowLastColumn="0"/>
+              <w:rPr>
+                <w:rFonts w:ascii="Times New Roman" w:eastAsia="Times New Roman" w:hAnsi="Times New Roman" w:cs="Times New Roman"/>
+                <w:b/>
+                <w:bCs/>
+                <w:kern w:val="0"/>
+                <w:sz w:val="24"/>
+                <w:szCs w:val="24"/>
+                <w:lang w:val="en-GB" w:eastAsia="en-GB" w:bidi="ar-SA"/>
+                <w14:ligatures w14:val="none"/>
+              </w:rPr>
+            </w:pPr>
+          </w:p>
+        </w:tc>
+        <w:tc>
+          <w:tcPr>
+            <w:tcW w:w="2427" w:type="dxa"/>
+          </w:tcPr>
+          <w:p>
+            <w:pPr>
+              <w:jc w:val="center"/>
+              <w:cnfStyle w:val="000000100000" w:firstRow="0" w:lastRow="0" w:firstColumn="0" w:lastColumn="0" w:oddVBand="0" w:evenVBand="0" w:oddHBand="1" w:evenHBand="0" w:firstRowFirstColumn="0" w:firstRowLastColumn="0" w:lastRowFirstColumn="0" w:lastRowLastColumn="0"/>
+              <w:rPr>
+                <w:rFonts w:ascii="Times New Roman" w:eastAsia="Times New Roman" w:hAnsi="Times New Roman" w:cs="Times New Roman"/>
+                <w:b/>
+                <w:bCs/>
+                <w:kern w:val="0"/>
+                <w:sz w:val="24"/>
+                <w:szCs w:val="24"/>
+                <w:lang w:val="en-GB" w:eastAsia="en-GB" w:bidi="ar-SA"/>
+                <w14:ligatures w14:val="none"/>
+              </w:rPr>
+            </w:pPr>
+          </w:p>
+        </w:tc>
+      </w:tr>
+      <w:tr>
+        <w:tc>
+          <w:tcPr>
+            <w:cnfStyle w:val="001000000000" w:firstRow="0" w:lastRow="0" w:firstColumn="1" w:lastColumn="0" w:oddVBand="0" w:evenVBand="0" w:oddHBand="0" w:evenHBand="0" w:firstRowFirstColumn="0" w:firstRowLastColumn="0" w:lastRowFirstColumn="0" w:lastRowLastColumn="0"/>
+            <w:tcW w:w="0" w:type="auto"/>
+          </w:tcPr>
+          <w:p>
+            <w:pPr>
+              <w:jc w:val="center"/>
+              <w:rPr>
+                <w:rFonts w:ascii="Times New Roman" w:eastAsia="Times New Roman" w:hAnsi="Times New Roman" w:cs="Times New Roman"/>
+                <w:b w:val="0"/>
+                <w:bCs w:val="0"/>
+                <w:kern w:val="0"/>
+                <w:sz w:val="24"/>
+                <w:szCs w:val="24"/>
+                <w:lang w:val="en-GB" w:eastAsia="en-GB" w:bidi="ar-SA"/>
+                <w14:ligatures w14:val="none"/>
+              </w:rPr>
+            </w:pPr>
+          </w:p>
+        </w:tc>
+        <w:tc>
+          <w:tcPr>
+            <w:tcW w:w="0" w:type="auto"/>
+          </w:tcPr>
+          <w:p>
+            <w:pPr>
+              <w:jc w:val="center"/>
+              <w:cnfStyle w:val="000000000000" w:firstRow="0" w:lastRow="0" w:firstColumn="0" w:lastColumn="0" w:oddVBand="0" w:evenVBand="0" w:oddHBand="0" w:evenHBand="0" w:firstRowFirstColumn="0" w:firstRowLastColumn="0" w:lastRowFirstColumn="0" w:lastRowLastColumn="0"/>
+              <w:rPr>
+                <w:rFonts w:ascii="Times New Roman" w:eastAsia="Times New Roman" w:hAnsi="Times New Roman" w:cs="Times New Roman"/>
+                <w:b/>
+                <w:bCs/>
+                <w:kern w:val="0"/>
+                <w:sz w:val="24"/>
+                <w:szCs w:val="24"/>
+                <w:lang w:val="en-GB" w:eastAsia="en-GB" w:bidi="ar-SA"/>
+                <w14:ligatures w14:val="none"/>
+              </w:rPr>
+            </w:pPr>
+          </w:p>
+        </w:tc>
+        <w:tc>
+          <w:tcPr>
+            <w:tcW w:w="0" w:type="auto"/>
+          </w:tcPr>
+          <w:p>
+            <w:pPr>
+              <w:jc w:val="center"/>
+              <w:cnfStyle w:val="000000000000" w:firstRow="0" w:lastRow="0" w:firstColumn="0" w:lastColumn="0" w:oddVBand="0" w:evenVBand="0" w:oddHBand="0" w:evenHBand="0" w:firstRowFirstColumn="0" w:firstRowLastColumn="0" w:lastRowFirstColumn="0" w:lastRowLastColumn="0"/>
+              <w:rPr>
+                <w:rFonts w:ascii="Times New Roman" w:eastAsia="Times New Roman" w:hAnsi="Times New Roman" w:cs="Times New Roman"/>
+                <w:b/>
+                <w:bCs/>
+                <w:kern w:val="0"/>
+                <w:sz w:val="24"/>
+                <w:szCs w:val="24"/>
+                <w:lang w:val="en-GB" w:eastAsia="en-GB" w:bidi="ar-SA"/>
+                <w14:ligatures w14:val="none"/>
+              </w:rPr>
+            </w:pPr>
+          </w:p>
+        </w:tc>
+        <w:tc>
+          <w:tcPr>
+            <w:tcW w:w="0" w:type="auto"/>
+          </w:tcPr>
+          <w:p>
+            <w:pPr>
+              <w:jc w:val="center"/>
+              <w:cnfStyle w:val="000000000000" w:firstRow="0" w:lastRow="0" w:firstColumn="0" w:lastColumn="0" w:oddVBand="0" w:evenVBand="0" w:oddHBand="0" w:evenHBand="0" w:firstRowFirstColumn="0" w:firstRowLastColumn="0" w:lastRowFirstColumn="0" w:lastRowLastColumn="0"/>
+              <w:rPr>
+                <w:rFonts w:ascii="Times New Roman" w:eastAsia="Times New Roman" w:hAnsi="Times New Roman" w:cs="Times New Roman"/>
+                <w:b/>
+                <w:bCs/>
+                <w:kern w:val="0"/>
+                <w:sz w:val="24"/>
+                <w:szCs w:val="24"/>
+                <w:lang w:val="en-GB" w:eastAsia="en-GB" w:bidi="ar-SA"/>
+                <w14:ligatures w14:val="none"/>
+              </w:rPr>
+            </w:pPr>
+          </w:p>
+        </w:tc>
+        <w:tc>
+          <w:tcPr>
+            <w:tcW w:w="0" w:type="auto"/>
+          </w:tcPr>
+          <w:p>
+            <w:pPr>
+              <w:jc w:val="center"/>
+              <w:cnfStyle w:val="000000000000" w:firstRow="0" w:lastRow="0" w:firstColumn="0" w:lastColumn="0" w:oddVBand="0" w:evenVBand="0" w:oddHBand="0" w:evenHBand="0" w:firstRowFirstColumn="0" w:firstRowLastColumn="0" w:lastRowFirstColumn="0" w:lastRowLastColumn="0"/>
+              <w:rPr>
+                <w:rFonts w:ascii="Times New Roman" w:eastAsia="Times New Roman" w:hAnsi="Times New Roman" w:cs="Times New Roman"/>
+                <w:b/>
+                <w:bCs/>
+                <w:kern w:val="0"/>
+                <w:sz w:val="24"/>
+                <w:szCs w:val="24"/>
+                <w:lang w:val="en-GB" w:eastAsia="en-GB" w:bidi="ar-SA"/>
+                <w14:ligatures w14:val="none"/>
+              </w:rPr>
+            </w:pPr>
+          </w:p>
+        </w:tc>
+        <w:tc>
+          <w:tcPr>
+            <w:tcW w:w="0" w:type="auto"/>
+          </w:tcPr>
+          <w:p>
+            <w:pPr>
+              <w:jc w:val="center"/>
+              <w:cnfStyle w:val="000000000000" w:firstRow="0" w:lastRow="0" w:firstColumn="0" w:lastColumn="0" w:oddVBand="0" w:evenVBand="0" w:oddHBand="0" w:evenHBand="0" w:firstRowFirstColumn="0" w:firstRowLastColumn="0" w:lastRowFirstColumn="0" w:lastRowLastColumn="0"/>
+              <w:rPr>
+                <w:rFonts w:ascii="Times New Roman" w:eastAsia="Times New Roman" w:hAnsi="Times New Roman" w:cs="Times New Roman"/>
+                <w:b/>
+                <w:bCs/>
+                <w:kern w:val="0"/>
+                <w:sz w:val="24"/>
+                <w:szCs w:val="24"/>
+                <w:lang w:val="en-GB" w:eastAsia="en-GB" w:bidi="ar-SA"/>
+                <w14:ligatures w14:val="none"/>
+              </w:rPr>
+            </w:pPr>
+          </w:p>
+        </w:tc>
+        <w:tc>
+          <w:tcPr>
+            <w:tcW w:w="2427" w:type="dxa"/>
+          </w:tcPr>
+          <w:p>
+            <w:pPr>
+              <w:jc w:val="center"/>
+              <w:cnfStyle w:val="000000000000" w:firstRow="0" w:lastRow="0" w:firstColumn="0" w:lastColumn="0" w:oddVBand="0" w:evenVBand="0" w:oddHBand="0" w:evenHBand="0" w:firstRowFirstColumn="0" w:firstRowLastColumn="0" w:lastRowFirstColumn="0" w:lastRowLastColumn="0"/>
+              <w:rPr>
+                <w:rFonts w:ascii="Times New Roman" w:eastAsia="Times New Roman" w:hAnsi="Times New Roman" w:cs="Times New Roman"/>
+                <w:b/>
+                <w:bCs/>
+                <w:kern w:val="0"/>
+                <w:sz w:val="24"/>
+                <w:szCs w:val="24"/>
+                <w:lang w:val="en-GB" w:eastAsia="en-GB" w:bidi="ar-SA"/>
+                <w14:ligatures w14:val="none"/>
+              </w:rPr>
+            </w:pPr>
+          </w:p>
+        </w:tc>
+      </w:tr>
+      <w:tr>
+        <w:trPr>
+          <w:cnfStyle w:val="000000100000" w:firstRow="0" w:lastRow="0" w:firstColumn="0" w:lastColumn="0" w:oddVBand="0" w:evenVBand="0" w:oddHBand="1" w:evenHBand="0" w:firstRowFirstColumn="0" w:firstRowLastColumn="0" w:lastRowFirstColumn="0" w:lastRowLastColumn="0"/>
+        </w:trPr>
+        <w:tc>
+          <w:tcPr>
+            <w:cnfStyle w:val="001000000000" w:firstRow="0" w:lastRow="0" w:firstColumn="1" w:lastColumn="0" w:oddVBand="0" w:evenVBand="0" w:oddHBand="0" w:evenHBand="0" w:firstRowFirstColumn="0" w:firstRowLastColumn="0" w:lastRowFirstColumn="0" w:lastRowLastColumn="0"/>
+            <w:tcW w:w="0" w:type="auto"/>
+          </w:tcPr>
+          <w:p>
+            <w:pPr>
+              <w:jc w:val="center"/>
+              <w:rPr>
+                <w:rFonts w:ascii="Times New Roman" w:eastAsia="Times New Roman" w:hAnsi="Times New Roman" w:cs="Times New Roman"/>
+                <w:b w:val="0"/>
+                <w:bCs w:val="0"/>
+                <w:kern w:val="0"/>
+                <w:sz w:val="24"/>
+                <w:szCs w:val="24"/>
+                <w:lang w:val="en-GB" w:eastAsia="en-GB" w:bidi="ar-SA"/>
+                <w14:ligatures w14:val="none"/>
+              </w:rPr>
+            </w:pPr>
+          </w:p>
+        </w:tc>
+        <w:tc>
+          <w:tcPr>
+            <w:tcW w:w="0" w:type="auto"/>
+          </w:tcPr>
+          <w:p>
+            <w:pPr>
+              <w:jc w:val="center"/>
+              <w:cnfStyle w:val="000000100000" w:firstRow="0" w:lastRow="0" w:firstColumn="0" w:lastColumn="0" w:oddVBand="0" w:evenVBand="0" w:oddHBand="1" w:evenHBand="0" w:firstRowFirstColumn="0" w:firstRowLastColumn="0" w:lastRowFirstColumn="0" w:lastRowLastColumn="0"/>
+              <w:rPr>
+                <w:rFonts w:ascii="Times New Roman" w:eastAsia="Times New Roman" w:hAnsi="Times New Roman" w:cs="Times New Roman"/>
+                <w:b/>
+                <w:bCs/>
+                <w:kern w:val="0"/>
+                <w:sz w:val="24"/>
+                <w:szCs w:val="24"/>
+                <w:lang w:val="en-GB" w:eastAsia="en-GB" w:bidi="ar-SA"/>
+                <w14:ligatures w14:val="none"/>
+              </w:rPr>
+            </w:pPr>
+          </w:p>
+        </w:tc>
+        <w:tc>
+          <w:tcPr>
+            <w:tcW w:w="0" w:type="auto"/>
+          </w:tcPr>
+          <w:p>
+            <w:pPr>
+              <w:jc w:val="center"/>
+              <w:cnfStyle w:val="000000100000" w:firstRow="0" w:lastRow="0" w:firstColumn="0" w:lastColumn="0" w:oddVBand="0" w:evenVBand="0" w:oddHBand="1" w:evenHBand="0" w:firstRowFirstColumn="0" w:firstRowLastColumn="0" w:lastRowFirstColumn="0" w:lastRowLastColumn="0"/>
+              <w:rPr>
+                <w:rFonts w:ascii="Times New Roman" w:eastAsia="Times New Roman" w:hAnsi="Times New Roman" w:cs="Times New Roman"/>
+                <w:b/>
+                <w:bCs/>
+                <w:kern w:val="0"/>
+                <w:sz w:val="24"/>
+                <w:szCs w:val="24"/>
+                <w:lang w:val="en-GB" w:eastAsia="en-GB" w:bidi="ar-SA"/>
+                <w14:ligatures w14:val="none"/>
+              </w:rPr>
+            </w:pPr>
+          </w:p>
+        </w:tc>
+        <w:tc>
+          <w:tcPr>
+            <w:tcW w:w="0" w:type="auto"/>
+          </w:tcPr>
+          <w:p>
+            <w:pPr>
+              <w:jc w:val="center"/>
+              <w:cnfStyle w:val="000000100000" w:firstRow="0" w:lastRow="0" w:firstColumn="0" w:lastColumn="0" w:oddVBand="0" w:evenVBand="0" w:oddHBand="1" w:evenHBand="0" w:firstRowFirstColumn="0" w:firstRowLastColumn="0" w:lastRowFirstColumn="0" w:lastRowLastColumn="0"/>
+              <w:rPr>
+                <w:rFonts w:ascii="Times New Roman" w:eastAsia="Times New Roman" w:hAnsi="Times New Roman" w:cs="Times New Roman"/>
+                <w:b/>
+                <w:bCs/>
+                <w:kern w:val="0"/>
+                <w:sz w:val="24"/>
+                <w:szCs w:val="24"/>
+                <w:lang w:val="en-GB" w:eastAsia="en-GB" w:bidi="ar-SA"/>
+                <w14:ligatures w14:val="none"/>
+              </w:rPr>
+            </w:pPr>
+          </w:p>
+        </w:tc>
+        <w:tc>
+          <w:tcPr>
+            <w:tcW w:w="0" w:type="auto"/>
+          </w:tcPr>
+          <w:p>
+            <w:pPr>
+              <w:jc w:val="center"/>
+              <w:cnfStyle w:val="000000100000" w:firstRow="0" w:lastRow="0" w:firstColumn="0" w:lastColumn="0" w:oddVBand="0" w:evenVBand="0" w:oddHBand="1" w:evenHBand="0" w:firstRowFirstColumn="0" w:firstRowLastColumn="0" w:lastRowFirstColumn="0" w:lastRowLastColumn="0"/>
+              <w:rPr>
+                <w:rFonts w:ascii="Times New Roman" w:eastAsia="Times New Roman" w:hAnsi="Times New Roman" w:cs="Times New Roman"/>
+                <w:b/>
+                <w:bCs/>
+                <w:kern w:val="0"/>
+                <w:sz w:val="24"/>
+                <w:szCs w:val="24"/>
+                <w:lang w:val="en-GB" w:eastAsia="en-GB" w:bidi="ar-SA"/>
+                <w14:ligatures w14:val="none"/>
+              </w:rPr>
+            </w:pPr>
+          </w:p>
+        </w:tc>
+        <w:tc>
+          <w:tcPr>
+            <w:tcW w:w="0" w:type="auto"/>
+          </w:tcPr>
+          <w:p>
+            <w:pPr>
+              <w:jc w:val="center"/>
+              <w:cnfStyle w:val="000000100000" w:firstRow="0" w:lastRow="0" w:firstColumn="0" w:lastColumn="0" w:oddVBand="0" w:evenVBand="0" w:oddHBand="1" w:evenHBand="0" w:firstRowFirstColumn="0" w:firstRowLastColumn="0" w:lastRowFirstColumn="0" w:lastRowLastColumn="0"/>
+              <w:rPr>
+                <w:rFonts w:ascii="Times New Roman" w:eastAsia="Times New Roman" w:hAnsi="Times New Roman" w:cs="Times New Roman"/>
+                <w:b/>
+                <w:bCs/>
+                <w:kern w:val="0"/>
+                <w:sz w:val="24"/>
+                <w:szCs w:val="24"/>
+                <w:lang w:val="en-GB" w:eastAsia="en-GB" w:bidi="ar-SA"/>
+                <w14:ligatures w14:val="none"/>
+              </w:rPr>
+            </w:pPr>
+          </w:p>
+        </w:tc>
+        <w:tc>
+          <w:tcPr>
+            <w:tcW w:w="2427" w:type="dxa"/>
+          </w:tcPr>
+          <w:p>
+            <w:pPr>
+              <w:jc w:val="center"/>
+              <w:cnfStyle w:val="000000100000" w:firstRow="0" w:lastRow="0" w:firstColumn="0" w:lastColumn="0" w:oddVBand="0" w:evenVBand="0" w:oddHBand="1" w:evenHBand="0" w:firstRowFirstColumn="0" w:firstRowLastColumn="0" w:lastRowFirstColumn="0" w:lastRowLastColumn="0"/>
+              <w:rPr>
+                <w:rFonts w:ascii="Times New Roman" w:eastAsia="Times New Roman" w:hAnsi="Times New Roman" w:cs="Times New Roman"/>
+                <w:b/>
+                <w:bCs/>
+                <w:kern w:val="0"/>
+                <w:sz w:val="24"/>
+                <w:szCs w:val="24"/>
+                <w:lang w:val="en-GB" w:eastAsia="en-GB" w:bidi="ar-SA"/>
+                <w14:ligatures w14:val="none"/>
+              </w:rPr>
+            </w:pPr>
           </w:p>
         </w:tc>
       </w:tr>
@@ -6610,37 +11289,42 @@
     </w:p>
     <w:p>
       <w:pPr>
-        <w:spacing w:before="100" w:beforeAutospacing="1" w:after="100" w:afterAutospacing="1" w:line="240" w:lineRule="auto"/>
-        <w:outlineLvl w:val="0"/>
+        <w:pStyle w:val="Heading1"/>
+        <w:numPr>
+          <w:ilvl w:val="0"/>
+          <w:numId w:val="9"/>
+        </w:numPr>
         <w:rPr>
           <w:rFonts w:ascii="Times New Roman" w:eastAsia="Times New Roman" w:hAnsi="Times New Roman" w:cs="Times New Roman"/>
           <w:b/>
           <w:bCs/>
-          <w:kern w:val="36"/>
+          <w:color w:val="000000" w:themeColor="text1"/>
+          <w:kern w:val="0"/>
           <w:sz w:val="48"/>
           <w:szCs w:val="48"/>
           <w:lang w:val="en-GB" w:eastAsia="en-GB" w:bidi="ar-SA"/>
           <w14:ligatures w14:val="none"/>
         </w:rPr>
       </w:pPr>
+      <w:bookmarkStart w:id="11" w:name="_Toc224213774"/>
       <w:r>
         <w:rPr>
           <w:rFonts w:ascii="Times New Roman" w:eastAsia="Times New Roman" w:hAnsi="Times New Roman" w:cs="Times New Roman"/>
           <w:b/>
           <w:bCs/>
-          <w:kern w:val="36"/>
+          <w:color w:val="000000" w:themeColor="text1"/>
+          <w:kern w:val="0"/>
           <w:sz w:val="48"/>
           <w:szCs w:val="48"/>
           <w:lang w:val="en-GB" w:eastAsia="en-GB" w:bidi="ar-SA"/>
           <w14:ligatures w14:val="none"/>
         </w:rPr>
-        <w:t>10. Reporting Structure</w:t>
-      </w:r>
+        <w:t>Reporting Structure</w:t>
+      </w:r>
+      <w:bookmarkEnd w:id="11"/>
     </w:p>
     <w:p>
       <w:pPr>
-        <w:spacing w:before="100" w:beforeAutospacing="1" w:after="100" w:afterAutospacing="1" w:line="240" w:lineRule="auto"/>
-        <w:outlineLvl w:val="2"/>
         <w:rPr>
           <w:rFonts w:ascii="Times New Roman" w:eastAsia="Times New Roman" w:hAnsi="Times New Roman" w:cs="Times New Roman"/>
           <w:b/>
@@ -6780,8 +11464,6 @@
     </w:p>
     <w:p>
       <w:pPr>
-        <w:spacing w:before="100" w:beforeAutospacing="1" w:after="100" w:afterAutospacing="1" w:line="240" w:lineRule="auto"/>
-        <w:outlineLvl w:val="2"/>
         <w:rPr>
           <w:rFonts w:ascii="Times New Roman" w:eastAsia="Times New Roman" w:hAnsi="Times New Roman" w:cs="Times New Roman"/>
           <w:b/>
@@ -6809,52 +11491,45 @@
     </w:p>
     <w:tbl>
       <w:tblPr>
+        <w:tblStyle w:val="PlainTable1"/>
         <w:tblW w:w="0" w:type="auto"/>
-        <w:tblCellSpacing w:w="15" w:type="dxa"/>
-        <w:tblCellMar>
-          <w:top w:w="15" w:type="dxa"/>
-          <w:left w:w="15" w:type="dxa"/>
-          <w:bottom w:w="15" w:type="dxa"/>
-          <w:right w:w="15" w:type="dxa"/>
-        </w:tblCellMar>
         <w:tblLook w:val="04A0" w:firstRow="1" w:lastRow="0" w:firstColumn="1" w:lastColumn="0" w:noHBand="0" w:noVBand="1"/>
       </w:tblPr>
       <w:tblGrid>
-        <w:gridCol w:w="1236"/>
-        <w:gridCol w:w="634"/>
-        <w:gridCol w:w="716"/>
+        <w:gridCol w:w="2515"/>
+        <w:gridCol w:w="2070"/>
+        <w:gridCol w:w="4410"/>
       </w:tblGrid>
       <w:tr>
         <w:trPr>
+          <w:cnfStyle w:val="100000000000" w:firstRow="1" w:lastRow="0" w:firstColumn="0" w:lastColumn="0" w:oddVBand="0" w:evenVBand="0" w:oddHBand="0" w:evenHBand="0" w:firstRowFirstColumn="0" w:firstRowLastColumn="0" w:lastRowFirstColumn="0" w:lastRowLastColumn="0"/>
           <w:tblHeader/>
-          <w:tblCellSpacing w:w="15" w:type="dxa"/>
         </w:trPr>
         <w:tc>
           <w:tcPr>
-            <w:tcW w:w="0" w:type="auto"/>
+            <w:cnfStyle w:val="001000000000" w:firstRow="0" w:lastRow="0" w:firstColumn="1" w:lastColumn="0" w:oddVBand="0" w:evenVBand="0" w:oddHBand="0" w:evenHBand="0" w:firstRowFirstColumn="0" w:firstRowLastColumn="0" w:lastRowFirstColumn="0" w:lastRowLastColumn="0"/>
+            <w:tcW w:w="2515" w:type="dxa"/>
+            <w:shd w:val="clear" w:color="auto" w:fill="0E2841" w:themeFill="text2"/>
             <w:vAlign w:val="center"/>
             <w:hideMark/>
           </w:tcPr>
           <w:p>
             <w:pPr>
-              <w:spacing w:after="0" w:line="240" w:lineRule="auto"/>
               <w:jc w:val="center"/>
               <w:rPr>
                 <w:rFonts w:ascii="Times New Roman" w:eastAsia="Times New Roman" w:hAnsi="Times New Roman" w:cs="Times New Roman"/>
-                <w:b/>
-                <w:bCs/>
-                <w:kern w:val="0"/>
-                <w:sz w:val="24"/>
-                <w:szCs w:val="24"/>
-                <w:lang w:val="en-GB" w:eastAsia="en-GB" w:bidi="ar-SA"/>
-                <w14:ligatures w14:val="none"/>
-              </w:rPr>
-            </w:pPr>
-            <w:r>
-              <w:rPr>
-                <w:rFonts w:ascii="Times New Roman" w:eastAsia="Times New Roman" w:hAnsi="Times New Roman" w:cs="Times New Roman"/>
-                <w:b/>
-                <w:bCs/>
+                <w:b w:val="0"/>
+                <w:bCs w:val="0"/>
+                <w:kern w:val="0"/>
+                <w:sz w:val="24"/>
+                <w:szCs w:val="24"/>
+                <w:lang w:val="en-GB" w:eastAsia="en-GB" w:bidi="ar-SA"/>
+                <w14:ligatures w14:val="none"/>
+              </w:rPr>
+            </w:pPr>
+            <w:r>
+              <w:rPr>
+                <w:rFonts w:ascii="Times New Roman" w:eastAsia="Times New Roman" w:hAnsi="Times New Roman" w:cs="Times New Roman"/>
                 <w:kern w:val="0"/>
                 <w:sz w:val="24"/>
                 <w:szCs w:val="24"/>
@@ -6867,30 +11542,29 @@
         </w:tc>
         <w:tc>
           <w:tcPr>
-            <w:tcW w:w="0" w:type="auto"/>
+            <w:tcW w:w="2070" w:type="dxa"/>
+            <w:shd w:val="clear" w:color="auto" w:fill="0E2841" w:themeFill="text2"/>
             <w:vAlign w:val="center"/>
             <w:hideMark/>
           </w:tcPr>
           <w:p>
             <w:pPr>
-              <w:spacing w:after="0" w:line="240" w:lineRule="auto"/>
               <w:jc w:val="center"/>
-              <w:rPr>
-                <w:rFonts w:ascii="Times New Roman" w:eastAsia="Times New Roman" w:hAnsi="Times New Roman" w:cs="Times New Roman"/>
-                <w:b/>
-                <w:bCs/>
-                <w:kern w:val="0"/>
-                <w:sz w:val="24"/>
-                <w:szCs w:val="24"/>
-                <w:lang w:val="en-GB" w:eastAsia="en-GB" w:bidi="ar-SA"/>
-                <w14:ligatures w14:val="none"/>
-              </w:rPr>
-            </w:pPr>
-            <w:r>
-              <w:rPr>
-                <w:rFonts w:ascii="Times New Roman" w:eastAsia="Times New Roman" w:hAnsi="Times New Roman" w:cs="Times New Roman"/>
-                <w:b/>
-                <w:bCs/>
+              <w:cnfStyle w:val="100000000000" w:firstRow="1" w:lastRow="0" w:firstColumn="0" w:lastColumn="0" w:oddVBand="0" w:evenVBand="0" w:oddHBand="0" w:evenHBand="0" w:firstRowFirstColumn="0" w:firstRowLastColumn="0" w:lastRowFirstColumn="0" w:lastRowLastColumn="0"/>
+              <w:rPr>
+                <w:rFonts w:ascii="Times New Roman" w:eastAsia="Times New Roman" w:hAnsi="Times New Roman" w:cs="Times New Roman"/>
+                <w:b w:val="0"/>
+                <w:bCs w:val="0"/>
+                <w:kern w:val="0"/>
+                <w:sz w:val="24"/>
+                <w:szCs w:val="24"/>
+                <w:lang w:val="en-GB" w:eastAsia="en-GB" w:bidi="ar-SA"/>
+                <w14:ligatures w14:val="none"/>
+              </w:rPr>
+            </w:pPr>
+            <w:r>
+              <w:rPr>
+                <w:rFonts w:ascii="Times New Roman" w:eastAsia="Times New Roman" w:hAnsi="Times New Roman" w:cs="Times New Roman"/>
                 <w:kern w:val="0"/>
                 <w:sz w:val="24"/>
                 <w:szCs w:val="24"/>
@@ -6903,30 +11577,29 @@
         </w:tc>
         <w:tc>
           <w:tcPr>
-            <w:tcW w:w="0" w:type="auto"/>
+            <w:tcW w:w="4410" w:type="dxa"/>
+            <w:shd w:val="clear" w:color="auto" w:fill="0E2841" w:themeFill="text2"/>
             <w:vAlign w:val="center"/>
             <w:hideMark/>
           </w:tcPr>
           <w:p>
             <w:pPr>
-              <w:spacing w:after="0" w:line="240" w:lineRule="auto"/>
               <w:jc w:val="center"/>
-              <w:rPr>
-                <w:rFonts w:ascii="Times New Roman" w:eastAsia="Times New Roman" w:hAnsi="Times New Roman" w:cs="Times New Roman"/>
-                <w:b/>
-                <w:bCs/>
-                <w:kern w:val="0"/>
-                <w:sz w:val="24"/>
-                <w:szCs w:val="24"/>
-                <w:lang w:val="en-GB" w:eastAsia="en-GB" w:bidi="ar-SA"/>
-                <w14:ligatures w14:val="none"/>
-              </w:rPr>
-            </w:pPr>
-            <w:r>
-              <w:rPr>
-                <w:rFonts w:ascii="Times New Roman" w:eastAsia="Times New Roman" w:hAnsi="Times New Roman" w:cs="Times New Roman"/>
-                <w:b/>
-                <w:bCs/>
+              <w:cnfStyle w:val="100000000000" w:firstRow="1" w:lastRow="0" w:firstColumn="0" w:lastColumn="0" w:oddVBand="0" w:evenVBand="0" w:oddHBand="0" w:evenHBand="0" w:firstRowFirstColumn="0" w:firstRowLastColumn="0" w:lastRowFirstColumn="0" w:lastRowLastColumn="0"/>
+              <w:rPr>
+                <w:rFonts w:ascii="Times New Roman" w:eastAsia="Times New Roman" w:hAnsi="Times New Roman" w:cs="Times New Roman"/>
+                <w:b w:val="0"/>
+                <w:bCs w:val="0"/>
+                <w:kern w:val="0"/>
+                <w:sz w:val="24"/>
+                <w:szCs w:val="24"/>
+                <w:lang w:val="en-GB" w:eastAsia="en-GB" w:bidi="ar-SA"/>
+                <w14:ligatures w14:val="none"/>
+              </w:rPr>
+            </w:pPr>
+            <w:r>
+              <w:rPr>
+                <w:rFonts w:ascii="Times New Roman" w:eastAsia="Times New Roman" w:hAnsi="Times New Roman" w:cs="Times New Roman"/>
                 <w:kern w:val="0"/>
                 <w:sz w:val="24"/>
                 <w:szCs w:val="24"/>
@@ -6940,17 +11613,16 @@
       </w:tr>
       <w:tr>
         <w:trPr>
-          <w:tblCellSpacing w:w="15" w:type="dxa"/>
+          <w:cnfStyle w:val="000000100000" w:firstRow="0" w:lastRow="0" w:firstColumn="0" w:lastColumn="0" w:oddVBand="0" w:evenVBand="0" w:oddHBand="1" w:evenHBand="0" w:firstRowFirstColumn="0" w:firstRowLastColumn="0" w:lastRowFirstColumn="0" w:lastRowLastColumn="0"/>
         </w:trPr>
         <w:tc>
           <w:tcPr>
-            <w:tcW w:w="0" w:type="auto"/>
-            <w:vAlign w:val="center"/>
-            <w:hideMark/>
-          </w:tcPr>
-          <w:p>
-            <w:pPr>
-              <w:spacing w:after="0" w:line="240" w:lineRule="auto"/>
+            <w:cnfStyle w:val="001000000000" w:firstRow="0" w:lastRow="0" w:firstColumn="1" w:lastColumn="0" w:oddVBand="0" w:evenVBand="0" w:oddHBand="0" w:evenHBand="0" w:firstRowFirstColumn="0" w:firstRowLastColumn="0" w:lastRowFirstColumn="0" w:lastRowLastColumn="0"/>
+            <w:tcW w:w="2515" w:type="dxa"/>
+            <w:hideMark/>
+          </w:tcPr>
+          <w:p>
+            <w:pPr>
               <w:rPr>
                 <w:rFonts w:ascii="Times New Roman" w:eastAsia="Times New Roman" w:hAnsi="Times New Roman" w:cs="Times New Roman"/>
                 <w:kern w:val="0"/>
@@ -6975,33 +11647,101 @@
         </w:tc>
         <w:tc>
           <w:tcPr>
-            <w:tcW w:w="0" w:type="auto"/>
-            <w:vAlign w:val="center"/>
-            <w:hideMark/>
-          </w:tcPr>
-          <w:p>
-            <w:pPr>
-              <w:spacing w:after="0" w:line="240" w:lineRule="auto"/>
-              <w:rPr>
-                <w:rFonts w:ascii="Times New Roman" w:eastAsia="Times New Roman" w:hAnsi="Times New Roman" w:cs="Times New Roman"/>
-                <w:kern w:val="0"/>
-                <w:sz w:val="24"/>
-                <w:szCs w:val="24"/>
-                <w:lang w:val="en-GB" w:eastAsia="en-GB" w:bidi="ar-SA"/>
-                <w14:ligatures w14:val="none"/>
-              </w:rPr>
-            </w:pPr>
-          </w:p>
-        </w:tc>
-        <w:tc>
-          <w:tcPr>
-            <w:tcW w:w="0" w:type="auto"/>
-            <w:vAlign w:val="center"/>
-            <w:hideMark/>
-          </w:tcPr>
-          <w:p>
-            <w:pPr>
-              <w:spacing w:after="0" w:line="240" w:lineRule="auto"/>
+            <w:tcW w:w="2070" w:type="dxa"/>
+            <w:hideMark/>
+          </w:tcPr>
+          <w:p>
+            <w:pPr>
+              <w:cnfStyle w:val="000000100000" w:firstRow="0" w:lastRow="0" w:firstColumn="0" w:lastColumn="0" w:oddVBand="0" w:evenVBand="0" w:oddHBand="1" w:evenHBand="0" w:firstRowFirstColumn="0" w:firstRowLastColumn="0" w:lastRowFirstColumn="0" w:lastRowLastColumn="0"/>
+              <w:rPr>
+                <w:rFonts w:ascii="Times New Roman" w:eastAsia="Times New Roman" w:hAnsi="Times New Roman" w:cs="Times New Roman"/>
+                <w:kern w:val="0"/>
+                <w:sz w:val="24"/>
+                <w:szCs w:val="24"/>
+                <w:lang w:val="en-GB" w:eastAsia="en-GB" w:bidi="ar-SA"/>
+                <w14:ligatures w14:val="none"/>
+              </w:rPr>
+            </w:pPr>
+          </w:p>
+        </w:tc>
+        <w:tc>
+          <w:tcPr>
+            <w:tcW w:w="4410" w:type="dxa"/>
+            <w:hideMark/>
+          </w:tcPr>
+          <w:p>
+            <w:pPr>
+              <w:cnfStyle w:val="000000100000" w:firstRow="0" w:lastRow="0" w:firstColumn="0" w:lastColumn="0" w:oddVBand="0" w:evenVBand="0" w:oddHBand="1" w:evenHBand="0" w:firstRowFirstColumn="0" w:firstRowLastColumn="0" w:lastRowFirstColumn="0" w:lastRowLastColumn="0"/>
+              <w:rPr>
+                <w:rFonts w:ascii="Times New Roman" w:eastAsia="Times New Roman" w:hAnsi="Times New Roman" w:cs="Times New Roman"/>
+                <w:kern w:val="0"/>
+                <w:sz w:val="20"/>
+                <w:szCs w:val="20"/>
+                <w:lang w:val="en-GB" w:eastAsia="en-GB" w:bidi="ar-SA"/>
+                <w14:ligatures w14:val="none"/>
+              </w:rPr>
+            </w:pPr>
+          </w:p>
+        </w:tc>
+      </w:tr>
+      <w:tr>
+        <w:tc>
+          <w:tcPr>
+            <w:cnfStyle w:val="001000000000" w:firstRow="0" w:lastRow="0" w:firstColumn="1" w:lastColumn="0" w:oddVBand="0" w:evenVBand="0" w:oddHBand="0" w:evenHBand="0" w:firstRowFirstColumn="0" w:firstRowLastColumn="0" w:lastRowFirstColumn="0" w:lastRowLastColumn="0"/>
+            <w:tcW w:w="2515" w:type="dxa"/>
+            <w:hideMark/>
+          </w:tcPr>
+          <w:p>
+            <w:pPr>
+              <w:rPr>
+                <w:rFonts w:ascii="Times New Roman" w:eastAsia="Times New Roman" w:hAnsi="Times New Roman" w:cs="Times New Roman"/>
+                <w:kern w:val="0"/>
+                <w:sz w:val="24"/>
+                <w:szCs w:val="24"/>
+                <w:lang w:val="en-GB" w:eastAsia="en-GB" w:bidi="ar-SA"/>
+                <w14:ligatures w14:val="none"/>
+              </w:rPr>
+            </w:pPr>
+            <w:r>
+              <w:rPr>
+                <w:rFonts w:ascii="Times New Roman" w:eastAsia="Times New Roman" w:hAnsi="Times New Roman" w:cs="Times New Roman"/>
+                <w:kern w:val="0"/>
+                <w:sz w:val="24"/>
+                <w:szCs w:val="24"/>
+                <w:lang w:val="en-GB" w:eastAsia="en-GB" w:bidi="ar-SA"/>
+                <w14:ligatures w14:val="none"/>
+              </w:rPr>
+              <w:t>Risk &amp; BIA</w:t>
+            </w:r>
+          </w:p>
+        </w:tc>
+        <w:tc>
+          <w:tcPr>
+            <w:tcW w:w="2070" w:type="dxa"/>
+            <w:hideMark/>
+          </w:tcPr>
+          <w:p>
+            <w:pPr>
+              <w:cnfStyle w:val="000000000000" w:firstRow="0" w:lastRow="0" w:firstColumn="0" w:lastColumn="0" w:oddVBand="0" w:evenVBand="0" w:oddHBand="0" w:evenHBand="0" w:firstRowFirstColumn="0" w:firstRowLastColumn="0" w:lastRowFirstColumn="0" w:lastRowLastColumn="0"/>
+              <w:rPr>
+                <w:rFonts w:ascii="Times New Roman" w:eastAsia="Times New Roman" w:hAnsi="Times New Roman" w:cs="Times New Roman"/>
+                <w:kern w:val="0"/>
+                <w:sz w:val="24"/>
+                <w:szCs w:val="24"/>
+                <w:lang w:val="en-GB" w:eastAsia="en-GB" w:bidi="ar-SA"/>
+                <w14:ligatures w14:val="none"/>
+              </w:rPr>
+            </w:pPr>
+          </w:p>
+        </w:tc>
+        <w:tc>
+          <w:tcPr>
+            <w:tcW w:w="4410" w:type="dxa"/>
+            <w:hideMark/>
+          </w:tcPr>
+          <w:p>
+            <w:pPr>
+              <w:cnfStyle w:val="000000000000" w:firstRow="0" w:lastRow="0" w:firstColumn="0" w:lastColumn="0" w:oddVBand="0" w:evenVBand="0" w:oddHBand="0" w:evenHBand="0" w:firstRowFirstColumn="0" w:firstRowLastColumn="0" w:lastRowFirstColumn="0" w:lastRowLastColumn="0"/>
               <w:rPr>
                 <w:rFonts w:ascii="Times New Roman" w:eastAsia="Times New Roman" w:hAnsi="Times New Roman" w:cs="Times New Roman"/>
                 <w:kern w:val="0"/>
@@ -7016,68 +11756,135 @@
       </w:tr>
       <w:tr>
         <w:trPr>
-          <w:tblCellSpacing w:w="15" w:type="dxa"/>
+          <w:cnfStyle w:val="000000100000" w:firstRow="0" w:lastRow="0" w:firstColumn="0" w:lastColumn="0" w:oddVBand="0" w:evenVBand="0" w:oddHBand="1" w:evenHBand="0" w:firstRowFirstColumn="0" w:firstRowLastColumn="0" w:lastRowFirstColumn="0" w:lastRowLastColumn="0"/>
         </w:trPr>
         <w:tc>
           <w:tcPr>
-            <w:tcW w:w="0" w:type="auto"/>
-            <w:vAlign w:val="center"/>
-            <w:hideMark/>
-          </w:tcPr>
-          <w:p>
-            <w:pPr>
-              <w:spacing w:after="0" w:line="240" w:lineRule="auto"/>
-              <w:rPr>
-                <w:rFonts w:ascii="Times New Roman" w:eastAsia="Times New Roman" w:hAnsi="Times New Roman" w:cs="Times New Roman"/>
-                <w:kern w:val="0"/>
-                <w:sz w:val="24"/>
-                <w:szCs w:val="24"/>
-                <w:lang w:val="en-GB" w:eastAsia="en-GB" w:bidi="ar-SA"/>
-                <w14:ligatures w14:val="none"/>
-              </w:rPr>
-            </w:pPr>
-            <w:r>
-              <w:rPr>
-                <w:rFonts w:ascii="Times New Roman" w:eastAsia="Times New Roman" w:hAnsi="Times New Roman" w:cs="Times New Roman"/>
-                <w:kern w:val="0"/>
-                <w:sz w:val="24"/>
-                <w:szCs w:val="24"/>
-                <w:lang w:val="en-GB" w:eastAsia="en-GB" w:bidi="ar-SA"/>
-                <w14:ligatures w14:val="none"/>
-              </w:rPr>
-              <w:t>Risk &amp; BIA</w:t>
-            </w:r>
-          </w:p>
-        </w:tc>
-        <w:tc>
-          <w:tcPr>
-            <w:tcW w:w="0" w:type="auto"/>
-            <w:vAlign w:val="center"/>
-            <w:hideMark/>
-          </w:tcPr>
-          <w:p>
-            <w:pPr>
-              <w:spacing w:after="0" w:line="240" w:lineRule="auto"/>
-              <w:rPr>
-                <w:rFonts w:ascii="Times New Roman" w:eastAsia="Times New Roman" w:hAnsi="Times New Roman" w:cs="Times New Roman"/>
-                <w:kern w:val="0"/>
-                <w:sz w:val="24"/>
-                <w:szCs w:val="24"/>
-                <w:lang w:val="en-GB" w:eastAsia="en-GB" w:bidi="ar-SA"/>
-                <w14:ligatures w14:val="none"/>
-              </w:rPr>
-            </w:pPr>
-          </w:p>
-        </w:tc>
-        <w:tc>
-          <w:tcPr>
-            <w:tcW w:w="0" w:type="auto"/>
-            <w:vAlign w:val="center"/>
-            <w:hideMark/>
-          </w:tcPr>
-          <w:p>
-            <w:pPr>
-              <w:spacing w:after="0" w:line="240" w:lineRule="auto"/>
+            <w:cnfStyle w:val="001000000000" w:firstRow="0" w:lastRow="0" w:firstColumn="1" w:lastColumn="0" w:oddVBand="0" w:evenVBand="0" w:oddHBand="0" w:evenHBand="0" w:firstRowFirstColumn="0" w:firstRowLastColumn="0" w:lastRowFirstColumn="0" w:lastRowLastColumn="0"/>
+            <w:tcW w:w="2515" w:type="dxa"/>
+            <w:hideMark/>
+          </w:tcPr>
+          <w:p>
+            <w:pPr>
+              <w:rPr>
+                <w:rFonts w:ascii="Times New Roman" w:eastAsia="Times New Roman" w:hAnsi="Times New Roman" w:cs="Times New Roman"/>
+                <w:kern w:val="0"/>
+                <w:sz w:val="24"/>
+                <w:szCs w:val="24"/>
+                <w:lang w:val="en-GB" w:eastAsia="en-GB" w:bidi="ar-SA"/>
+                <w14:ligatures w14:val="none"/>
+              </w:rPr>
+            </w:pPr>
+            <w:r>
+              <w:rPr>
+                <w:rFonts w:ascii="Times New Roman" w:eastAsia="Times New Roman" w:hAnsi="Times New Roman" w:cs="Times New Roman"/>
+                <w:kern w:val="0"/>
+                <w:sz w:val="24"/>
+                <w:szCs w:val="24"/>
+                <w:lang w:val="en-GB" w:eastAsia="en-GB" w:bidi="ar-SA"/>
+                <w14:ligatures w14:val="none"/>
+              </w:rPr>
+              <w:t>IT</w:t>
+            </w:r>
+          </w:p>
+        </w:tc>
+        <w:tc>
+          <w:tcPr>
+            <w:tcW w:w="2070" w:type="dxa"/>
+            <w:hideMark/>
+          </w:tcPr>
+          <w:p>
+            <w:pPr>
+              <w:cnfStyle w:val="000000100000" w:firstRow="0" w:lastRow="0" w:firstColumn="0" w:lastColumn="0" w:oddVBand="0" w:evenVBand="0" w:oddHBand="1" w:evenHBand="0" w:firstRowFirstColumn="0" w:firstRowLastColumn="0" w:lastRowFirstColumn="0" w:lastRowLastColumn="0"/>
+              <w:rPr>
+                <w:rFonts w:ascii="Times New Roman" w:eastAsia="Times New Roman" w:hAnsi="Times New Roman" w:cs="Times New Roman"/>
+                <w:kern w:val="0"/>
+                <w:sz w:val="24"/>
+                <w:szCs w:val="24"/>
+                <w:lang w:val="en-GB" w:eastAsia="en-GB" w:bidi="ar-SA"/>
+                <w14:ligatures w14:val="none"/>
+              </w:rPr>
+            </w:pPr>
+          </w:p>
+        </w:tc>
+        <w:tc>
+          <w:tcPr>
+            <w:tcW w:w="4410" w:type="dxa"/>
+            <w:hideMark/>
+          </w:tcPr>
+          <w:p>
+            <w:pPr>
+              <w:cnfStyle w:val="000000100000" w:firstRow="0" w:lastRow="0" w:firstColumn="0" w:lastColumn="0" w:oddVBand="0" w:evenVBand="0" w:oddHBand="1" w:evenHBand="0" w:firstRowFirstColumn="0" w:firstRowLastColumn="0" w:lastRowFirstColumn="0" w:lastRowLastColumn="0"/>
+              <w:rPr>
+                <w:rFonts w:ascii="Times New Roman" w:eastAsia="Times New Roman" w:hAnsi="Times New Roman" w:cs="Times New Roman"/>
+                <w:kern w:val="0"/>
+                <w:sz w:val="20"/>
+                <w:szCs w:val="20"/>
+                <w:lang w:val="en-GB" w:eastAsia="en-GB" w:bidi="ar-SA"/>
+                <w14:ligatures w14:val="none"/>
+              </w:rPr>
+            </w:pPr>
+          </w:p>
+        </w:tc>
+      </w:tr>
+      <w:tr>
+        <w:tc>
+          <w:tcPr>
+            <w:cnfStyle w:val="001000000000" w:firstRow="0" w:lastRow="0" w:firstColumn="1" w:lastColumn="0" w:oddVBand="0" w:evenVBand="0" w:oddHBand="0" w:evenHBand="0" w:firstRowFirstColumn="0" w:firstRowLastColumn="0" w:lastRowFirstColumn="0" w:lastRowLastColumn="0"/>
+            <w:tcW w:w="2515" w:type="dxa"/>
+            <w:hideMark/>
+          </w:tcPr>
+          <w:p>
+            <w:pPr>
+              <w:rPr>
+                <w:rFonts w:ascii="Times New Roman" w:eastAsia="Times New Roman" w:hAnsi="Times New Roman" w:cs="Times New Roman"/>
+                <w:kern w:val="0"/>
+                <w:sz w:val="24"/>
+                <w:szCs w:val="24"/>
+                <w:lang w:val="en-GB" w:eastAsia="en-GB" w:bidi="ar-SA"/>
+                <w14:ligatures w14:val="none"/>
+              </w:rPr>
+            </w:pPr>
+            <w:r>
+              <w:rPr>
+                <w:rFonts w:ascii="Times New Roman" w:eastAsia="Times New Roman" w:hAnsi="Times New Roman" w:cs="Times New Roman"/>
+                <w:kern w:val="0"/>
+                <w:sz w:val="24"/>
+                <w:szCs w:val="24"/>
+                <w:lang w:val="en-GB" w:eastAsia="en-GB" w:bidi="ar-SA"/>
+                <w14:ligatures w14:val="none"/>
+              </w:rPr>
+              <w:t>Facility</w:t>
+            </w:r>
+          </w:p>
+        </w:tc>
+        <w:tc>
+          <w:tcPr>
+            <w:tcW w:w="2070" w:type="dxa"/>
+            <w:hideMark/>
+          </w:tcPr>
+          <w:p>
+            <w:pPr>
+              <w:cnfStyle w:val="000000000000" w:firstRow="0" w:lastRow="0" w:firstColumn="0" w:lastColumn="0" w:oddVBand="0" w:evenVBand="0" w:oddHBand="0" w:evenHBand="0" w:firstRowFirstColumn="0" w:firstRowLastColumn="0" w:lastRowFirstColumn="0" w:lastRowLastColumn="0"/>
+              <w:rPr>
+                <w:rFonts w:ascii="Times New Roman" w:eastAsia="Times New Roman" w:hAnsi="Times New Roman" w:cs="Times New Roman"/>
+                <w:kern w:val="0"/>
+                <w:sz w:val="24"/>
+                <w:szCs w:val="24"/>
+                <w:lang w:val="en-GB" w:eastAsia="en-GB" w:bidi="ar-SA"/>
+                <w14:ligatures w14:val="none"/>
+              </w:rPr>
+            </w:pPr>
+          </w:p>
+        </w:tc>
+        <w:tc>
+          <w:tcPr>
+            <w:tcW w:w="4410" w:type="dxa"/>
+            <w:hideMark/>
+          </w:tcPr>
+          <w:p>
+            <w:pPr>
+              <w:cnfStyle w:val="000000000000" w:firstRow="0" w:lastRow="0" w:firstColumn="0" w:lastColumn="0" w:oddVBand="0" w:evenVBand="0" w:oddHBand="0" w:evenHBand="0" w:firstRowFirstColumn="0" w:firstRowLastColumn="0" w:lastRowFirstColumn="0" w:lastRowLastColumn="0"/>
               <w:rPr>
                 <w:rFonts w:ascii="Times New Roman" w:eastAsia="Times New Roman" w:hAnsi="Times New Roman" w:cs="Times New Roman"/>
                 <w:kern w:val="0"/>
@@ -7092,68 +11899,65 @@
       </w:tr>
       <w:tr>
         <w:trPr>
-          <w:tblCellSpacing w:w="15" w:type="dxa"/>
+          <w:cnfStyle w:val="000000100000" w:firstRow="0" w:lastRow="0" w:firstColumn="0" w:lastColumn="0" w:oddVBand="0" w:evenVBand="0" w:oddHBand="1" w:evenHBand="0" w:firstRowFirstColumn="0" w:firstRowLastColumn="0" w:lastRowFirstColumn="0" w:lastRowLastColumn="0"/>
         </w:trPr>
         <w:tc>
           <w:tcPr>
-            <w:tcW w:w="0" w:type="auto"/>
-            <w:vAlign w:val="center"/>
-            <w:hideMark/>
-          </w:tcPr>
-          <w:p>
-            <w:pPr>
-              <w:spacing w:after="0" w:line="240" w:lineRule="auto"/>
-              <w:rPr>
-                <w:rFonts w:ascii="Times New Roman" w:eastAsia="Times New Roman" w:hAnsi="Times New Roman" w:cs="Times New Roman"/>
-                <w:kern w:val="0"/>
-                <w:sz w:val="24"/>
-                <w:szCs w:val="24"/>
-                <w:lang w:val="en-GB" w:eastAsia="en-GB" w:bidi="ar-SA"/>
-                <w14:ligatures w14:val="none"/>
-              </w:rPr>
-            </w:pPr>
-            <w:r>
-              <w:rPr>
-                <w:rFonts w:ascii="Times New Roman" w:eastAsia="Times New Roman" w:hAnsi="Times New Roman" w:cs="Times New Roman"/>
-                <w:kern w:val="0"/>
-                <w:sz w:val="24"/>
-                <w:szCs w:val="24"/>
-                <w:lang w:val="en-GB" w:eastAsia="en-GB" w:bidi="ar-SA"/>
-                <w14:ligatures w14:val="none"/>
-              </w:rPr>
-              <w:t>IT</w:t>
-            </w:r>
-          </w:p>
-        </w:tc>
-        <w:tc>
-          <w:tcPr>
-            <w:tcW w:w="0" w:type="auto"/>
-            <w:vAlign w:val="center"/>
-            <w:hideMark/>
-          </w:tcPr>
-          <w:p>
-            <w:pPr>
-              <w:spacing w:after="0" w:line="240" w:lineRule="auto"/>
-              <w:rPr>
-                <w:rFonts w:ascii="Times New Roman" w:eastAsia="Times New Roman" w:hAnsi="Times New Roman" w:cs="Times New Roman"/>
-                <w:kern w:val="0"/>
-                <w:sz w:val="24"/>
-                <w:szCs w:val="24"/>
-                <w:lang w:val="en-GB" w:eastAsia="en-GB" w:bidi="ar-SA"/>
-                <w14:ligatures w14:val="none"/>
-              </w:rPr>
-            </w:pPr>
-          </w:p>
-        </w:tc>
-        <w:tc>
-          <w:tcPr>
-            <w:tcW w:w="0" w:type="auto"/>
-            <w:vAlign w:val="center"/>
-            <w:hideMark/>
-          </w:tcPr>
-          <w:p>
-            <w:pPr>
-              <w:spacing w:after="0" w:line="240" w:lineRule="auto"/>
+            <w:cnfStyle w:val="001000000000" w:firstRow="0" w:lastRow="0" w:firstColumn="1" w:lastColumn="0" w:oddVBand="0" w:evenVBand="0" w:oddHBand="0" w:evenHBand="0" w:firstRowFirstColumn="0" w:firstRowLastColumn="0" w:lastRowFirstColumn="0" w:lastRowLastColumn="0"/>
+            <w:tcW w:w="2515" w:type="dxa"/>
+            <w:hideMark/>
+          </w:tcPr>
+          <w:p>
+            <w:pPr>
+              <w:rPr>
+                <w:rFonts w:ascii="Times New Roman" w:eastAsia="Times New Roman" w:hAnsi="Times New Roman" w:cs="Times New Roman"/>
+                <w:kern w:val="0"/>
+                <w:sz w:val="24"/>
+                <w:szCs w:val="24"/>
+                <w:lang w:val="en-GB" w:eastAsia="en-GB" w:bidi="ar-SA"/>
+                <w14:ligatures w14:val="none"/>
+              </w:rPr>
+            </w:pPr>
+            <w:r>
+              <w:rPr>
+                <w:rFonts w:ascii="Times New Roman" w:eastAsia="Times New Roman" w:hAnsi="Times New Roman" w:cs="Times New Roman"/>
+                <w:kern w:val="0"/>
+                <w:sz w:val="24"/>
+                <w:szCs w:val="24"/>
+                <w:lang w:val="en-GB" w:eastAsia="en-GB" w:bidi="ar-SA"/>
+                <w14:ligatures w14:val="none"/>
+              </w:rPr>
+              <w:t>Financial</w:t>
+            </w:r>
+          </w:p>
+        </w:tc>
+        <w:tc>
+          <w:tcPr>
+            <w:tcW w:w="2070" w:type="dxa"/>
+            <w:hideMark/>
+          </w:tcPr>
+          <w:p>
+            <w:pPr>
+              <w:cnfStyle w:val="000000100000" w:firstRow="0" w:lastRow="0" w:firstColumn="0" w:lastColumn="0" w:oddVBand="0" w:evenVBand="0" w:oddHBand="1" w:evenHBand="0" w:firstRowFirstColumn="0" w:firstRowLastColumn="0" w:lastRowFirstColumn="0" w:lastRowLastColumn="0"/>
+              <w:rPr>
+                <w:rFonts w:ascii="Times New Roman" w:eastAsia="Times New Roman" w:hAnsi="Times New Roman" w:cs="Times New Roman"/>
+                <w:kern w:val="0"/>
+                <w:sz w:val="24"/>
+                <w:szCs w:val="24"/>
+                <w:lang w:val="en-GB" w:eastAsia="en-GB" w:bidi="ar-SA"/>
+                <w14:ligatures w14:val="none"/>
+              </w:rPr>
+            </w:pPr>
+          </w:p>
+        </w:tc>
+        <w:tc>
+          <w:tcPr>
+            <w:tcW w:w="4410" w:type="dxa"/>
+            <w:hideMark/>
+          </w:tcPr>
+          <w:p>
+            <w:pPr>
+              <w:cnfStyle w:val="000000100000" w:firstRow="0" w:lastRow="0" w:firstColumn="0" w:lastColumn="0" w:oddVBand="0" w:evenVBand="0" w:oddHBand="1" w:evenHBand="0" w:firstRowFirstColumn="0" w:firstRowLastColumn="0" w:lastRowFirstColumn="0" w:lastRowLastColumn="0"/>
               <w:rPr>
                 <w:rFonts w:ascii="Times New Roman" w:eastAsia="Times New Roman" w:hAnsi="Times New Roman" w:cs="Times New Roman"/>
                 <w:kern w:val="0"/>
@@ -7167,170 +11971,14 @@
         </w:tc>
       </w:tr>
       <w:tr>
-        <w:trPr>
-          <w:tblCellSpacing w:w="15" w:type="dxa"/>
-        </w:trPr>
-        <w:tc>
-          <w:tcPr>
-            <w:tcW w:w="0" w:type="auto"/>
-            <w:vAlign w:val="center"/>
-            <w:hideMark/>
-          </w:tcPr>
-          <w:p>
-            <w:pPr>
-              <w:spacing w:after="0" w:line="240" w:lineRule="auto"/>
-              <w:rPr>
-                <w:rFonts w:ascii="Times New Roman" w:eastAsia="Times New Roman" w:hAnsi="Times New Roman" w:cs="Times New Roman"/>
-                <w:kern w:val="0"/>
-                <w:sz w:val="24"/>
-                <w:szCs w:val="24"/>
-                <w:lang w:val="en-GB" w:eastAsia="en-GB" w:bidi="ar-SA"/>
-                <w14:ligatures w14:val="none"/>
-              </w:rPr>
-            </w:pPr>
-            <w:r>
-              <w:rPr>
-                <w:rFonts w:ascii="Times New Roman" w:eastAsia="Times New Roman" w:hAnsi="Times New Roman" w:cs="Times New Roman"/>
-                <w:kern w:val="0"/>
-                <w:sz w:val="24"/>
-                <w:szCs w:val="24"/>
-                <w:lang w:val="en-GB" w:eastAsia="en-GB" w:bidi="ar-SA"/>
-                <w14:ligatures w14:val="none"/>
-              </w:rPr>
-              <w:t>Facility</w:t>
-            </w:r>
-          </w:p>
-        </w:tc>
-        <w:tc>
-          <w:tcPr>
-            <w:tcW w:w="0" w:type="auto"/>
-            <w:vAlign w:val="center"/>
-            <w:hideMark/>
-          </w:tcPr>
-          <w:p>
-            <w:pPr>
-              <w:spacing w:after="0" w:line="240" w:lineRule="auto"/>
-              <w:rPr>
-                <w:rFonts w:ascii="Times New Roman" w:eastAsia="Times New Roman" w:hAnsi="Times New Roman" w:cs="Times New Roman"/>
-                <w:kern w:val="0"/>
-                <w:sz w:val="24"/>
-                <w:szCs w:val="24"/>
-                <w:lang w:val="en-GB" w:eastAsia="en-GB" w:bidi="ar-SA"/>
-                <w14:ligatures w14:val="none"/>
-              </w:rPr>
-            </w:pPr>
-          </w:p>
-        </w:tc>
-        <w:tc>
-          <w:tcPr>
-            <w:tcW w:w="0" w:type="auto"/>
-            <w:vAlign w:val="center"/>
-            <w:hideMark/>
-          </w:tcPr>
-          <w:p>
-            <w:pPr>
-              <w:spacing w:after="0" w:line="240" w:lineRule="auto"/>
-              <w:rPr>
-                <w:rFonts w:ascii="Times New Roman" w:eastAsia="Times New Roman" w:hAnsi="Times New Roman" w:cs="Times New Roman"/>
-                <w:kern w:val="0"/>
-                <w:sz w:val="20"/>
-                <w:szCs w:val="20"/>
-                <w:lang w:val="en-GB" w:eastAsia="en-GB" w:bidi="ar-SA"/>
-                <w14:ligatures w14:val="none"/>
-              </w:rPr>
-            </w:pPr>
-          </w:p>
-        </w:tc>
-      </w:tr>
-      <w:tr>
-        <w:trPr>
-          <w:tblCellSpacing w:w="15" w:type="dxa"/>
-        </w:trPr>
-        <w:tc>
-          <w:tcPr>
-            <w:tcW w:w="0" w:type="auto"/>
-            <w:vAlign w:val="center"/>
-            <w:hideMark/>
-          </w:tcPr>
-          <w:p>
-            <w:pPr>
-              <w:spacing w:after="0" w:line="240" w:lineRule="auto"/>
-              <w:rPr>
-                <w:rFonts w:ascii="Times New Roman" w:eastAsia="Times New Roman" w:hAnsi="Times New Roman" w:cs="Times New Roman"/>
-                <w:kern w:val="0"/>
-                <w:sz w:val="24"/>
-                <w:szCs w:val="24"/>
-                <w:lang w:val="en-GB" w:eastAsia="en-GB" w:bidi="ar-SA"/>
-                <w14:ligatures w14:val="none"/>
-              </w:rPr>
-            </w:pPr>
-            <w:r>
-              <w:rPr>
-                <w:rFonts w:ascii="Times New Roman" w:eastAsia="Times New Roman" w:hAnsi="Times New Roman" w:cs="Times New Roman"/>
-                <w:kern w:val="0"/>
-                <w:sz w:val="24"/>
-                <w:szCs w:val="24"/>
-                <w:lang w:val="en-GB" w:eastAsia="en-GB" w:bidi="ar-SA"/>
-                <w14:ligatures w14:val="none"/>
-              </w:rPr>
-              <w:t>Financial</w:t>
-            </w:r>
-          </w:p>
-        </w:tc>
-        <w:tc>
-          <w:tcPr>
-            <w:tcW w:w="0" w:type="auto"/>
-            <w:vAlign w:val="center"/>
-            <w:hideMark/>
-          </w:tcPr>
-          <w:p>
-            <w:pPr>
-              <w:spacing w:after="0" w:line="240" w:lineRule="auto"/>
-              <w:rPr>
-                <w:rFonts w:ascii="Times New Roman" w:eastAsia="Times New Roman" w:hAnsi="Times New Roman" w:cs="Times New Roman"/>
-                <w:kern w:val="0"/>
-                <w:sz w:val="24"/>
-                <w:szCs w:val="24"/>
-                <w:lang w:val="en-GB" w:eastAsia="en-GB" w:bidi="ar-SA"/>
-                <w14:ligatures w14:val="none"/>
-              </w:rPr>
-            </w:pPr>
-          </w:p>
-        </w:tc>
-        <w:tc>
-          <w:tcPr>
-            <w:tcW w:w="0" w:type="auto"/>
-            <w:vAlign w:val="center"/>
-            <w:hideMark/>
-          </w:tcPr>
-          <w:p>
-            <w:pPr>
-              <w:spacing w:after="0" w:line="240" w:lineRule="auto"/>
-              <w:rPr>
-                <w:rFonts w:ascii="Times New Roman" w:eastAsia="Times New Roman" w:hAnsi="Times New Roman" w:cs="Times New Roman"/>
-                <w:kern w:val="0"/>
-                <w:sz w:val="20"/>
-                <w:szCs w:val="20"/>
-                <w:lang w:val="en-GB" w:eastAsia="en-GB" w:bidi="ar-SA"/>
-                <w14:ligatures w14:val="none"/>
-              </w:rPr>
-            </w:pPr>
-          </w:p>
-        </w:tc>
-      </w:tr>
-      <w:tr>
-        <w:trPr>
-          <w:tblCellSpacing w:w="15" w:type="dxa"/>
-        </w:trPr>
-        <w:tc>
-          <w:tcPr>
-            <w:tcW w:w="0" w:type="auto"/>
-            <w:vAlign w:val="center"/>
-            <w:hideMark/>
-          </w:tcPr>
-          <w:p>
-            <w:pPr>
-              <w:spacing w:after="0" w:line="240" w:lineRule="auto"/>
+        <w:tc>
+          <w:tcPr>
+            <w:cnfStyle w:val="001000000000" w:firstRow="0" w:lastRow="0" w:firstColumn="1" w:lastColumn="0" w:oddVBand="0" w:evenVBand="0" w:oddHBand="0" w:evenHBand="0" w:firstRowFirstColumn="0" w:firstRowLastColumn="0" w:lastRowFirstColumn="0" w:lastRowLastColumn="0"/>
+            <w:tcW w:w="2515" w:type="dxa"/>
+            <w:hideMark/>
+          </w:tcPr>
+          <w:p>
+            <w:pPr>
               <w:rPr>
                 <w:rFonts w:ascii="Times New Roman" w:eastAsia="Times New Roman" w:hAnsi="Times New Roman" w:cs="Times New Roman"/>
                 <w:kern w:val="0"/>
@@ -7355,33 +12003,31 @@
         </w:tc>
         <w:tc>
           <w:tcPr>
-            <w:tcW w:w="0" w:type="auto"/>
-            <w:vAlign w:val="center"/>
-            <w:hideMark/>
-          </w:tcPr>
-          <w:p>
-            <w:pPr>
-              <w:spacing w:after="0" w:line="240" w:lineRule="auto"/>
-              <w:rPr>
-                <w:rFonts w:ascii="Times New Roman" w:eastAsia="Times New Roman" w:hAnsi="Times New Roman" w:cs="Times New Roman"/>
-                <w:kern w:val="0"/>
-                <w:sz w:val="24"/>
-                <w:szCs w:val="24"/>
-                <w:lang w:val="en-GB" w:eastAsia="en-GB" w:bidi="ar-SA"/>
-                <w14:ligatures w14:val="none"/>
-              </w:rPr>
-            </w:pPr>
-          </w:p>
-        </w:tc>
-        <w:tc>
-          <w:tcPr>
-            <w:tcW w:w="0" w:type="auto"/>
-            <w:vAlign w:val="center"/>
-            <w:hideMark/>
-          </w:tcPr>
-          <w:p>
-            <w:pPr>
-              <w:spacing w:after="0" w:line="240" w:lineRule="auto"/>
+            <w:tcW w:w="2070" w:type="dxa"/>
+            <w:hideMark/>
+          </w:tcPr>
+          <w:p>
+            <w:pPr>
+              <w:cnfStyle w:val="000000000000" w:firstRow="0" w:lastRow="0" w:firstColumn="0" w:lastColumn="0" w:oddVBand="0" w:evenVBand="0" w:oddHBand="0" w:evenHBand="0" w:firstRowFirstColumn="0" w:firstRowLastColumn="0" w:lastRowFirstColumn="0" w:lastRowLastColumn="0"/>
+              <w:rPr>
+                <w:rFonts w:ascii="Times New Roman" w:eastAsia="Times New Roman" w:hAnsi="Times New Roman" w:cs="Times New Roman"/>
+                <w:kern w:val="0"/>
+                <w:sz w:val="24"/>
+                <w:szCs w:val="24"/>
+                <w:lang w:val="en-GB" w:eastAsia="en-GB" w:bidi="ar-SA"/>
+                <w14:ligatures w14:val="none"/>
+              </w:rPr>
+            </w:pPr>
+          </w:p>
+        </w:tc>
+        <w:tc>
+          <w:tcPr>
+            <w:tcW w:w="4410" w:type="dxa"/>
+            <w:hideMark/>
+          </w:tcPr>
+          <w:p>
+            <w:pPr>
+              <w:cnfStyle w:val="000000000000" w:firstRow="0" w:lastRow="0" w:firstColumn="0" w:lastColumn="0" w:oddVBand="0" w:evenVBand="0" w:oddHBand="0" w:evenHBand="0" w:firstRowFirstColumn="0" w:firstRowLastColumn="0" w:lastRowFirstColumn="0" w:lastRowLastColumn="0"/>
               <w:rPr>
                 <w:rFonts w:ascii="Times New Roman" w:eastAsia="Times New Roman" w:hAnsi="Times New Roman" w:cs="Times New Roman"/>
                 <w:kern w:val="0"/>
@@ -7423,32 +12069,39 @@
     </w:p>
     <w:p>
       <w:pPr>
-        <w:spacing w:before="100" w:beforeAutospacing="1" w:after="100" w:afterAutospacing="1" w:line="240" w:lineRule="auto"/>
-        <w:outlineLvl w:val="0"/>
+        <w:pStyle w:val="Heading1"/>
+        <w:numPr>
+          <w:ilvl w:val="0"/>
+          <w:numId w:val="9"/>
+        </w:numPr>
         <w:rPr>
           <w:rFonts w:ascii="Times New Roman" w:eastAsia="Times New Roman" w:hAnsi="Times New Roman" w:cs="Times New Roman"/>
           <w:b/>
           <w:bCs/>
-          <w:kern w:val="36"/>
+          <w:color w:val="000000" w:themeColor="text1"/>
+          <w:kern w:val="0"/>
           <w:sz w:val="48"/>
           <w:szCs w:val="48"/>
           <w:lang w:val="en-GB" w:eastAsia="en-GB" w:bidi="ar-SA"/>
           <w14:ligatures w14:val="none"/>
         </w:rPr>
       </w:pPr>
+      <w:bookmarkStart w:id="12" w:name="_Toc224213775"/>
       <w:r>
         <w:rPr>
           <w:rFonts w:ascii="Times New Roman" w:eastAsia="Times New Roman" w:hAnsi="Times New Roman" w:cs="Times New Roman"/>
           <w:b/>
           <w:bCs/>
-          <w:kern w:val="36"/>
+          <w:color w:val="000000" w:themeColor="text1"/>
+          <w:kern w:val="0"/>
           <w:sz w:val="48"/>
           <w:szCs w:val="48"/>
           <w:lang w:val="en-GB" w:eastAsia="en-GB" w:bidi="ar-SA"/>
           <w14:ligatures w14:val="none"/>
         </w:rPr>
-        <w:t>11. Red Flags for Audit Committee</w:t>
-      </w:r>
+        <w:t>Red Flags for Audit Committee</w:t>
+      </w:r>
+      <w:bookmarkEnd w:id="12"/>
     </w:p>
     <w:p>
       <w:pPr>
@@ -7503,7 +12156,6 @@
           <w:lang w:val="en-GB" w:eastAsia="en-GB" w:bidi="ar-SA"/>
           <w14:ligatures w14:val="none"/>
         </w:rPr>
-        <w:lastRenderedPageBreak/>
         <w:t>Insurance under-coverage</w:t>
       </w:r>
     </w:p>
@@ -7560,6 +12212,7 @@
           <w:lang w:val="en-GB" w:eastAsia="en-GB" w:bidi="ar-SA"/>
           <w14:ligatures w14:val="none"/>
         </w:rPr>
+        <w:lastRenderedPageBreak/>
         <w:t>DR not tested</w:t>
       </w:r>
     </w:p>
@@ -7647,32 +12300,39 @@
     </w:p>
     <w:p>
       <w:pPr>
-        <w:spacing w:before="100" w:beforeAutospacing="1" w:after="100" w:afterAutospacing="1" w:line="240" w:lineRule="auto"/>
-        <w:outlineLvl w:val="0"/>
+        <w:pStyle w:val="Heading1"/>
+        <w:numPr>
+          <w:ilvl w:val="0"/>
+          <w:numId w:val="9"/>
+        </w:numPr>
         <w:rPr>
           <w:rFonts w:ascii="Times New Roman" w:eastAsia="Times New Roman" w:hAnsi="Times New Roman" w:cs="Times New Roman"/>
           <w:b/>
           <w:bCs/>
-          <w:kern w:val="36"/>
+          <w:color w:val="000000" w:themeColor="text1"/>
+          <w:kern w:val="0"/>
           <w:sz w:val="48"/>
           <w:szCs w:val="48"/>
           <w:lang w:val="en-GB" w:eastAsia="en-GB" w:bidi="ar-SA"/>
           <w14:ligatures w14:val="none"/>
         </w:rPr>
       </w:pPr>
+      <w:bookmarkStart w:id="13" w:name="_Toc224213776"/>
       <w:r>
         <w:rPr>
           <w:rFonts w:ascii="Times New Roman" w:eastAsia="Times New Roman" w:hAnsi="Times New Roman" w:cs="Times New Roman"/>
           <w:b/>
           <w:bCs/>
-          <w:kern w:val="36"/>
+          <w:color w:val="000000" w:themeColor="text1"/>
+          <w:kern w:val="0"/>
           <w:sz w:val="48"/>
           <w:szCs w:val="48"/>
           <w:lang w:val="en-GB" w:eastAsia="en-GB" w:bidi="ar-SA"/>
           <w14:ligatures w14:val="none"/>
         </w:rPr>
-        <w:t>12. External Certification Readiness Checklist (ISO 22301)</w:t>
-      </w:r>
+        <w:t>External Certification Readiness Checklist (ISO 22301)</w:t>
+      </w:r>
+      <w:bookmarkEnd w:id="13"/>
     </w:p>
     <w:p>
       <w:pPr>
@@ -7935,32 +12595,69 @@
     </w:p>
     <w:p>
       <w:pPr>
-        <w:spacing w:before="100" w:beforeAutospacing="1" w:after="100" w:afterAutospacing="1" w:line="240" w:lineRule="auto"/>
-        <w:outlineLvl w:val="0"/>
+        <w:pStyle w:val="Heading1"/>
+        <w:numPr>
+          <w:ilvl w:val="0"/>
+          <w:numId w:val="9"/>
+        </w:numPr>
         <w:rPr>
           <w:rFonts w:ascii="Times New Roman" w:eastAsia="Times New Roman" w:hAnsi="Times New Roman" w:cs="Times New Roman"/>
           <w:b/>
           <w:bCs/>
-          <w:kern w:val="36"/>
+          <w:color w:val="000000" w:themeColor="text1"/>
+          <w:kern w:val="0"/>
           <w:sz w:val="48"/>
           <w:szCs w:val="48"/>
           <w:lang w:val="en-GB" w:eastAsia="en-GB" w:bidi="ar-SA"/>
           <w14:ligatures w14:val="none"/>
         </w:rPr>
       </w:pPr>
+      <w:bookmarkStart w:id="14" w:name="_Toc224213777"/>
       <w:r>
         <w:rPr>
           <w:rFonts w:ascii="Times New Roman" w:eastAsia="Times New Roman" w:hAnsi="Times New Roman" w:cs="Times New Roman"/>
           <w:b/>
           <w:bCs/>
-          <w:kern w:val="36"/>
+          <w:color w:val="000000" w:themeColor="text1"/>
+          <w:kern w:val="0"/>
           <w:sz w:val="48"/>
           <w:szCs w:val="48"/>
           <w:lang w:val="en-GB" w:eastAsia="en-GB" w:bidi="ar-SA"/>
           <w14:ligatures w14:val="none"/>
         </w:rPr>
-        <w:t>13. Three Lines of Defense Model</w:t>
-      </w:r>
+        <w:t xml:space="preserve">Three Lines of </w:t>
+      </w:r>
+      <w:proofErr w:type="spellStart"/>
+      <w:r>
+        <w:rPr>
+          <w:rFonts w:ascii="Times New Roman" w:eastAsia="Times New Roman" w:hAnsi="Times New Roman" w:cs="Times New Roman"/>
+          <w:b/>
+          <w:bCs/>
+          <w:color w:val="000000" w:themeColor="text1"/>
+          <w:kern w:val="0"/>
+          <w:sz w:val="48"/>
+          <w:szCs w:val="48"/>
+          <w:lang w:val="en-GB" w:eastAsia="en-GB" w:bidi="ar-SA"/>
+          <w14:ligatures w14:val="none"/>
+        </w:rPr>
+        <w:t>Defense</w:t>
+      </w:r>
+      <w:proofErr w:type="spellEnd"/>
+      <w:r>
+        <w:rPr>
+          <w:rFonts w:ascii="Times New Roman" w:eastAsia="Times New Roman" w:hAnsi="Times New Roman" w:cs="Times New Roman"/>
+          <w:b/>
+          <w:bCs/>
+          <w:color w:val="000000" w:themeColor="text1"/>
+          <w:kern w:val="0"/>
+          <w:sz w:val="48"/>
+          <w:szCs w:val="48"/>
+          <w:lang w:val="en-GB" w:eastAsia="en-GB" w:bidi="ar-SA"/>
+          <w14:ligatures w14:val="none"/>
+        </w:rPr>
+        <w:t xml:space="preserve"> Model</w:t>
+      </w:r>
+      <w:bookmarkEnd w:id="14"/>
     </w:p>
     <w:tbl>
       <w:tblPr>
@@ -8262,32 +12959,39 @@
     </w:p>
     <w:p>
       <w:pPr>
-        <w:spacing w:before="100" w:beforeAutospacing="1" w:after="100" w:afterAutospacing="1" w:line="240" w:lineRule="auto"/>
-        <w:outlineLvl w:val="0"/>
+        <w:pStyle w:val="Heading1"/>
+        <w:numPr>
+          <w:ilvl w:val="0"/>
+          <w:numId w:val="9"/>
+        </w:numPr>
         <w:rPr>
           <w:rFonts w:ascii="Times New Roman" w:eastAsia="Times New Roman" w:hAnsi="Times New Roman" w:cs="Times New Roman"/>
           <w:b/>
           <w:bCs/>
-          <w:kern w:val="36"/>
+          <w:color w:val="000000" w:themeColor="text1"/>
+          <w:kern w:val="0"/>
           <w:sz w:val="48"/>
           <w:szCs w:val="48"/>
           <w:lang w:val="en-GB" w:eastAsia="en-GB" w:bidi="ar-SA"/>
           <w14:ligatures w14:val="none"/>
         </w:rPr>
       </w:pPr>
+      <w:bookmarkStart w:id="15" w:name="_Toc224213778"/>
       <w:r>
         <w:rPr>
           <w:rFonts w:ascii="Times New Roman" w:eastAsia="Times New Roman" w:hAnsi="Times New Roman" w:cs="Times New Roman"/>
           <w:b/>
           <w:bCs/>
-          <w:kern w:val="36"/>
+          <w:color w:val="000000" w:themeColor="text1"/>
+          <w:kern w:val="0"/>
           <w:sz w:val="48"/>
           <w:szCs w:val="48"/>
           <w:lang w:val="en-GB" w:eastAsia="en-GB" w:bidi="ar-SA"/>
           <w14:ligatures w14:val="none"/>
         </w:rPr>
-        <w:t>14. Control Documentation Index</w:t>
-      </w:r>
+        <w:t>Control Documentation Index</w:t>
+      </w:r>
+      <w:bookmarkEnd w:id="15"/>
     </w:p>
     <w:tbl>
       <w:tblPr>
@@ -8778,6 +13482,199 @@
     </w:p>
     <w:p>
       <w:pPr>
+        <w:pStyle w:val="Heading1"/>
+        <w:numPr>
+          <w:ilvl w:val="0"/>
+          <w:numId w:val="9"/>
+        </w:numPr>
+        <w:rPr>
+          <w:rFonts w:ascii="Times New Roman" w:eastAsia="Times New Roman" w:hAnsi="Times New Roman" w:cs="Times New Roman"/>
+          <w:b/>
+          <w:bCs/>
+          <w:color w:val="000000" w:themeColor="text1"/>
+          <w:kern w:val="0"/>
+          <w:sz w:val="48"/>
+          <w:szCs w:val="48"/>
+          <w:lang w:val="en-GB" w:eastAsia="en-GB" w:bidi="ar-SA"/>
+          <w14:ligatures w14:val="none"/>
+        </w:rPr>
+      </w:pPr>
+      <w:bookmarkStart w:id="16" w:name="_Toc224213779"/>
+      <w:r>
+        <w:rPr>
+          <w:rFonts w:ascii="Times New Roman" w:eastAsia="Times New Roman" w:hAnsi="Times New Roman" w:cs="Times New Roman"/>
+          <w:b/>
+          <w:bCs/>
+          <w:color w:val="000000" w:themeColor="text1"/>
+          <w:kern w:val="0"/>
+          <w:sz w:val="48"/>
+          <w:szCs w:val="48"/>
+          <w:lang w:val="en-GB" w:eastAsia="en-GB" w:bidi="ar-SA"/>
+          <w14:ligatures w14:val="none"/>
+        </w:rPr>
+        <w:t>Audit Conclusion Template</w:t>
+      </w:r>
+      <w:bookmarkEnd w:id="16"/>
+    </w:p>
+    <w:p>
+      <w:pPr>
+        <w:spacing w:before="100" w:beforeAutospacing="1" w:after="100" w:afterAutospacing="1" w:line="240" w:lineRule="auto"/>
+        <w:rPr>
+          <w:rFonts w:ascii="Times New Roman" w:eastAsia="Times New Roman" w:hAnsi="Times New Roman" w:cs="Times New Roman"/>
+          <w:kern w:val="0"/>
+          <w:sz w:val="24"/>
+          <w:szCs w:val="24"/>
+          <w:lang w:val="en-GB" w:eastAsia="en-GB" w:bidi="ar-SA"/>
+          <w14:ligatures w14:val="none"/>
+        </w:rPr>
+      </w:pPr>
+      <w:r>
+        <w:rPr>
+          <w:rFonts w:ascii="Times New Roman" w:eastAsia="Times New Roman" w:hAnsi="Times New Roman" w:cs="Times New Roman"/>
+          <w:kern w:val="0"/>
+          <w:sz w:val="24"/>
+          <w:szCs w:val="24"/>
+          <w:lang w:val="en-GB" w:eastAsia="en-GB" w:bidi="ar-SA"/>
+          <w14:ligatures w14:val="none"/>
+        </w:rPr>
+        <w:t xml:space="preserve">Based on procedures performed, RAM’s Business Continuity Framework is assessed at </w:t>
+      </w:r>
+      <w:r>
+        <w:rPr>
+          <w:rFonts w:ascii="Times New Roman" w:eastAsia="Times New Roman" w:hAnsi="Times New Roman" w:cs="Times New Roman"/>
+          <w:b/>
+          <w:bCs/>
+          <w:kern w:val="0"/>
+          <w:sz w:val="24"/>
+          <w:szCs w:val="24"/>
+          <w:lang w:val="en-GB" w:eastAsia="en-GB" w:bidi="ar-SA"/>
+          <w14:ligatures w14:val="none"/>
+        </w:rPr>
+        <w:t>Maturity Level ___</w:t>
+      </w:r>
+      <w:r>
+        <w:rPr>
+          <w:rFonts w:ascii="Times New Roman" w:eastAsia="Times New Roman" w:hAnsi="Times New Roman" w:cs="Times New Roman"/>
+          <w:kern w:val="0"/>
+          <w:sz w:val="24"/>
+          <w:szCs w:val="24"/>
+          <w:lang w:val="en-GB" w:eastAsia="en-GB" w:bidi="ar-SA"/>
+          <w14:ligatures w14:val="none"/>
+        </w:rPr>
+        <w:t xml:space="preserve"> with an overall effectiveness rating of ___%.</w:t>
+      </w:r>
+      <w:r>
+        <w:rPr>
+          <w:rFonts w:ascii="Times New Roman" w:eastAsia="Times New Roman" w:hAnsi="Times New Roman" w:cs="Times New Roman"/>
+          <w:kern w:val="0"/>
+          <w:sz w:val="24"/>
+          <w:szCs w:val="24"/>
+          <w:lang w:val="en-GB" w:eastAsia="en-GB" w:bidi="ar-SA"/>
+          <w14:ligatures w14:val="none"/>
+        </w:rPr>
+        <w:br/>
+      </w:r>
+      <w:r>
+        <w:rPr>
+          <w:rFonts w:ascii="Times New Roman" w:eastAsia="Times New Roman" w:hAnsi="Times New Roman" w:cs="Times New Roman"/>
+          <w:kern w:val="0"/>
+          <w:sz w:val="24"/>
+          <w:szCs w:val="24"/>
+          <w:lang w:val="en-GB" w:eastAsia="en-GB" w:bidi="ar-SA"/>
+          <w14:ligatures w14:val="none"/>
+        </w:rPr>
+        <w:lastRenderedPageBreak/>
+        <w:t>Key improvement areas include ______.</w:t>
+      </w:r>
+      <w:r>
+        <w:rPr>
+          <w:rFonts w:ascii="Times New Roman" w:eastAsia="Times New Roman" w:hAnsi="Times New Roman" w:cs="Times New Roman"/>
+          <w:kern w:val="0"/>
+          <w:sz w:val="24"/>
+          <w:szCs w:val="24"/>
+          <w:lang w:val="en-GB" w:eastAsia="en-GB" w:bidi="ar-SA"/>
+          <w14:ligatures w14:val="none"/>
+        </w:rPr>
+        <w:br/>
+        <w:t>Management has committed to close identified gaps within ___ months.</w:t>
+      </w:r>
+    </w:p>
+    <w:p>
+      <w:pPr>
+        <w:spacing w:before="100" w:beforeAutospacing="1" w:after="100" w:afterAutospacing="1" w:line="240" w:lineRule="auto"/>
+        <w:rPr>
+          <w:rFonts w:ascii="Times New Roman" w:eastAsia="Times New Roman" w:hAnsi="Times New Roman" w:cs="Times New Roman"/>
+          <w:kern w:val="0"/>
+          <w:sz w:val="24"/>
+          <w:szCs w:val="24"/>
+          <w:lang w:val="en-GB" w:eastAsia="en-GB" w:bidi="ar-SA"/>
+          <w14:ligatures w14:val="none"/>
+        </w:rPr>
+      </w:pPr>
+      <w:r>
+        <w:rPr>
+          <w:rFonts w:ascii="Times New Roman" w:eastAsia="Times New Roman" w:hAnsi="Times New Roman" w:cs="Times New Roman"/>
+          <w:kern w:val="0"/>
+          <w:sz w:val="24"/>
+          <w:szCs w:val="24"/>
+          <w:lang w:val="en-GB" w:eastAsia="en-GB" w:bidi="ar-SA"/>
+          <w14:ligatures w14:val="none"/>
+        </w:rPr>
+        <w:t>Signed:</w:t>
+      </w:r>
+      <w:r>
+        <w:rPr>
+          <w:rFonts w:ascii="Times New Roman" w:eastAsia="Times New Roman" w:hAnsi="Times New Roman" w:cs="Times New Roman"/>
+          <w:kern w:val="0"/>
+          <w:sz w:val="24"/>
+          <w:szCs w:val="24"/>
+          <w:lang w:val="en-GB" w:eastAsia="en-GB" w:bidi="ar-SA"/>
+          <w14:ligatures w14:val="none"/>
+        </w:rPr>
+        <w:br/>
+        <w:t>Head of Internal Audit</w:t>
+      </w:r>
+      <w:r>
+        <w:rPr>
+          <w:rFonts w:ascii="Times New Roman" w:eastAsia="Times New Roman" w:hAnsi="Times New Roman" w:cs="Times New Roman"/>
+          <w:kern w:val="0"/>
+          <w:sz w:val="24"/>
+          <w:szCs w:val="24"/>
+          <w:lang w:val="en-GB" w:eastAsia="en-GB" w:bidi="ar-SA"/>
+          <w14:ligatures w14:val="none"/>
+        </w:rPr>
+        <w:br/>
+        <w:t>Date: ___</w:t>
+      </w:r>
+    </w:p>
+    <w:p>
+      <w:pPr>
+        <w:spacing w:after="0" w:line="240" w:lineRule="auto"/>
+        <w:rPr>
+          <w:rFonts w:ascii="Times New Roman" w:eastAsia="Times New Roman" w:hAnsi="Times New Roman" w:cs="Times New Roman"/>
+          <w:kern w:val="0"/>
+          <w:sz w:val="24"/>
+          <w:szCs w:val="24"/>
+          <w:lang w:val="en-GB" w:eastAsia="en-GB" w:bidi="ar-SA"/>
+          <w14:ligatures w14:val="none"/>
+        </w:rPr>
+      </w:pPr>
+      <w:r>
+        <w:rPr>
+          <w:rFonts w:ascii="Times New Roman" w:eastAsia="Times New Roman" w:hAnsi="Times New Roman" w:cs="Times New Roman"/>
+          <w:kern w:val="0"/>
+          <w:sz w:val="24"/>
+          <w:szCs w:val="24"/>
+          <w:lang w:val="en-GB" w:eastAsia="en-GB" w:bidi="ar-SA"/>
+          <w14:ligatures w14:val="none"/>
+        </w:rPr>
+        <w:pict w14:anchorId="5A19AFDE">
+          <v:rect id="_x0000_i1046" style="width:0;height:1.5pt" o:hralign="center" o:hrstd="t" o:hr="t" fillcolor="#a0a0a0" stroked="f"/>
+        </w:pict>
+      </w:r>
+    </w:p>
+    <w:p>
+      <w:pPr>
         <w:spacing w:before="100" w:beforeAutospacing="1" w:after="100" w:afterAutospacing="1" w:line="240" w:lineRule="auto"/>
         <w:outlineLvl w:val="0"/>
         <w:rPr>
@@ -8791,6 +13688,7 @@
           <w14:ligatures w14:val="none"/>
         </w:rPr>
       </w:pPr>
+      <w:bookmarkStart w:id="17" w:name="_Toc224213780"/>
       <w:r>
         <w:rPr>
           <w:rFonts w:ascii="Times New Roman" w:eastAsia="Times New Roman" w:hAnsi="Times New Roman" w:cs="Times New Roman"/>
@@ -8802,8 +13700,9 @@
           <w:lang w:val="en-GB" w:eastAsia="en-GB" w:bidi="ar-SA"/>
           <w14:ligatures w14:val="none"/>
         </w:rPr>
-        <w:t>15. Audit Conclusion Template</w:t>
-      </w:r>
+        <w:t>Next Level Options</w:t>
+      </w:r>
+      <w:bookmarkEnd w:id="17"/>
     </w:p>
     <w:p>
       <w:pPr>
@@ -8826,183 +13725,7 @@
           <w:lang w:val="en-GB" w:eastAsia="en-GB" w:bidi="ar-SA"/>
           <w14:ligatures w14:val="none"/>
         </w:rPr>
-        <w:lastRenderedPageBreak/>
-        <w:t xml:space="preserve">Based on procedures performed, RAM’s Business Continuity Framework is assessed at </w:t>
-      </w:r>
-      <w:r>
-        <w:rPr>
-          <w:rFonts w:ascii="Times New Roman" w:eastAsia="Times New Roman" w:hAnsi="Times New Roman" w:cs="Times New Roman"/>
-          <w:b/>
-          <w:bCs/>
-          <w:kern w:val="0"/>
-          <w:sz w:val="24"/>
-          <w:szCs w:val="24"/>
-          <w:lang w:val="en-GB" w:eastAsia="en-GB" w:bidi="ar-SA"/>
-          <w14:ligatures w14:val="none"/>
-        </w:rPr>
-        <w:t>Maturity Level ___</w:t>
-      </w:r>
-      <w:r>
-        <w:rPr>
-          <w:rFonts w:ascii="Times New Roman" w:eastAsia="Times New Roman" w:hAnsi="Times New Roman" w:cs="Times New Roman"/>
-          <w:kern w:val="0"/>
-          <w:sz w:val="24"/>
-          <w:szCs w:val="24"/>
-          <w:lang w:val="en-GB" w:eastAsia="en-GB" w:bidi="ar-SA"/>
-          <w14:ligatures w14:val="none"/>
-        </w:rPr>
-        <w:t xml:space="preserve"> with an overall effectiveness rating of ___%.</w:t>
-      </w:r>
-      <w:r>
-        <w:rPr>
-          <w:rFonts w:ascii="Times New Roman" w:eastAsia="Times New Roman" w:hAnsi="Times New Roman" w:cs="Times New Roman"/>
-          <w:kern w:val="0"/>
-          <w:sz w:val="24"/>
-          <w:szCs w:val="24"/>
-          <w:lang w:val="en-GB" w:eastAsia="en-GB" w:bidi="ar-SA"/>
-          <w14:ligatures w14:val="none"/>
-        </w:rPr>
-        <w:br/>
-        <w:t>Key improvement areas include ______.</w:t>
-      </w:r>
-      <w:r>
-        <w:rPr>
-          <w:rFonts w:ascii="Times New Roman" w:eastAsia="Times New Roman" w:hAnsi="Times New Roman" w:cs="Times New Roman"/>
-          <w:kern w:val="0"/>
-          <w:sz w:val="24"/>
-          <w:szCs w:val="24"/>
-          <w:lang w:val="en-GB" w:eastAsia="en-GB" w:bidi="ar-SA"/>
-          <w14:ligatures w14:val="none"/>
-        </w:rPr>
-        <w:br/>
-        <w:t>Management has committed to close identified gaps within ___ months.</w:t>
-      </w:r>
-    </w:p>
-    <w:p>
-      <w:pPr>
-        <w:spacing w:before="100" w:beforeAutospacing="1" w:after="100" w:afterAutospacing="1" w:line="240" w:lineRule="auto"/>
-        <w:rPr>
-          <w:rFonts w:ascii="Times New Roman" w:eastAsia="Times New Roman" w:hAnsi="Times New Roman" w:cs="Times New Roman"/>
-          <w:kern w:val="0"/>
-          <w:sz w:val="24"/>
-          <w:szCs w:val="24"/>
-          <w:lang w:val="en-GB" w:eastAsia="en-GB" w:bidi="ar-SA"/>
-          <w14:ligatures w14:val="none"/>
-        </w:rPr>
-      </w:pPr>
-      <w:r>
-        <w:rPr>
-          <w:rFonts w:ascii="Times New Roman" w:eastAsia="Times New Roman" w:hAnsi="Times New Roman" w:cs="Times New Roman"/>
-          <w:kern w:val="0"/>
-          <w:sz w:val="24"/>
-          <w:szCs w:val="24"/>
-          <w:lang w:val="en-GB" w:eastAsia="en-GB" w:bidi="ar-SA"/>
-          <w14:ligatures w14:val="none"/>
-        </w:rPr>
-        <w:t>Signed:</w:t>
-      </w:r>
-      <w:r>
-        <w:rPr>
-          <w:rFonts w:ascii="Times New Roman" w:eastAsia="Times New Roman" w:hAnsi="Times New Roman" w:cs="Times New Roman"/>
-          <w:kern w:val="0"/>
-          <w:sz w:val="24"/>
-          <w:szCs w:val="24"/>
-          <w:lang w:val="en-GB" w:eastAsia="en-GB" w:bidi="ar-SA"/>
-          <w14:ligatures w14:val="none"/>
-        </w:rPr>
-        <w:br/>
-        <w:t>Head of Internal Audit</w:t>
-      </w:r>
-      <w:r>
-        <w:rPr>
-          <w:rFonts w:ascii="Times New Roman" w:eastAsia="Times New Roman" w:hAnsi="Times New Roman" w:cs="Times New Roman"/>
-          <w:kern w:val="0"/>
-          <w:sz w:val="24"/>
-          <w:szCs w:val="24"/>
-          <w:lang w:val="en-GB" w:eastAsia="en-GB" w:bidi="ar-SA"/>
-          <w14:ligatures w14:val="none"/>
-        </w:rPr>
-        <w:br/>
-        <w:t>Date: ___</w:t>
-      </w:r>
-    </w:p>
-    <w:p>
-      <w:pPr>
-        <w:spacing w:after="0" w:line="240" w:lineRule="auto"/>
-        <w:rPr>
-          <w:rFonts w:ascii="Times New Roman" w:eastAsia="Times New Roman" w:hAnsi="Times New Roman" w:cs="Times New Roman"/>
-          <w:kern w:val="0"/>
-          <w:sz w:val="24"/>
-          <w:szCs w:val="24"/>
-          <w:lang w:val="en-GB" w:eastAsia="en-GB" w:bidi="ar-SA"/>
-          <w14:ligatures w14:val="none"/>
-        </w:rPr>
-      </w:pPr>
-      <w:r>
-        <w:rPr>
-          <w:rFonts w:ascii="Times New Roman" w:eastAsia="Times New Roman" w:hAnsi="Times New Roman" w:cs="Times New Roman"/>
-          <w:kern w:val="0"/>
-          <w:sz w:val="24"/>
-          <w:szCs w:val="24"/>
-          <w:lang w:val="en-GB" w:eastAsia="en-GB" w:bidi="ar-SA"/>
-          <w14:ligatures w14:val="none"/>
-        </w:rPr>
-        <w:pict w14:anchorId="5A19AFDE">
-          <v:rect id="_x0000_i1046" style="width:0;height:1.5pt" o:hralign="center" o:hrstd="t" o:hr="t" fillcolor="#a0a0a0" stroked="f"/>
-        </w:pict>
-      </w:r>
-    </w:p>
-    <w:p>
-      <w:pPr>
-        <w:spacing w:before="100" w:beforeAutospacing="1" w:after="100" w:afterAutospacing="1" w:line="240" w:lineRule="auto"/>
-        <w:outlineLvl w:val="0"/>
-        <w:rPr>
-          <w:rFonts w:ascii="Times New Roman" w:eastAsia="Times New Roman" w:hAnsi="Times New Roman" w:cs="Times New Roman"/>
-          <w:b/>
-          <w:bCs/>
-          <w:kern w:val="36"/>
-          <w:sz w:val="48"/>
-          <w:szCs w:val="48"/>
-          <w:lang w:val="en-GB" w:eastAsia="en-GB" w:bidi="ar-SA"/>
-          <w14:ligatures w14:val="none"/>
-        </w:rPr>
-      </w:pPr>
-      <w:r>
-        <w:rPr>
-          <w:rFonts w:ascii="Times New Roman" w:eastAsia="Times New Roman" w:hAnsi="Times New Roman" w:cs="Times New Roman"/>
-          <w:b/>
-          <w:bCs/>
-          <w:kern w:val="36"/>
-          <w:sz w:val="48"/>
-          <w:szCs w:val="48"/>
-          <w:lang w:val="en-GB" w:eastAsia="en-GB" w:bidi="ar-SA"/>
-          <w14:ligatures w14:val="none"/>
-        </w:rPr>
-        <w:t>Next Level Options</w:t>
-      </w:r>
-    </w:p>
-    <w:p>
-      <w:pPr>
-        <w:spacing w:before="100" w:beforeAutospacing="1" w:after="100" w:afterAutospacing="1" w:line="240" w:lineRule="auto"/>
-        <w:rPr>
-          <w:rFonts w:ascii="Times New Roman" w:eastAsia="Times New Roman" w:hAnsi="Times New Roman" w:cs="Times New Roman"/>
-          <w:kern w:val="0"/>
-          <w:sz w:val="24"/>
-          <w:szCs w:val="24"/>
-          <w:lang w:val="en-GB" w:eastAsia="en-GB" w:bidi="ar-SA"/>
-          <w14:ligatures w14:val="none"/>
-        </w:rPr>
-      </w:pPr>
-      <w:r>
-        <w:rPr>
-          <w:rFonts w:ascii="Times New Roman" w:eastAsia="Times New Roman" w:hAnsi="Times New Roman" w:cs="Times New Roman"/>
-          <w:kern w:val="0"/>
-          <w:sz w:val="24"/>
-          <w:szCs w:val="24"/>
-          <w:lang w:val="en-GB" w:eastAsia="en-GB" w:bidi="ar-SA"/>
-          <w14:ligatures w14:val="none"/>
-        </w:rPr>
-        <w:t>We can now move to:</w:t>
+        <w:t xml:space="preserve"> </w:t>
       </w:r>
     </w:p>
     <w:p>
@@ -9017,6 +13740,7 @@
           <w:kern w:val="0"/>
           <w:sz w:val="24"/>
           <w:szCs w:val="24"/>
+          <w:highlight w:val="yellow"/>
           <w:lang w:val="en-GB" w:eastAsia="en-GB" w:bidi="ar-SA"/>
           <w14:ligatures w14:val="none"/>
         </w:rPr>
@@ -9027,6 +13751,7 @@
           <w:kern w:val="0"/>
           <w:sz w:val="24"/>
           <w:szCs w:val="24"/>
+          <w:highlight w:val="yellow"/>
           <w:lang w:val="en-GB" w:eastAsia="en-GB" w:bidi="ar-SA"/>
           <w14:ligatures w14:val="none"/>
         </w:rPr>
@@ -9038,6 +13763,7 @@
           <w:kern w:val="0"/>
           <w:sz w:val="24"/>
           <w:szCs w:val="24"/>
+          <w:highlight w:val="yellow"/>
           <w:lang w:val="en-GB" w:eastAsia="en-GB" w:bidi="ar-SA"/>
           <w14:ligatures w14:val="none"/>
         </w:rPr>
@@ -9056,6 +13782,7 @@
           <w:kern w:val="0"/>
           <w:sz w:val="24"/>
           <w:szCs w:val="24"/>
+          <w:highlight w:val="yellow"/>
           <w:lang w:val="en-GB" w:eastAsia="en-GB" w:bidi="ar-SA"/>
           <w14:ligatures w14:val="none"/>
         </w:rPr>
@@ -9066,6 +13793,7 @@
           <w:kern w:val="0"/>
           <w:sz w:val="24"/>
           <w:szCs w:val="24"/>
+          <w:highlight w:val="yellow"/>
           <w:lang w:val="en-GB" w:eastAsia="en-GB" w:bidi="ar-SA"/>
           <w14:ligatures w14:val="none"/>
         </w:rPr>
@@ -9077,6 +13805,7 @@
           <w:kern w:val="0"/>
           <w:sz w:val="24"/>
           <w:szCs w:val="24"/>
+          <w:highlight w:val="yellow"/>
           <w:lang w:val="en-GB" w:eastAsia="en-GB" w:bidi="ar-SA"/>
           <w14:ligatures w14:val="none"/>
         </w:rPr>
@@ -9095,6 +13824,7 @@
           <w:kern w:val="0"/>
           <w:sz w:val="24"/>
           <w:szCs w:val="24"/>
+          <w:highlight w:val="yellow"/>
           <w:lang w:val="en-GB" w:eastAsia="en-GB" w:bidi="ar-SA"/>
           <w14:ligatures w14:val="none"/>
         </w:rPr>
@@ -9105,6 +13835,7 @@
           <w:kern w:val="0"/>
           <w:sz w:val="24"/>
           <w:szCs w:val="24"/>
+          <w:highlight w:val="yellow"/>
           <w:lang w:val="en-GB" w:eastAsia="en-GB" w:bidi="ar-SA"/>
           <w14:ligatures w14:val="none"/>
         </w:rPr>
@@ -9116,6 +13847,7 @@
           <w:kern w:val="0"/>
           <w:sz w:val="24"/>
           <w:szCs w:val="24"/>
+          <w:highlight w:val="yellow"/>
           <w:lang w:val="en-GB" w:eastAsia="en-GB" w:bidi="ar-SA"/>
           <w14:ligatures w14:val="none"/>
         </w:rPr>
@@ -9134,6 +13866,7 @@
           <w:kern w:val="0"/>
           <w:sz w:val="24"/>
           <w:szCs w:val="24"/>
+          <w:highlight w:val="yellow"/>
           <w:lang w:val="en-GB" w:eastAsia="en-GB" w:bidi="ar-SA"/>
           <w14:ligatures w14:val="none"/>
         </w:rPr>
@@ -9144,6 +13877,7 @@
           <w:kern w:val="0"/>
           <w:sz w:val="24"/>
           <w:szCs w:val="24"/>
+          <w:highlight w:val="yellow"/>
           <w:lang w:val="en-GB" w:eastAsia="en-GB" w:bidi="ar-SA"/>
           <w14:ligatures w14:val="none"/>
         </w:rPr>
@@ -9155,6 +13889,7 @@
           <w:kern w:val="0"/>
           <w:sz w:val="24"/>
           <w:szCs w:val="24"/>
+          <w:highlight w:val="yellow"/>
           <w:lang w:val="en-GB" w:eastAsia="en-GB" w:bidi="ar-SA"/>
           <w14:ligatures w14:val="none"/>
         </w:rPr>
@@ -9173,6 +13908,7 @@
           <w:kern w:val="0"/>
           <w:sz w:val="24"/>
           <w:szCs w:val="24"/>
+          <w:highlight w:val="yellow"/>
           <w:lang w:val="en-GB" w:eastAsia="en-GB" w:bidi="ar-SA"/>
           <w14:ligatures w14:val="none"/>
         </w:rPr>
@@ -9183,6 +13919,7 @@
           <w:kern w:val="0"/>
           <w:sz w:val="24"/>
           <w:szCs w:val="24"/>
+          <w:highlight w:val="yellow"/>
           <w:lang w:val="en-GB" w:eastAsia="en-GB" w:bidi="ar-SA"/>
           <w14:ligatures w14:val="none"/>
         </w:rPr>
@@ -9194,6 +13931,7 @@
           <w:kern w:val="0"/>
           <w:sz w:val="24"/>
           <w:szCs w:val="24"/>
+          <w:highlight w:val="yellow"/>
           <w:lang w:val="en-GB" w:eastAsia="en-GB" w:bidi="ar-SA"/>
           <w14:ligatures w14:val="none"/>
         </w:rPr>
@@ -9202,36 +13940,55 @@
     </w:p>
     <w:p>
       <w:pPr>
-        <w:spacing w:before="100" w:beforeAutospacing="1" w:after="100" w:afterAutospacing="1" w:line="240" w:lineRule="auto"/>
-        <w:rPr>
-          <w:rFonts w:ascii="Times New Roman" w:eastAsia="Times New Roman" w:hAnsi="Times New Roman" w:cs="Times New Roman"/>
-          <w:kern w:val="0"/>
-          <w:sz w:val="24"/>
-          <w:szCs w:val="24"/>
-          <w:lang w:val="en-GB" w:eastAsia="en-GB" w:bidi="ar-SA"/>
-          <w14:ligatures w14:val="none"/>
-        </w:rPr>
-      </w:pPr>
-      <w:r>
-        <w:rPr>
-          <w:rFonts w:ascii="Times New Roman" w:eastAsia="Times New Roman" w:hAnsi="Times New Roman" w:cs="Times New Roman"/>
-          <w:kern w:val="0"/>
-          <w:sz w:val="24"/>
-          <w:szCs w:val="24"/>
-          <w:lang w:val="en-GB" w:eastAsia="en-GB" w:bidi="ar-SA"/>
-          <w14:ligatures w14:val="none"/>
-        </w:rPr>
-        <w:t>Tell me which direction to activate next.</w:t>
+        <w:rPr>
+          <w:rFonts w:ascii="Times New Roman" w:eastAsia="Times New Roman" w:hAnsi="Times New Roman" w:cs="Times New Roman"/>
+          <w:kern w:val="0"/>
+          <w:sz w:val="24"/>
+          <w:szCs w:val="24"/>
+          <w:lang w:val="en-GB" w:eastAsia="en-GB" w:bidi="ar-SA"/>
+          <w14:ligatures w14:val="none"/>
+        </w:rPr>
+      </w:pPr>
+      <w:r>
+        <w:rPr>
+          <w:rFonts w:ascii="Times New Roman" w:eastAsia="Times New Roman" w:hAnsi="Times New Roman" w:cs="Times New Roman"/>
+          <w:kern w:val="0"/>
+          <w:sz w:val="24"/>
+          <w:szCs w:val="24"/>
+          <w:lang w:val="en-GB" w:eastAsia="en-GB" w:bidi="ar-SA"/>
+          <w14:ligatures w14:val="none"/>
+        </w:rPr>
+        <w:br w:type="page"/>
       </w:r>
     </w:p>
-    <w:p/>
+    <w:p>
+      <w:r>
+        <w:rPr>
+          <w:rFonts w:ascii="Times New Roman" w:eastAsia="Times New Roman" w:hAnsi="Times New Roman" w:cs="Times New Roman"/>
+          <w:kern w:val="0"/>
+          <w:sz w:val="24"/>
+          <w:szCs w:val="24"/>
+          <w:lang w:val="en-GB" w:eastAsia="en-GB" w:bidi="ar-SA"/>
+          <w14:ligatures w14:val="none"/>
+        </w:rPr>
+        <w:lastRenderedPageBreak/>
+        <w:t xml:space="preserve">End of document </w:t>
+      </w:r>
+      <w:r>
+        <w:rPr>
+          <w:rFonts w:ascii="Times New Roman" w:eastAsia="Times New Roman" w:hAnsi="Times New Roman" w:cs="Times New Roman"/>
+          <w:kern w:val="0"/>
+          <w:sz w:val="24"/>
+          <w:szCs w:val="24"/>
+          <w:lang w:val="en-GB" w:eastAsia="en-GB" w:bidi="ar-SA"/>
+          <w14:ligatures w14:val="none"/>
+        </w:rPr>
+        <w:t xml:space="preserve"> </w:t>
+      </w:r>
+    </w:p>
     <w:sectPr>
-      <w:headerReference w:type="even" r:id="rId7"/>
-      <w:headerReference w:type="default" r:id="rId8"/>
-      <w:footerReference w:type="even" r:id="rId9"/>
-      <w:footerReference w:type="default" r:id="rId10"/>
-      <w:headerReference w:type="first" r:id="rId11"/>
-      <w:footerReference w:type="first" r:id="rId12"/>
+      <w:headerReference w:type="default" r:id="rId7"/>
+      <w:footerReference w:type="default" r:id="rId8"/>
       <w:pgSz w:w="11906" w:h="16838"/>
       <w:pgMar w:top="1440" w:right="1440" w:bottom="1440" w:left="1440" w:header="720" w:footer="720" w:gutter="0"/>
       <w:pgBorders w:offsetFrom="page">
@@ -9273,16 +14030,6 @@
 </file>
 
 <file path=word/footer1.xml><?xml version="1.0" encoding="utf-8"?>
-<w:ftr xmlns:wpc="http://schemas.microsoft.com/office/word/2010/wordprocessingCanvas" xmlns:cx="http://schemas.microsoft.com/office/drawing/2014/chartex" xmlns:cx1="http://schemas.microsoft.com/office/drawing/2015/9/8/chartex" xmlns:cx2="http://schemas.microsoft.com/office/drawing/2015/10/21/chartex" xmlns:cx3="http://schemas.microsoft.com/office/drawing/2016/5/9/chartex" xmlns:cx4="http://schemas.microsoft.com/office/drawing/2016/5/10/chartex" xmlns:cx5="http://schemas.microsoft.com/office/drawing/2016/5/11/chartex" xmlns:cx6="http://schemas.microsoft.com/office/drawing/2016/5/12/chartex" xmlns:cx7="http://schemas.microsoft.com/office/drawing/2016/5/13/chartex" xmlns:cx8="http://schemas.microsoft.com/office/drawing/2016/5/14/chartex" xmlns:mc="http://schemas.openxmlformats.org/markup-compatibility/2006" xmlns:aink="http://schemas.microsoft.com/office/drawing/2016/ink" xmlns:am3d="http://schemas.microsoft.com/office/drawing/2017/model3d" xmlns:o="urn:schemas-microsoft-com:office:office" xmlns:oel="http://schemas.microsoft.com/office/2019/extlst" xmlns:r="http://schemas.openxmlformats.org/officeDocument/2006/relationships" xmlns:m="http://schemas.openxmlformats.org/officeDocument/2006/math" xmlns:v="urn:schemas-microsoft-com:vml" xmlns:wp14="http://schemas.microsoft.com/office/word/2010/wordprocessingDrawing" xmlns:wp="http://schemas.openxmlformats.org/drawingml/2006/wordprocessingDrawing" xmlns:w10="urn:schemas-microsoft-com:office:word" xmlns:w="http://schemas.openxmlformats.org/wordprocessingml/2006/main" xmlns:w14="http://schemas.microsoft.com/office/word/2010/wordml" xmlns:w15="http://schemas.microsoft.com/office/word/2012/wordml" xmlns:w16cex="http://schemas.microsoft.com/office/word/2018/wordml/cex" xmlns:w16cid="http://schemas.microsoft.com/office/word/2016/wordml/cid" xmlns:w16="http://schemas.microsoft.com/office/word/2018/wordml" xmlns:w16du="http://schemas.microsoft.com/office/word/2023/wordml/word16du" xmlns:w16sdtdh="http://schemas.microsoft.com/office/word/2020/wordml/sdtdatahash" xmlns:w16sdtfl="http://schemas.microsoft.com/office/word/2024/wordml/sdtformatlock" xmlns:w16se="http://schemas.microsoft.com/office/word/2015/wordml/symex" xmlns:wpg="http://schemas.microsoft.com/office/word/2010/wordprocessingGroup" xmlns:wpi="http://schemas.microsoft.com/office/word/2010/wordprocessingInk" xmlns:wne="http://schemas.microsoft.com/office/word/2006/wordml" xmlns:wps="http://schemas.microsoft.com/office/word/2010/wordprocessingShape" mc:Ignorable="w14 w15 w16se w16cid w16 w16cex w16sdtdh w16sdtfl w16du wp14">
-  <w:p>
-    <w:pPr>
-      <w:pStyle w:val="Footer"/>
-    </w:pPr>
-  </w:p>
-</w:ftr>
-</file>
-
-<file path=word/footer2.xml><?xml version="1.0" encoding="utf-8"?>
 <w:ftr xmlns:wpc="http://schemas.microsoft.com/office/word/2010/wordprocessingCanvas" xmlns:cx="http://schemas.microsoft.com/office/drawing/2014/chartex" xmlns:cx1="http://schemas.microsoft.com/office/drawing/2015/9/8/chartex" xmlns:cx2="http://schemas.microsoft.com/office/drawing/2015/10/21/chartex" xmlns:cx3="http://schemas.microsoft.com/office/drawing/2016/5/9/chartex" xmlns:cx4="http://schemas.microsoft.com/office/drawing/2016/5/10/chartex" xmlns:cx5="http://schemas.microsoft.com/office/drawing/2016/5/11/chartex" xmlns:cx6="http://schemas.microsoft.com/office/drawing/2016/5/12/chartex" xmlns:cx7="http://schemas.microsoft.com/office/drawing/2016/5/13/chartex" xmlns:cx8="http://schemas.microsoft.com/office/drawing/2016/5/14/chartex" xmlns:mc="http://schemas.openxmlformats.org/markup-compatibility/2006" xmlns:aink="http://schemas.microsoft.com/office/drawing/2016/ink" xmlns:am3d="http://schemas.microsoft.com/office/drawing/2017/model3d" xmlns:o="urn:schemas-microsoft-com:office:office" xmlns:oel="http://schemas.microsoft.com/office/2019/extlst" xmlns:r="http://schemas.openxmlformats.org/officeDocument/2006/relationships" xmlns:m="http://schemas.openxmlformats.org/officeDocument/2006/math" xmlns:v="urn:schemas-microsoft-com:vml" xmlns:wp14="http://schemas.microsoft.com/office/word/2010/wordprocessingDrawing" xmlns:wp="http://schemas.openxmlformats.org/drawingml/2006/wordprocessingDrawing" xmlns:w10="urn:schemas-microsoft-com:office:word" xmlns:w="http://schemas.openxmlformats.org/wordprocessingml/2006/main" xmlns:w14="http://schemas.microsoft.com/office/word/2010/wordml" xmlns:w15="http://schemas.microsoft.com/office/word/2012/wordml" xmlns:w16cex="http://schemas.microsoft.com/office/word/2018/wordml/cex" xmlns:w16cid="http://schemas.microsoft.com/office/word/2016/wordml/cid" xmlns:w16="http://schemas.microsoft.com/office/word/2018/wordml" xmlns:w16du="http://schemas.microsoft.com/office/word/2023/wordml/word16du" xmlns:w16sdtdh="http://schemas.microsoft.com/office/word/2020/wordml/sdtdatahash" xmlns:w16sdtfl="http://schemas.microsoft.com/office/word/2024/wordml/sdtformatlock" xmlns:w16se="http://schemas.microsoft.com/office/word/2015/wordml/symex" xmlns:wpg="http://schemas.microsoft.com/office/word/2010/wordprocessingGroup" xmlns:wpi="http://schemas.microsoft.com/office/word/2010/wordprocessingInk" xmlns:wne="http://schemas.microsoft.com/office/word/2006/wordml" xmlns:wps="http://schemas.microsoft.com/office/word/2010/wordprocessingShape" mc:Ignorable="w14 w15 w16se w16cid w16 w16cex w16sdtdh w16sdtfl w16du wp14">
   <w:sdt>
     <w:sdtPr>
@@ -9366,16 +14113,6 @@
 </w:ftr>
 </file>
 
-<file path=word/footer3.xml><?xml version="1.0" encoding="utf-8"?>
-<w:ftr xmlns:wpc="http://schemas.microsoft.com/office/word/2010/wordprocessingCanvas" xmlns:cx="http://schemas.microsoft.com/office/drawing/2014/chartex" xmlns:cx1="http://schemas.microsoft.com/office/drawing/2015/9/8/chartex" xmlns:cx2="http://schemas.microsoft.com/office/drawing/2015/10/21/chartex" xmlns:cx3="http://schemas.microsoft.com/office/drawing/2016/5/9/chartex" xmlns:cx4="http://schemas.microsoft.com/office/drawing/2016/5/10/chartex" xmlns:cx5="http://schemas.microsoft.com/office/drawing/2016/5/11/chartex" xmlns:cx6="http://schemas.microsoft.com/office/drawing/2016/5/12/chartex" xmlns:cx7="http://schemas.microsoft.com/office/drawing/2016/5/13/chartex" xmlns:cx8="http://schemas.microsoft.com/office/drawing/2016/5/14/chartex" xmlns:mc="http://schemas.openxmlformats.org/markup-compatibility/2006" xmlns:aink="http://schemas.microsoft.com/office/drawing/2016/ink" xmlns:am3d="http://schemas.microsoft.com/office/drawing/2017/model3d" xmlns:o="urn:schemas-microsoft-com:office:office" xmlns:oel="http://schemas.microsoft.com/office/2019/extlst" xmlns:r="http://schemas.openxmlformats.org/officeDocument/2006/relationships" xmlns:m="http://schemas.openxmlformats.org/officeDocument/2006/math" xmlns:v="urn:schemas-microsoft-com:vml" xmlns:wp14="http://schemas.microsoft.com/office/word/2010/wordprocessingDrawing" xmlns:wp="http://schemas.openxmlformats.org/drawingml/2006/wordprocessingDrawing" xmlns:w10="urn:schemas-microsoft-com:office:word" xmlns:w="http://schemas.openxmlformats.org/wordprocessingml/2006/main" xmlns:w14="http://schemas.microsoft.com/office/word/2010/wordml" xmlns:w15="http://schemas.microsoft.com/office/word/2012/wordml" xmlns:w16cex="http://schemas.microsoft.com/office/word/2018/wordml/cex" xmlns:w16cid="http://schemas.microsoft.com/office/word/2016/wordml/cid" xmlns:w16="http://schemas.microsoft.com/office/word/2018/wordml" xmlns:w16du="http://schemas.microsoft.com/office/word/2023/wordml/word16du" xmlns:w16sdtdh="http://schemas.microsoft.com/office/word/2020/wordml/sdtdatahash" xmlns:w16sdtfl="http://schemas.microsoft.com/office/word/2024/wordml/sdtformatlock" xmlns:w16se="http://schemas.microsoft.com/office/word/2015/wordml/symex" xmlns:wpg="http://schemas.microsoft.com/office/word/2010/wordprocessingGroup" xmlns:wpi="http://schemas.microsoft.com/office/word/2010/wordprocessingInk" xmlns:wne="http://schemas.microsoft.com/office/word/2006/wordml" xmlns:wps="http://schemas.microsoft.com/office/word/2010/wordprocessingShape" mc:Ignorable="w14 w15 w16se w16cid w16 w16cex w16sdtdh w16sdtfl w16du wp14">
-  <w:p>
-    <w:pPr>
-      <w:pStyle w:val="Footer"/>
-    </w:pPr>
-  </w:p>
-</w:ftr>
-</file>
-
 <file path=word/footnotes.xml><?xml version="1.0" encoding="utf-8"?>
 <w:footnotes xmlns:wpc="http://schemas.microsoft.com/office/word/2010/wordprocessingCanvas" xmlns:cx="http://schemas.microsoft.com/office/drawing/2014/chartex" xmlns:cx1="http://schemas.microsoft.com/office/drawing/2015/9/8/chartex" xmlns:cx2="http://schemas.microsoft.com/office/drawing/2015/10/21/chartex" xmlns:cx3="http://schemas.microsoft.com/office/drawing/2016/5/9/chartex" xmlns:cx4="http://schemas.microsoft.com/office/drawing/2016/5/10/chartex" xmlns:cx5="http://schemas.microsoft.com/office/drawing/2016/5/11/chartex" xmlns:cx6="http://schemas.microsoft.com/office/drawing/2016/5/12/chartex" xmlns:cx7="http://schemas.microsoft.com/office/drawing/2016/5/13/chartex" xmlns:cx8="http://schemas.microsoft.com/office/drawing/2016/5/14/chartex" xmlns:mc="http://schemas.openxmlformats.org/markup-compatibility/2006" xmlns:aink="http://schemas.microsoft.com/office/drawing/2016/ink" xmlns:am3d="http://schemas.microsoft.com/office/drawing/2017/model3d" xmlns:o="urn:schemas-microsoft-com:office:office" xmlns:oel="http://schemas.microsoft.com/office/2019/extlst" xmlns:r="http://schemas.openxmlformats.org/officeDocument/2006/relationships" xmlns:m="http://schemas.openxmlformats.org/officeDocument/2006/math" xmlns:v="urn:schemas-microsoft-com:vml" xmlns:wp14="http://schemas.microsoft.com/office/word/2010/wordprocessingDrawing" xmlns:wp="http://schemas.openxmlformats.org/drawingml/2006/wordprocessingDrawing" xmlns:w10="urn:schemas-microsoft-com:office:word" xmlns:w="http://schemas.openxmlformats.org/wordprocessingml/2006/main" xmlns:w14="http://schemas.microsoft.com/office/word/2010/wordml" xmlns:w15="http://schemas.microsoft.com/office/word/2012/wordml" xmlns:w16cex="http://schemas.microsoft.com/office/word/2018/wordml/cex" xmlns:w16cid="http://schemas.microsoft.com/office/word/2016/wordml/cid" xmlns:w16="http://schemas.microsoft.com/office/word/2018/wordml" xmlns:w16du="http://schemas.microsoft.com/office/word/2023/wordml/word16du" xmlns:w16sdtdh="http://schemas.microsoft.com/office/word/2020/wordml/sdtdatahash" xmlns:w16sdtfl="http://schemas.microsoft.com/office/word/2024/wordml/sdtformatlock" xmlns:w16se="http://schemas.microsoft.com/office/word/2015/wordml/symex" xmlns:wpg="http://schemas.microsoft.com/office/word/2010/wordprocessingGroup" xmlns:wpi="http://schemas.microsoft.com/office/word/2010/wordprocessingInk" xmlns:wne="http://schemas.microsoft.com/office/word/2006/wordml" xmlns:wps="http://schemas.microsoft.com/office/word/2010/wordprocessingShape" mc:Ignorable="w14 w15 w16se w16cid w16 w16cex w16sdtdh w16sdtfl w16du wp14">
   <w:footnote w:type="separator" w:id="-1">
@@ -9407,26 +14144,17 @@
     <w:pPr>
       <w:pStyle w:val="Header"/>
     </w:pPr>
+    <w:r>
+      <w:t>RAM – Audit-Ready BCM Self-Assessment Manual</w:t>
+    </w:r>
   </w:p>
-</w:hdr>
-</file>
-
-<file path=word/header2.xml><?xml version="1.0" encoding="utf-8"?>
-<w:hdr xmlns:wpc="http://schemas.microsoft.com/office/word/2010/wordprocessingCanvas" xmlns:cx="http://schemas.microsoft.com/office/drawing/2014/chartex" xmlns:cx1="http://schemas.microsoft.com/office/drawing/2015/9/8/chartex" xmlns:cx2="http://schemas.microsoft.com/office/drawing/2015/10/21/chartex" xmlns:cx3="http://schemas.microsoft.com/office/drawing/2016/5/9/chartex" xmlns:cx4="http://schemas.microsoft.com/office/drawing/2016/5/10/chartex" xmlns:cx5="http://schemas.microsoft.com/office/drawing/2016/5/11/chartex" xmlns:cx6="http://schemas.microsoft.com/office/drawing/2016/5/12/chartex" xmlns:cx7="http://schemas.microsoft.com/office/drawing/2016/5/13/chartex" xmlns:cx8="http://schemas.microsoft.com/office/drawing/2016/5/14/chartex" xmlns:mc="http://schemas.openxmlformats.org/markup-compatibility/2006" xmlns:aink="http://schemas.microsoft.com/office/drawing/2016/ink" xmlns:am3d="http://schemas.microsoft.com/office/drawing/2017/model3d" xmlns:o="urn:schemas-microsoft-com:office:office" xmlns:oel="http://schemas.microsoft.com/office/2019/extlst" xmlns:r="http://schemas.openxmlformats.org/officeDocument/2006/relationships" xmlns:m="http://schemas.openxmlformats.org/officeDocument/2006/math" xmlns:v="urn:schemas-microsoft-com:vml" xmlns:wp14="http://schemas.microsoft.com/office/word/2010/wordprocessingDrawing" xmlns:wp="http://schemas.openxmlformats.org/drawingml/2006/wordprocessingDrawing" xmlns:w10="urn:schemas-microsoft-com:office:word" xmlns:w="http://schemas.openxmlformats.org/wordprocessingml/2006/main" xmlns:w14="http://schemas.microsoft.com/office/word/2010/wordml" xmlns:w15="http://schemas.microsoft.com/office/word/2012/wordml" xmlns:w16cex="http://schemas.microsoft.com/office/word/2018/wordml/cex" xmlns:w16cid="http://schemas.microsoft.com/office/word/2016/wordml/cid" xmlns:w16="http://schemas.microsoft.com/office/word/2018/wordml" xmlns:w16du="http://schemas.microsoft.com/office/word/2023/wordml/word16du" xmlns:w16sdtdh="http://schemas.microsoft.com/office/word/2020/wordml/sdtdatahash" xmlns:w16sdtfl="http://schemas.microsoft.com/office/word/2024/wordml/sdtformatlock" xmlns:w16se="http://schemas.microsoft.com/office/word/2015/wordml/symex" xmlns:wpg="http://schemas.microsoft.com/office/word/2010/wordprocessingGroup" xmlns:wpi="http://schemas.microsoft.com/office/word/2010/wordprocessingInk" xmlns:wne="http://schemas.microsoft.com/office/word/2006/wordml" xmlns:wps="http://schemas.microsoft.com/office/word/2010/wordprocessingShape" mc:Ignorable="w14 w15 w16se w16cid w16 w16cex w16sdtdh w16sdtfl w16du wp14">
   <w:p>
     <w:pPr>
       <w:pStyle w:val="Header"/>
     </w:pPr>
-  </w:p>
-</w:hdr>
-</file>
-
-<file path=word/header3.xml><?xml version="1.0" encoding="utf-8"?>
-<w:hdr xmlns:wpc="http://schemas.microsoft.com/office/word/2010/wordprocessingCanvas" xmlns:cx="http://schemas.microsoft.com/office/drawing/2014/chartex" xmlns:cx1="http://schemas.microsoft.com/office/drawing/2015/9/8/chartex" xmlns:cx2="http://schemas.microsoft.com/office/drawing/2015/10/21/chartex" xmlns:cx3="http://schemas.microsoft.com/office/drawing/2016/5/9/chartex" xmlns:cx4="http://schemas.microsoft.com/office/drawing/2016/5/10/chartex" xmlns:cx5="http://schemas.microsoft.com/office/drawing/2016/5/11/chartex" xmlns:cx6="http://schemas.microsoft.com/office/drawing/2016/5/12/chartex" xmlns:cx7="http://schemas.microsoft.com/office/drawing/2016/5/13/chartex" xmlns:cx8="http://schemas.microsoft.com/office/drawing/2016/5/14/chartex" xmlns:mc="http://schemas.openxmlformats.org/markup-compatibility/2006" xmlns:aink="http://schemas.microsoft.com/office/drawing/2016/ink" xmlns:am3d="http://schemas.microsoft.com/office/drawing/2017/model3d" xmlns:o="urn:schemas-microsoft-com:office:office" xmlns:oel="http://schemas.microsoft.com/office/2019/extlst" xmlns:r="http://schemas.openxmlformats.org/officeDocument/2006/relationships" xmlns:m="http://schemas.openxmlformats.org/officeDocument/2006/math" xmlns:v="urn:schemas-microsoft-com:vml" xmlns:wp14="http://schemas.microsoft.com/office/word/2010/wordprocessingDrawing" xmlns:wp="http://schemas.openxmlformats.org/drawingml/2006/wordprocessingDrawing" xmlns:w10="urn:schemas-microsoft-com:office:word" xmlns:w="http://schemas.openxmlformats.org/wordprocessingml/2006/main" xmlns:w14="http://schemas.microsoft.com/office/word/2010/wordml" xmlns:w15="http://schemas.microsoft.com/office/word/2012/wordml" xmlns:w16cex="http://schemas.microsoft.com/office/word/2018/wordml/cex" xmlns:w16cid="http://schemas.microsoft.com/office/word/2016/wordml/cid" xmlns:w16="http://schemas.microsoft.com/office/word/2018/wordml" xmlns:w16du="http://schemas.microsoft.com/office/word/2023/wordml/word16du" xmlns:w16sdtdh="http://schemas.microsoft.com/office/word/2020/wordml/sdtdatahash" xmlns:w16sdtfl="http://schemas.microsoft.com/office/word/2024/wordml/sdtformatlock" xmlns:w16se="http://schemas.microsoft.com/office/word/2015/wordml/symex" xmlns:wpg="http://schemas.microsoft.com/office/word/2010/wordprocessingGroup" xmlns:wpi="http://schemas.microsoft.com/office/word/2010/wordprocessingInk" xmlns:wne="http://schemas.microsoft.com/office/word/2006/wordml" xmlns:wps="http://schemas.microsoft.com/office/word/2010/wordprocessingShape" mc:Ignorable="w14 w15 w16se w16cid w16 w16cex w16sdtdh w16sdtfl w16du wp14">
-  <w:p>
-    <w:pPr>
-      <w:pStyle w:val="Header"/>
-    </w:pPr>
+    <w:r>
+      <w:t>Complementary to BCM 21</w:t>
+    </w:r>
   </w:p>
 </w:hdr>
 </file>
@@ -9732,6 +14460,95 @@
     </w:lvl>
   </w:abstractNum>
   <w:abstractNum w:abstractNumId="2" w15:restartNumberingAfterBreak="0">
+    <w:nsid w:val="30F307CE"/>
+    <w:multiLevelType w:val="hybridMultilevel"/>
+    <w:tmpl w:val="153846AC"/>
+    <w:lvl w:ilvl="0" w:tplc="68AAD70A">
+      <w:start w:val="1"/>
+      <w:numFmt w:val="decimal"/>
+      <w:lvlText w:val="%1-"/>
+      <w:lvlJc w:val="left"/>
+      <w:pPr>
+        <w:ind w:left="360" w:hanging="360"/>
+      </w:pPr>
+      <w:rPr>
+        <w:rFonts w:hint="default"/>
+      </w:rPr>
+    </w:lvl>
+    <w:lvl w:ilvl="1" w:tplc="08090019" w:tentative="1">
+      <w:start w:val="1"/>
+      <w:numFmt w:val="lowerLetter"/>
+      <w:lvlText w:val="%2."/>
+      <w:lvlJc w:val="left"/>
+      <w:pPr>
+        <w:ind w:left="1080" w:hanging="360"/>
+      </w:pPr>
+    </w:lvl>
+    <w:lvl w:ilvl="2" w:tplc="0809001B" w:tentative="1">
+      <w:start w:val="1"/>
+      <w:numFmt w:val="lowerRoman"/>
+      <w:lvlText w:val="%3."/>
+      <w:lvlJc w:val="right"/>
+      <w:pPr>
+        <w:ind w:left="1800" w:hanging="180"/>
+      </w:pPr>
+    </w:lvl>
+    <w:lvl w:ilvl="3" w:tplc="0809000F" w:tentative="1">
+      <w:start w:val="1"/>
+      <w:numFmt w:val="decimal"/>
+      <w:lvlText w:val="%4."/>
+      <w:lvlJc w:val="left"/>
+      <w:pPr>
+        <w:ind w:left="2520" w:hanging="360"/>
+      </w:pPr>
+    </w:lvl>
+    <w:lvl w:ilvl="4" w:tplc="08090019" w:tentative="1">
+      <w:start w:val="1"/>
+      <w:numFmt w:val="lowerLetter"/>
+      <w:lvlText w:val="%5."/>
+      <w:lvlJc w:val="left"/>
+      <w:pPr>
+        <w:ind w:left="3240" w:hanging="360"/>
+      </w:pPr>
+    </w:lvl>
+    <w:lvl w:ilvl="5" w:tplc="0809001B" w:tentative="1">
+      <w:start w:val="1"/>
+      <w:numFmt w:val="lowerRoman"/>
+      <w:lvlText w:val="%6."/>
+      <w:lvlJc w:val="right"/>
+      <w:pPr>
+        <w:ind w:left="3960" w:hanging="180"/>
+      </w:pPr>
+    </w:lvl>
+    <w:lvl w:ilvl="6" w:tplc="0809000F" w:tentative="1">
+      <w:start w:val="1"/>
+      <w:numFmt w:val="decimal"/>
+      <w:lvlText w:val="%7."/>
+      <w:lvlJc w:val="left"/>
+      <w:pPr>
+        <w:ind w:left="4680" w:hanging="360"/>
+      </w:pPr>
+    </w:lvl>
+    <w:lvl w:ilvl="7" w:tplc="08090019" w:tentative="1">
+      <w:start w:val="1"/>
+      <w:numFmt w:val="lowerLetter"/>
+      <w:lvlText w:val="%8."/>
+      <w:lvlJc w:val="left"/>
+      <w:pPr>
+        <w:ind w:left="5400" w:hanging="360"/>
+      </w:pPr>
+    </w:lvl>
+    <w:lvl w:ilvl="8" w:tplc="0809001B" w:tentative="1">
+      <w:start w:val="1"/>
+      <w:numFmt w:val="lowerRoman"/>
+      <w:lvlText w:val="%9."/>
+      <w:lvlJc w:val="right"/>
+      <w:pPr>
+        <w:ind w:left="6120" w:hanging="180"/>
+      </w:pPr>
+    </w:lvl>
+  </w:abstractNum>
+  <w:abstractNum w:abstractNumId="3" w15:restartNumberingAfterBreak="0">
     <w:nsid w:val="33092910"/>
     <w:multiLevelType w:val="multilevel"/>
     <w:tmpl w:val="F118EB0C"/>
@@ -9880,7 +14697,7 @@
       </w:rPr>
     </w:lvl>
   </w:abstractNum>
-  <w:abstractNum w:abstractNumId="3" w15:restartNumberingAfterBreak="0">
+  <w:abstractNum w:abstractNumId="4" w15:restartNumberingAfterBreak="0">
     <w:nsid w:val="530E09DB"/>
     <w:multiLevelType w:val="multilevel"/>
     <w:tmpl w:val="9000E244"/>
@@ -10029,7 +14846,7 @@
       </w:rPr>
     </w:lvl>
   </w:abstractNum>
-  <w:abstractNum w:abstractNumId="4" w15:restartNumberingAfterBreak="0">
+  <w:abstractNum w:abstractNumId="5" w15:restartNumberingAfterBreak="0">
     <w:nsid w:val="601131C3"/>
     <w:multiLevelType w:val="multilevel"/>
     <w:tmpl w:val="67105666"/>
@@ -10178,7 +14995,7 @@
       </w:rPr>
     </w:lvl>
   </w:abstractNum>
-  <w:abstractNum w:abstractNumId="5" w15:restartNumberingAfterBreak="0">
+  <w:abstractNum w:abstractNumId="6" w15:restartNumberingAfterBreak="0">
     <w:nsid w:val="665B02BC"/>
     <w:multiLevelType w:val="multilevel"/>
     <w:tmpl w:val="381AAA9E"/>
@@ -10327,7 +15144,7 @@
       </w:rPr>
     </w:lvl>
   </w:abstractNum>
-  <w:abstractNum w:abstractNumId="6" w15:restartNumberingAfterBreak="0">
+  <w:abstractNum w:abstractNumId="7" w15:restartNumberingAfterBreak="0">
     <w:nsid w:val="6DAC3E5E"/>
     <w:multiLevelType w:val="multilevel"/>
     <w:tmpl w:val="9E8E1CF4"/>
@@ -10476,7 +15293,7 @@
       </w:rPr>
     </w:lvl>
   </w:abstractNum>
-  <w:abstractNum w:abstractNumId="7" w15:restartNumberingAfterBreak="0">
+  <w:abstractNum w:abstractNumId="8" w15:restartNumberingAfterBreak="0">
     <w:nsid w:val="73624505"/>
     <w:multiLevelType w:val="multilevel"/>
     <w:tmpl w:val="15943578"/>
@@ -10626,28 +15443,31 @@
     </w:lvl>
   </w:abstractNum>
   <w:num w:numId="1" w16cid:durableId="75128513">
-    <w:abstractNumId w:val="6"/>
+    <w:abstractNumId w:val="7"/>
   </w:num>
   <w:num w:numId="2" w16cid:durableId="1149131225">
-    <w:abstractNumId w:val="7"/>
+    <w:abstractNumId w:val="8"/>
   </w:num>
   <w:num w:numId="3" w16cid:durableId="163326432">
-    <w:abstractNumId w:val="4"/>
+    <w:abstractNumId w:val="5"/>
   </w:num>
   <w:num w:numId="4" w16cid:durableId="1498886126">
     <w:abstractNumId w:val="0"/>
   </w:num>
   <w:num w:numId="5" w16cid:durableId="25953140">
-    <w:abstractNumId w:val="5"/>
+    <w:abstractNumId w:val="6"/>
   </w:num>
   <w:num w:numId="6" w16cid:durableId="1512721203">
-    <w:abstractNumId w:val="2"/>
+    <w:abstractNumId w:val="3"/>
   </w:num>
   <w:num w:numId="7" w16cid:durableId="537547084">
     <w:abstractNumId w:val="1"/>
   </w:num>
   <w:num w:numId="8" w16cid:durableId="1890915807">
-    <w:abstractNumId w:val="3"/>
+    <w:abstractNumId w:val="4"/>
+  </w:num>
+  <w:num w:numId="9" w16cid:durableId="443696043">
+    <w:abstractNumId w:val="2"/>
   </w:num>
 </w:numbering>
 </file>
@@ -11698,6 +16518,75 @@
       <w:lang w:val="en-US" w:bidi="ar-EG"/>
     </w:rPr>
   </w:style>
+  <w:style w:type="paragraph" w:styleId="TOCHeading">
+    <w:name w:val="TOC Heading"/>
+    <w:basedOn w:val="Heading1"/>
+    <w:next w:val="Normal"/>
+    <w:uiPriority w:val="39"/>
+    <w:unhideWhenUsed/>
+    <w:qFormat/>
+    <w:rsid w:val="00895912"/>
+    <w:pPr>
+      <w:spacing w:before="240" w:after="0"/>
+      <w:outlineLvl w:val="9"/>
+    </w:pPr>
+    <w:rPr>
+      <w:kern w:val="0"/>
+      <w:sz w:val="32"/>
+      <w:szCs w:val="32"/>
+      <w:lang w:bidi="ar-SA"/>
+      <w14:ligatures w14:val="none"/>
+    </w:rPr>
+  </w:style>
+  <w:style w:type="paragraph" w:styleId="TOC1">
+    <w:name w:val="toc 1"/>
+    <w:basedOn w:val="Normal"/>
+    <w:next w:val="Normal"/>
+    <w:autoRedefine/>
+    <w:uiPriority w:val="39"/>
+    <w:unhideWhenUsed/>
+    <w:rsid w:val="00895912"/>
+    <w:pPr>
+      <w:spacing w:after="100"/>
+    </w:pPr>
+  </w:style>
+  <w:style w:type="paragraph" w:styleId="TOC2">
+    <w:name w:val="toc 2"/>
+    <w:basedOn w:val="Normal"/>
+    <w:next w:val="Normal"/>
+    <w:autoRedefine/>
+    <w:uiPriority w:val="39"/>
+    <w:unhideWhenUsed/>
+    <w:rsid w:val="00895912"/>
+    <w:pPr>
+      <w:spacing w:after="100"/>
+      <w:ind w:left="220"/>
+    </w:pPr>
+  </w:style>
+  <w:style w:type="paragraph" w:styleId="TOC3">
+    <w:name w:val="toc 3"/>
+    <w:basedOn w:val="Normal"/>
+    <w:next w:val="Normal"/>
+    <w:autoRedefine/>
+    <w:uiPriority w:val="39"/>
+    <w:unhideWhenUsed/>
+    <w:rsid w:val="00895912"/>
+    <w:pPr>
+      <w:spacing w:after="100"/>
+      <w:ind w:left="440"/>
+    </w:pPr>
+  </w:style>
+  <w:style w:type="character" w:styleId="Hyperlink">
+    <w:name w:val="Hyperlink"/>
+    <w:basedOn w:val="DefaultParagraphFont"/>
+    <w:uiPriority w:val="99"/>
+    <w:unhideWhenUsed/>
+    <w:rsid w:val="00895912"/>
+    <w:rPr>
+      <w:color w:val="467886" w:themeColor="hyperlink"/>
+      <w:u w:val="single"/>
+    </w:rPr>
+  </w:style>
 </w:styles>
 </file>
 
